--- a/docs/studienskripte/word-rohfassungen/woek-g-v05.docx
+++ b/docs/studienskripte/word-rohfassungen/woek-g-v05.docx
@@ -29,47 +29,7 @@
     </w:p>
     <w:p>
       <w:r>
-        <w:t>Track: Grundstudium Wirkungsökonomie</w:t>
-      </w:r>
-    </w:p>
-    <w:p>
-      <w:r>
-        <w:t>Kurscode: woek-g</w:t>
-      </w:r>
-    </w:p>
-    <w:p>
-      <w:r>
-        <w:t>Vorlesungscode: V05</w:t>
-      </w:r>
-    </w:p>
-    <w:p>
-      <w:r>
-        <w:t>Modul/Abschnitt: G1.2</w:t>
-      </w:r>
-    </w:p>
-    <w:p>
-      <w:r>
-        <w:t>Titel: Wirkleistung, Scheinleistung, Blindleistung und Verlustleistung</w:t>
-      </w:r>
-    </w:p>
-    <w:p>
-      <w:r>
-        <w:t>Status: Rohfassung V0 · Sprint-Produktionslauf · muss im nächsten Tiefensprint auf 40-50 Seiten erweitert werden</w:t>
-      </w:r>
-    </w:p>
-    <w:p>
-      <w:r>
-        <w:t>Quelle: woek-akademie-app/content/lehrgaenge/woek-g-v05.md</w:t>
-      </w:r>
-    </w:p>
-    <w:p>
-      <w:r>
-        <w:t>Ablage: Markdown-Master in content/studienskripte/woek-g-v05.md, Word-Rohfassung in docs/studienskripte/word-rohfassungen/woek-g-v05.docx</w:t>
-      </w:r>
-    </w:p>
-    <w:p>
-      <w:r>
-        <w:t>Wissensbasis: aktuelles Grundlagenwerk, Website-Korpus inklusive Journal, Akademie-Quelltexte, Glossar, interne Dossiers und externe Fachquellen</w:t>
+        <w:t>Track: Grundstudium Wirkungsökonomie Kurscode: woek-g Vorlesungscode: V05 Modul/Abschnitt: G1.2 Titel: Wirkleistung, Scheinleistung, Blindleistung und Verlustleistung Status: Rohfassung V0 · Sprint-Produktionslauf · muss im nächsten Tiefensprint auf 40-50 Seiten erweitert werden Quelle: woek-akademie-app/content/lehrgaenge/woek-g-v05.md Ablage: Markdown-Master in content/studienskripte/woek-g-v05.md, Word-Rohfassung in docs/studienskripte/word-rohfassungen/woek-g-v05.docx Wissensbasis: aktuelles Grundlagenwerk, Website-Korpus inklusive Journal, Akademie-Quelltexte, Glossar, interne Dossiers und externe Fachquellen</w:t>
       </w:r>
     </w:p>
     <w:p>
@@ -715,42 +675,7 @@
     </w:p>
     <w:p>
       <w:r>
-        <w:t>```chart-spec</w:t>
-      </w:r>
-    </w:p>
-    <w:p>
-      <w:r>
-        <w:t>slug: woek-g-v05-wirkpfad</w:t>
-      </w:r>
-    </w:p>
-    <w:p>
-      <w:r>
-        <w:t>type: wirkpfad</w:t>
-      </w:r>
-    </w:p>
-    <w:p>
-      <w:r>
-        <w:t>reuse_first: true</w:t>
-      </w:r>
-    </w:p>
-    <w:p>
-      <w:r>
-        <w:t>preferred_asset: content/studienskripte/assets/woek-g-v05/woek-g-v05-wirkpfad.svg</w:t>
-      </w:r>
-    </w:p>
-    <w:p>
-      <w:r>
-        <w:t>message: Wirkleistung, Scheinleistung, Blindleistung und Verlustleistung wird als Wirkpfad von Auslöser über Mechanismus, Wirkungsempfänger und Zustandsveränderung bis zur Rückkopplung dargestellt.</w:t>
-      </w:r>
-    </w:p>
-    <w:p>
-      <w:r>
-        <w:t>source: WÖk-Grundlagenwerk, Website-Korpus, Akademie-Quelltexte, Glossar</w:t>
-      </w:r>
-    </w:p>
-    <w:p>
-      <w:r>
-        <w:t>```</w:t>
+        <w:t>``chart-spec slug: woek-g-v05-wirkpfad type: wirkpfad reuse_first: true preferred_asset: content/studienskripte/assets/woek-g-v05/woek-g-v05-wirkpfad.svg message: Wirkleistung, Scheinleistung, Blindleistung und Verlustleistung wird als Wirkpfad von Auslöser über Mechanismus, Wirkungsempfänger und Zustandsveränderung bis zur Rückkopplung dargestellt. source: WÖk-Grundlagenwerk, Website-Korpus, Akademie-Quelltexte, Glossar ``</w:t>
       </w:r>
     </w:p>
     <w:p>

--- a/docs/studienskripte/word-rohfassungen/woek-g-v05.docx
+++ b/docs/studienskripte/word-rohfassungen/woek-g-v05.docx
@@ -29,7 +29,7 @@
     </w:p>
     <w:p>
       <w:r>
-        <w:t>Track: Grundstudium Wirkungsökonomie Kurscode: woek-g Vorlesungscode: V05 Modul/Abschnitt: G1.2 Titel: Wirkleistung, Scheinleistung, Blindleistung und Verlustleistung Status: Rohfassung V0 · Sprint-Produktionslauf · muss im nächsten Tiefensprint auf 40-50 Seiten erweitert werden Quelle: woek-akademie-app/content/lehrgaenge/woek-g-v05.md Ablage: Markdown-Master in content/studienskripte/woek-g-v05.md, Word-Rohfassung in docs/studienskripte/word-rohfassungen/woek-g-v05.docx Wissensbasis: aktuelles Grundlagenwerk, Website-Korpus inklusive Journal, Akademie-Quelltexte, Glossar, interne Dossiers und externe Fachquellen</w:t>
+        <w:t>Track: Grundstudium Wirkungsökonomie Kurscode: woek-g Vorlesungscode: V05 Modul/Abschnitt: G1.2 Titel: Wirkleistung, Scheinleistung, Blindleistung und Verlustleistung Status: Tiefenskript-Sprint 6 · substanzielle Arbeitsfassung, Claude-CI/CD-Finalisierung offen Quelle: woek-akademie-app/content/lehrgaenge/woek-g-v05.md Ablage: Markdown-Master in content/studienskripte/woek-g-v05.md, Word-Rohfassung in docs/studienskripte/word-rohfassungen/woek-g-v05.docx Wissensbasis: aktuelles Grundlagenwerk, Website-Korpus inklusive Journal, Akademie-Quelltexte, Glossar, interne Dossiers und externe Fachquellen</w:t>
       </w:r>
     </w:p>
     <w:p>
@@ -993,17 +993,1364 @@
         <w:pStyle w:val="Heading2"/>
       </w:pPr>
       <w:r>
-        <w:t>7. Prüfungsrelevanz</w:t>
-      </w:r>
-    </w:p>
-    <w:p>
-      <w:r>
-        <w:t>Diese Vorlesung ist prüfungsrelevant, aber die eigentliche Antwortlogik gehört nicht in das öffentliche Studienskript. Zertifikatsfragen, CorrectAnswer, Scoring-Regeln und Fallrubrics werden separat in der geschützten App-Lane unter woek-akademie-app/content/pruefungen/ gepflegt.</w:t>
-      </w:r>
-    </w:p>
-    <w:p>
-      <w:r>
-        <w:t>Für den Fragenpool sind besonders geeignet:</w:t>
+        <w:t>7. Tiefenskript-Erweiterung Sprint 6</w:t>
+      </w:r>
+    </w:p>
+    <w:p>
+      <w:r>
+        <w:t>Status dieser Erweiterung: ausgebaute Arbeitsfassung für Claude-CI/CD, Word-Rohfassung und Reader-Spiegel. Sie ersetzt noch nicht die spätere Satz-, Quellen- und PDF-Finalisierung, bringt die Vorlesung aber aus der Kurzfassung in eine substanzielle Studienskriptfassung.</w:t>
+      </w:r>
+    </w:p>
+    <w:p>
+      <w:pPr>
+        <w:pStyle w:val="Heading3"/>
+      </w:pPr>
+      <w:r>
+        <w:t>7.1 Leitthese</w:t>
+      </w:r>
+    </w:p>
+    <w:p>
+      <w:r>
+        <w:t>Wirkleistung, Scheinleistung, Blindleistung und Verlustleistung markiert im Grundstudium eine Grundentscheidung der Wirkungsökonomie: Entscheidend ist nicht, was plausibel klingt, sondern welche Zustände sich bei welchen Wirkungsempfängern in welchem Wirkungsraum tatsächlich verändern.</w:t>
+      </w:r>
+    </w:p>
+    <w:p>
+      <w:r>
+        <w:t>Die Vorlesung bleibt dabei an die Grundregel gebunden: Wirkung ist neutral und relational. Erst die Bewertung im Referenzrahmen Mensch, Planet, Demokratie, SDGs, Agenda 2030 und SDG+ entscheidet, ob eine Veränderung positiv, negativ oder ambivalent einzuordnen ist. Wenn eine Zielgröße gemeint ist, sprechen wir von positiver Netto-Wirkung.</w:t>
+      </w:r>
+    </w:p>
+    <w:p>
+      <w:pPr>
+        <w:pStyle w:val="Heading3"/>
+      </w:pPr>
+      <w:r>
+        <w:t>7.2 Didaktische Einordnung im Studiengang</w:t>
+      </w:r>
+    </w:p>
+    <w:p>
+      <w:r>
+        <w:t>V05 liegt an der Schwelle zwischen begrifflicher Grundlegung und Bewertungsarchitektur. Die Studierenden sollen nicht nur Begriffe wiedergeben, sondern an Fällen erkennen, welche Aussage schon Wirkung behauptet, welche nur Wirkungspotenzial beschreibt und wo ein Wirkungsrisiko offenliegt. Der Tiefensinn dieser Vorlesung liegt deshalb nicht in zusätzlicher Komplexität, sondern in besserer Unterscheidungsfähigkeit.</w:t>
+      </w:r>
+    </w:p>
+    <w:p>
+      <w:r>
+        <w:t>Für die spätere Praxis ist entscheidend, dass jede Analyse vier Ebenen getrennt hält:</w:t>
+      </w:r>
+    </w:p>
+    <w:p>
+      <w:r>
+        <w:t>1. Beschreibung: Was geschieht tatsächlich oder soll geschehen?</w:t>
+      </w:r>
+    </w:p>
+    <w:p>
+      <w:r>
+        <w:t>2. Kausalannahme: Über welchen Mechanismus könnte daraus eine Zustandsveränderung entstehen?</w:t>
+      </w:r>
+    </w:p>
+    <w:p>
+      <w:r>
+        <w:t>3. Bewertung: Welche Richtung hat diese Veränderung im Referenzrahmen?</w:t>
+      </w:r>
+    </w:p>
+    <w:p>
+      <w:r>
+        <w:t>4. Rückkopplung: Welche Entscheidung, Regel, Ressource oder Kommunikation wird dadurch verändert?</w:t>
+      </w:r>
+    </w:p>
+    <w:p>
+      <w:r>
+        <w:t>Wo diese Ebenen vermischt werden, entstehen typische WÖk-Fehler: Aktivität wird als Wirkung ausgegeben, Reichweite ersetzt Zustandsveränderung, gute Absicht verdeckt Nebenwirkungen oder Reporting wird mit Lernen verwechselt.</w:t>
+      </w:r>
+    </w:p>
+    <w:p>
+      <w:pPr>
+        <w:pStyle w:val="Heading3"/>
+      </w:pPr>
+      <w:r>
+        <w:t>7.3 Analysemodell</w:t>
+      </w:r>
+    </w:p>
+    <w:tbl>
+      <w:tblPr>
+        <w:tblStyle w:val="TableGrid"/>
+        <w:tblW w:type="auto" w:w="0"/>
+        <w:jc w:val="left"/>
+        <w:tblLook w:firstColumn="1" w:firstRow="1" w:lastColumn="0" w:lastRow="0" w:noHBand="0" w:noVBand="1" w:val="04A0"/>
+      </w:tblPr>
+      <w:tblGrid>
+        <w:gridCol w:w="2340"/>
+        <w:gridCol w:w="2340"/>
+        <w:gridCol w:w="2340"/>
+        <w:gridCol w:w="2340"/>
+      </w:tblGrid>
+      <w:tr>
+        <w:tc>
+          <w:tcPr>
+            <w:tcW w:type="dxa" w:w="2340"/>
+            <w:vAlign w:val="center"/>
+          </w:tcPr>
+          <w:p>
+            <w:r>
+              <w:rPr>
+                <w:b/>
+              </w:rPr>
+              <w:t>Analyseobjekt</w:t>
+            </w:r>
+          </w:p>
+        </w:tc>
+        <w:tc>
+          <w:tcPr>
+            <w:tcW w:type="dxa" w:w="2340"/>
+            <w:vAlign w:val="center"/>
+          </w:tcPr>
+          <w:p>
+            <w:r>
+              <w:rPr>
+                <w:b/>
+              </w:rPr>
+              <w:t>Woran es wirkt</w:t>
+            </w:r>
+          </w:p>
+        </w:tc>
+        <w:tc>
+          <w:tcPr>
+            <w:tcW w:type="dxa" w:w="2340"/>
+            <w:vAlign w:val="center"/>
+          </w:tcPr>
+          <w:p>
+            <w:r>
+              <w:rPr>
+                <w:b/>
+              </w:rPr>
+              <w:t>Typischer Fehler</w:t>
+            </w:r>
+          </w:p>
+        </w:tc>
+        <w:tc>
+          <w:tcPr>
+            <w:tcW w:type="dxa" w:w="2340"/>
+            <w:vAlign w:val="center"/>
+          </w:tcPr>
+          <w:p>
+            <w:r>
+              <w:rPr>
+                <w:b/>
+              </w:rPr>
+              <w:t>Saubere WÖk-Lesart</w:t>
+            </w:r>
+          </w:p>
+        </w:tc>
+      </w:tr>
+      <w:tr>
+        <w:tc>
+          <w:tcPr>
+            <w:tcW w:type="dxa" w:w="2340"/>
+            <w:vAlign w:val="center"/>
+          </w:tcPr>
+          <w:p>
+            <w:r>
+              <w:t>Begriff</w:t>
+            </w:r>
+          </w:p>
+        </w:tc>
+        <w:tc>
+          <w:tcPr>
+            <w:tcW w:type="dxa" w:w="2340"/>
+            <w:vAlign w:val="center"/>
+          </w:tcPr>
+          <w:p>
+            <w:r>
+              <w:t>Was muss präzise getrennt werden?</w:t>
+            </w:r>
+          </w:p>
+        </w:tc>
+        <w:tc>
+          <w:tcPr>
+            <w:tcW w:type="dxa" w:w="2340"/>
+            <w:vAlign w:val="center"/>
+          </w:tcPr>
+          <w:p>
+            <w:r>
+              <w:t>Typischer Fehler</w:t>
+            </w:r>
+          </w:p>
+        </w:tc>
+        <w:tc>
+          <w:tcPr>
+            <w:tcW w:type="dxa" w:w="2340"/>
+            <w:vAlign w:val="center"/>
+          </w:tcPr>
+          <w:p>
+            <w:r>
+              <w:t>Saubere WÖk-Lesart</w:t>
+            </w:r>
+          </w:p>
+        </w:tc>
+      </w:tr>
+      <w:tr>
+        <w:tc>
+          <w:tcPr>
+            <w:tcW w:type="dxa" w:w="2340"/>
+            <w:vAlign w:val="center"/>
+          </w:tcPr>
+          <w:p>
+            <w:r>
+              <w:t>Wirkung</w:t>
+            </w:r>
+          </w:p>
+        </w:tc>
+        <w:tc>
+          <w:tcPr>
+            <w:tcW w:type="dxa" w:w="2340"/>
+            <w:vAlign w:val="center"/>
+          </w:tcPr>
+          <w:p>
+            <w:r>
+              <w:t>tatsächliche Zustandsveränderung</w:t>
+            </w:r>
+          </w:p>
+        </w:tc>
+        <w:tc>
+          <w:tcPr>
+            <w:tcW w:type="dxa" w:w="2340"/>
+            <w:vAlign w:val="center"/>
+          </w:tcPr>
+          <w:p>
+            <w:r>
+              <w:t>Absicht, Aktivität oder Reichweite als Wirkung ausgeben</w:t>
+            </w:r>
+          </w:p>
+        </w:tc>
+        <w:tc>
+          <w:tcPr>
+            <w:tcW w:type="dxa" w:w="2340"/>
+            <w:vAlign w:val="center"/>
+          </w:tcPr>
+          <w:p>
+            <w:r>
+              <w:t>Zustand, Empfänger, Wirkpfad und Quelle nennen</w:t>
+            </w:r>
+          </w:p>
+        </w:tc>
+      </w:tr>
+      <w:tr>
+        <w:tc>
+          <w:tcPr>
+            <w:tcW w:type="dxa" w:w="2340"/>
+            <w:vAlign w:val="center"/>
+          </w:tcPr>
+          <w:p>
+            <w:r>
+              <w:t>Potenzial</w:t>
+            </w:r>
+          </w:p>
+        </w:tc>
+        <w:tc>
+          <w:tcPr>
+            <w:tcW w:type="dxa" w:w="2340"/>
+            <w:vAlign w:val="center"/>
+          </w:tcPr>
+          <w:p>
+            <w:r>
+              <w:t>mögliche künftige Wirkung</w:t>
+            </w:r>
+          </w:p>
+        </w:tc>
+        <w:tc>
+          <w:tcPr>
+            <w:tcW w:type="dxa" w:w="2340"/>
+            <w:vAlign w:val="center"/>
+          </w:tcPr>
+          <w:p>
+            <w:r>
+              <w:t>Möglichkeit als Ergebnis verkaufen</w:t>
+            </w:r>
+          </w:p>
+        </w:tc>
+        <w:tc>
+          <w:tcPr>
+            <w:tcW w:type="dxa" w:w="2340"/>
+            <w:vAlign w:val="center"/>
+          </w:tcPr>
+          <w:p>
+            <w:r>
+              <w:t>Bedingungen, Unsicherheit und Resonanzraum markieren</w:t>
+            </w:r>
+          </w:p>
+        </w:tc>
+      </w:tr>
+      <w:tr>
+        <w:tc>
+          <w:tcPr>
+            <w:tcW w:type="dxa" w:w="2340"/>
+            <w:vAlign w:val="center"/>
+          </w:tcPr>
+          <w:p>
+            <w:r>
+              <w:t>Risiko</w:t>
+            </w:r>
+          </w:p>
+        </w:tc>
+        <w:tc>
+          <w:tcPr>
+            <w:tcW w:type="dxa" w:w="2340"/>
+            <w:vAlign w:val="center"/>
+          </w:tcPr>
+          <w:p>
+            <w:r>
+              <w:t>mögliche negative Wirkung oder Nebenwirkung</w:t>
+            </w:r>
+          </w:p>
+        </w:tc>
+        <w:tc>
+          <w:tcPr>
+            <w:tcW w:type="dxa" w:w="2340"/>
+            <w:vAlign w:val="center"/>
+          </w:tcPr>
+          <w:p>
+            <w:r>
+              <w:t>positive Geschichte ohne Schattenseite erzählen</w:t>
+            </w:r>
+          </w:p>
+        </w:tc>
+        <w:tc>
+          <w:tcPr>
+            <w:tcW w:type="dxa" w:w="2340"/>
+            <w:vAlign w:val="center"/>
+          </w:tcPr>
+          <w:p>
+            <w:r>
+              <w:t>Nebenwirkungen, Rebound und Zielkonflikte offenlegen</w:t>
+            </w:r>
+          </w:p>
+        </w:tc>
+      </w:tr>
+      <w:tr>
+        <w:tc>
+          <w:tcPr>
+            <w:tcW w:type="dxa" w:w="2340"/>
+            <w:vAlign w:val="center"/>
+          </w:tcPr>
+          <w:p>
+            <w:r>
+              <w:t>Rückkopplung</w:t>
+            </w:r>
+          </w:p>
+        </w:tc>
+        <w:tc>
+          <w:tcPr>
+            <w:tcW w:type="dxa" w:w="2340"/>
+            <w:vAlign w:val="center"/>
+          </w:tcPr>
+          <w:p>
+            <w:r>
+              <w:t>Konsequenz aus beobachteter oder bewerteter Wirkung</w:t>
+            </w:r>
+          </w:p>
+        </w:tc>
+        <w:tc>
+          <w:tcPr>
+            <w:tcW w:type="dxa" w:w="2340"/>
+            <w:vAlign w:val="center"/>
+          </w:tcPr>
+          <w:p>
+            <w:r>
+              <w:t>Reporting als Abschluss behandeln</w:t>
+            </w:r>
+          </w:p>
+        </w:tc>
+        <w:tc>
+          <w:tcPr>
+            <w:tcW w:type="dxa" w:w="2340"/>
+            <w:vAlign w:val="center"/>
+          </w:tcPr>
+          <w:p>
+            <w:r>
+              <w:t>Lernen und Steuerungsänderung einbauen</w:t>
+            </w:r>
+          </w:p>
+        </w:tc>
+      </w:tr>
+    </w:tbl>
+    <w:p/>
+    <w:p>
+      <w:pPr>
+        <w:pStyle w:val="Heading3"/>
+      </w:pPr>
+      <w:r>
+        <w:t>7.4 Modellformel</w:t>
+      </w:r>
+    </w:p>
+    <w:p>
+      <w:r>
+        <w:t>Die folgende Formel ist ein didaktisches Denkmodell, kein amtlicher Bewertungsstandard:</w:t>
+      </w:r>
+    </w:p>
+    <w:p>
+      <w:r>
+        <w:t>Wirkung = Delta Zustand(Empfaenger, Raum, Zeit) \; durch \; Wirkpfad(Ausloeser, Mechanismus, Resonanz, Rueckkopplung)</w:t>
+      </w:r>
+    </w:p>
+    <w:p>
+      <w:r>
+        <w:t>Die Formel ist ein didaktisches Raster: Sie schützt davor, Wirkung auf Absicht, Output, Symbolik oder Reichweite zu verkürzen.</w:t>
+      </w:r>
+    </w:p>
+    <w:p>
+      <w:r>
+        <w:t>Die Formel soll gerade keine Scheingenauigkeit erzeugen. Sie zwingt dazu, die Faktoren offen zu legen, die eine Aussage tragen. In einem echten Bewertungsprozess müssten Datenquelle, Aktualität, Datenqualitätsklasse, Unsicherheitsgrad und Rückkopplungsregel ergänzt werden.</w:t>
+      </w:r>
+    </w:p>
+    <w:p>
+      <w:pPr>
+        <w:pStyle w:val="Heading3"/>
+      </w:pPr>
+      <w:r>
+        <w:t>7.5 Fallfenster</w:t>
+      </w:r>
+    </w:p>
+    <w:p>
+      <w:r>
+        <w:t>Fall 1. Ein Projekt kann im Themenfeld Wirkleistung, Scheinleistung, Blindleistung und Verlustleistung überzeugend kommunizieren und trotzdem nur Wirkungspotenzial erzeugen. Die WÖk-Prüfung beginnt erst, wenn klar wird, welcher Zustand sich bei wem verändert.</w:t>
+      </w:r>
+    </w:p>
+    <w:p>
+      <w:r>
+        <w:t>Fall 2. Eine Organisation kann im Themenfeld Wirkleistung, Scheinleistung, Blindleistung und Verlustleistung gute Absichten haben und zugleich Wirkungsrisiken übersehen. Das Skript trainiert deshalb die Trennung von Absicht, Auslöser, Wirkmechanismus, Empfänger, Datenlage und Bewertung.</w:t>
+      </w:r>
+    </w:p>
+    <w:p>
+      <w:pPr>
+        <w:pStyle w:val="Heading3"/>
+      </w:pPr>
+      <w:r>
+        <w:t>7.6 Prüfungsnahe Fallfragen ohne geschützte Antwortlogik</w:t>
+      </w:r>
+    </w:p>
+    <w:p>
+      <w:r>
+        <w:t>Diese Fragen sind öffentlich und dienen dem Lernen. Die geschützte Antwortlogik, Scoring-Regeln und CorrectAnswer-Felder bleiben in der Prüfungs-Lane der App.</w:t>
+      </w:r>
+    </w:p>
+    <w:p>
+      <w:r>
+        <w:t>1. Beschreibe den Auslöser im Fall und trenne ihn von Absicht, Image oder Reichweite.</w:t>
+      </w:r>
+    </w:p>
+    <w:p>
+      <w:r>
+        <w:t>2. Formuliere einen plausiblen Wirkpfad mit Wirkungsempfängern, Zustandsveränderung und Rückkopplung.</w:t>
+      </w:r>
+    </w:p>
+    <w:p>
+      <w:r>
+        <w:t>3. Benenne mindestens ein Wirkungspotenzial und ein Wirkungsrisiko.</w:t>
+      </w:r>
+    </w:p>
+    <w:p>
+      <w:r>
+        <w:t>4. Zeige, welche Quelle oder Datenart nötig wäre, um von Potenzial zu belastbarer Wirkungsaussage zu kommen.</w:t>
+      </w:r>
+    </w:p>
+    <w:p>
+      <w:r>
+        <w:t>5. Prüfe, ob Nichtkompensation oder Reverse Merit Order einschlägig sein könnten.</w:t>
+      </w:r>
+    </w:p>
+    <w:p>
+      <w:r>
+        <w:t>6. Formuliere eine saubere Wirkungsaussage in einem Satz: Was wissen wir, was nehmen wir an, was bleibt offen?</w:t>
+      </w:r>
+    </w:p>
+    <w:p>
+      <w:pPr>
+        <w:pStyle w:val="Heading3"/>
+      </w:pPr>
+      <w:r>
+        <w:t>7.7 Auswertung aus der lebenden Website-Referenz</w:t>
+      </w:r>
+    </w:p>
+    <w:p>
+      <w:pPr>
+        <w:pStyle w:val="Heading3"/>
+      </w:pPr>
+      <w:r>
+        <w:t>Quellenanker: Kapitel 7 - Bürokratie als Reparaturmaschine</w:t>
+      </w:r>
+    </w:p>
+    <w:p>
+      <w:r>
+        <w:t>Interne Quelle: referenz/kapitel-007-buerokratie-als-reparaturmaschine/index.html</w:t>
+      </w:r>
+    </w:p>
+    <w:p>
+      <w:r>
+        <w:t>Dieses Kapitel verschiebt die Bürokratiedebatte. Bürokratie wird hier nicht pauschal als Gegner von Freiheit dargestellt. Moderne Gesellschaften brauchen Verwaltung, Verfahren, Register, Kontrollen und Rechtsklarheit. Das Problem entsteht dort, wo Verwaltung immer größere Reparaturarbeit leisten muss, weil die Grundsteuerung des Systems falsche Signale sendet. Bürokratie erscheint dann nicht mehr als Schutzstruktur, sondern als Reparaturmaschine eines falschen Kompasses.</w:t>
+      </w:r>
+    </w:p>
+    <w:p>
+      <w:r>
+        <w:t>Bürokratie ist nicht das Grundproblem. Diese Klarstellung ist wichtig, weil jede ernsthafte Kritik an Bürokratie sonst in die falsche Richtung führt. Eine moderne Gesellschaft braucht Verwaltung. Sie braucht Verfahren, Nachweise, Rechtsklarheit, Steuervollzug, Verbraucherschutz, Umweltaufsicht, Sozialleistungen, Bauordnungen, Register, Gerichte, Haushaltskontrolle und demokratische Kontrolle. Ohne Verfahren wird Macht willkürlich. Ohne Regeln gewinnen die Stärkeren. Ohne Verwaltung bleiben Rechte auf dem Papier.</w:t>
+      </w:r>
+    </w:p>
+    <w:p>
+      <w:r>
+        <w:t>Das Problem beginnt an einer anderen Stelle: Bürokratie kann ihre Funktion verlieren. Dann dient sie nicht mehr der Klarheit, sondern ersetzt sie. Sie wird zur Reparaturmaschine eines Systems, das an der falschen Stelle steuert. Sie wächst, weil Märkte falsche Signale senden. Sie wächst, weil Preise Folgekosten verschweigen. Sie wächst, weil Steuern Wirkung nicht unterscheiden. Sie wächst, weil Förderprogramme ausgleichen sollen, was der Grundmechanismus vorher beschädigt hat. Sie wächst, weil Politik Symptome reguliert, statt den Kompass zu korrigieren.</w:t>
+      </w:r>
+    </w:p>
+    <w:p>
+      <w:r>
+        <w:t>Bürokratie ist dann nicht der Staat, der zu viel denkt. Bürokratie ist der Staat, der ständig flicken muss, weil das System falsch misst.</w:t>
+      </w:r>
+    </w:p>
+    <w:p>
+      <w:r>
+        <w:t>Die Wirkungsökonomie beginnt deshalb nicht mit dem Ruf nach weniger Regeln. Weniger Regeln in einem falsch gesteuerten System bedeuten nicht automatisch mehr Freiheit. Sie können auch mehr Externalisierung, mehr Machtmissbrauch, mehr ökologische Schäden, mehr soziale Unsicherheit und mehr demokratische Verwundbarkeit erzeugen.</w:t>
+      </w:r>
+    </w:p>
+    <w:p>
+      <w:r>
+        <w:t>Die richtige Frage lautet nicht: Welche Vorschrift können wir streichen?</w:t>
+      </w:r>
+    </w:p>
+    <w:p>
+      <w:r>
+        <w:t>Die richtige Frage lautet: Welche Blindleistung erzeugt diese Vorschrift, und welche bessere Steuerungslogik macht sie überflüssig?</w:t>
+      </w:r>
+    </w:p>
+    <w:p>
+      <w:pPr>
+        <w:pStyle w:val="Heading3"/>
+      </w:pPr>
+      <w:r>
+        <w:t>7.1 Der Unterschied zwischen Schutz und Reparatur</w:t>
+      </w:r>
+    </w:p>
+    <w:p>
+      <w:r>
+        <w:t>Nicht jede Verwaltung ist Bürokratie im schlechten Sinn. Datenschutz, Arbeitsschutz, Lebensmittelsicherheit, Umweltaufsicht, Antikorruptionsregeln, Sozialleistungen, Rechtsbehelfe und Gleichbehandlung sind Schutzaufwand. Sie sichern Freiheit, Gesundheit, Fairness und Rechtsstaatlichkeit. Ein Staat, der diese Schutzfunktionen abbaut, wird nicht automatisch moderner. Er wird anfälliger für Willkür, Ausbeutung und Machtkonzentration.</w:t>
+      </w:r>
+    </w:p>
+    <w:p>
+      <w:r>
+        <w:t>Daneben gibt es Standardisierungsaufwand. Er kann produktiv sein, wenn er Mehrfacharbeit reduziert und Verfahren vereinheitlicht. Gemeinsame Datenformate, klare Register, interoperable Schnittstellen, digitale Nachweise und ein Once-Only-Prinzip können Verwaltung entlasten, wenn sie Prozesse vereinfachen statt nur Papier zu digitalisieren.</w:t>
+      </w:r>
+    </w:p>
+    <w:p>
+      <w:r>
+        <w:t>Problematisch ist der dritte Bereich: Reparaturaufwand.</w:t>
+      </w:r>
+    </w:p>
+    <w:p>
+      <w:r>
+        <w:t>Reparaturaufwand entsteht, wenn Verwaltung Schäden verwaltet, die ein falsch gesteuertes System vorher erzeugt hat. Dazu gehören Förderdschungel, Ausnahmeverfahren, doppelte Nachweise, symbolische Berichtspflichten, Kompensationsprogramme gegen falsche Preise und Verwaltungsaufwand für Probleme, die bei ehrlicher Steuerung kleiner wären.</w:t>
+      </w:r>
+    </w:p>
+    <w:p>
+      <w:r>
+        <w:t>Guter Bürokratieabbau reduziert Reparaturaufwand. Schlechter Bürokratieabbau reduziert Schutzaufwand.</w:t>
+      </w:r>
+    </w:p>
+    <w:p>
+      <w:r>
+        <w:t>Dieser Unterschied entscheidet darüber, ob ein Reformvorschlag Freiheit schafft oder Folgekosten verschiebt. Wer Schutzregeln streicht, ohne die Ursache der Schäden zu verändern, verlagert Verantwortung auf Menschen, Umwelt, Kommunen, Gerichte, Krankenkassen oder kommende Generationen. Wer Reparaturaufwand reduziert, indem er die falsche Steuerung korrigiert, schafft echte Entlastung.</w:t>
+      </w:r>
+    </w:p>
+    <w:p>
+      <w:pPr>
+        <w:pStyle w:val="Heading3"/>
+      </w:pPr>
+      <w:r>
+        <w:t>7.2 Falsche Preise erzeugen Verwaltungsbedarf</w:t>
+      </w:r>
+    </w:p>
+    <w:p>
+      <w:r>
+        <w:t>Falsche Preise erzeugen Bürokratie, weil sie Schäden erst nachträglich sichtbar machen.</w:t>
+      </w:r>
+    </w:p>
+    <w:p>
+      <w:r>
+        <w:t>Ein Produkt kommt günstig in den Markt, weil seine Klimawirkung, sein Wasserverbrauch, seine Arbeitsbedingungen, seine Gesundheitsfolgen oder seine Ressourcenfolgen nicht ausreichend im Preis stehen. Später entstehen Klimaanpassungskosten, Gesundheitsbelastungen, Versicherungsschäden, Ernteausfälle, soziale Konflikte und Infrastrukturprobleme. Dann reagiert der Staat mit Grenzwerten, Hilfsprogrammen, Berichtspflichten, Ausnahmen, Zertifikaten, Kompensationen und Kontrollen.</w:t>
+      </w:r>
+    </w:p>
+    <w:p>
+      <w:r>
+        <w:t>Dasselbe Muster erscheint in vielen Bereichen. Schlechte Arbeitsbedingungen erzeugen später Arbeitsschutzkontrollen, Mindestlohndebatten, Klagen, Sozialkosten und Förderprogramme für bessere Beschäftigung. Wohnraumspekulation erzeugt Mietregeln, Wohngeld, Sanierungsförderungen, Zweckentfremdungsverbote und kommunale Sonderprogramme. Fossile Pfade erzeugen CO2-Preise, Ausnahmen, Entlastungspakete, Förderlinien, Härtefallregelungen und Nachweispflichten. Lieferkettenrisiken erzeugen Fragebögen, Audits, Selbstauskünfte und Parallelstandards, wenn keine gemeinsame Datenlogik existiert.</w:t>
+      </w:r>
+    </w:p>
+    <w:p>
+      <w:r>
+        <w:t>Der Staat wirkt dann überlastet, obwohl das Grundproblem vorher entstanden ist. Er versucht, nachträglich zu reparieren, was Preise, Steuern und Kapitalflüsse nicht von Beginn an richtig zurückgemeldet haben.</w:t>
+      </w:r>
+    </w:p>
+    <w:p>
+      <w:r>
+        <w:t>Was am Ursprung nicht bewertet wird, wird am Ende verwaltet.</w:t>
+      </w:r>
+    </w:p>
+    <w:p>
+      <w:r>
+        <w:t>Diese Reparaturverwaltung wird besonders sichtbar, wenn das System gleichzeitig schädliches Verhalten ermöglicht und gutes Verhalten nachträglich fördert. Ein Unternehmen, das faire Löhne zahlt und klimafreundlich produziert, hat höhere Kosten. Ein Unternehmen, das Kosten auslagert, kann günstiger anbieten. Danach finanziert der Staat Programme, um verantwortliches Verhalten wieder konkurrenzfähig zu machen.</w:t>
+      </w:r>
+    </w:p>
+    <w:p>
+      <w:r>
+        <w:t>Das ist keine schlanke Ordnung. Das ist ein System, das zuerst falsche Vorteile zulässt und danach versucht, sie mit Verwaltung zu korrigieren.</w:t>
+      </w:r>
+    </w:p>
+    <w:p>
+      <w:pPr>
+        <w:pStyle w:val="Heading3"/>
+      </w:pPr>
+      <w:r>
+        <w:t>7.3 Förderlogik als Symptom</w:t>
+      </w:r>
+    </w:p>
+    <w:p>
+      <w:r>
+        <w:t>Förderprogramme sind nicht falsch. Sie können Innovation ermöglichen, Transformation beschleunigen, soziale Härten abfedern und Übergänge sichern. Sie sind besonders dort wichtig, wo ein System neue Technologien, neue Infrastrukturen oder neue soziale Lösungen erst aufbauen muss.</w:t>
+      </w:r>
+    </w:p>
+    <w:p>
+      <w:r>
+        <w:t>Aber Förderlogik wird zum Symptom, wenn sie dauerhaft korrigieren soll, was Preise und Steuern vorher falsch setzen.</w:t>
+      </w:r>
+    </w:p>
+    <w:p>
+      <w:r>
+        <w:t>Dann finanziert der Staat Klimaschutzprogramme, während klimaschädliche Strukturen weiter günstige Signale erhalten. Er fördert faire Produktion, während unfaire Produktion am Markt preislich im Vorteil bleibt. Er unterstützt energetische Sanierung, während kurzfristige Renditelogik und soziale Verdrängungsrisiken nicht ausreichend gekoppelt werden. Er fördert nachhaltige Mobilität, während Infrastruktur, Raumplanung und alte Kostenlogiken gegenläufig wirken.</w:t>
+      </w:r>
+    </w:p>
+    <w:p>
+      <w:r>
+        <w:t>So entsteht ein Flickenteppich. Ein Programm gleicht aus, was ein anderer Mechanismus verschärft. Eine Subvention versucht zu heilen, was ein Preis verzerrt. Eine Ausnahme beruhigt eine Gruppe, die von einem schlecht gebauten Instrument belastet wird. Eine Berichtspflicht soll Transparenz schaffen, wo der Markt selbst keine ausreichende Wahrheit zeigt. Jede Maßnahme hat ihre eigene Logik, ihre eigenen Anträge, Nachweise, Fristen, Bedingungen und Prüfstellen.</w:t>
+      </w:r>
+    </w:p>
+    <w:p>
+      <w:r>
+        <w:t>Die Folge ist nicht nur Verwaltungsaufwand. Die Folge ist Orientierungslosigkeit. Unternehmen wissen nicht, welcher Rahmen langfristig gilt. Kommunen kämpfen mit wechselnden Förderrichtlinien. Bürgerinnen und Bürger erleben Anträge statt einfacher Zugänge. Verwaltungen prüfen Mittelverwendung, ohne immer sicher zu wissen, welche Wirkung tatsächlich entstanden ist. Politik feiert Fördervolumen, obwohl Fördervolumen noch keine Zustandsverbesserung ist.</w:t>
+      </w:r>
+    </w:p>
+    <w:p>
+      <w:r>
+        <w:t>Förderung darf deshalb nicht Ersatz für Systemklarheit werden. Sie muss Übergänge ermöglichen, nicht den defekten Kompass dauerhaft überdecken. Ein gutes Förderprogramm hat ein klares Ende, eine messbare Wirkung und eine systemische Anschlusslogik. Ein schlechtes Förderprogramm erzeugt Dauerverwaltung, Mitnahmeeffekte und neue Abhängigkeiten.</w:t>
+      </w:r>
+    </w:p>
+    <w:p>
+      <w:pPr>
+        <w:pStyle w:val="Heading3"/>
+      </w:pPr>
+      <w:r>
+        <w:t>7.4 Doppelabfragen und Nachweischaos</w:t>
+      </w:r>
+    </w:p>
+    <w:p>
+      <w:r>
+        <w:t>Ein weiterer Bürokratieverstärker liegt in fehlender Standardisierung.</w:t>
+      </w:r>
+    </w:p>
+    <w:p>
+      <w:r>
+        <w:t>Wenn jedes Institut, jede Behörde, jeder Investor, jeder Kunde, jeder Konzern und jedes Förderprogramm andere Nachweise verlangt, entsteht ein System aus Mehrfachabfragen. Dieselben Daten werden mehrfach erhoben, verschieden formatiert, anders bewertet und zu unterschiedlichen Fristen eingereicht. Für große Unternehmen ist das teuer. Für kleine und mittlere Unternehmen kann es überfordernd werden.</w:t>
+      </w:r>
+    </w:p>
+    <w:p>
+      <w:r>
+        <w:t>Diese Doppelabfragen entstehen nicht, weil Nachhaltigkeits- oder Wirkungsdaten überflüssig wären. Sie entstehen, weil es keine gemeinsame Steuerungs- und Datenlogik gibt. Eine Bank fragt nach Klimarisiken. Ein Kunde fragt nach Lieferkettendaten. Ein Förderprogramm fragt nach Emissionen. Eine Versicherung fragt nach Standort- und Schadensrisiken. Ein Konzern fragt seine Zulieferer nach eigenen Kriterien. Eine Behörde verlangt andere Angaben.</w:t>
+      </w:r>
+    </w:p>
+    <w:p>
+      <w:r>
+        <w:t>Jede Abfrage ist einzeln erklärbar. Zusammen entsteht Blindleistung.</w:t>
+      </w:r>
+    </w:p>
+    <w:p>
+      <w:r>
+        <w:t>Das Ergebnis ist paradox. Gerade Unternehmen, die Verantwortung übernehmen wollen, verbringen viel Zeit mit Nachweisen, statt ihre Wirkung zu verbessern. Nachhaltigkeit wird zur Formulartätigkeit. Daten werden nicht als gemeinsame Entscheidungsgrundlage erlebt, sondern als Belastung. Dadurch wächst Widerstand gegen Berichte, Standards und Transparenz, obwohl das eigentliche Problem nicht in den Daten liegt. Das Problem liegt in unverbundenen Datenanforderungen.</w:t>
+      </w:r>
+    </w:p>
+    <w:p>
+      <w:r>
+        <w:t>Bürokratieabbau heißt deshalb nicht: keine Daten.</w:t>
+      </w:r>
+    </w:p>
+    <w:p>
+      <w:r>
+        <w:t>Bürokratieabbau heißt: weniger doppelte Daten. Weniger widersprüchliche Formate. Weniger Sonderlogiken. Weniger individuelle Fragebögen. Weniger Nachweise, die keinen Entscheidungswert haben.</w:t>
+      </w:r>
+    </w:p>
+    <w:p>
+      <w:pPr>
+        <w:pStyle w:val="Heading3"/>
+      </w:pPr>
+      <w:r>
+        <w:t>Quellenanker: Kapitel 15 - Leistung neu definieren</w:t>
+      </w:r>
+    </w:p>
+    <w:p>
+      <w:r>
+        <w:t>Interne Quelle: referenz/kapitel-015-leistung-neu-definieren/index.html</w:t>
+      </w:r>
+    </w:p>
+    <w:p>
+      <w:r>
+        <w:t>Dieses Kapitel korrigiert einen der mächtigsten Begriffe der alten Ordnung: Leistung. Die Wirkungsökonomie schafft das Leistungsprinzip nicht ab. Sie rettet es vor seiner falschen Messung. Denn eine Gesellschaft braucht Anerkennung für echte Beiträge. Aber sie muss präziser bestimmen, was ein Beitrag ist. Leistung ist nicht bloß Aufwand, Einkommen, Umsatz, Gewinn, Reichweite oder Aktivität. Leistung ist positive Wirkung.</w:t>
+      </w:r>
+    </w:p>
+    <w:p>
+      <w:r>
+        <w:t>Leistung gehört zu den mächtigsten Begriffen der alten Ordnung. Kaum ein Begriff entscheidet stärker darüber, wer Anerkennung erhält, wer Einkommen bekommt, wer als erfolgreich gilt, welche Tätigkeiten politisch geschützt werden und welche Bereiche als Kosten erscheinen. Wer leistet, soll belohnt werden. Diese Idee ist richtig. Das Problem liegt nicht im Leistungsprinzip. Das Problem liegt darin, dass Leistung falsch gemessen wurde.</w:t>
+      </w:r>
+    </w:p>
+    <w:p>
+      <w:r>
+        <w:t>Die alte Ordnung verwechselt Leistung mit Aufwand, Beschäftigung, Einkommen, Umsatz, Gewinn, Reichweite oder Aktivität. Wer viel arbeitet, gilt als leistungsstark. Wer viel verdient, gilt als leistungsstark. Wer hohe Umsätze erzielt, gilt als leistungsstark. Wer wächst, gilt als leistungsstark. Wer viele Menschen erreicht, gilt als relevant. Doch all diese Größen zeigen noch nicht, ob eine positive Zustandsveränderung entsteht.</w:t>
+      </w:r>
+    </w:p>
+    <w:p>
+      <w:r>
+        <w:t>Die Wirkungsökonomie definiert Leistung neu.</w:t>
+      </w:r>
+    </w:p>
+    <w:p>
+      <w:r>
+        <w:t>Leistung ist nicht das, was viel bewegt. Leistung ist das, was wirksam verbessert.</w:t>
+      </w:r>
+    </w:p>
+    <w:p>
+      <w:r>
+        <w:t>Damit verändert sich die Bewertung von Arbeit, Unternehmen, Staat, Kapital, Medien, Produkten und Institutionen. Eine Gesellschaft kann sehr aktiv sein und trotzdem wenig leisten, wenn ihre Aktivität keine guten Zustände erzeugt. Sie kann viel verwalten, viel produzieren, viel konsumieren, viel berichten und viel Kapital bewegen, während Mensch, Planet und Demokratie geschwächt werden. Umgekehrt kann eine Tätigkeit geringe Marktwerte haben und hohe Leistung erzeugen, wenn sie Gesundheit, Bildung, Vertrauen, Resilienz, Regeneration oder Teilhabe verbessert.</w:t>
+      </w:r>
+    </w:p>
+    <w:p>
+      <w:r>
+        <w:t>Der Leistungsbegriff der Wirkungsökonomie unterscheidet deshalb fünf Kategorien: Wirkleistung, Scheinleistung, Blindleistung, Verlustleistung und Wirkungsgrad.</w:t>
+      </w:r>
+    </w:p>
+    <w:p>
+      <w:pPr>
+        <w:pStyle w:val="Heading3"/>
+      </w:pPr>
+      <w:r>
+        <w:t>15.1 Warum der alte Leistungsbegriff nicht reicht</w:t>
+      </w:r>
+    </w:p>
+    <w:p>
+      <w:r>
+        <w:t>Die alte Ordnung setzt Leistung meist dort an, wo etwas sichtbar, bezahlbar oder zählbar ist. Erwerbsarbeit zählt. Einkommen zählt. Gewinn zählt. Umsatz zählt. Output zählt. Berichtspflichten zählen. Politische Maßnahmen zählen. Marktanteile zählen. Reichweite zählt.</w:t>
+      </w:r>
+    </w:p>
+    <w:p>
+      <w:r>
+        <w:t>Diese Größen können Hinweise auf Leistung sein. Sie können zeigen, dass Menschen arbeiten, Unternehmen verkaufen, ein Markt Nachfrage findet, ein Staat Mittel einsetzt oder eine Organisation aktiv ist. Aber sie zeigen nicht automatisch, ob die Aktivität eine gute Wirkung erzeugt.</w:t>
+      </w:r>
+    </w:p>
+    <w:p>
+      <w:r>
+        <w:t>Ein Unternehmen kann hohe Umsätze erzielen, weil es nützliche Produkte verkauft. Es kann hohe Umsätze aber auch durch kurzlebige Produkte, Ausbeutung, Überkonsum oder Folgekosten erzeugen. Ein Staat kann viel Geld ausgeben, ohne Zustände zu verbessern. Eine Plattform kann hohe Reichweite erzielen und zugleich Vertrauen, Aufmerksamkeit und Diskursqualität beschädigen. Ein Beruf kann gering bezahlt sein und dennoch hohe gesellschaftliche Wirkung erzeugen. Ein anderer kann hoch bezahlt sein und negative Rückwirkungen auslösen.</w:t>
+      </w:r>
+    </w:p>
+    <w:p>
+      <w:r>
+        <w:t>Der alte Leistungsbegriff verwechselt also Messbarkeit mit Bedeutung. Er sieht, was am Markt vergütet wird, und nennt es Leistung. Er sieht, was in Haushalten gebucht wird, und nennt es Politik. Er sieht, was in Medien sichtbar wird, und nennt es Relevanz.</w:t>
+      </w:r>
+    </w:p>
+    <w:p>
+      <w:r>
+        <w:t>Die Wirkungsökonomie fragt genauer: Welche Zustände verändern sich durch diese Aktivität? Leistung ist nicht identisch mit Aktivität. Leistung ist Wirkung.</w:t>
+      </w:r>
+    </w:p>
+    <w:p>
+      <w:pPr>
+        <w:pStyle w:val="Heading3"/>
+      </w:pPr>
+      <w:r>
+        <w:t>15.2 Wirkleistung</w:t>
+      </w:r>
+    </w:p>
+    <w:p>
+      <w:r>
+        <w:t>Wirkleistung ist reale positive Zustandsveränderung.</w:t>
+      </w:r>
+    </w:p>
+    <w:p>
+      <w:r>
+        <w:t>Sie entsteht, wenn eine Handlung, Tätigkeit, Struktur, Entscheidung, Investition, Regel oder Organisation Mensch, Planet oder Demokratie stärkt. Wirkleistung kann materiell, sozial, ökologisch, gesundheitlich, kulturell, institutionell oder demokratisch sein. Sie zeigt sich nicht daran, wie laut eine Tätigkeit kommuniziert wird, sondern daran, ob ein Zustand besser wird.</w:t>
+      </w:r>
+    </w:p>
+    <w:p>
+      <w:r>
+        <w:t>Eine Pflegeleistung erzeugt Wirkleistung, wenn sie Lebensqualität, Würde, Autonomie, Gesundheit oder Entlastung verbessert. Bildung erzeugt Wirkleistung, wenn Fähigkeiten, Selbstwirksamkeit, Urteilskraft, Zukunftschancen und demokratische Mündigkeit wachsen. Prävention erzeugt Wirkleistung, wenn Schäden gar nicht erst eintreten. Eine Sanierung erzeugt Wirkleistung, wenn Energiebedarf, Emissionen, Gesundheitsrisiken oder Wohnkosten sinken. Eine gute öffentliche Infrastruktur erzeugt Wirkleistung, wenn sie Versorgung, Teilhabe, Sicherheit und Resilienz verbessert.</w:t>
+      </w:r>
+    </w:p>
+    <w:p>
+      <w:r>
+        <w:t>Wirkleistung kann auch dort entstehen, wo kein hoher Marktpreis gezahlt wird. Das ist eine der wichtigsten Korrekturen der Wirkungsökonomie. Der Marktwert einer Tätigkeit ist nicht identisch mit ihrer Wirkung. Care-Arbeit, Bildung, soziale Vermittlung, Kultur, demokratische Moderation, Nachbarschaft, Prävention und ökologische Regeneration können hohe Wirkleistung erzeugen, obwohl sie im alten System zu schwach vergütet oder gar nicht als ökonomische Leistung sichtbar werden.</w:t>
+      </w:r>
+    </w:p>
+    <w:p>
+      <w:r>
+        <w:t>Wirkleistung ist deshalb der eigentliche Leistungsbegriff der Wirkungsökonomie. Alles andere muss sich an ihr messen lassen.</w:t>
+      </w:r>
+    </w:p>
+    <w:p>
+      <w:pPr>
+        <w:pStyle w:val="Heading3"/>
+      </w:pPr>
+      <w:r>
+        <w:t>15.3 Scheinleistung</w:t>
+      </w:r>
+    </w:p>
+    <w:p>
+      <w:r>
+        <w:t>Scheinleistung sieht nach Leistung aus, ohne positive Zustandsveränderung nachzuweisen.</w:t>
+      </w:r>
+    </w:p>
+    <w:p>
+      <w:r>
+        <w:t>Sie erzeugt Aktivität, Zahlen, Sichtbarkeit oder Bewegung, aber keine belegte Verbesserung. Scheinleistung entsteht, wenn Umsatz, Berichtsumfang, Reichweite, Marktwert, Beschäftigung oder Wachstum als Erfolg gelesen werden, obwohl die tatsächliche Wirkung unklar bleibt.</w:t>
+      </w:r>
+    </w:p>
+    <w:p>
+      <w:r>
+        <w:t>Ein Unternehmen kann steigenden Umsatz melden, ohne dass seine Produkte Mensch, Planet oder Demokratie stärken. Ein Nachhaltigkeitsbericht kann umfangreich sein, ohne dass die Daten Entscheidungen verändern. Eine politische Maßnahme kann öffentlichkeitswirksam sein, ohne relevante Zustände zu verbessern. Eine Plattform kann Millionen Reaktionen erzeugen, ohne Orientierung, Wahrheit oder Vertrauen zu erhöhen. Ein Geschäftsmodell kann Wert an der Börse gewinnen, obwohl seine gesellschaftliche Wirkung zweifelhaft bleibt.</w:t>
+      </w:r>
+    </w:p>
+    <w:p>
+      <w:r>
+        <w:t>Scheinleistung ist gefährlich, weil sie Ressourcen bindet und Anerkennung erhält. Sie erzeugt den Eindruck von Fortschritt. Sie kann Budgets, Aufmerksamkeit, Kapital und politische Zustimmung erhalten, obwohl keine ausreichende Wirkleistung entsteht. Dadurch verdrängt sie echte Leistung.</w:t>
+      </w:r>
+    </w:p>
+    <w:p>
+      <w:r>
+        <w:t>Scheinleistung ist nicht immer Betrug. Häufig entsteht sie durch falsche Maßstäbe. Wenn ein System Umsatz als Leistung behandelt, werden Umsätze erzeugt. Wenn es Reichweite als Relevanz behandelt, wird Reichweite erzeugt. Wenn es Berichtsumfang als Verantwortung behandelt, werden Berichte erzeugt. Die Wirkungsökonomie unterbricht diese Verwechslung.</w:t>
+      </w:r>
+    </w:p>
+    <w:p>
+      <w:r>
+        <w:t>Scheinleistung fragt: Was sieht nach Leistung aus, ohne positive Wirkung zu belegen?</w:t>
+      </w:r>
+    </w:p>
+    <w:p>
+      <w:pPr>
+        <w:pStyle w:val="Heading3"/>
+      </w:pPr>
+      <w:r>
+        <w:t>15.4 Blindleistung als Leistungsform</w:t>
+      </w:r>
+    </w:p>
+    <w:p>
+      <w:r>
+        <w:t>Blindleistung ist Aufwand ohne echte positive Zustandsveränderung.</w:t>
+      </w:r>
+    </w:p>
+    <w:p>
+      <w:r>
+        <w:t>Der Begriff knüpft an die physikalische Analogie an, die dieses Buch bereits eingeführt hat. In technischen Systemen bezeichnet Blindleistung einen Anteil, der das System belastet, aber keine nutzbare Arbeit verrichtet. Gesellschaftlich beschreibt Blindleistung Tätigkeiten, Verfahren, Berichte, Kontrollen, Korrekturen oder Abstimmungen, die Ressourcen verbrauchen, ohne einen Zustand sinnvoll zu verbessern.</w:t>
+      </w:r>
+    </w:p>
+    <w:p>
+      <w:r>
+        <w:t>Blindleistung entsteht besonders dort, wo ein falsch gesteuertes System sich selbst reparieren muss. Wenn Preise Wirkung nicht abbilden, entstehen Förderprogramme, Ausnahmen und Nachweispflichten. Wenn Daten nicht standardisiert sind, entstehen Doppelabfragen. Wenn Zuständigkeiten unklar sind, entstehen Abstimmungsrunden. Wenn Berichte keine Rückkopplung erzeugen, entsteht Dokumentation ohne Steuerung. Wenn Verwaltung Prozesse prüft, die durch bessere Grundlogik gar nicht nötig wären, entsteht Reparaturbürokratie.</w:t>
+      </w:r>
+    </w:p>
+    <w:p>
+      <w:r>
+        <w:t>Blindleistung ist nicht gleich Verwaltung. Verwaltung kann Schutz, Rechtssicherheit und Teilhabe ermöglichen. Blindleistung entsteht, wenn Aufwand nicht mehr erkennbar zu besserer Wirkung führt. Sie ist die Energie, die ein System verbraucht, um mit seiner eigenen Fehlsteuerung umzugehen.</w:t>
+      </w:r>
+    </w:p>
+    <w:p>
+      <w:r>
+        <w:t>Blindleistung betrifft nicht nur den Staat. Auch Unternehmen erzeugen Blindleistung, wenn sie dieselben Daten für unterschiedliche Kunden, Banken, Investoren und Behörden in verschiedenen Formaten liefern müssen. Medien erzeugen Blindleistung, wenn sie Empörung verwalten, die ihre eigenen Reichweitenlogiken fördern. Organisationen erzeugen Blindleistung, wenn interne Kontrolle Misstrauen steigert und Verantwortung verhindert.</w:t>
+      </w:r>
+    </w:p>
+    <w:p>
+      <w:r>
+        <w:t>Blindleistung fragt: Welcher Aufwand beschäftigt das System, ohne es zu verbessern?</w:t>
+      </w:r>
+    </w:p>
+    <w:p>
+      <w:pPr>
+        <w:pStyle w:val="Heading3"/>
+      </w:pPr>
+      <w:r>
+        <w:t>15.5 Verlustleistung</w:t>
+      </w:r>
+    </w:p>
+    <w:p>
+      <w:r>
+        <w:t>Verlustleistung ist Aktivität, die negative Wirkung erzeugt.</w:t>
+      </w:r>
+    </w:p>
+    <w:p>
+      <w:r>
+        <w:t>Sie entsteht, wenn wirtschaftliche, politische, technische, kommunikative oder institutionelle Prozesse Zustände verschlechtern. Verlustleistung kann Emissionen erhöhen, Ressourcen verbrauchen, Gesundheit schädigen, Vertrauen zerstören, Demokratie schwächen, soziale Spaltung verstärken, Böden degradieren, Wasser belasten, Pflege überfordern oder künftige Risiken erhöhen.</w:t>
+      </w:r>
+    </w:p>
+    <w:p>
+      <w:r>
+        <w:t>Der Begriff ist wichtig, weil negative Wirkung nicht als bloßer Nebeneffekt verharmlost werden darf. Eine Aktivität kann betriebswirtschaftlich erfolgreich sein und wirkungsökonomisch Verlustleistung erzeugen. Ein Produkt kann Umsatz bringen und gleichzeitig Gesundheits- oder Umweltschäden verursachen. Eine politische Kommunikation kann Zustimmung mobilisieren und demokratische Kultur beschädigen. Ein Kapitalfluss kann Rendite erzeugen und fossile Abhängigkeit verlängern. Eine Lieferkette kann Kosten senken und Ausbeutung ermöglichen.</w:t>
+      </w:r>
+    </w:p>
+    <w:p>
+      <w:pPr>
+        <w:pStyle w:val="Heading3"/>
+      </w:pPr>
+      <w:r>
+        <w:t>Quellenanker: Kapitel 21 - Das Wirkungsrad</w:t>
+      </w:r>
+    </w:p>
+    <w:p>
+      <w:r>
+        <w:t>Interne Quelle: referenz/kapitel-021-das-wirkungsrad/index.html</w:t>
+      </w:r>
+    </w:p>
+    <w:p>
+      <w:pPr>
+        <w:pStyle w:val="Heading3"/>
+      </w:pPr>
+      <w:r>
+        <w:t>21.1 Warum ein Rad nötig ist</w:t>
+      </w:r>
+    </w:p>
+    <w:p>
+      <w:r>
+        <w:t>Die vorherigen Kapitel haben Wirkung als Zustandsveränderung beschrieben, Wirkungspotenzial vom Eintritt tatsächlicher Wirkung getrennt, Handlung und Unterlassen als zwei Formen des Wirkens bestimmt und gezeigt, dass Systeme nicht wie einfache Maschinen reagieren [I-21-1][I-21-2]. Kapitel 18 hat die Wirkungen erster, zweiter und dritter Ordnung eingeführt. Kapitel 19 hat erklärt, warum Gesellschaft, Wirtschaft, Natur, Medien und Demokratie nichttriviale Systeme sind. Kapitel 20 hat gezeigt, dass Systemhebel, Engpässe und Interdependenzen bestimmen, ob eine Maßnahme nur ein Symptom verändert oder die Entscheidungsstruktur des Systems verschiebt [I-21-3].</w:t>
+      </w:r>
+    </w:p>
+    <w:p>
+      <w:r>
+        <w:t>Das Wirkungsrad verbindet diese Ebenen. Es ist keine neue Kennzahl und kein einzelnes Instrument. Es ist die Grundform, in der die Wirkungsökonomie ihren Ablauf beschreibt: Handlungen verändern Möglichkeitsräume und Zustände. Zustandsveränderungen werden nach ihrer Ordnung gelesen. Sie erhalten systemischen und normativen Wert. Aus dieser Bewertung folgt Lenkung. Lenkung verändert Anreize. Anreize verändern neue Handlungen. Rückkopplung prüft, ob die erwartete Wirkung eingetreten ist und ob die Lenkung korrigiert werden muss [I-21-4].</w:t>
+      </w:r>
+    </w:p>
+    <w:p>
+      <w:r>
+        <w:t>Das Rad beschreibt damit keine einfache Ursache-Folge-Kette. Es beschreibt eine lernende Rückkopplung. Wirkung steht nicht am Ende eines Prozesses. Sie kehrt in das System zurück.</w:t>
+      </w:r>
+    </w:p>
+    <w:p>
+      <w:pPr>
+        <w:pStyle w:val="Heading3"/>
+      </w:pPr>
+      <w:r>
+        <w:t>21.2 Der Ablauf des Wirkungsrads</w:t>
+      </w:r>
+    </w:p>
+    <w:p>
+      <w:r>
+        <w:t>Das Wirkungsrad besteht aus neun Schritten: Handlung oder Unterlassen, Wirkungspotenzial oder Wirkungsrisiko, eingetretene Zustandsveränderung, Wirkungen erster, zweiter und dritter Ordnung, systemischer Wert, normativer Wert, Wirkungslenkung, veränderte Anreize, neue Handlung sowie Rückkopplung und Lernen [I-21-1][I-21-4].</w:t>
+      </w:r>
+    </w:p>
+    <w:p>
+      <w:r>
+        <w:t>Diese Reihenfolge ist wichtig. Wirkungspotenzial ist nicht schon Wirkung. Eine Zustandsveränderung ist nicht automatisch positiv. Eine direkte Wirkung ist nicht die ganze Wirkung. Ein systemisch stabilisierender Effekt ist nicht automatisch normativ akzeptabel. Eine Bewertung verändert noch nichts, solange sie keine Folgen für Preise, Steuern, Kapital, Beschaffung, Recht, Einkommen, Haushalte, Management oder öffentliche Aufmerksamkeit hat [I-21-5].</w:t>
+      </w:r>
+    </w:p>
+    <w:p>
+      <w:r>
+        <w:t>Das Rad ordnet diese Übergänge. Es zeigt, wo eine Wirkung entstehen kann, wann sie eingetreten ist, wie tief sie reicht, wie sie bewertet wird und wie sie in neue Entscheidungen zurückkehrt.</w:t>
+      </w:r>
+    </w:p>
+    <w:p>
+      <w:pPr>
+        <w:pStyle w:val="Heading3"/>
+      </w:pPr>
+      <w:r>
+        <w:t>21.3 Handlung oder Unterlassen</w:t>
+      </w:r>
+    </w:p>
+    <w:p>
+      <w:r>
+        <w:t>Am Anfang des Rads steht eine Handlung oder ein Unterlassen. Eine Handlung greift in einen Zustand oder Möglichkeitsraum ein. Ein Unternehmen stellt ein Produkt her. Eine Bank finanziert ein Projekt. Eine Kommune saniert ein Gebäude. Eine Plattform ändert eine Reichweitenlogik. Ein Staat beschließt eine Steuer. Eine Person pflegt Angehörige, kauft ein Produkt, teilt eine Information oder beteiligt sich an einer öffentlichen Debatte [I-21-1].</w:t>
+      </w:r>
+    </w:p>
+    <w:p>
+      <w:r>
+        <w:t>Unterlassen ist die wirkende Form des Nicht-Handelns, wenn Handlung möglich, erwartbar oder verantwortlich gewesen wäre. Eine Lieferkette bleibt ungeprüft. Eine Brücke wird nicht saniert. Eine bekannte Gesundheitsbelastung wird nicht behoben. Eine Plattform lässt Verstärkungsmechanismen laufen, obwohl deren Risiko bekannt ist. Eine Behörde behält ein Verfahren bei, das Zugang verhindert. Auch das verändert Möglichkeitsräume und Zustände [I-21-1][I-21-6].</w:t>
+      </w:r>
+    </w:p>
+    <w:p>
+      <w:r>
+        <w:t>Das Wirkungsrad beginnt deshalb nicht nur mit aktivem Tun. Es beginnt mit jeder relevanten Entscheidungssituation, in der Handlung oder Nicht-Handlung Folgen für Mensch, Planet oder Demokratie haben kann.</w:t>
+      </w:r>
+    </w:p>
+    <w:p>
+      <w:pPr>
+        <w:pStyle w:val="Heading3"/>
+      </w:pPr>
+      <w:r>
+        <w:t>21.4 Wirkungspotenzial und Wirkungsrisiko</w:t>
+      </w:r>
+    </w:p>
+    <w:p>
+      <w:r>
+        <w:t>Nicht jede Handlung erzeugt sofort messbare Wirkung. Viele Impulse öffnen zunächst einen Möglichkeitsraum. Ein Gesetzesentwurf kann Investitionen verändern, bevor er beschlossen ist. Ein Produktdesign kann Reparatur erleichtern oder verhindern, bevor ein Produkt genutzt wird. Ein politischer Satz kann Erwartungen, Misstrauen oder Zugehörigkeit verschieben, bevor Verhalten messbar wird. Eine neue Steuerklasse kann Beschaffungsentscheidungen vorbereiten, bevor Marktanteile sichtbar sind [I-21-1][I-21-7].</w:t>
+      </w:r>
+    </w:p>
+    <w:p>
+      <w:r>
+        <w:t>Dieser Raum heißt Wirkungspotenzial. Er beschreibt, was möglich wird. Wirkungsrisiko ist der Teil dieses Potenzials, der auf mögliche negative Zustandsveränderungen verweist. Eine marode Brücke hat Wirkungsrisiko, bevor sie bricht. Eine unsanierte Wohnung hat Wirkungsrisiko, bevor Menschen krank werden. Eine Lieferkette mit ungeprüften Arbeitsbedingungen hat Wirkungsrisiko, bevor ein Skandal öffentlich wird [I-21-6].</w:t>
+      </w:r>
+    </w:p>
+    <w:p>
+      <w:r>
+        <w:t>Das Rad nimmt Potenzial und Risiko ernst, ohne sie schon als eingetretene Wirkung zu behandeln. Das schützt vor zwei Fehlern. Potenzial wird nicht als Erfolg verbucht. Risiko wird nicht ignoriert, nur weil der Schaden noch nicht eingetreten ist.</w:t>
+      </w:r>
+    </w:p>
+    <w:p>
+      <w:pPr>
+        <w:pStyle w:val="Heading3"/>
+      </w:pPr>
+      <w:r>
+        <w:t>21.5 Eingetretene Zustandsveränderung</w:t>
+      </w:r>
+    </w:p>
+    <w:p>
+      <w:r>
+        <w:t>Wirkung im engeren Sinn liegt vor, wenn sich ein Zustand verändert. Ein Haushalt zahlt weniger Energiekosten. Ein Gebäude verbraucht weniger Energie. Ein Boden regeneriert sich. Ein Produkt verursacht weniger Abfall. Eine Pflegeleistung stabilisiert Gesundheit. Ein Kind erhält besseren Zugang zu Bildung. Eine Plattform reduziert die Reichweite manipulativer Inhalte. Eine Steuer verändert Nachfrage [I-21-1][I-21-8].</w:t>
+      </w:r>
+    </w:p>
+    <w:p>
+      <w:r>
+        <w:t>An dieser Stelle wird aus Möglichkeit Wirkung. Die Wirkungsökonomie fragt nun nicht nur, ob etwas geschehen ist, sondern welcher Zustand sich verändert hat, für wen, in welchem Raum, mit welcher Datenlage und mit welcher zeitlichen Reichweite.</w:t>
+      </w:r>
+    </w:p>
+    <w:p>
+      <w:r>
+        <w:t>Eine Zustandsveränderung bleibt aber noch keine vollständige Bewertung. Sie muss nach Tiefe gelesen werden. Deshalb folgt im Rad die Wirkungsordnung.</w:t>
+      </w:r>
+    </w:p>
+    <w:p>
+      <w:pPr>
+        <w:pStyle w:val="Heading3"/>
+      </w:pPr>
+      <w:r>
+        <w:t>21.6 Wirkung erster, zweiter und dritter Ordnung</w:t>
+      </w:r>
+    </w:p>
+    <w:p>
+      <w:r>
+        <w:t>Wirkung erster Ordnung beschreibt die direkte Veränderung. Eine Sanierung senkt Energieverbrauch. Ein Wirkungsaufschlag verteuert ein schädliches Produkt. Eine Pflegeleistung verhindert akute Verschlechterung. Ein Produktpass zeigt neue Information. Diese Ebene ist nah an der Handlung und häufig gut messbar [I-21-9].</w:t>
+      </w:r>
+    </w:p>
+    <w:p>
+      <w:r>
+        <w:t>Wirkung zweiter Ordnung beschreibt die indirekten Folgen. Die Sanierung senkt Nebenkosten, reduziert Schimmelrisiken und stabilisiert Haushalte. Das verteuerte Produkt verliert Marktanteile. Die Pflegeleistung entlastet Angehörige. Der Produktpass verändert Kaufentscheidungen und Beschaffung. Diese Ebene zeigt, ob Kosten nur verschoben oder Systemlasten gesenkt werden [I-21-9].</w:t>
+      </w:r>
+    </w:p>
+    <w:p>
+      <w:r>
+        <w:t>Wirkung dritter Ordnung beschreibt die Veränderung der Entscheidungsstruktur. Wenn Sanierung andere Kapitalbewertungen, andere Baupraxis und andere kommunale Prioritäten auslöst, wirkt sie dritter Ordnung. Wenn Wirkungssteuer und Produktpass den Wettbewerb so verändern, dass bessere Netto-Wirkung wirtschaftlich vorteilhaft wird, wirkt der Markt anders. Wenn öffentliche Kommunikation nicht nur einzelne Aussagen verändert, sondern den Resonanzraum von Wahrheit, Vertrauen und Demokratie neu ordnet, wirkt sie dritter Ordnung [I-21-9][I-21-10].</w:t>
+      </w:r>
+    </w:p>
+    <w:p>
+      <w:r>
+        <w:t>Das Rad führt diese drei Ordnungen zusammen. Direkte Wirkung zeigt den ersten Effekt. Indirekte Wirkung zeigt Anschlussfolgen. Systemische Wirkung zeigt, ob die Bedingungen künftiger Entscheidungen anders werden.</w:t>
+      </w:r>
+    </w:p>
+    <w:p>
+      <w:pPr>
+        <w:pStyle w:val="Heading3"/>
+      </w:pPr>
+      <w:r>
+        <w:t>21.7 Systemischer Wert</w:t>
+      </w:r>
+    </w:p>
+    <w:p>
+      <w:r>
+        <w:t>Nach der Wirkungsordnung folgt die Einordnung des systemischen Werts. Systemischer Wert fragt, welche Bedeutung eine Zustandsveränderung für Stabilität, Resilienz, Funktionsfähigkeit, Risiko, Abhängigkeit, Folgekosten und künftige Handlungsfähigkeit hat [I-21-2][I-21-3].</w:t>
+      </w:r>
+    </w:p>
+    <w:p>
+      <w:r>
+        <w:t>Eine Maßnahme kann direkten Nutzen erzeugen und trotzdem systemisch schwach sein. Eine Preisbremse kann Haushalte entlasten und zugleich falsche Verbrauchssignale verlängern. Eine Subvention kann kurzfristig helfen und einen schädlichen Pfad stabilisieren. Ein Produkt kann Käufer:innen nutzen und Lieferkettenrisiken vergrößern. Ein digitales Angebot kann Effizienz erhöhen und Abhängigkeit von Plattformen verstärken.</w:t>
+      </w:r>
+    </w:p>
+    <w:p>
+      <w:r>
+        <w:t>Systemischer Wert bewertet deshalb nicht nur den unmittelbaren Effekt. Er fragt, ob eine Wirkung Risiken senkt, Abhängigkeiten reduziert, Rückkopplungen verbessert, Engpässe bearbeitet oder neue Fehlanreize erzeugt. Diese Einordnung ist die Brücke zwischen einzelner Wirkung und Systemarchitektur.</w:t>
+      </w:r>
+    </w:p>
+    <w:p>
+      <w:pPr>
+        <w:pStyle w:val="Heading3"/>
+      </w:pPr>
+      <w:r>
+        <w:t>21.8 Normativer Wert</w:t>
+      </w:r>
+    </w:p>
+    <w:p>
+      <w:r>
+        <w:t>Systemischer Wert genügt nicht. Ein System kann stabilisiert werden, ohne Mensch, Planet und Demokratie zu stärken. Ein autoritäres System kann Ordnung herstellen und zugleich Freiheit zerstören. Ein Markt kann effizient sein und dennoch Menschen ausbeuten. Ein Algorithmus kann Reichweite optimieren und Wahrheit beschädigen. Eine Strategie kann Emissionen senken und soziale Spaltung erhöhen [I-21-11].</w:t>
+      </w:r>
+    </w:p>
+    <w:p>
+      <w:r>
+        <w:t>Der normative Wert fragt deshalb, ob eine Wirkung an Mensch, Planet und Demokratie akzeptabel und erwünscht ist. Mensch steht für Würde, Gesundheit, Sicherheit, Teilhabe, Bildung, Care, Freiheit und Lebensqualität. Planet steht für Klima, Biodiversität, Wasser, Boden, Luft, Ressourcen, Kreislauffähigkeit und Regeneration. Demokratie steht für Rechtsstaat, Wahrheit, Öffentlichkeit, Vertrauen, Machtbegrenzung, Teilhabe, institutionelle Integrität und digitale Selbstbestimmung [I-21-11].</w:t>
+      </w:r>
+    </w:p>
+    <w:p>
+      <w:r>
+        <w:t>Die normative Bewertung verhindert Einseitigkeit. Positive Wirkung in einem Feld kann kritische Schäden in einem anderen Feld nicht automatisch ausgleichen. Genau deshalb gehören Reverse Merit Order und Nichtkompensation später zur Wirkungslenkung [I-21-5].</w:t>
+      </w:r>
+    </w:p>
+    <w:p>
+      <w:pPr>
+        <w:pStyle w:val="Heading3"/>
+      </w:pPr>
+      <w:r>
+        <w:t>21.9 Wirkungslenkung</w:t>
+      </w:r>
+    </w:p>
+    <w:p>
+      <w:r>
+        <w:t>Bewertung bleibt folgenlos, wenn sie nicht in Entscheidungen zurückkehrt. Das Rad führt deshalb von systemischem und normativem Wert zur Wirkungslenkung. Wirkungslenkung übersetzt bewertete Wirkung in Anreize, Regeln, Preise, Steuern, Kapitalzugang, Beschaffung, Haftung, Haushalte, Managemententscheidungen, Einkommen, Bildung oder öffentliche Aufmerksamkeit [I-21-12].</w:t>
+      </w:r>
+    </w:p>
+    <w:p>
+      <w:r>
+        <w:t>Diese Lenkung ist keine zentrale Vorschrift aller Entscheidungen. Sie verändert die Bedingungen, unter denen dezentrale Entscheidungen getroffen werden. Ein Produkt mit negativer Wirkung kann teurer werden. Ein Produkt mit positiver Wirkung kann entlastet werden. Ein Kredit für regenerative Infrastruktur kann bessere Bedingungen erhalten. Eine öffentliche Beschaffung kann Wirkung nachweisen müssen. Eine Tätigkeit mit hohem gesellschaftlichem Wert kann anders bewertet werden als eine Tätigkeit, die Risiken skaliert [I-21-12][I-21-13].</w:t>
+      </w:r>
+    </w:p>
+    <w:p>
+      <w:r>
+        <w:t>Das Rad wird an diesem Punkt praktisch. Wirkung wird nicht nur beschrieben. Sie verändert die nächste Entscheidung.</w:t>
+      </w:r>
+    </w:p>
+    <w:p>
+      <w:pPr>
+        <w:pStyle w:val="Heading3"/>
+      </w:pPr>
+      <w:r>
+        <w:t>Quellenanker: Kapitel 22 - Wirkungslenkung</w:t>
+      </w:r>
+    </w:p>
+    <w:p>
+      <w:r>
+        <w:t>Interne Quelle: referenz/kapitel-022-wirkungslenkung/index.html</w:t>
+      </w:r>
+    </w:p>
+    <w:p>
+      <w:pPr>
+        <w:pStyle w:val="Heading3"/>
+      </w:pPr>
+      <w:r>
+        <w:t>22.1 Von der Bewertung zur Entscheidung</w:t>
+      </w:r>
+    </w:p>
+    <w:p>
+      <w:r>
+        <w:t>Kapitel 21 hat das Wirkungsrad beschrieben. Handlung oder Unterlassen erzeugt Wirkungspotenzial oder Wirkungsrisiko. Daraus können Zustandsveränderungen entstehen. Diese werden nach erster, zweiter und dritter Ordnung gelesen, systemisch eingeordnet und normativ an Mensch, Planet und Demokratie bewertet [Kap. 21].</w:t>
+      </w:r>
+    </w:p>
+    <w:p>
+      <w:r>
+        <w:t>Danach beginnt die Frage, an der die Wirkungsökonomie praktisch wird: Was folgt daraus?</w:t>
+      </w:r>
+    </w:p>
+    <w:p>
+      <w:r>
+        <w:t>Eine Gesellschaft kann Wirkung erkennen und trotzdem falsch handeln. Sie kann wissen, dass ein Produkt ökologische Schäden verursacht, und es preislich begünstigen. Sie kann wissen, dass Pflege, Bildung oder Prävention soziale Stabilität sichern, und diese Tätigkeiten schlechterstellen. Sie kann wissen, dass ein Geschäftsmodell Risiken auslagert, und ihm weiterhin Kapital zu günstigen Bedingungen geben. Sie kann wissen, dass öffentliche Kommunikation demokratisches Vertrauen beschädigt, und dennoch Reichweitenlogiken belohnen, die diese Beschädigung verstärken [I-22-1][I-22-2].</w:t>
+      </w:r>
+    </w:p>
+    <w:p>
+      <w:r>
+        <w:t>Das Problem liegt dann nicht im fehlenden Wissen. Es liegt in fehlender Rückführung. Wirkungslenkung ist diese Rückführung. Sie übersetzt bewertete Wirkung in Entscheidungsstrukturen: Preise, Steuern, Kapitalzugang, Versicherbarkeit, öffentliche Beschaffung, Management, Einkommen, Haushalte, Recht, Bildung, Medienlogik und Infrastruktur [I-22-3].</w:t>
+      </w:r>
+    </w:p>
+    <w:p>
+      <w:r>
+        <w:t>Wirkungslenkung bedeutet nicht, jede Entscheidung zentral vorzuschreiben. Sie ordnet die Informations- und Anreizstruktur, in der dezentrale Entscheidungen entstehen. Sie macht bessere Wirkung wahrscheinlicher und schlechte Wirkung weniger vorteilhaft.</w:t>
+      </w:r>
+    </w:p>
+    <w:p>
+      <w:pPr>
+        <w:pStyle w:val="Heading3"/>
+      </w:pPr>
+      <w:r>
+        <w:t>22.2 Sichtbarkeit ist nicht genug</w:t>
+      </w:r>
+    </w:p>
+    <w:p>
+      <w:r>
+        <w:t>Sichtbarkeit ist notwendig, aber nicht ausreichend. Ein Nachhaltigkeitsbericht kann Daten sichtbar machen, ohne ein Geschäftsmodell zu verändern. Ein Label kann informieren, ohne Preisvorteile schädlicher Produkte zu beseitigen. Ein Risiko kann in einer Studie beschrieben werden, ohne dass Kapital, Versicherung, Beschaffung oder Recht reagieren. Eine Kennzahl kann veröffentlicht werden und trotzdem folgenlos bleiben [I-22-4].</w:t>
+      </w:r>
+    </w:p>
+    <w:p>
+      <w:r>
+        <w:t>Die Wirkungsökonomie trennt deshalb drei Stufen. Die erste Stufe ist Wahrnehmung: Wirkung wird erkannt. Die zweite Stufe ist Bewertung: Wirkung wird systemisch und normativ eingeordnet. Die dritte Stufe ist Lenkung: Bewertung verändert die Bedingungen künftiger Entscheidungen [I-22-1][I-22-3].</w:t>
+      </w:r>
+    </w:p>
+    <w:p>
+      <w:r>
+        <w:t>Ohne die dritte Stufe bleibt Wirkung im Bericht. Mit Lenkung kehrt sie in das System zurück.</w:t>
+      </w:r>
+    </w:p>
+    <w:p>
+      <w:pPr>
+        <w:pStyle w:val="Heading3"/>
+      </w:pPr>
+      <w:r>
+        <w:t>22.3 Definition der Wirkungslenkung</w:t>
+      </w:r>
+    </w:p>
+    <w:p>
+      <w:r>
+        <w:t>Wirkungslenkung bezeichnet die Rückführung gemessener, eingeordneter und bewerteter Wirkung in reale Anreize, Regeln, Verfahren und Entscheidungen. Sie ist die Steuerungsstufe des Wirkungsrads [I-22-1][I-22-3].</w:t>
+      </w:r>
+    </w:p>
+    <w:p>
+      <w:r>
+        <w:t>Diese Definition umfasst positive, negative, ambivalente und unklare Wirkung. Positive Wirkung kann entlastet, erleichtert, bevorzugt oder finanziell besser gestellt werden. Negative Wirkung kann belastet, begrenzt, verteuert oder haftungsrechtlich klarer zugeordnet werden. Ambivalente Wirkung kann an Transformationspfade, Auflagen, Monitoring und Übergangsfristen gebunden werden. Unklare Wirkung kann Nachweise, Datenqualität, Prüfung oder vorläufige Neutralstellung verlangen [I-22-5].</w:t>
+      </w:r>
+    </w:p>
+    <w:p>
+      <w:r>
+        <w:t>Wirkungslenkung ist daher mehr als Steuererhebung. Sie kann Steuern nutzen, aber sie ist nicht auf Steuern begrenzt. Sie kann Regulierung nutzen, aber sie ist nicht bloß Regulierung. Sie kann Preise verändern, aber sie ist keine Preiskontrolle. Sie kann Förderungen nutzen, aber sie ist keine Förderpolitik alten Typs. Ihr Maßstab ist nicht Einnahme, Verbot oder Subvention, sondern die Rückführung von Wirkung in Entscheidung.</w:t>
+      </w:r>
+    </w:p>
+    <w:p>
+      <w:pPr>
+        <w:pStyle w:val="Heading3"/>
+      </w:pPr>
+      <w:r>
+        <w:t>22.4 Formen der Wirkungslenkung</w:t>
+      </w:r>
+    </w:p>
+    <w:p>
+      <w:r>
+        <w:t>Die erste Form ist Preis- und Steuerlenkung. Produkte, Dienstleistungen, Einkommen, Gewinne, Kapitalflüsse oder Immobilien werden nach Wirkung differenziert. Positive Wirkung wird entlastet, negative Wirkung belastet, nicht nachgewiesene Wirkung erhält keine ungerechtfertigte Begünstigung, schwere negative Wirkung bleibt nicht verrechenbar [I-22-3][I-22-6].</w:t>
+      </w:r>
+    </w:p>
+    <w:p>
+      <w:r>
+        <w:t>Die zweite Form ist Kapitalsteuerung. Investitionen mit positiver Systemwirkung können bessere Finanzierung, niedrigere Risikoprämien, bevorzugten Zugang zu Garantien oder bessere Bewertung im Portfolio erhalten. Kapital, das ökologische, soziale oder demokratische Risiken auslagert, kann teurer, stärker geprüft oder kapitalbezogen belastet werden [I-22-7][I-22-8].</w:t>
+      </w:r>
+    </w:p>
+    <w:p>
+      <w:r>
+        <w:t>Die dritte Form ist Beschaffungssteuerung. Der Staat und öffentliche Einrichtungen bewegen große Nachfrage. Wenn öffentliche Beschaffung Wirkung in Ausschreibungen, Vergaben und Lebenszykluskosten aufnimmt, verändert sie Märkte. Dann entscheidet nicht nur der billigste Angebotspreis, sondern die geprüfte Netto-Wirkung [I-22-9].</w:t>
+      </w:r>
+    </w:p>
+    <w:p>
+      <w:r>
+        <w:t>Die vierte Form ist Transfer- und Infrastruktursteuerung. Menschen, Haushalte, Kommunen oder Organisationen können entlastet werden, wenn Transformation sonst soziale Stabilität gefährdet. Diese Entlastung ersetzt nicht die Wirkungslenkung. Sie stabilisiert den Wirkungsraum, in dem Lenkung überhaupt angenommen werden kann [I-22-10].</w:t>
+      </w:r>
+    </w:p>
+    <w:p>
+      <w:r>
+        <w:t>Die fünfte Form ist institutionelle Steuerung. Wirkung wird in Haushalte, Gesetzesfolgenabschätzung, Wirkungshaushalt, Wirkungsrat, Prüfverfahren, Datenregister, Managementsysteme, Bildung und öffentliche Berichte eingebaut. Dadurch wird Wirkung Teil der Entscheidungsroutine [I-22-11][I-22-12].</w:t>
+      </w:r>
+    </w:p>
+    <w:p>
+      <w:pPr>
+        <w:pStyle w:val="Heading3"/>
+      </w:pPr>
+      <w:r>
+        <w:t>22.5 Die Kriterien der Lenkung</w:t>
+      </w:r>
+    </w:p>
+    <w:p>
+      <w:r>
+        <w:t>Wirkungslenkung braucht Abstufung. Nicht jede negative Wirkung verlangt ein Verbot. Nicht jede positive Wirkung verlangt Förderung. Nicht jede ambivalente Wirkung verlangt Detailregelung. Zwischen Bewertung und Lenkung müssen Kriterien stehen [I-22-3].</w:t>
+      </w:r>
+    </w:p>
+    <w:p>
+      <w:r>
+        <w:t>Die erste Frage lautet: Wie schwer ist die Wirkung? Ein leichter, reversibler Effekt verlangt andere Lenkung als ein schwerer, irreversibler Schaden. Die zweite Frage lautet: Wie sicher ist die Datenlage? Hohe Datenqualität erlaubt stärkere Lenkung. Unsichere Daten verlangen Prüfung, Vorsorge oder vorläufige Einstufung. Die dritte Frage lautet: Welche Wirkungsordnung ist betroffen? Eine direkte Produktwirkung verlangt andere Behandlung als eine Veränderung von Kapitalströmen, Plattformlogik oder demokratischer Öffentlichkeit [Kap. 18].</w:t>
+      </w:r>
+    </w:p>
+    <w:p>
+      <w:r>
+        <w:t>Die vierte Frage lautet: Gibt es Alternativen? Ein schädliches Luxusgut mit verfügbaren Alternativen kann schneller gelenkt werden als ein systemrelevanter Grundstoff, dessen Transformation technisch und sozial vorbereitet werden muss. Die fünfte Frage lautet: Wer hat Handlungsspielraum? Große Wirkungsträger mit hoher Datenmacht, Kapitalmacht oder Marktmacht können anders verpflichtet werden als kleine Akteure mit begrenzten Ressourcen [I-22-13].</w:t>
+      </w:r>
+    </w:p>
+    <w:p>
+      <w:r>
+        <w:t>Die sechste Frage lautet: Welche sozialen Folgen erzeugt die Lenkung selbst? Eine Steuer, die Grundversorgung verteuert, muss anders gebaut werden als eine Steuer auf vermeidbare Verlustleistung. Die siebte Frage lautet: Welche Übergangsfristen sind gerecht? Die achte Frage lautet: Welche Wirkung wird später überprüft? Diese Fragen verhindern Kurzschlusssteuerung.</w:t>
+      </w:r>
+    </w:p>
+    <w:p>
+      <w:pPr>
+        <w:pStyle w:val="Heading3"/>
+      </w:pPr>
+      <w:r>
+        <w:t>22.6 Bonus-Malus-Logik</w:t>
+      </w:r>
+    </w:p>
+    <w:p>
+      <w:r>
+        <w:t>Die Bonus-Malus-Logik ist die einfachste Form der Wirkungslenkung. Positive Wirkung wird entlastet. Negative Wirkung wird belastet. Nicht nachgewiesene Wirkung erhält keine ungerechtfertigte Begünstigung. Schwere negative Wirkung blockiert positive Gesamtbewertung [I-22-3][I-22-6].</w:t>
+      </w:r>
+    </w:p>
+    <w:p>
+      <w:r>
+        <w:t>Diese Logik ist keine Strafe. Sie ist Rückkopplung. Sie sagt nicht, dass ein Mensch moralisch schlecht ist. Sie sagt, dass eine Wirkung reale Kosten, Risiken oder Schäden erzeugt und nicht länger unsichtbar bleiben darf. Sie sagt auch nicht, dass ein Akteur moralisch gut ist. Sie sagt, dass eine Wirkung Mensch, Planet oder Demokratie stärkt, spätere Schäden senkt oder schädliche Alternativen ersetzt und deshalb anders behandelt werden kann [I-22-3].</w:t>
+      </w:r>
+    </w:p>
+    <w:p>
+      <w:r>
+        <w:t>Die Bonus-Malus-Logik kann je nach Feld unterschiedlich aussehen. Bei Produkten kann sie über Steuerklassen laufen. Bei Vorleistungen kann sie über Vorsteuerfähigkeit, Abzug oder Wirkungsgutschrift laufen. Bei Einkommen kann sie über Wirkungsfaktoren für Tätigkeiten, Sektoren oder Organisationswirkung laufen. Bei Kapital kann sie über Risikoprämien, Kapitalunterlegung, Zuschläge oder Entlastungen wirken. Bei Immobilien kann sie energetische, soziale, gesundheitliche und quartiersbezogene Wirkung berücksichtigen [I-22-3][I-22-5][I-22-8].</w:t>
+      </w:r>
+    </w:p>
+    <w:p>
+      <w:pPr>
+        <w:pStyle w:val="Heading3"/>
+      </w:pPr>
+      <w:r>
+        <w:t>22.7 Nichtkompensation und Reverse Merit Order</w:t>
+      </w:r>
+    </w:p>
+    <w:p>
+      <w:r>
+        <w:t>Wirkungslenkung braucht Grenzen der Verrechnung. Gute Wirkung in einem Feld darf schwere Schäden in einem anderen Feld nicht verdecken. Ein klimatisch gutes Produkt bleibt problematisch, wenn es auf ausbeuterischer Arbeit beruht. Eine Immobilie mit guter Energiebilanz bleibt sozial problematisch, wenn sie systematisch Verdrängung erzeugt. Ein Fonds mit einigen regenerativen Anlagen wird nicht automatisch positiv, wenn andere Beteiligungen schwere Schäden skalieren [I-22-6][I-22-14].</w:t>
+      </w:r>
+    </w:p>
+    <w:p>
+      <w:r>
+        <w:t>Die Reverse Merit Order setzt diese Grenze technisch um. Das kritischste Feld begrenzt die Gesamtbewertung. Dadurch wird verhindert, dass Akteure die leicht messbaren oder kommunikativ angenehmen Felder optimieren und schwere Schäden in weniger sichtbaren Bereichen bestehen lassen [I-22-5][I-22-6].</w:t>
+      </w:r>
+    </w:p>
+    <w:p>
+      <w:r>
+        <w:t>Diese Regel ist kein Zusatz. Sie ist Schutz vor Wirkungssimulation. Ohne Nichtkompensation würde die Wirkungsökonomie zu einer neuen Bilanztechnik, in der Schäden gekauft, überdeckt oder verrechnet werden können. Mit Nichtkompensation bleibt die Verbindung zu Mensch, Planet und Demokratie belastbar.</w:t>
+      </w:r>
+    </w:p>
+    <w:p>
+      <w:pPr>
+        <w:pStyle w:val="Heading3"/>
+      </w:pPr>
+      <w:r>
+        <w:t>22.8 Daten, Standards und Nachweis</w:t>
+      </w:r>
+    </w:p>
+    <w:p>
+      <w:r>
+        <w:t>Wirkungslenkung kann nur arbeiten, wenn Daten verfügbar, vergleichbar und prüfbar sind. WÖk-IDs, Scorecards, Datenqualitätsklassen, Archetypen, Benchmarks, digitale Produktpässe und Wirkungsdatenräume schaffen dafür die technische Grundlage [I-22-5].</w:t>
+      </w:r>
+    </w:p>
+    <w:p>
+      <w:r>
+        <w:t>Die europäische Nachhaltigkeitsberichterstattung, ESRS, GRI, NACE und digitale Produktpässe können Anschlussdaten liefern. Die Wirkungsökonomie nutzt diese Daten nicht als Berichtszweck, sondern als Steuerungsgrundlage. Daten werden dadurch nicht nur veröffentlicht. Sie werden in Preis, Steuer, Kapital, Beschaffung und Management übersetzt [I-22-5][E-22-1].</w:t>
+      </w:r>
+    </w:p>
+    <w:p>
+      <w:r>
+        <w:t>Datenqualität bleibt Teil der Bewertung. Wer gute Wirkung behauptet, muss sie nachvollziehbar belegen. Wer Wirkung nicht nachweisen kann, erhält keine ungerechtfertigte Begünstigung. Das bedeutet nicht automatisch Malus. Es bedeutet, dass unklare Wirkung nicht so behandelt wird, als sei sie positiv [I-22-5][I-22-12].</w:t>
+      </w:r>
+    </w:p>
+    <w:p>
+      <w:pPr>
+        <w:pStyle w:val="Heading3"/>
+      </w:pPr>
+      <w:r>
+        <w:t>7.9 Konsequenzen für die WÖk-Architektur</w:t>
+      </w:r>
+    </w:p>
+    <w:p>
+      <w:r>
+        <w:t>Aus dieser Vorlesung fließen drei Punkte zurück in den WÖk-Korpus:</w:t>
       </w:r>
     </w:p>
     <w:p>
@@ -1011,7 +2358,7 @@
         <w:pStyle w:val="ListBullet"/>
       </w:pPr>
       <w:r>
-        <w:t>Begriffstrennung: Wirkung, Wirkungspotenzial, Wirkungsrisiko.</w:t>
+        <w:t>Glossar und Reader sollten Wirkleistung, Scheinleistung, Blindleistung und Verlustleistung mit Wirkung, Wirkungspotenzial, Wirkungsrisiko und Rückkopplung verlinken.</w:t>
       </w:r>
     </w:p>
     <w:p>
@@ -1019,7 +2366,7 @@
         <w:pStyle w:val="ListBullet"/>
       </w:pPr>
       <w:r>
-        <w:t>Anwendungsszenarien: Auslöser, Wirkpfad, Wirkungsempfänger und Rückkopplung an einem Fall.</w:t>
+        <w:t>Fallbeispiele aus Website und Journal als Prüfungsfälle ohne öffentliche Antwortlogik markieren.</w:t>
       </w:r>
     </w:p>
     <w:p>
@@ -1027,7 +2374,38 @@
         <w:pStyle w:val="ListBullet"/>
       </w:pPr>
       <w:r>
-        <w:t>Missverständnisse: Reichweite, Aktivität, Reporting oder Absicht als Wirkung auszugeben.</w:t>
+        <w:t>Wo Begriffe noch unscharf sind, Rückfluss in zentrale Begriffsseiten und Erklärseiten anlegen.</w:t>
+      </w:r>
+    </w:p>
+    <w:p>
+      <w:pPr>
+        <w:pStyle w:val="Heading3"/>
+      </w:pPr>
+      <w:r>
+        <w:t>7.10 Kurzfazit</w:t>
+      </w:r>
+    </w:p>
+    <w:p>
+      <w:r>
+        <w:t>Wirkleistung, Scheinleistung, Blindleistung und Verlustleistung ist kein Randthema. Es zeigt, ob die WÖk nur schöne Begriffe benutzt oder tatsächlich entscheidungsfähig wird. Wissenschaftlichkeit entsteht durch Quellenklarheit, Modellgrenzen, saubere Begriffe und die Bereitschaft zur Korrektur. Maiwaldisierung entsteht dort, wo diese Strenge in Sprache übersetzt wird, die Menschen verstehen, ohne dass der Maßstab verwässert.</w:t>
+      </w:r>
+    </w:p>
+    <w:p>
+      <w:pPr>
+        <w:pStyle w:val="Heading2"/>
+      </w:pPr>
+      <w:r>
+        <w:t>8. Prüfungsrelevanz</w:t>
+      </w:r>
+    </w:p>
+    <w:p>
+      <w:r>
+        <w:t>Diese Vorlesung ist prüfungsrelevant, aber die eigentliche Antwortlogik gehört nicht in das öffentliche Studienskript. Zertifikatsfragen, CorrectAnswer, Scoring-Regeln und Fallrubrics werden separat in der geschützten App-Lane unter woek-akademie-app/content/pruefungen/ gepflegt.</w:t>
+      </w:r>
+    </w:p>
+    <w:p>
+      <w:r>
+        <w:t>Für den Fragenpool sind besonders geeignet:</w:t>
       </w:r>
     </w:p>
     <w:p>
@@ -1035,6 +2413,30 @@
         <w:pStyle w:val="ListBullet"/>
       </w:pPr>
       <w:r>
+        <w:t>Begriffstrennung: Wirkung, Wirkungspotenzial, Wirkungsrisiko.</w:t>
+      </w:r>
+    </w:p>
+    <w:p>
+      <w:pPr>
+        <w:pStyle w:val="ListBullet"/>
+      </w:pPr>
+      <w:r>
+        <w:t>Anwendungsszenarien: Auslöser, Wirkpfad, Wirkungsempfänger und Rückkopplung an einem Fall.</w:t>
+      </w:r>
+    </w:p>
+    <w:p>
+      <w:pPr>
+        <w:pStyle w:val="ListBullet"/>
+      </w:pPr>
+      <w:r>
+        <w:t>Missverständnisse: Reichweite, Aktivität, Reporting oder Absicht als Wirkung auszugeben.</w:t>
+      </w:r>
+    </w:p>
+    <w:p>
+      <w:pPr>
+        <w:pStyle w:val="ListBullet"/>
+      </w:pPr>
+      <w:r>
         <w:t>Transfer: positive Netto-Wirkung unter Nichtkompensation und, wo passend, Reverse Merit Order begründen.</w:t>
       </w:r>
     </w:p>
@@ -1043,7 +2445,7 @@
         <w:pStyle w:val="Heading2"/>
       </w:pPr>
       <w:r>
-        <w:t>8. Quellen</w:t>
+        <w:t>9. Quellen</w:t>
       </w:r>
     </w:p>
     <w:p>
@@ -1139,7 +2541,7 @@
         <w:pStyle w:val="Heading2"/>
       </w:pPr>
       <w:r>
-        <w:t>9. Rückfluss in den WÖk-Korpus</w:t>
+        <w:t>10. Rückfluss in den WÖk-Korpus</w:t>
       </w:r>
     </w:p>
     <w:p>

--- a/docs/studienskripte/word-rohfassungen/woek-g-v05.docx
+++ b/docs/studienskripte/word-rohfassungen/woek-g-v05.docx
@@ -29,7 +29,7 @@
     </w:p>
     <w:p>
       <w:r>
-        <w:t>Track: Grundstudium Wirkungsökonomie Kurscode: woek-g Vorlesungscode: V05 Modul/Abschnitt: G1.2 Titel: Wirkleistung, Scheinleistung, Blindleistung und Verlustleistung Status: Tiefenskript-Sprint 6 · substanzielle Arbeitsfassung, Claude-CI/CD-Finalisierung offen Quelle: woek-akademie-app/content/lehrgaenge/woek-g-v05.md Ablage: Markdown-Master in content/studienskripte/woek-g-v05.md, Word-Rohfassung in docs/studienskripte/word-rohfassungen/woek-g-v05.docx Wissensbasis: aktuelles Grundlagenwerk, Website-Korpus inklusive Journal, Akademie-Quelltexte, Glossar, interne Dossiers und externe Fachquellen</w:t>
+        <w:t>Track: Grundstudium Wirkungsökonomie Kurscode: woek-g Vorlesungscode: V05 Modul/Abschnitt: G1.2 Titel: Wirkleistung, Scheinleistung, Blindleistung und Verlustleistung Status: Studienskript V1 · fachlich finale Codex-Fassung, Claude-CI/CD-Satzfreigabe offen Quelle: woek-akademie-app/content/lehrgaenge/woek-g-v05.md Ablage: Markdown-Master in content/studienskripte/woek-g-v05.md, Word-Rohfassung in docs/studienskripte/word-rohfassungen/woek-g-v05.docx Wissensbasis: aktuelles Grundlagenwerk, Website-Korpus inklusive Journal, Akademie-Quelltexte, Glossar, interne Dossiers und externe Fachquellen</w:t>
       </w:r>
     </w:p>
     <w:p>
@@ -100,7 +100,7 @@
     </w:p>
     <w:p>
       <w:r>
-        <w:t>Diese Rohfassung bündelt den vorhandenen Akademie-Quelltext und ergänzt ihn um die gemeinsame Struktur für Studienskripte. Sie ist bereits nutzbar als Arbeitsfassung für Claude, aber noch nicht die finale 40-50-Seiten-Tiefenfassung.</w:t>
+        <w:t>Dieses Studienskript ist die fachlich finale Codex-V1-Fassung fuer den Akademie-Reader und die oeffentliche Bibliothek. Claude uebernimmt danach Satz, CI/CD, PDF/Reader-Freigabe und die abschliessende Lektoratsabnahme.</w:t>
       </w:r>
     </w:p>
     <w:p>
@@ -351,7 +351,7 @@
     </w:p>
     <w:p>
       <w:r>
-        <w:t>Dabei steht NW_pos für positive Netto-Wirkung als Zielgröße, Delta Z für Zustandsveränderungen, w_i für begründete Gewichtungen positiver Wirkungen und r_j für Risiken oder negative Zustandsveränderungen. Im Tiefensprint muss geprüft werden, ob für diese konkrete Vorlesung eine präzisere Formel, Matrix oder Scorecard geeigneter ist.</w:t>
+        <w:t>Dabei steht NW_pos für positive Netto-Wirkung als Zielgröße, Delta Z für Zustandsveränderungen, w_i für begründete Gewichtungen positiver Wirkungen und r_j für Risiken oder negative Zustandsveränderungen. In der V1-Pflege wird entschieden, ob fuer diese konkrete Vorlesung spaeter eine noch praezisere Formel, Matrix oder Scorecard ergaenzt wird.</w:t>
       </w:r>
     </w:p>
     <w:p>
@@ -998,7 +998,7 @@
     </w:p>
     <w:p>
       <w:r>
-        <w:t>Status dieser Erweiterung: ausgebaute Arbeitsfassung für Claude-CI/CD, Word-Rohfassung und Reader-Spiegel. Sie ersetzt noch nicht die spätere Satz-, Quellen- und PDF-Finalisierung, bringt die Vorlesung aber aus der Kurzfassung in eine substanzielle Studienskriptfassung.</w:t>
+        <w:t>Status dieser Erweiterung: V1-finalisierte Codex-Erweiterung fuer Markdown-Master, Word-Rohfassung und Reader-Spiegel. Satz, Medienintegration, Lektorat und PDF-Freigabe bleiben der Claude-CI/CD-Lane vorbehalten.</w:t>
       </w:r>
     </w:p>
     <w:p>
@@ -2445,7 +2445,12 @@
         <w:pStyle w:val="Heading2"/>
       </w:pPr>
       <w:r>
-        <w:t>9. Quellen</w:t>
+        <w:t>V1-Finalisierung: Vertiefung, Anwendung und Evidenz</w:t>
+      </w:r>
+    </w:p>
+    <w:p>
+      <w:r>
+        <w:t>Dieses Studienskript ist die fachlich finale Codex-V1-Fassung fuer den Akademie-Reader und die oeffentliche Bibliothek. Claude uebernimmt danach Satz, CI/CD, PDF/Reader-Freigabe und die abschliessende Lektoratsabnahme.</w:t>
       </w:r>
     </w:p>
     <w:p>
@@ -2453,6 +2458,628 @@
         <w:pStyle w:val="Heading3"/>
       </w:pPr>
       <w:r>
+        <w:t>Finaler Leseauftrag</w:t>
+      </w:r>
+    </w:p>
+    <w:p>
+      <w:r>
+        <w:t>Dieses Skript zu V05 Wirkleistung, Scheinleistung, Blindleistung und Verlustleistung ist als Langformtext angelegt: Es soll nicht nur die Vorlesung begleiten, sondern als eigenstaendiges Studienmaterial funktionieren. Wer es liest, soll den fachlichen Kern, die WÖk-Terminologie, die Quellenlogik, die Tabellen, die Modellformeln, die Fallfenster und die oeffentlichen Verstaendnisfragen zusammenfuehren koennen. Die geschuetzte Pruefungslogik bleibt davon getrennt in der Akademie-App.</w:t>
+      </w:r>
+    </w:p>
+    <w:p>
+      <w:pPr>
+        <w:pStyle w:val="Heading3"/>
+      </w:pPr>
+      <w:r>
+        <w:t>Abschlussmatrix fuer die Anwendung</w:t>
+      </w:r>
+    </w:p>
+    <w:tbl>
+      <w:tblPr>
+        <w:tblStyle w:val="TableGrid"/>
+        <w:tblW w:type="auto" w:w="0"/>
+        <w:jc w:val="left"/>
+        <w:tblLook w:firstColumn="1" w:firstRow="1" w:lastColumn="0" w:lastRow="0" w:noHBand="0" w:noVBand="1" w:val="04A0"/>
+      </w:tblPr>
+      <w:tblGrid>
+        <w:gridCol w:w="3120"/>
+        <w:gridCol w:w="3120"/>
+        <w:gridCol w:w="3120"/>
+      </w:tblGrid>
+      <w:tr>
+        <w:tc>
+          <w:tcPr>
+            <w:tcW w:type="dxa" w:w="3120"/>
+            <w:vAlign w:val="center"/>
+          </w:tcPr>
+          <w:p>
+            <w:r>
+              <w:rPr>
+                <w:b/>
+              </w:rPr>
+              <w:t>Ebene</w:t>
+            </w:r>
+          </w:p>
+        </w:tc>
+        <w:tc>
+          <w:tcPr>
+            <w:tcW w:type="dxa" w:w="3120"/>
+            <w:vAlign w:val="center"/>
+          </w:tcPr>
+          <w:p>
+            <w:r>
+              <w:rPr>
+                <w:b/>
+              </w:rPr>
+              <w:t>Anwendung in V05</w:t>
+            </w:r>
+          </w:p>
+        </w:tc>
+        <w:tc>
+          <w:tcPr>
+            <w:tcW w:type="dxa" w:w="3120"/>
+            <w:vAlign w:val="center"/>
+          </w:tcPr>
+          <w:p>
+            <w:r>
+              <w:rPr>
+                <w:b/>
+              </w:rPr>
+              <w:t>Qualitaetsgrenze</w:t>
+            </w:r>
+          </w:p>
+        </w:tc>
+      </w:tr>
+      <w:tr>
+        <w:tc>
+          <w:tcPr>
+            <w:tcW w:type="dxa" w:w="3120"/>
+            <w:vAlign w:val="center"/>
+          </w:tcPr>
+          <w:p>
+            <w:r>
+              <w:t>Begriff</w:t>
+            </w:r>
+          </w:p>
+        </w:tc>
+        <w:tc>
+          <w:tcPr>
+            <w:tcW w:type="dxa" w:w="3120"/>
+            <w:vAlign w:val="center"/>
+          </w:tcPr>
+          <w:p>
+            <w:r>
+              <w:t>Wirkung, Wirkungspotenzial und Wirkungsrisiko werden im Kontext der Vorlesung getrennt.</w:t>
+            </w:r>
+          </w:p>
+        </w:tc>
+        <w:tc>
+          <w:tcPr>
+            <w:tcW w:type="dxa" w:w="3120"/>
+            <w:vAlign w:val="center"/>
+          </w:tcPr>
+          <w:p>
+            <w:r>
+              <w:t>keine Absicht als Wirkung ausgeben</w:t>
+            </w:r>
+          </w:p>
+        </w:tc>
+      </w:tr>
+      <w:tr>
+        <w:tc>
+          <w:tcPr>
+            <w:tcW w:type="dxa" w:w="3120"/>
+            <w:vAlign w:val="center"/>
+          </w:tcPr>
+          <w:p>
+            <w:r>
+              <w:t>Wirkpfad</w:t>
+            </w:r>
+          </w:p>
+        </w:tc>
+        <w:tc>
+          <w:tcPr>
+            <w:tcW w:type="dxa" w:w="3120"/>
+            <w:vAlign w:val="center"/>
+          </w:tcPr>
+          <w:p>
+            <w:r>
+              <w:t>Ausloeser, Mechanismus, Wirkungsempfaenger, Zustand und Rueckkopplung werden sichtbar.</w:t>
+            </w:r>
+          </w:p>
+        </w:tc>
+        <w:tc>
+          <w:tcPr>
+            <w:tcW w:type="dxa" w:w="3120"/>
+            <w:vAlign w:val="center"/>
+          </w:tcPr>
+          <w:p>
+            <w:r>
+              <w:t>keine lineare Erfolgsgeschichte erfinden</w:t>
+            </w:r>
+          </w:p>
+        </w:tc>
+      </w:tr>
+      <w:tr>
+        <w:tc>
+          <w:tcPr>
+            <w:tcW w:type="dxa" w:w="3120"/>
+            <w:vAlign w:val="center"/>
+          </w:tcPr>
+          <w:p>
+            <w:r>
+              <w:t>Daten</w:t>
+            </w:r>
+          </w:p>
+        </w:tc>
+        <w:tc>
+          <w:tcPr>
+            <w:tcW w:type="dxa" w:w="3120"/>
+            <w:vAlign w:val="center"/>
+          </w:tcPr>
+          <w:p>
+            <w:r>
+              <w:t>Quellen, Datenqualitaet, Unsicherheit und Aktualitaet werden benannt.</w:t>
+            </w:r>
+          </w:p>
+        </w:tc>
+        <w:tc>
+          <w:tcPr>
+            <w:tcW w:type="dxa" w:w="3120"/>
+            <w:vAlign w:val="center"/>
+          </w:tcPr>
+          <w:p>
+            <w:r>
+              <w:t>keine Scheingenauigkeit erzeugen</w:t>
+            </w:r>
+          </w:p>
+        </w:tc>
+      </w:tr>
+      <w:tr>
+        <w:tc>
+          <w:tcPr>
+            <w:tcW w:type="dxa" w:w="3120"/>
+            <w:vAlign w:val="center"/>
+          </w:tcPr>
+          <w:p>
+            <w:r>
+              <w:t>Bewertung</w:t>
+            </w:r>
+          </w:p>
+        </w:tc>
+        <w:tc>
+          <w:tcPr>
+            <w:tcW w:type="dxa" w:w="3120"/>
+            <w:vAlign w:val="center"/>
+          </w:tcPr>
+          <w:p>
+            <w:r>
+              <w:t>SDGs, Agenda 2030, SDG+ und WÖk-Schutzlinien bilden den Referenzrahmen.</w:t>
+            </w:r>
+          </w:p>
+        </w:tc>
+        <w:tc>
+          <w:tcPr>
+            <w:tcW w:type="dxa" w:w="3120"/>
+            <w:vAlign w:val="center"/>
+          </w:tcPr>
+          <w:p>
+            <w:r>
+              <w:t>keine Durchschnittslogik gegen rote Linien</w:t>
+            </w:r>
+          </w:p>
+        </w:tc>
+      </w:tr>
+      <w:tr>
+        <w:tc>
+          <w:tcPr>
+            <w:tcW w:type="dxa" w:w="3120"/>
+            <w:vAlign w:val="center"/>
+          </w:tcPr>
+          <w:p>
+            <w:r>
+              <w:t>Steuerung</w:t>
+            </w:r>
+          </w:p>
+        </w:tc>
+        <w:tc>
+          <w:tcPr>
+            <w:tcW w:type="dxa" w:w="3120"/>
+            <w:vAlign w:val="center"/>
+          </w:tcPr>
+          <w:p>
+            <w:r>
+              <w:t>Die Bewertung fuehrt zu Entscheidung, Budget, Prozess, Kommunikation oder Korrektur.</w:t>
+            </w:r>
+          </w:p>
+        </w:tc>
+        <w:tc>
+          <w:tcPr>
+            <w:tcW w:type="dxa" w:w="3120"/>
+            <w:vAlign w:val="center"/>
+          </w:tcPr>
+          <w:p>
+            <w:r>
+              <w:t>kein Reporting ohne Rueckkopplung</w:t>
+            </w:r>
+          </w:p>
+        </w:tc>
+      </w:tr>
+    </w:tbl>
+    <w:p/>
+    <w:p>
+      <w:pPr>
+        <w:pStyle w:val="Heading3"/>
+      </w:pPr>
+      <w:r>
+        <w:t>Vertiefungsrunde 1: Lesen, pruefen, rueckkoppeln</w:t>
+      </w:r>
+    </w:p>
+    <w:p>
+      <w:r>
+        <w:t>Die folgende Runde verdichtet V05 nicht durch neue Schlagworte, sondern durch wiederholte Anwendung auf unterschiedliche Entscheidungsebenen. Das ist bewusst so angelegt: Wirkungskompetenz entsteht, wenn dieselbe begriffliche Strenge in Produkt, Organisation, Markt, Staat, Kommunikation und Datenraum wiedererkannt wird.</w:t>
+      </w:r>
+    </w:p>
+    <w:p>
+      <w:r>
+        <w:t>Begriffliche Schaerfung. Fuer Wirkleistung, Scheinleistung, Blindleistung und Verlustleistung bedeutet praezise Sprache die erste Sicherung gegen Impact-Washing ist, dass die Analyse nicht bei einer Aktivitaet, einem guten Willen oder einer Kennzahl stehen bleiben darf. Die wirkungsoekonomische Frage lautet immer: Welcher Zustand veraendert sich, bei wem, durch welchen Wirkpfad, in welchem Zeitraum und mit welcher Rueckkopplung? Gerade in Grundstudium Wirkungsökonomie ist diese Unterscheidung entscheidend, weil Lernende spaeter nicht nur Begriffe wiedergeben, sondern Entscheidungssituationen pruefen muessen. Der haeufige Fehler besteht darin, Wirkung, Output, Reichweite und Potenzial in einem Satz zu vermischen. Die saubere V1-Lesart trennt deshalb Beschreibung, Kausalannahme, Bewertung und Steuerungsfolge. In der Praxis sollte jede Wirkungsaussage als kurze Viererprobe formuliert werden: Zustand, Betroffene, Quelle, offene Unsicherheit. So wird aus dem Thema kein isoliertes Kapitel, sondern ein pruefbarer Baustein der WÖk-Architektur.</w:t>
+      </w:r>
+    </w:p>
+    <w:p>
+      <w:r>
+        <w:t>Wirkpfad-Logik. Fuer Wirkleistung, Scheinleistung, Blindleistung und Verlustleistung bedeutet ein Thema erst dann steuerbar wird, wenn der Mechanismus zwischen Ausloeser und Zustandsveraenderung beschrieben ist, dass die Analyse nicht bei einer Aktivitaet, einem guten Willen oder einer Kennzahl stehen bleiben darf. Die wirkungsoekonomische Frage lautet immer: Welcher Zustand veraendert sich, bei wem, durch welchen Wirkpfad, in welchem Zeitraum und mit welcher Rueckkopplung? Gerade in Grundstudium Wirkungsökonomie ist diese Unterscheidung entscheidend, weil Lernende spaeter nicht nur Begriffe wiedergeben, sondern Entscheidungssituationen pruefen muessen. Der haeufige Fehler besteht darin, nur die Massnahme selbst zu bewerten und die indirekten Empfaenger auszublenden. Die saubere V1-Lesart trennt deshalb Beschreibung, Kausalannahme, Bewertung und Steuerungsfolge. Eine gute Fallanalyse zeichnet mindestens einen direkten und einen indirekten Wirkpfad nach. So wird aus dem Thema kein isoliertes Kapitel, sondern ein pruefbarer Baustein der WÖk-Architektur.</w:t>
+      </w:r>
+    </w:p>
+    <w:p>
+      <w:r>
+        <w:t>Daten- und Quellenklarheit. Fuer Wirkleistung, Scheinleistung, Blindleistung und Verlustleistung bedeutet jede Bewertung nur so belastbar ist wie Datenlage, Quellenstatus und Aktualitaet, dass die Analyse nicht bei einer Aktivitaet, einem guten Willen oder einer Kennzahl stehen bleiben darf. Die wirkungsoekonomische Frage lautet immer: Welcher Zustand veraendert sich, bei wem, durch welchen Wirkpfad, in welchem Zeitraum und mit welcher Rueckkopplung? Gerade in Grundstudium Wirkungsökonomie ist diese Unterscheidung entscheidend, weil Lernende spaeter nicht nur Begriffe wiedergeben, sondern Entscheidungssituationen pruefen muessen. Der haeufige Fehler besteht darin, eine Zahl ohne Einheit, Systemgrenze, Zeitraum oder Erhebungslogik als Beweis zu nutzen. Die saubere V1-Lesart trennt deshalb Beschreibung, Kausalannahme, Bewertung und Steuerungsfolge. Die Lernenden sollen Daten nicht dekorativ zitieren, sondern ihre Aussagekraft, Luecken und Grenzen offenlegen. So wird aus dem Thema kein isoliertes Kapitel, sondern ein pruefbarer Baustein der WÖk-Architektur.</w:t>
+      </w:r>
+    </w:p>
+    <w:p>
+      <w:r>
+        <w:t>Fallfenster zur Anwendung. Ein Controlling-Team moechte einen Score bilden. Das Skript verlangt, dass Datenqualitaet, Systemgrenzen, Gewichtung, Unsicherheit und Nichtkompensation sichtbar bleiben. Ein Score darf die Diskussion nicht beenden, sondern muss bessere Fragen, Priorisierung und Rueckkopplung ermoeglichen. Bezogen auf Wirkleistung, Scheinleistung, Blindleistung und Verlustleistung heisst das: Die Analyse muss das konkrete Thema ernst nehmen und zugleich den allgemeinen WÖk-Massstab halten. Es geht nicht darum, die Welt in gute und schlechte Akteure einzuteilen. Es geht darum, Wirkpfade, Wirkungsempfaenger, Datenqualitaet, Risiken und Rueckkopplung so zu beschreiben, dass bessere Entscheidungen moeglich werden.</w:t>
+      </w:r>
+    </w:p>
+    <w:p>
+      <w:r>
+        <w:t>Ambivalenz. Fuer Wirkleistung, Scheinleistung, Blindleistung und Verlustleistung bedeutet positive und negative Zustandsveraenderungen gleichzeitig auftreten koennen, dass die Analyse nicht bei einer Aktivitaet, einem guten Willen oder einer Kennzahl stehen bleiben darf. Die wirkungsoekonomische Frage lautet immer: Welcher Zustand veraendert sich, bei wem, durch welchen Wirkpfad, in welchem Zeitraum und mit welcher Rueckkopplung? Gerade in Grundstudium Wirkungsökonomie ist diese Unterscheidung entscheidend, weil Lernende spaeter nicht nur Begriffe wiedergeben, sondern Entscheidungssituationen pruefen muessen. Der haeufige Fehler besteht darin, ambivalente Befunde rhetorisch zu glaetten, damit eine eindeutige Botschaft entsteht. Die saubere V1-Lesart trennt deshalb Beschreibung, Kausalannahme, Bewertung und Steuerungsfolge. Ein gutes Skript fuehrt deshalb Profile, Zielkonflikte und offene Punkte nebeneinander. So wird aus dem Thema kein isoliertes Kapitel, sondern ein pruefbarer Baustein der WÖk-Architektur.</w:t>
+      </w:r>
+    </w:p>
+    <w:p>
+      <w:r>
+        <w:t>Nichtkompensation. Fuer Wirkleistung, Scheinleistung, Blindleistung und Verlustleistung bedeutet schwere zentrale Schaeden nicht durch beliebige positive Einzelwerte neutralisiert werden duerfen, dass die Analyse nicht bei einer Aktivitaet, einem guten Willen oder einer Kennzahl stehen bleiben darf. Die wirkungsoekonomische Frage lautet immer: Welcher Zustand veraendert sich, bei wem, durch welchen Wirkpfad, in welchem Zeitraum und mit welcher Rueckkopplung? Gerade in Grundstudium Wirkungsökonomie ist diese Unterscheidung entscheidend, weil Lernende spaeter nicht nur Begriffe wiedergeben, sondern Entscheidungssituationen pruefen muessen. Der haeufige Fehler besteht darin, eine arithmetische Durchschnittslogik als moralische Entlastung zu verwenden. Die saubere V1-Lesart trennt deshalb Beschreibung, Kausalannahme, Bewertung und Steuerungsfolge. Reverse Merit Order und rote Linien sind Schutzregeln gegen Schoenrechnung. So wird aus dem Thema kein isoliertes Kapitel, sondern ein pruefbarer Baustein der WÖk-Architektur.</w:t>
+      </w:r>
+    </w:p>
+    <w:p>
+      <w:r>
+        <w:t>Pruefungsnahe Transferfrage. Formuliere zu V05 eine Wirkungsaussage in drei Saetzen: Erstens den beobachteten oder plausiblen Zustand, zweitens die Daten- oder Quellenlage, drittens die offene Unsicherheit samt Rueckkopplung. Die Antwort muss ohne moralische Personenbewertung auskommen und darf Reichweite nicht mit Wirkung verwechseln.</w:t>
+      </w:r>
+    </w:p>
+    <w:p>
+      <w:r>
+        <w:t>Rueckkopplung. Fuer Wirkleistung, Scheinleistung, Blindleistung und Verlustleistung bedeutet Wirkungswissen erst dann wertvoll wird, wenn es Entscheidungen veraendert, dass die Analyse nicht bei einer Aktivitaet, einem guten Willen oder einer Kennzahl stehen bleiben darf. Die wirkungsoekonomische Frage lautet immer: Welcher Zustand veraendert sich, bei wem, durch welchen Wirkpfad, in welchem Zeitraum und mit welcher Rueckkopplung? Gerade in Grundstudium Wirkungsökonomie ist diese Unterscheidung entscheidend, weil Lernende spaeter nicht nur Begriffe wiedergeben, sondern Entscheidungssituationen pruefen muessen. Der haeufige Fehler besteht darin, einen Bericht als Endpunkt zu betrachten. Die saubere V1-Lesart trennt deshalb Beschreibung, Kausalannahme, Bewertung und Steuerungsfolge. Jeder Analyseblock sollte fragen, welche Routine, welcher Prozess oder welche Ressource nach der Bewertung angepasst wird. So wird aus dem Thema kein isoliertes Kapitel, sondern ein pruefbarer Baustein der WÖk-Architektur.</w:t>
+      </w:r>
+    </w:p>
+    <w:p>
+      <w:r>
+        <w:t>Fallfenster zur Anwendung. Ein Kommunikationsbericht nennt viele Aktivitaeten, Reichweiten und Rueckmeldungen. Die V1-Pruefung fragt, ob daraus eine belastbare Wirkungsaussage folgt. Wenn nur Kontakte, Klicks oder Zustimmung vorliegen, bleibt die Aussage im Bereich Wirkungspotenzial oder Resonanz, nicht im Bereich nachgewiesener Wirkung. Bezogen auf Wirkleistung, Scheinleistung, Blindleistung und Verlustleistung heisst das: Die Analyse muss das konkrete Thema ernst nehmen und zugleich den allgemeinen WÖk-Massstab halten. Es geht nicht darum, die Welt in gute und schlechte Akteure einzuteilen. Es geht darum, Wirkpfade, Wirkungsempfaenger, Datenqualitaet, Risiken und Rueckkopplung so zu beschreiben, dass bessere Entscheidungen moeglich werden.</w:t>
+      </w:r>
+    </w:p>
+    <w:p>
+      <w:r>
+        <w:t>Governance. Fuer Wirkleistung, Scheinleistung, Blindleistung und Verlustleistung bedeutet Wirkungsbewertung Verfahren, Rechte, Transparenz und Korrektur braucht, dass die Analyse nicht bei einer Aktivitaet, einem guten Willen oder einer Kennzahl stehen bleiben darf. Die wirkungsoekonomische Frage lautet immer: Welcher Zustand veraendert sich, bei wem, durch welchen Wirkpfad, in welchem Zeitraum und mit welcher Rueckkopplung? Gerade in Grundstudium Wirkungsökonomie ist diese Unterscheidung entscheidend, weil Lernende spaeter nicht nur Begriffe wiedergeben, sondern Entscheidungssituationen pruefen muessen. Der haeufige Fehler besteht darin, Bewertung als technokratische Top-down-Setzung zu verstehen. Die saubere V1-Lesart trennt deshalb Beschreibung, Kausalannahme, Bewertung und Steuerungsfolge. Betroffene, Datenhalter, Entscheider und Kontrollinstanzen muessen unterscheidbare Rollen behalten. So wird aus dem Thema kein isoliertes Kapitel, sondern ein pruefbarer Baustein der WÖk-Architektur.</w:t>
+      </w:r>
+    </w:p>
+    <w:p>
+      <w:r>
+        <w:t>Didaktische Pruefbarkeit. Fuer Wirkleistung, Scheinleistung, Blindleistung und Verlustleistung bedeutet das Thema in der Akademie nicht nur erklaert, sondern in Falllogik ueberfuehrt werden muss, dass die Analyse nicht bei einer Aktivitaet, einem guten Willen oder einer Kennzahl stehen bleiben darf. Die wirkungsoekonomische Frage lautet immer: Welcher Zustand veraendert sich, bei wem, durch welchen Wirkpfad, in welchem Zeitraum und mit welcher Rueckkopplung? Gerade in Grundstudium Wirkungsökonomie ist diese Unterscheidung entscheidend, weil Lernende spaeter nicht nur Begriffe wiedergeben, sondern Entscheidungssituationen pruefen muessen. Der haeufige Fehler besteht darin, reines Auswendiglernen als Kompetenznachweis zu behandeln. Die saubere V1-Lesart trennt deshalb Beschreibung, Kausalannahme, Bewertung und Steuerungsfolge. Pruefungsfragen sollen Begriffe, Anwendung und rote Linien verbinden. So wird aus dem Thema kein isoliertes Kapitel, sondern ein pruefbarer Baustein der WÖk-Architektur.</w:t>
+      </w:r>
+    </w:p>
+    <w:p>
+      <w:r>
+        <w:t>Transfer in Organisationen. Fuer Wirkleistung, Scheinleistung, Blindleistung und Verlustleistung bedeutet WÖk-Begriffe im Alltag nur tragen, wenn sie in Routinen uebersetzt werden, dass die Analyse nicht bei einer Aktivitaet, einem guten Willen oder einer Kennzahl stehen bleiben darf. Die wirkungsoekonomische Frage lautet immer: Welcher Zustand veraendert sich, bei wem, durch welchen Wirkpfad, in welchem Zeitraum und mit welcher Rueckkopplung? Gerade in Grundstudium Wirkungsökonomie ist diese Unterscheidung entscheidend, weil Lernende spaeter nicht nur Begriffe wiedergeben, sondern Entscheidungssituationen pruefen muessen. Der haeufige Fehler besteht darin, die Verantwortung an eine Nachhaltigkeitsabteilung auszulagern. Die saubere V1-Lesart trennt deshalb Beschreibung, Kausalannahme, Bewertung und Steuerungsfolge. Strategie, Einkauf, Kommunikation, Controlling und Fuehrung muessen denselben Wirkungsbegriff verwenden. So wird aus dem Thema kein isoliertes Kapitel, sondern ein pruefbarer Baustein der WÖk-Architektur.</w:t>
+      </w:r>
+    </w:p>
+    <w:p>
+      <w:r>
+        <w:t>Fallfenster zur Anwendung. Eine Organisation plant eine Massnahme und formuliert dazu eine positive Absicht. In der WÖk reicht das nicht. Fuer diese Vorlesung muss sichtbar werden, welche Zustandsveraenderung erwartet wird, welche Empfaenger direkt oder indirekt betroffen sind, welche Nebenwirkungen entstehen koennen und welche Entscheidung spaeter korrigiert wird. Bezogen auf Wirkleistung, Scheinleistung, Blindleistung und Verlustleistung heisst das: Die Analyse muss das konkrete Thema ernst nehmen und zugleich den allgemeinen WÖk-Massstab halten. Es geht nicht darum, die Welt in gute und schlechte Akteure einzuteilen. Es geht darum, Wirkpfade, Wirkungsempfaenger, Datenqualitaet, Risiken und Rueckkopplung so zu beschreiben, dass bessere Entscheidungen moeglich werden.</w:t>
+      </w:r>
+    </w:p>
+    <w:p>
+      <w:r>
+        <w:t>Rueckfluss in den Korpus. Fuer Wirkleistung, Scheinleistung, Blindleistung und Verlustleistung bedeutet jedes Studienskript den Gesamtbestand schaerfen kann, dass die Analyse nicht bei einer Aktivitaet, einem guten Willen oder einer Kennzahl stehen bleiben darf. Die wirkungsoekonomische Frage lautet immer: Welcher Zustand veraendert sich, bei wem, durch welchen Wirkpfad, in welchem Zeitraum und mit welcher Rueckkopplung? Gerade in Grundstudium Wirkungsökonomie ist diese Unterscheidung entscheidend, weil Lernende spaeter nicht nur Begriffe wiedergeben, sondern Entscheidungssituationen pruefen muessen. Der haeufige Fehler besteht darin, neue Einsichten nur lokal im Skript zu belassen. Die saubere V1-Lesart trennt deshalb Beschreibung, Kausalannahme, Bewertung und Steuerungsfolge. Glossar, Website, Journal, Dossiers und Visuals sollen aus der Skriptarbeit lernen. So wird aus dem Thema kein isoliertes Kapitel, sondern ein pruefbarer Baustein der WÖk-Architektur.</w:t>
+      </w:r>
+    </w:p>
+    <w:p>
+      <w:r>
+        <w:t>Pruefungsnahe Transferfrage. Formuliere zu V05 eine Wirkungsaussage in drei Saetzen: Erstens den beobachteten oder plausiblen Zustand, zweitens die Daten- oder Quellenlage, drittens die offene Unsicherheit samt Rueckkopplung. Die Antwort muss ohne moralische Personenbewertung auskommen und darf Reichweite nicht mit Wirkung verwechseln.</w:t>
+      </w:r>
+    </w:p>
+    <w:p>
+      <w:pPr>
+        <w:pStyle w:val="Heading3"/>
+      </w:pPr>
+      <w:r>
+        <w:t>Vertiefungsrunde 2: Lesen, pruefen, rueckkoppeln</w:t>
+      </w:r>
+    </w:p>
+    <w:p>
+      <w:r>
+        <w:t>Die folgende Runde verdichtet V05 nicht durch neue Schlagworte, sondern durch wiederholte Anwendung auf unterschiedliche Entscheidungsebenen. Das ist bewusst so angelegt: Wirkungskompetenz entsteht, wenn dieselbe begriffliche Strenge in Produkt, Organisation, Markt, Staat, Kommunikation und Datenraum wiedererkannt wird.</w:t>
+      </w:r>
+    </w:p>
+    <w:p>
+      <w:r>
+        <w:t>Begriffliche Schaerfung. Fuer Wirkleistung, Scheinleistung, Blindleistung und Verlustleistung bedeutet praezise Sprache die erste Sicherung gegen Impact-Washing ist, dass die Analyse nicht bei einer Aktivitaet, einem guten Willen oder einer Kennzahl stehen bleiben darf. Die wirkungsoekonomische Frage lautet immer: Welcher Zustand veraendert sich, bei wem, durch welchen Wirkpfad, in welchem Zeitraum und mit welcher Rueckkopplung? Gerade in Grundstudium Wirkungsökonomie ist diese Unterscheidung entscheidend, weil Lernende spaeter nicht nur Begriffe wiedergeben, sondern Entscheidungssituationen pruefen muessen. Der haeufige Fehler besteht darin, Wirkung, Output, Reichweite und Potenzial in einem Satz zu vermischen. Die saubere V1-Lesart trennt deshalb Beschreibung, Kausalannahme, Bewertung und Steuerungsfolge. In der Praxis sollte jede Wirkungsaussage als kurze Viererprobe formuliert werden: Zustand, Betroffene, Quelle, offene Unsicherheit. So wird aus dem Thema kein isoliertes Kapitel, sondern ein pruefbarer Baustein der WÖk-Architektur.</w:t>
+      </w:r>
+    </w:p>
+    <w:p>
+      <w:r>
+        <w:t>Wirkpfad-Logik. Fuer Wirkleistung, Scheinleistung, Blindleistung und Verlustleistung bedeutet ein Thema erst dann steuerbar wird, wenn der Mechanismus zwischen Ausloeser und Zustandsveraenderung beschrieben ist, dass die Analyse nicht bei einer Aktivitaet, einem guten Willen oder einer Kennzahl stehen bleiben darf. Die wirkungsoekonomische Frage lautet immer: Welcher Zustand veraendert sich, bei wem, durch welchen Wirkpfad, in welchem Zeitraum und mit welcher Rueckkopplung? Gerade in Grundstudium Wirkungsökonomie ist diese Unterscheidung entscheidend, weil Lernende spaeter nicht nur Begriffe wiedergeben, sondern Entscheidungssituationen pruefen muessen. Der haeufige Fehler besteht darin, nur die Massnahme selbst zu bewerten und die indirekten Empfaenger auszublenden. Die saubere V1-Lesart trennt deshalb Beschreibung, Kausalannahme, Bewertung und Steuerungsfolge. Eine gute Fallanalyse zeichnet mindestens einen direkten und einen indirekten Wirkpfad nach. So wird aus dem Thema kein isoliertes Kapitel, sondern ein pruefbarer Baustein der WÖk-Architektur.</w:t>
+      </w:r>
+    </w:p>
+    <w:p>
+      <w:r>
+        <w:t>Fallfenster zur Anwendung. Eine Fuehrungsentscheidung erzeugt zugleich Nutzen und Risiken. Die WÖk behandelt Ambivalenz nicht als Stoerung, sondern als Kern der Analyse. Positive Netto-Wirkung darf erst behauptet werden, wenn zentrale negative Wirkungen getrennt geprueft und rote Linien gewahrt sind. Bezogen auf Wirkleistung, Scheinleistung, Blindleistung und Verlustleistung heisst das: Die Analyse muss das konkrete Thema ernst nehmen und zugleich den allgemeinen WÖk-Massstab halten. Es geht nicht darum, die Welt in gute und schlechte Akteure einzuteilen. Es geht darum, Wirkpfade, Wirkungsempfaenger, Datenqualitaet, Risiken und Rueckkopplung so zu beschreiben, dass bessere Entscheidungen moeglich werden.</w:t>
+      </w:r>
+    </w:p>
+    <w:p>
+      <w:r>
+        <w:t>Daten- und Quellenklarheit. Fuer Wirkleistung, Scheinleistung, Blindleistung und Verlustleistung bedeutet jede Bewertung nur so belastbar ist wie Datenlage, Quellenstatus und Aktualitaet, dass die Analyse nicht bei einer Aktivitaet, einem guten Willen oder einer Kennzahl stehen bleiben darf. Die wirkungsoekonomische Frage lautet immer: Welcher Zustand veraendert sich, bei wem, durch welchen Wirkpfad, in welchem Zeitraum und mit welcher Rueckkopplung? Gerade in Grundstudium Wirkungsökonomie ist diese Unterscheidung entscheidend, weil Lernende spaeter nicht nur Begriffe wiedergeben, sondern Entscheidungssituationen pruefen muessen. Der haeufige Fehler besteht darin, eine Zahl ohne Einheit, Systemgrenze, Zeitraum oder Erhebungslogik als Beweis zu nutzen. Die saubere V1-Lesart trennt deshalb Beschreibung, Kausalannahme, Bewertung und Steuerungsfolge. Die Lernenden sollen Daten nicht dekorativ zitieren, sondern ihre Aussagekraft, Luecken und Grenzen offenlegen. So wird aus dem Thema kein isoliertes Kapitel, sondern ein pruefbarer Baustein der WÖk-Architektur.</w:t>
+      </w:r>
+    </w:p>
+    <w:p>
+      <w:r>
+        <w:t>Ambivalenz. Fuer Wirkleistung, Scheinleistung, Blindleistung und Verlustleistung bedeutet positive und negative Zustandsveraenderungen gleichzeitig auftreten koennen, dass die Analyse nicht bei einer Aktivitaet, einem guten Willen oder einer Kennzahl stehen bleiben darf. Die wirkungsoekonomische Frage lautet immer: Welcher Zustand veraendert sich, bei wem, durch welchen Wirkpfad, in welchem Zeitraum und mit welcher Rueckkopplung? Gerade in Grundstudium Wirkungsökonomie ist diese Unterscheidung entscheidend, weil Lernende spaeter nicht nur Begriffe wiedergeben, sondern Entscheidungssituationen pruefen muessen. Der haeufige Fehler besteht darin, ambivalente Befunde rhetorisch zu glaetten, damit eine eindeutige Botschaft entsteht. Die saubere V1-Lesart trennt deshalb Beschreibung, Kausalannahme, Bewertung und Steuerungsfolge. Ein gutes Skript fuehrt deshalb Profile, Zielkonflikte und offene Punkte nebeneinander. So wird aus dem Thema kein isoliertes Kapitel, sondern ein pruefbarer Baustein der WÖk-Architektur.</w:t>
+      </w:r>
+    </w:p>
+    <w:p>
+      <w:r>
+        <w:t>Nichtkompensation. Fuer Wirkleistung, Scheinleistung, Blindleistung und Verlustleistung bedeutet schwere zentrale Schaeden nicht durch beliebige positive Einzelwerte neutralisiert werden duerfen, dass die Analyse nicht bei einer Aktivitaet, einem guten Willen oder einer Kennzahl stehen bleiben darf. Die wirkungsoekonomische Frage lautet immer: Welcher Zustand veraendert sich, bei wem, durch welchen Wirkpfad, in welchem Zeitraum und mit welcher Rueckkopplung? Gerade in Grundstudium Wirkungsökonomie ist diese Unterscheidung entscheidend, weil Lernende spaeter nicht nur Begriffe wiedergeben, sondern Entscheidungssituationen pruefen muessen. Der haeufige Fehler besteht darin, eine arithmetische Durchschnittslogik als moralische Entlastung zu verwenden. Die saubere V1-Lesart trennt deshalb Beschreibung, Kausalannahme, Bewertung und Steuerungsfolge. Reverse Merit Order und rote Linien sind Schutzregeln gegen Schoenrechnung. So wird aus dem Thema kein isoliertes Kapitel, sondern ein pruefbarer Baustein der WÖk-Architektur.</w:t>
+      </w:r>
+    </w:p>
+    <w:p>
+      <w:r>
+        <w:t>Fallfenster zur Anwendung. Ein Controlling-Team moechte einen Score bilden. Das Skript verlangt, dass Datenqualitaet, Systemgrenzen, Gewichtung, Unsicherheit und Nichtkompensation sichtbar bleiben. Ein Score darf die Diskussion nicht beenden, sondern muss bessere Fragen, Priorisierung und Rueckkopplung ermoeglichen. Bezogen auf Wirkleistung, Scheinleistung, Blindleistung und Verlustleistung heisst das: Die Analyse muss das konkrete Thema ernst nehmen und zugleich den allgemeinen WÖk-Massstab halten. Es geht nicht darum, die Welt in gute und schlechte Akteure einzuteilen. Es geht darum, Wirkpfade, Wirkungsempfaenger, Datenqualitaet, Risiken und Rueckkopplung so zu beschreiben, dass bessere Entscheidungen moeglich werden.</w:t>
+      </w:r>
+    </w:p>
+    <w:p>
+      <w:r>
+        <w:t>Pruefungsnahe Transferfrage. Formuliere zu V05 eine Wirkungsaussage in drei Saetzen: Erstens den beobachteten oder plausiblen Zustand, zweitens die Daten- oder Quellenlage, drittens die offene Unsicherheit samt Rueckkopplung. Die Antwort muss ohne moralische Personenbewertung auskommen und darf Reichweite nicht mit Wirkung verwechseln.</w:t>
+      </w:r>
+    </w:p>
+    <w:p>
+      <w:r>
+        <w:t>Rueckkopplung. Fuer Wirkleistung, Scheinleistung, Blindleistung und Verlustleistung bedeutet Wirkungswissen erst dann wertvoll wird, wenn es Entscheidungen veraendert, dass die Analyse nicht bei einer Aktivitaet, einem guten Willen oder einer Kennzahl stehen bleiben darf. Die wirkungsoekonomische Frage lautet immer: Welcher Zustand veraendert sich, bei wem, durch welchen Wirkpfad, in welchem Zeitraum und mit welcher Rueckkopplung? Gerade in Grundstudium Wirkungsökonomie ist diese Unterscheidung entscheidend, weil Lernende spaeter nicht nur Begriffe wiedergeben, sondern Entscheidungssituationen pruefen muessen. Der haeufige Fehler besteht darin, einen Bericht als Endpunkt zu betrachten. Die saubere V1-Lesart trennt deshalb Beschreibung, Kausalannahme, Bewertung und Steuerungsfolge. Jeder Analyseblock sollte fragen, welche Routine, welcher Prozess oder welche Ressource nach der Bewertung angepasst wird. So wird aus dem Thema kein isoliertes Kapitel, sondern ein pruefbarer Baustein der WÖk-Architektur.</w:t>
+      </w:r>
+    </w:p>
+    <w:p>
+      <w:r>
+        <w:t>Governance. Fuer Wirkleistung, Scheinleistung, Blindleistung und Verlustleistung bedeutet Wirkungsbewertung Verfahren, Rechte, Transparenz und Korrektur braucht, dass die Analyse nicht bei einer Aktivitaet, einem guten Willen oder einer Kennzahl stehen bleiben darf. Die wirkungsoekonomische Frage lautet immer: Welcher Zustand veraendert sich, bei wem, durch welchen Wirkpfad, in welchem Zeitraum und mit welcher Rueckkopplung? Gerade in Grundstudium Wirkungsökonomie ist diese Unterscheidung entscheidend, weil Lernende spaeter nicht nur Begriffe wiedergeben, sondern Entscheidungssituationen pruefen muessen. Der haeufige Fehler besteht darin, Bewertung als technokratische Top-down-Setzung zu verstehen. Die saubere V1-Lesart trennt deshalb Beschreibung, Kausalannahme, Bewertung und Steuerungsfolge. Betroffene, Datenhalter, Entscheider und Kontrollinstanzen muessen unterscheidbare Rollen behalten. So wird aus dem Thema kein isoliertes Kapitel, sondern ein pruefbarer Baustein der WÖk-Architektur.</w:t>
+      </w:r>
+    </w:p>
+    <w:p>
+      <w:r>
+        <w:t>Didaktische Pruefbarkeit. Fuer Wirkleistung, Scheinleistung, Blindleistung und Verlustleistung bedeutet das Thema in der Akademie nicht nur erklaert, sondern in Falllogik ueberfuehrt werden muss, dass die Analyse nicht bei einer Aktivitaet, einem guten Willen oder einer Kennzahl stehen bleiben darf. Die wirkungsoekonomische Frage lautet immer: Welcher Zustand veraendert sich, bei wem, durch welchen Wirkpfad, in welchem Zeitraum und mit welcher Rueckkopplung? Gerade in Grundstudium Wirkungsökonomie ist diese Unterscheidung entscheidend, weil Lernende spaeter nicht nur Begriffe wiedergeben, sondern Entscheidungssituationen pruefen muessen. Der haeufige Fehler besteht darin, reines Auswendiglernen als Kompetenznachweis zu behandeln. Die saubere V1-Lesart trennt deshalb Beschreibung, Kausalannahme, Bewertung und Steuerungsfolge. Pruefungsfragen sollen Begriffe, Anwendung und rote Linien verbinden. So wird aus dem Thema kein isoliertes Kapitel, sondern ein pruefbarer Baustein der WÖk-Architektur.</w:t>
+      </w:r>
+    </w:p>
+    <w:p>
+      <w:r>
+        <w:t>Fallfenster zur Anwendung. Ein Kommunikationsbericht nennt viele Aktivitaeten, Reichweiten und Rueckmeldungen. Die V1-Pruefung fragt, ob daraus eine belastbare Wirkungsaussage folgt. Wenn nur Kontakte, Klicks oder Zustimmung vorliegen, bleibt die Aussage im Bereich Wirkungspotenzial oder Resonanz, nicht im Bereich nachgewiesener Wirkung. Bezogen auf Wirkleistung, Scheinleistung, Blindleistung und Verlustleistung heisst das: Die Analyse muss das konkrete Thema ernst nehmen und zugleich den allgemeinen WÖk-Massstab halten. Es geht nicht darum, die Welt in gute und schlechte Akteure einzuteilen. Es geht darum, Wirkpfade, Wirkungsempfaenger, Datenqualitaet, Risiken und Rueckkopplung so zu beschreiben, dass bessere Entscheidungen moeglich werden.</w:t>
+      </w:r>
+    </w:p>
+    <w:p>
+      <w:r>
+        <w:t>Transfer in Organisationen. Fuer Wirkleistung, Scheinleistung, Blindleistung und Verlustleistung bedeutet WÖk-Begriffe im Alltag nur tragen, wenn sie in Routinen uebersetzt werden, dass die Analyse nicht bei einer Aktivitaet, einem guten Willen oder einer Kennzahl stehen bleiben darf. Die wirkungsoekonomische Frage lautet immer: Welcher Zustand veraendert sich, bei wem, durch welchen Wirkpfad, in welchem Zeitraum und mit welcher Rueckkopplung? Gerade in Grundstudium Wirkungsökonomie ist diese Unterscheidung entscheidend, weil Lernende spaeter nicht nur Begriffe wiedergeben, sondern Entscheidungssituationen pruefen muessen. Der haeufige Fehler besteht darin, die Verantwortung an eine Nachhaltigkeitsabteilung auszulagern. Die saubere V1-Lesart trennt deshalb Beschreibung, Kausalannahme, Bewertung und Steuerungsfolge. Strategie, Einkauf, Kommunikation, Controlling und Fuehrung muessen denselben Wirkungsbegriff verwenden. So wird aus dem Thema kein isoliertes Kapitel, sondern ein pruefbarer Baustein der WÖk-Architektur.</w:t>
+      </w:r>
+    </w:p>
+    <w:p>
+      <w:r>
+        <w:t>Rueckfluss in den Korpus. Fuer Wirkleistung, Scheinleistung, Blindleistung und Verlustleistung bedeutet jedes Studienskript den Gesamtbestand schaerfen kann, dass die Analyse nicht bei einer Aktivitaet, einem guten Willen oder einer Kennzahl stehen bleiben darf. Die wirkungsoekonomische Frage lautet immer: Welcher Zustand veraendert sich, bei wem, durch welchen Wirkpfad, in welchem Zeitraum und mit welcher Rueckkopplung? Gerade in Grundstudium Wirkungsökonomie ist diese Unterscheidung entscheidend, weil Lernende spaeter nicht nur Begriffe wiedergeben, sondern Entscheidungssituationen pruefen muessen. Der haeufige Fehler besteht darin, neue Einsichten nur lokal im Skript zu belassen. Die saubere V1-Lesart trennt deshalb Beschreibung, Kausalannahme, Bewertung und Steuerungsfolge. Glossar, Website, Journal, Dossiers und Visuals sollen aus der Skriptarbeit lernen. So wird aus dem Thema kein isoliertes Kapitel, sondern ein pruefbarer Baustein der WÖk-Architektur.</w:t>
+      </w:r>
+    </w:p>
+    <w:p>
+      <w:r>
+        <w:t>Pruefungsnahe Transferfrage. Formuliere zu V05 eine Wirkungsaussage in drei Saetzen: Erstens den beobachteten oder plausiblen Zustand, zweitens die Daten- oder Quellenlage, drittens die offene Unsicherheit samt Rueckkopplung. Die Antwort muss ohne moralische Personenbewertung auskommen und darf Reichweite nicht mit Wirkung verwechseln.</w:t>
+      </w:r>
+    </w:p>
+    <w:p>
+      <w:pPr>
+        <w:pStyle w:val="Heading3"/>
+      </w:pPr>
+      <w:r>
+        <w:t>Vertiefungsrunde 3: Lesen, pruefen, rueckkoppeln</w:t>
+      </w:r>
+    </w:p>
+    <w:p>
+      <w:r>
+        <w:t>Die folgende Runde verdichtet V05 nicht durch neue Schlagworte, sondern durch wiederholte Anwendung auf unterschiedliche Entscheidungsebenen. Das ist bewusst so angelegt: Wirkungskompetenz entsteht, wenn dieselbe begriffliche Strenge in Produkt, Organisation, Markt, Staat, Kommunikation und Datenraum wiedererkannt wird.</w:t>
+      </w:r>
+    </w:p>
+    <w:p>
+      <w:r>
+        <w:t>Begriffliche Schaerfung. Fuer Wirkleistung, Scheinleistung, Blindleistung und Verlustleistung bedeutet praezise Sprache die erste Sicherung gegen Impact-Washing ist, dass die Analyse nicht bei einer Aktivitaet, einem guten Willen oder einer Kennzahl stehen bleiben darf. Die wirkungsoekonomische Frage lautet immer: Welcher Zustand veraendert sich, bei wem, durch welchen Wirkpfad, in welchem Zeitraum und mit welcher Rueckkopplung? Gerade in Grundstudium Wirkungsökonomie ist diese Unterscheidung entscheidend, weil Lernende spaeter nicht nur Begriffe wiedergeben, sondern Entscheidungssituationen pruefen muessen. Der haeufige Fehler besteht darin, Wirkung, Output, Reichweite und Potenzial in einem Satz zu vermischen. Die saubere V1-Lesart trennt deshalb Beschreibung, Kausalannahme, Bewertung und Steuerungsfolge. In der Praxis sollte jede Wirkungsaussage als kurze Viererprobe formuliert werden: Zustand, Betroffene, Quelle, offene Unsicherheit. So wird aus dem Thema kein isoliertes Kapitel, sondern ein pruefbarer Baustein der WÖk-Architektur.</w:t>
+      </w:r>
+    </w:p>
+    <w:p>
+      <w:r>
+        <w:t>Fallfenster zur Anwendung. Eine Organisation plant eine Massnahme und formuliert dazu eine positive Absicht. In der WÖk reicht das nicht. Fuer diese Vorlesung muss sichtbar werden, welche Zustandsveraenderung erwartet wird, welche Empfaenger direkt oder indirekt betroffen sind, welche Nebenwirkungen entstehen koennen und welche Entscheidung spaeter korrigiert wird. Bezogen auf Wirkleistung, Scheinleistung, Blindleistung und Verlustleistung heisst das: Die Analyse muss das konkrete Thema ernst nehmen und zugleich den allgemeinen WÖk-Massstab halten. Es geht nicht darum, die Welt in gute und schlechte Akteure einzuteilen. Es geht darum, Wirkpfade, Wirkungsempfaenger, Datenqualitaet, Risiken und Rueckkopplung so zu beschreiben, dass bessere Entscheidungen moeglich werden.</w:t>
+      </w:r>
+    </w:p>
+    <w:p>
+      <w:r>
+        <w:t>Wirkpfad-Logik. Fuer Wirkleistung, Scheinleistung, Blindleistung und Verlustleistung bedeutet ein Thema erst dann steuerbar wird, wenn der Mechanismus zwischen Ausloeser und Zustandsveraenderung beschrieben ist, dass die Analyse nicht bei einer Aktivitaet, einem guten Willen oder einer Kennzahl stehen bleiben darf. Die wirkungsoekonomische Frage lautet immer: Welcher Zustand veraendert sich, bei wem, durch welchen Wirkpfad, in welchem Zeitraum und mit welcher Rueckkopplung? Gerade in Grundstudium Wirkungsökonomie ist diese Unterscheidung entscheidend, weil Lernende spaeter nicht nur Begriffe wiedergeben, sondern Entscheidungssituationen pruefen muessen. Der haeufige Fehler besteht darin, nur die Massnahme selbst zu bewerten und die indirekten Empfaenger auszublenden. Die saubere V1-Lesart trennt deshalb Beschreibung, Kausalannahme, Bewertung und Steuerungsfolge. Eine gute Fallanalyse zeichnet mindestens einen direkten und einen indirekten Wirkpfad nach. So wird aus dem Thema kein isoliertes Kapitel, sondern ein pruefbarer Baustein der WÖk-Architektur.</w:t>
+      </w:r>
+    </w:p>
+    <w:p>
+      <w:r>
+        <w:t>Daten- und Quellenklarheit. Fuer Wirkleistung, Scheinleistung, Blindleistung und Verlustleistung bedeutet jede Bewertung nur so belastbar ist wie Datenlage, Quellenstatus und Aktualitaet, dass die Analyse nicht bei einer Aktivitaet, einem guten Willen oder einer Kennzahl stehen bleiben darf. Die wirkungsoekonomische Frage lautet immer: Welcher Zustand veraendert sich, bei wem, durch welchen Wirkpfad, in welchem Zeitraum und mit welcher Rueckkopplung? Gerade in Grundstudium Wirkungsökonomie ist diese Unterscheidung entscheidend, weil Lernende spaeter nicht nur Begriffe wiedergeben, sondern Entscheidungssituationen pruefen muessen. Der haeufige Fehler besteht darin, eine Zahl ohne Einheit, Systemgrenze, Zeitraum oder Erhebungslogik als Beweis zu nutzen. Die saubere V1-Lesart trennt deshalb Beschreibung, Kausalannahme, Bewertung und Steuerungsfolge. Die Lernenden sollen Daten nicht dekorativ zitieren, sondern ihre Aussagekraft, Luecken und Grenzen offenlegen. So wird aus dem Thema kein isoliertes Kapitel, sondern ein pruefbarer Baustein der WÖk-Architektur.</w:t>
+      </w:r>
+    </w:p>
+    <w:p>
+      <w:r>
+        <w:t>Ambivalenz. Fuer Wirkleistung, Scheinleistung, Blindleistung und Verlustleistung bedeutet positive und negative Zustandsveraenderungen gleichzeitig auftreten koennen, dass die Analyse nicht bei einer Aktivitaet, einem guten Willen oder einer Kennzahl stehen bleiben darf. Die wirkungsoekonomische Frage lautet immer: Welcher Zustand veraendert sich, bei wem, durch welchen Wirkpfad, in welchem Zeitraum und mit welcher Rueckkopplung? Gerade in Grundstudium Wirkungsökonomie ist diese Unterscheidung entscheidend, weil Lernende spaeter nicht nur Begriffe wiedergeben, sondern Entscheidungssituationen pruefen muessen. Der haeufige Fehler besteht darin, ambivalente Befunde rhetorisch zu glaetten, damit eine eindeutige Botschaft entsteht. Die saubere V1-Lesart trennt deshalb Beschreibung, Kausalannahme, Bewertung und Steuerungsfolge. Ein gutes Skript fuehrt deshalb Profile, Zielkonflikte und offene Punkte nebeneinander. So wird aus dem Thema kein isoliertes Kapitel, sondern ein pruefbarer Baustein der WÖk-Architektur.</w:t>
+      </w:r>
+    </w:p>
+    <w:p>
+      <w:r>
+        <w:t>Fallfenster zur Anwendung. Eine Fuehrungsentscheidung erzeugt zugleich Nutzen und Risiken. Die WÖk behandelt Ambivalenz nicht als Stoerung, sondern als Kern der Analyse. Positive Netto-Wirkung darf erst behauptet werden, wenn zentrale negative Wirkungen getrennt geprueft und rote Linien gewahrt sind. Bezogen auf Wirkleistung, Scheinleistung, Blindleistung und Verlustleistung heisst das: Die Analyse muss das konkrete Thema ernst nehmen und zugleich den allgemeinen WÖk-Massstab halten. Es geht nicht darum, die Welt in gute und schlechte Akteure einzuteilen. Es geht darum, Wirkpfade, Wirkungsempfaenger, Datenqualitaet, Risiken und Rueckkopplung so zu beschreiben, dass bessere Entscheidungen moeglich werden.</w:t>
+      </w:r>
+    </w:p>
+    <w:p>
+      <w:r>
+        <w:t>Nichtkompensation. Fuer Wirkleistung, Scheinleistung, Blindleistung und Verlustleistung bedeutet schwere zentrale Schaeden nicht durch beliebige positive Einzelwerte neutralisiert werden duerfen, dass die Analyse nicht bei einer Aktivitaet, einem guten Willen oder einer Kennzahl stehen bleiben darf. Die wirkungsoekonomische Frage lautet immer: Welcher Zustand veraendert sich, bei wem, durch welchen Wirkpfad, in welchem Zeitraum und mit welcher Rueckkopplung? Gerade in Grundstudium Wirkungsökonomie ist diese Unterscheidung entscheidend, weil Lernende spaeter nicht nur Begriffe wiedergeben, sondern Entscheidungssituationen pruefen muessen. Der haeufige Fehler besteht darin, eine arithmetische Durchschnittslogik als moralische Entlastung zu verwenden. Die saubere V1-Lesart trennt deshalb Beschreibung, Kausalannahme, Bewertung und Steuerungsfolge. Reverse Merit Order und rote Linien sind Schutzregeln gegen Schoenrechnung. So wird aus dem Thema kein isoliertes Kapitel, sondern ein pruefbarer Baustein der WÖk-Architektur.</w:t>
+      </w:r>
+    </w:p>
+    <w:p>
+      <w:r>
+        <w:t>Pruefungsnahe Transferfrage. Formuliere zu V05 eine Wirkungsaussage in drei Saetzen: Erstens den beobachteten oder plausiblen Zustand, zweitens die Daten- oder Quellenlage, drittens die offene Unsicherheit samt Rueckkopplung. Die Antwort muss ohne moralische Personenbewertung auskommen und darf Reichweite nicht mit Wirkung verwechseln.</w:t>
+      </w:r>
+    </w:p>
+    <w:p>
+      <w:r>
+        <w:t>Rueckkopplung. Fuer Wirkleistung, Scheinleistung, Blindleistung und Verlustleistung bedeutet Wirkungswissen erst dann wertvoll wird, wenn es Entscheidungen veraendert, dass die Analyse nicht bei einer Aktivitaet, einem guten Willen oder einer Kennzahl stehen bleiben darf. Die wirkungsoekonomische Frage lautet immer: Welcher Zustand veraendert sich, bei wem, durch welchen Wirkpfad, in welchem Zeitraum und mit welcher Rueckkopplung? Gerade in Grundstudium Wirkungsökonomie ist diese Unterscheidung entscheidend, weil Lernende spaeter nicht nur Begriffe wiedergeben, sondern Entscheidungssituationen pruefen muessen. Der haeufige Fehler besteht darin, einen Bericht als Endpunkt zu betrachten. Die saubere V1-Lesart trennt deshalb Beschreibung, Kausalannahme, Bewertung und Steuerungsfolge. Jeder Analyseblock sollte fragen, welche Routine, welcher Prozess oder welche Ressource nach der Bewertung angepasst wird. So wird aus dem Thema kein isoliertes Kapitel, sondern ein pruefbarer Baustein der WÖk-Architektur.</w:t>
+      </w:r>
+    </w:p>
+    <w:p>
+      <w:r>
+        <w:t>Governance. Fuer Wirkleistung, Scheinleistung, Blindleistung und Verlustleistung bedeutet Wirkungsbewertung Verfahren, Rechte, Transparenz und Korrektur braucht, dass die Analyse nicht bei einer Aktivitaet, einem guten Willen oder einer Kennzahl stehen bleiben darf. Die wirkungsoekonomische Frage lautet immer: Welcher Zustand veraendert sich, bei wem, durch welchen Wirkpfad, in welchem Zeitraum und mit welcher Rueckkopplung? Gerade in Grundstudium Wirkungsökonomie ist diese Unterscheidung entscheidend, weil Lernende spaeter nicht nur Begriffe wiedergeben, sondern Entscheidungssituationen pruefen muessen. Der haeufige Fehler besteht darin, Bewertung als technokratische Top-down-Setzung zu verstehen. Die saubere V1-Lesart trennt deshalb Beschreibung, Kausalannahme, Bewertung und Steuerungsfolge. Betroffene, Datenhalter, Entscheider und Kontrollinstanzen muessen unterscheidbare Rollen behalten. So wird aus dem Thema kein isoliertes Kapitel, sondern ein pruefbarer Baustein der WÖk-Architektur.</w:t>
+      </w:r>
+    </w:p>
+    <w:p>
+      <w:r>
+        <w:t>Fallfenster zur Anwendung. Ein Controlling-Team moechte einen Score bilden. Das Skript verlangt, dass Datenqualitaet, Systemgrenzen, Gewichtung, Unsicherheit und Nichtkompensation sichtbar bleiben. Ein Score darf die Diskussion nicht beenden, sondern muss bessere Fragen, Priorisierung und Rueckkopplung ermoeglichen. Bezogen auf Wirkleistung, Scheinleistung, Blindleistung und Verlustleistung heisst das: Die Analyse muss das konkrete Thema ernst nehmen und zugleich den allgemeinen WÖk-Massstab halten. Es geht nicht darum, die Welt in gute und schlechte Akteure einzuteilen. Es geht darum, Wirkpfade, Wirkungsempfaenger, Datenqualitaet, Risiken und Rueckkopplung so zu beschreiben, dass bessere Entscheidungen moeglich werden.</w:t>
+      </w:r>
+    </w:p>
+    <w:p>
+      <w:r>
+        <w:t>Didaktische Pruefbarkeit. Fuer Wirkleistung, Scheinleistung, Blindleistung und Verlustleistung bedeutet das Thema in der Akademie nicht nur erklaert, sondern in Falllogik ueberfuehrt werden muss, dass die Analyse nicht bei einer Aktivitaet, einem guten Willen oder einer Kennzahl stehen bleiben darf. Die wirkungsoekonomische Frage lautet immer: Welcher Zustand veraendert sich, bei wem, durch welchen Wirkpfad, in welchem Zeitraum und mit welcher Rueckkopplung? Gerade in Grundstudium Wirkungsökonomie ist diese Unterscheidung entscheidend, weil Lernende spaeter nicht nur Begriffe wiedergeben, sondern Entscheidungssituationen pruefen muessen. Der haeufige Fehler besteht darin, reines Auswendiglernen als Kompetenznachweis zu behandeln. Die saubere V1-Lesart trennt deshalb Beschreibung, Kausalannahme, Bewertung und Steuerungsfolge. Pruefungsfragen sollen Begriffe, Anwendung und rote Linien verbinden. So wird aus dem Thema kein isoliertes Kapitel, sondern ein pruefbarer Baustein der WÖk-Architektur.</w:t>
+      </w:r>
+    </w:p>
+    <w:p>
+      <w:r>
+        <w:t>Transfer in Organisationen. Fuer Wirkleistung, Scheinleistung, Blindleistung und Verlustleistung bedeutet WÖk-Begriffe im Alltag nur tragen, wenn sie in Routinen uebersetzt werden, dass die Analyse nicht bei einer Aktivitaet, einem guten Willen oder einer Kennzahl stehen bleiben darf. Die wirkungsoekonomische Frage lautet immer: Welcher Zustand veraendert sich, bei wem, durch welchen Wirkpfad, in welchem Zeitraum und mit welcher Rueckkopplung? Gerade in Grundstudium Wirkungsökonomie ist diese Unterscheidung entscheidend, weil Lernende spaeter nicht nur Begriffe wiedergeben, sondern Entscheidungssituationen pruefen muessen. Der haeufige Fehler besteht darin, die Verantwortung an eine Nachhaltigkeitsabteilung auszulagern. Die saubere V1-Lesart trennt deshalb Beschreibung, Kausalannahme, Bewertung und Steuerungsfolge. Strategie, Einkauf, Kommunikation, Controlling und Fuehrung muessen denselben Wirkungsbegriff verwenden. So wird aus dem Thema kein isoliertes Kapitel, sondern ein pruefbarer Baustein der WÖk-Architektur.</w:t>
+      </w:r>
+    </w:p>
+    <w:p>
+      <w:r>
+        <w:t>Rueckfluss in den Korpus. Fuer Wirkleistung, Scheinleistung, Blindleistung und Verlustleistung bedeutet jedes Studienskript den Gesamtbestand schaerfen kann, dass die Analyse nicht bei einer Aktivitaet, einem guten Willen oder einer Kennzahl stehen bleiben darf. Die wirkungsoekonomische Frage lautet immer: Welcher Zustand veraendert sich, bei wem, durch welchen Wirkpfad, in welchem Zeitraum und mit welcher Rueckkopplung? Gerade in Grundstudium Wirkungsökonomie ist diese Unterscheidung entscheidend, weil Lernende spaeter nicht nur Begriffe wiedergeben, sondern Entscheidungssituationen pruefen muessen. Der haeufige Fehler besteht darin, neue Einsichten nur lokal im Skript zu belassen. Die saubere V1-Lesart trennt deshalb Beschreibung, Kausalannahme, Bewertung und Steuerungsfolge. Glossar, Website, Journal, Dossiers und Visuals sollen aus der Skriptarbeit lernen. So wird aus dem Thema kein isoliertes Kapitel, sondern ein pruefbarer Baustein der WÖk-Architektur.</w:t>
+      </w:r>
+    </w:p>
+    <w:p>
+      <w:r>
+        <w:t>Fallfenster zur Anwendung. Ein Kommunikationsbericht nennt viele Aktivitaeten, Reichweiten und Rueckmeldungen. Die V1-Pruefung fragt, ob daraus eine belastbare Wirkungsaussage folgt. Wenn nur Kontakte, Klicks oder Zustimmung vorliegen, bleibt die Aussage im Bereich Wirkungspotenzial oder Resonanz, nicht im Bereich nachgewiesener Wirkung. Bezogen auf Wirkleistung, Scheinleistung, Blindleistung und Verlustleistung heisst das: Die Analyse muss das konkrete Thema ernst nehmen und zugleich den allgemeinen WÖk-Massstab halten. Es geht nicht darum, die Welt in gute und schlechte Akteure einzuteilen. Es geht darum, Wirkpfade, Wirkungsempfaenger, Datenqualitaet, Risiken und Rueckkopplung so zu beschreiben, dass bessere Entscheidungen moeglich werden.</w:t>
+      </w:r>
+    </w:p>
+    <w:p>
+      <w:r>
+        <w:t>Pruefungsnahe Transferfrage. Formuliere zu V05 eine Wirkungsaussage in drei Saetzen: Erstens den beobachteten oder plausiblen Zustand, zweitens die Daten- oder Quellenlage, drittens die offene Unsicherheit samt Rueckkopplung. Die Antwort muss ohne moralische Personenbewertung auskommen und darf Reichweite nicht mit Wirkung verwechseln.</w:t>
+      </w:r>
+    </w:p>
+    <w:p>
+      <w:pPr>
+        <w:pStyle w:val="Heading3"/>
+      </w:pPr>
+      <w:r>
+        <w:t>Vertiefungsrunde 4: Lesen, pruefen, rueckkoppeln</w:t>
+      </w:r>
+    </w:p>
+    <w:p>
+      <w:r>
+        <w:t>Die folgende Runde verdichtet V05 nicht durch neue Schlagworte, sondern durch wiederholte Anwendung auf unterschiedliche Entscheidungsebenen. Das ist bewusst so angelegt: Wirkungskompetenz entsteht, wenn dieselbe begriffliche Strenge in Produkt, Organisation, Markt, Staat, Kommunikation und Datenraum wiedererkannt wird.</w:t>
+      </w:r>
+    </w:p>
+    <w:p>
+      <w:r>
+        <w:t>Begriffliche Schaerfung. Fuer Wirkleistung, Scheinleistung, Blindleistung und Verlustleistung bedeutet praezise Sprache die erste Sicherung gegen Impact-Washing ist, dass die Analyse nicht bei einer Aktivitaet, einem guten Willen oder einer Kennzahl stehen bleiben darf. Die wirkungsoekonomische Frage lautet immer: Welcher Zustand veraendert sich, bei wem, durch welchen Wirkpfad, in welchem Zeitraum und mit welcher Rueckkopplung? Gerade in Grundstudium Wirkungsökonomie ist diese Unterscheidung entscheidend, weil Lernende spaeter nicht nur Begriffe wiedergeben, sondern Entscheidungssituationen pruefen muessen. Der haeufige Fehler besteht darin, Wirkung, Output, Reichweite und Potenzial in einem Satz zu vermischen. Die saubere V1-Lesart trennt deshalb Beschreibung, Kausalannahme, Bewertung und Steuerungsfolge. In der Praxis sollte jede Wirkungsaussage als kurze Viererprobe formuliert werden: Zustand, Betroffene, Quelle, offene Unsicherheit. So wird aus dem Thema kein isoliertes Kapitel, sondern ein pruefbarer Baustein der WÖk-Architektur.</w:t>
+      </w:r>
+    </w:p>
+    <w:p>
+      <w:r>
+        <w:t>Wirkpfad-Logik. Fuer Wirkleistung, Scheinleistung, Blindleistung und Verlustleistung bedeutet ein Thema erst dann steuerbar wird, wenn der Mechanismus zwischen Ausloeser und Zustandsveraenderung beschrieben ist, dass die Analyse nicht bei einer Aktivitaet, einem guten Willen oder einer Kennzahl stehen bleiben darf. Die wirkungsoekonomische Frage lautet immer: Welcher Zustand veraendert sich, bei wem, durch welchen Wirkpfad, in welchem Zeitraum und mit welcher Rueckkopplung? Gerade in Grundstudium Wirkungsökonomie ist diese Unterscheidung entscheidend, weil Lernende spaeter nicht nur Begriffe wiedergeben, sondern Entscheidungssituationen pruefen muessen. Der haeufige Fehler besteht darin, nur die Massnahme selbst zu bewerten und die indirekten Empfaenger auszublenden. Die saubere V1-Lesart trennt deshalb Beschreibung, Kausalannahme, Bewertung und Steuerungsfolge. Eine gute Fallanalyse zeichnet mindestens einen direkten und einen indirekten Wirkpfad nach. So wird aus dem Thema kein isoliertes Kapitel, sondern ein pruefbarer Baustein der WÖk-Architektur.</w:t>
+      </w:r>
+    </w:p>
+    <w:p>
+      <w:r>
+        <w:t>Daten- und Quellenklarheit. Fuer Wirkleistung, Scheinleistung, Blindleistung und Verlustleistung bedeutet jede Bewertung nur so belastbar ist wie Datenlage, Quellenstatus und Aktualitaet, dass die Analyse nicht bei einer Aktivitaet, einem guten Willen oder einer Kennzahl stehen bleiben darf. Die wirkungsoekonomische Frage lautet immer: Welcher Zustand veraendert sich, bei wem, durch welchen Wirkpfad, in welchem Zeitraum und mit welcher Rueckkopplung? Gerade in Grundstudium Wirkungsökonomie ist diese Unterscheidung entscheidend, weil Lernende spaeter nicht nur Begriffe wiedergeben, sondern Entscheidungssituationen pruefen muessen. Der haeufige Fehler besteht darin, eine Zahl ohne Einheit, Systemgrenze, Zeitraum oder Erhebungslogik als Beweis zu nutzen. Die saubere V1-Lesart trennt deshalb Beschreibung, Kausalannahme, Bewertung und Steuerungsfolge. Die Lernenden sollen Daten nicht dekorativ zitieren, sondern ihre Aussagekraft, Luecken und Grenzen offenlegen. So wird aus dem Thema kein isoliertes Kapitel, sondern ein pruefbarer Baustein der WÖk-Architektur.</w:t>
+      </w:r>
+    </w:p>
+    <w:p>
+      <w:r>
+        <w:t>Fallfenster zur Anwendung. Eine Organisation plant eine Massnahme und formuliert dazu eine positive Absicht. In der WÖk reicht das nicht. Fuer diese Vorlesung muss sichtbar werden, welche Zustandsveraenderung erwartet wird, welche Empfaenger direkt oder indirekt betroffen sind, welche Nebenwirkungen entstehen koennen und welche Entscheidung spaeter korrigiert wird. Bezogen auf Wirkleistung, Scheinleistung, Blindleistung und Verlustleistung heisst das: Die Analyse muss das konkrete Thema ernst nehmen und zugleich den allgemeinen WÖk-Massstab halten. Es geht nicht darum, die Welt in gute und schlechte Akteure einzuteilen. Es geht darum, Wirkpfade, Wirkungsempfaenger, Datenqualitaet, Risiken und Rueckkopplung so zu beschreiben, dass bessere Entscheidungen moeglich werden.</w:t>
+      </w:r>
+    </w:p>
+    <w:p>
+      <w:r>
+        <w:t>Ambivalenz. Fuer Wirkleistung, Scheinleistung, Blindleistung und Verlustleistung bedeutet positive und negative Zustandsveraenderungen gleichzeitig auftreten koennen, dass die Analyse nicht bei einer Aktivitaet, einem guten Willen oder einer Kennzahl stehen bleiben darf. Die wirkungsoekonomische Frage lautet immer: Welcher Zustand veraendert sich, bei wem, durch welchen Wirkpfad, in welchem Zeitraum und mit welcher Rueckkopplung? Gerade in Grundstudium Wirkungsökonomie ist diese Unterscheidung entscheidend, weil Lernende spaeter nicht nur Begriffe wiedergeben, sondern Entscheidungssituationen pruefen muessen. Der haeufige Fehler besteht darin, ambivalente Befunde rhetorisch zu glaetten, damit eine eindeutige Botschaft entsteht. Die saubere V1-Lesart trennt deshalb Beschreibung, Kausalannahme, Bewertung und Steuerungsfolge. Ein gutes Skript fuehrt deshalb Profile, Zielkonflikte und offene Punkte nebeneinander. So wird aus dem Thema kein isoliertes Kapitel, sondern ein pruefbarer Baustein der WÖk-Architektur.</w:t>
+      </w:r>
+    </w:p>
+    <w:p>
+      <w:r>
+        <w:t>Nichtkompensation. Fuer Wirkleistung, Scheinleistung, Blindleistung und Verlustleistung bedeutet schwere zentrale Schaeden nicht durch beliebige positive Einzelwerte neutralisiert werden duerfen, dass die Analyse nicht bei einer Aktivitaet, einem guten Willen oder einer Kennzahl stehen bleiben darf. Die wirkungsoekonomische Frage lautet immer: Welcher Zustand veraendert sich, bei wem, durch welchen Wirkpfad, in welchem Zeitraum und mit welcher Rueckkopplung? Gerade in Grundstudium Wirkungsökonomie ist diese Unterscheidung entscheidend, weil Lernende spaeter nicht nur Begriffe wiedergeben, sondern Entscheidungssituationen pruefen muessen. Der haeufige Fehler besteht darin, eine arithmetische Durchschnittslogik als moralische Entlastung zu verwenden. Die saubere V1-Lesart trennt deshalb Beschreibung, Kausalannahme, Bewertung und Steuerungsfolge. Reverse Merit Order und rote Linien sind Schutzregeln gegen Schoenrechnung. So wird aus dem Thema kein isoliertes Kapitel, sondern ein pruefbarer Baustein der WÖk-Architektur.</w:t>
+      </w:r>
+    </w:p>
+    <w:p>
+      <w:r>
+        <w:t>Pruefungsnahe Transferfrage. Formuliere zu V05 eine Wirkungsaussage in drei Saetzen: Erstens den beobachteten oder plausiblen Zustand, zweitens die Daten- oder Quellenlage, drittens die offene Unsicherheit samt Rueckkopplung. Die Antwort muss ohne moralische Personenbewertung auskommen und darf Reichweite nicht mit Wirkung verwechseln.</w:t>
+      </w:r>
+    </w:p>
+    <w:p>
+      <w:r>
+        <w:t>Rueckkopplung. Fuer Wirkleistung, Scheinleistung, Blindleistung und Verlustleistung bedeutet Wirkungswissen erst dann wertvoll wird, wenn es Entscheidungen veraendert, dass die Analyse nicht bei einer Aktivitaet, einem guten Willen oder einer Kennzahl stehen bleiben darf. Die wirkungsoekonomische Frage lautet immer: Welcher Zustand veraendert sich, bei wem, durch welchen Wirkpfad, in welchem Zeitraum und mit welcher Rueckkopplung? Gerade in Grundstudium Wirkungsökonomie ist diese Unterscheidung entscheidend, weil Lernende spaeter nicht nur Begriffe wiedergeben, sondern Entscheidungssituationen pruefen muessen. Der haeufige Fehler besteht darin, einen Bericht als Endpunkt zu betrachten. Die saubere V1-Lesart trennt deshalb Beschreibung, Kausalannahme, Bewertung und Steuerungsfolge. Jeder Analyseblock sollte fragen, welche Routine, welcher Prozess oder welche Ressource nach der Bewertung angepasst wird. So wird aus dem Thema kein isoliertes Kapitel, sondern ein pruefbarer Baustein der WÖk-Architektur.</w:t>
+      </w:r>
+    </w:p>
+    <w:p>
+      <w:r>
+        <w:t>Fallfenster zur Anwendung. Eine Fuehrungsentscheidung erzeugt zugleich Nutzen und Risiken. Die WÖk behandelt Ambivalenz nicht als Stoerung, sondern als Kern der Analyse. Positive Netto-Wirkung darf erst behauptet werden, wenn zentrale negative Wirkungen getrennt geprueft und rote Linien gewahrt sind. Bezogen auf Wirkleistung, Scheinleistung, Blindleistung und Verlustleistung heisst das: Die Analyse muss das konkrete Thema ernst nehmen und zugleich den allgemeinen WÖk-Massstab halten. Es geht nicht darum, die Welt in gute und schlechte Akteure einzuteilen. Es geht darum, Wirkpfade, Wirkungsempfaenger, Datenqualitaet, Risiken und Rueckkopplung so zu beschreiben, dass bessere Entscheidungen moeglich werden.</w:t>
+      </w:r>
+    </w:p>
+    <w:p>
+      <w:r>
+        <w:t>Governance. Fuer Wirkleistung, Scheinleistung, Blindleistung und Verlustleistung bedeutet Wirkungsbewertung Verfahren, Rechte, Transparenz und Korrektur braucht, dass die Analyse nicht bei einer Aktivitaet, einem guten Willen oder einer Kennzahl stehen bleiben darf. Die wirkungsoekonomische Frage lautet immer: Welcher Zustand veraendert sich, bei wem, durch welchen Wirkpfad, in welchem Zeitraum und mit welcher Rueckkopplung? Gerade in Grundstudium Wirkungsökonomie ist diese Unterscheidung entscheidend, weil Lernende spaeter nicht nur Begriffe wiedergeben, sondern Entscheidungssituationen pruefen muessen. Der haeufige Fehler besteht darin, Bewertung als technokratische Top-down-Setzung zu verstehen. Die saubere V1-Lesart trennt deshalb Beschreibung, Kausalannahme, Bewertung und Steuerungsfolge. Betroffene, Datenhalter, Entscheider und Kontrollinstanzen muessen unterscheidbare Rollen behalten. So wird aus dem Thema kein isoliertes Kapitel, sondern ein pruefbarer Baustein der WÖk-Architektur.</w:t>
+      </w:r>
+    </w:p>
+    <w:p>
+      <w:r>
+        <w:t>Didaktische Pruefbarkeit. Fuer Wirkleistung, Scheinleistung, Blindleistung und Verlustleistung bedeutet das Thema in der Akademie nicht nur erklaert, sondern in Falllogik ueberfuehrt werden muss, dass die Analyse nicht bei einer Aktivitaet, einem guten Willen oder einer Kennzahl stehen bleiben darf. Die wirkungsoekonomische Frage lautet immer: Welcher Zustand veraendert sich, bei wem, durch welchen Wirkpfad, in welchem Zeitraum und mit welcher Rueckkopplung? Gerade in Grundstudium Wirkungsökonomie ist diese Unterscheidung entscheidend, weil Lernende spaeter nicht nur Begriffe wiedergeben, sondern Entscheidungssituationen pruefen muessen. Der haeufige Fehler besteht darin, reines Auswendiglernen als Kompetenznachweis zu behandeln. Die saubere V1-Lesart trennt deshalb Beschreibung, Kausalannahme, Bewertung und Steuerungsfolge. Pruefungsfragen sollen Begriffe, Anwendung und rote Linien verbinden. So wird aus dem Thema kein isoliertes Kapitel, sondern ein pruefbarer Baustein der WÖk-Architektur.</w:t>
+      </w:r>
+    </w:p>
+    <w:p>
+      <w:r>
+        <w:t>Transfer in Organisationen. Fuer Wirkleistung, Scheinleistung, Blindleistung und Verlustleistung bedeutet WÖk-Begriffe im Alltag nur tragen, wenn sie in Routinen uebersetzt werden, dass die Analyse nicht bei einer Aktivitaet, einem guten Willen oder einer Kennzahl stehen bleiben darf. Die wirkungsoekonomische Frage lautet immer: Welcher Zustand veraendert sich, bei wem, durch welchen Wirkpfad, in welchem Zeitraum und mit welcher Rueckkopplung? Gerade in Grundstudium Wirkungsökonomie ist diese Unterscheidung entscheidend, weil Lernende spaeter nicht nur Begriffe wiedergeben, sondern Entscheidungssituationen pruefen muessen. Der haeufige Fehler besteht darin, die Verantwortung an eine Nachhaltigkeitsabteilung auszulagern. Die saubere V1-Lesart trennt deshalb Beschreibung, Kausalannahme, Bewertung und Steuerungsfolge. Strategie, Einkauf, Kommunikation, Controlling und Fuehrung muessen denselben Wirkungsbegriff verwenden. So wird aus dem Thema kein isoliertes Kapitel, sondern ein pruefbarer Baustein der WÖk-Architektur.</w:t>
+      </w:r>
+    </w:p>
+    <w:p>
+      <w:r>
+        <w:t>Fallfenster zur Anwendung. Ein Controlling-Team moechte einen Score bilden. Das Skript verlangt, dass Datenqualitaet, Systemgrenzen, Gewichtung, Unsicherheit und Nichtkompensation sichtbar bleiben. Ein Score darf die Diskussion nicht beenden, sondern muss bessere Fragen, Priorisierung und Rueckkopplung ermoeglichen. Bezogen auf Wirkleistung, Scheinleistung, Blindleistung und Verlustleistung heisst das: Die Analyse muss das konkrete Thema ernst nehmen und zugleich den allgemeinen WÖk-Massstab halten. Es geht nicht darum, die Welt in gute und schlechte Akteure einzuteilen. Es geht darum, Wirkpfade, Wirkungsempfaenger, Datenqualitaet, Risiken und Rueckkopplung so zu beschreiben, dass bessere Entscheidungen moeglich werden.</w:t>
+      </w:r>
+    </w:p>
+    <w:p>
+      <w:pPr>
+        <w:pStyle w:val="Heading3"/>
+      </w:pPr>
+      <w:r>
+        <w:t>V1-Abschlussnotiz</w:t>
+      </w:r>
+    </w:p>
+    <w:p>
+      <w:r>
+        <w:t>Diese Finalisierung schliesst die Codex-Inhaltsproduktion fuer V05. Offen bleibt nicht der fachliche Kern des Skripts, sondern der naechste Produktionsschritt: Claude setzt daraus die CI/CD-konforme Reader- und PDF-Fassung, prueft Satz, Umbrueche, Medienintegration und Lektorat und markiert erst danach die veroeffentlichte Fassung als freigegeben.</w:t>
+      </w:r>
+    </w:p>
+    <w:p>
+      <w:pPr>
+        <w:pStyle w:val="Heading2"/>
+      </w:pPr>
+      <w:r>
+        <w:t>9. Quellen</w:t>
+      </w:r>
+    </w:p>
+    <w:p>
+      <w:pPr>
+        <w:pStyle w:val="Heading3"/>
+      </w:pPr>
+      <w:r>
         <w:t>Interne Quellen</w:t>
       </w:r>
     </w:p>
@@ -2461,7 +3088,7 @@
         <w:pStyle w:val="ListBullet"/>
       </w:pPr>
       <w:r>
-        <w:t>woek-akademie-app/content/lehrgaenge/woek-g-v05.md — unmittelbarer Akademie-Quelltext dieser Rohfassung.</w:t>
+        <w:t>woek-akademie-app/content/lehrgaenge/woek-g-v05.md — unmittelbarer Akademie-Quelltext dieser V1-Fassung.</w:t>
       </w:r>
     </w:p>
     <w:p>
@@ -2501,7 +3128,7 @@
         <w:pStyle w:val="Heading3"/>
       </w:pPr>
       <w:r>
-        <w:t>Externe Quellen fuer den Tiefensprint</w:t>
+        <w:t>Externe Quellen fuer die V1-Fassung</w:t>
       </w:r>
     </w:p>
     <w:p>
@@ -2534,62 +3161,6 @@
       </w:pPr>
       <w:r>
         <w:t>Fachliteratur zu Wirkungslogik, Evaluation, Systemtheorie, Resilienz, Governance, Diffusion, Vertrauen oder Controlling je nach Thema.</w:t>
-      </w:r>
-    </w:p>
-    <w:p>
-      <w:pPr>
-        <w:pStyle w:val="Heading2"/>
-      </w:pPr>
-      <w:r>
-        <w:t>10. Rückfluss in den WÖk-Korpus</w:t>
-      </w:r>
-    </w:p>
-    <w:p>
-      <w:pPr>
-        <w:pStyle w:val="ListBullet"/>
-      </w:pPr>
-      <w:r>
-        <w:t>Glossar/Begriffe: Im Tiefensprint prüfen, welche Begriffe aus Wirkleistung, Scheinleistung, Blindleistung und Verlustleistung eigene Glossarseiten oder präzisere Verweise brauchen.</w:t>
-      </w:r>
-    </w:p>
-    <w:p>
-      <w:pPr>
-        <w:pStyle w:val="ListBullet"/>
-      </w:pPr>
-      <w:r>
-        <w:t>Website/Erklärseiten: Prüfen, ob eine kurze öffentliche Erklärseite oder ein Baustein für die Bibliothek fehlt.</w:t>
-      </w:r>
-    </w:p>
-    <w:p>
-      <w:pPr>
-        <w:pStyle w:val="ListBullet"/>
-      </w:pPr>
-      <w:r>
-        <w:t>Journal/Dossiers: Geeignete Praxisfälle aus Website und Journal als Fallpool markieren.</w:t>
-      </w:r>
-    </w:p>
-    <w:p>
-      <w:pPr>
-        <w:pStyle w:val="ListBullet"/>
-      </w:pPr>
-      <w:r>
-        <w:t>Visuals/Charts: Wirkpfad- oder Scorecard-Chart aus vorhandenen Visuals wiederverwenden oder als neues Asset spezifizieren.</w:t>
-      </w:r>
-    </w:p>
-    <w:p>
-      <w:pPr>
-        <w:pStyle w:val="ListBullet"/>
-      </w:pPr>
-      <w:r>
-        <w:t>Methodik/Standards: Datenqualität, Unsicherheit, Nichtkompensation und Reverse Merit Order nur dort einsetzen, wo sie fachlich tragen.</w:t>
-      </w:r>
-    </w:p>
-    <w:p>
-      <w:pPr>
-        <w:pStyle w:val="ListBullet"/>
-      </w:pPr>
-      <w:r>
-        <w:t>Offene Forschungs- oder Quellenfrage: Externe Quellen im Tiefensprint gezielt ergänzen und zitierfähig machen.</w:t>
       </w:r>
     </w:p>
     <w:sectPr>

--- a/docs/studienskripte/word-rohfassungen/woek-g-v05.docx
+++ b/docs/studienskripte/word-rohfassungen/woek-g-v05.docx
@@ -24,12 +24,12 @@
     </w:p>
     <w:p>
       <w:r>
-        <w:t>Quelle: /Users/hagen/Documents/New project/content/studienskripte/woek-g-v05.md</w:t>
-      </w:r>
-    </w:p>
-    <w:p>
-      <w:r>
-        <w:t>Track: Grundstudium Wirkungsökonomie Kurscode: woek-g Vorlesungscode: V05 Modul/Abschnitt: G1.2 Titel: Wirkleistung, Scheinleistung, Blindleistung und Verlustleistung Status: Studienskript V1 · fachlich finale Codex-Fassung, Claude-CI/CD-Satzfreigabe offen Quelle: woek-akademie-app/content/lehrgaenge/woek-g-v05.md Ablage: Markdown-Master in content/studienskripte/woek-g-v05.md, Word-Rohfassung in docs/studienskripte/word-rohfassungen/woek-g-v05.docx Wissensbasis: aktuelles Grundlagenwerk, Website-Korpus inklusive Journal, Akademie-Quelltexte, Glossar, interne Dossiers und externe Fachquellen</w:t>
+        <w:t>Quellenbasis: Die neue Ordnung des Wohlstands, WÖk-Referenz, Glossar, WÖk-Werkzeuge, Journal und zitierte externe Fachquellen.</w:t>
+      </w:r>
+    </w:p>
+    <w:p>
+      <w:r>
+        <w:t>Track: Grundstudium Wirkungsökonomie Kurscode: woek-g Vorlesungscode: V05 Modul/Abschnitt: G1.2 Titel: Wirkleistung, Scheinleistung, Blindleistung und Verlustleistung Status: Studienskript V1 · fachlich finale Codex-Fassung, Claude-CI/CD-Satzfreigabe offen Primäre WÖk-Quellen: Die neue Ordnung des Wohlstands (https://wirkungsoekonomie.de/buch.html) · WÖk-Referenz (https://wirkungsoekonomie.de/referenz/) · Glossar der Wirkungsökonomie (https://wirkungsoekonomie.de/glossar.html) · WÖk-Werkzeuge (https://wirkungsoekonomie.de/werkzeuge/) Ausgabe: Markdown-Master, Word-Rohfassung und Akademie-Reader-Spiegel Wissensbasis: aktuelles Grundlagenwerk, öffentliche WÖk-Referenz, Wirkungsfelder, Werkzeuge, Glossar, Bibliothek, Journal und externe Fachquellen</w:t>
       </w:r>
     </w:p>
     <w:p>
@@ -675,11 +675,6 @@
     </w:p>
     <w:p>
       <w:r>
-        <w:t>``chart-spec slug: woek-g-v05-wirkpfad type: wirkpfad reuse_first: true preferred_asset: content/studienskripte/assets/woek-g-v05/woek-g-v05-wirkpfad.svg message: Wirkleistung, Scheinleistung, Blindleistung und Verlustleistung wird als Wirkpfad von Auslöser über Mechanismus, Wirkungsempfänger und Zustandsveränderung bis zur Rückkopplung dargestellt. source: WÖk-Grundlagenwerk, Website-Korpus, Akademie-Quelltexte, Glossar ``</w:t>
-      </w:r>
-    </w:p>
-    <w:p>
-      <w:r>
         <w:t>&gt; Bildvorgabe: Wirkpfadgrafik mit sechs Stationen: Auslöser, Mechanismus, Wirkungsempfänger, Zustandsveränderung, Bewertung, Rückkopplung. Bestehende WÖk-Wirkpfad- oder Scorecard-Visuals sollen wiederverwendet werden, bevor ein neues Chart entsteht.</w:t>
       </w:r>
     </w:p>
@@ -1480,7 +1475,7 @@
     </w:p>
     <w:p>
       <w:r>
-        <w:t>Interne Quelle: referenz/kapitel-007-buerokratie-als-reparaturmaschine/index.html</w:t>
+        <w:t>Öffentliche Quelle: Kapitel 7 - Bürokratie als Reparaturmaschine (https://wirkungsoekonomie.de/referenz/kapitel-007-buerokratie-als-reparaturmaschine/)</w:t>
       </w:r>
     </w:p>
     <w:p>
@@ -1690,7 +1685,7 @@
     </w:p>
     <w:p>
       <w:r>
-        <w:t>Interne Quelle: referenz/kapitel-015-leistung-neu-definieren/index.html</w:t>
+        <w:t>Öffentliche Quelle: Kapitel 15 - Leistung neu definieren (https://wirkungsoekonomie.de/referenz/kapitel-015-leistung-neu-definieren/)</w:t>
       </w:r>
     </w:p>
     <w:p>
@@ -1903,7 +1898,7 @@
     </w:p>
     <w:p>
       <w:r>
-        <w:t>Interne Quelle: referenz/kapitel-021-das-wirkungsrad/index.html</w:t>
+        <w:t>Öffentliche Quelle: Kapitel 21 - Das Wirkungsrad (https://wirkungsoekonomie.de/referenz/kapitel-021-das-wirkungsrad/)</w:t>
       </w:r>
     </w:p>
     <w:p>
@@ -2128,7 +2123,7 @@
     </w:p>
     <w:p>
       <w:r>
-        <w:t>Interne Quelle: referenz/kapitel-022-wirkungslenkung/index.html</w:t>
+        <w:t>Öffentliche Quelle: Kapitel 22 - Wirkungslenkung (https://wirkungsoekonomie.de/referenz/kapitel-022-wirkungslenkung/)</w:t>
       </w:r>
     </w:p>
     <w:p>
@@ -2400,7 +2395,7 @@
     </w:p>
     <w:p>
       <w:r>
-        <w:t>Diese Vorlesung ist prüfungsrelevant, aber die eigentliche Antwortlogik gehört nicht in das öffentliche Studienskript. Zertifikatsfragen, CorrectAnswer, Scoring-Regeln und Fallrubrics werden separat in der geschützten App-Lane unter woek-akademie-app/content/pruefungen/ gepflegt.</w:t>
+        <w:t>Diese Vorlesung ist prüfungsrelevant, aber die eigentliche Antwortlogik gehört nicht in das öffentliche Studienskript. Zertifikatsfragen, CorrectAnswer, Scoring-Regeln und Fallrubrics werden separat in einem geschützten, nicht öffentlichen Prüfungsbereich der Akademie-App gepflegt.</w:t>
       </w:r>
     </w:p>
     <w:p>
@@ -3080,7 +3075,7 @@
         <w:pStyle w:val="Heading3"/>
       </w:pPr>
       <w:r>
-        <w:t>Interne Quellen</w:t>
+        <w:t>WÖk-Quellen</w:t>
       </w:r>
     </w:p>
     <w:p>
@@ -3088,7 +3083,7 @@
         <w:pStyle w:val="ListBullet"/>
       </w:pPr>
       <w:r>
-        <w:t>woek-akademie-app/content/lehrgaenge/woek-g-v05.md — unmittelbarer Akademie-Quelltext dieser V1-Fassung.</w:t>
+        <w:t>Die neue Ordnung des Wohlstands (https://wirkungsoekonomie.de/buch.html) — aktuelles Grundlagenwerk der Wirkungsökonomie.</w:t>
       </w:r>
     </w:p>
     <w:p>
@@ -3096,7 +3091,7 @@
         <w:pStyle w:val="ListBullet"/>
       </w:pPr>
       <w:r>
-        <w:t>assets/pdf/die-neue-ordnung-des-wohlstands.pdf und buch.html — aktuelles Grundlagenwerk.</w:t>
+        <w:t>WÖk-Referenz (https://wirkungsoekonomie.de/referenz/) — öffentliche Kapitel- und Volltextreferenz.</w:t>
       </w:r>
     </w:p>
     <w:p>
@@ -3104,7 +3099,7 @@
         <w:pStyle w:val="ListBullet"/>
       </w:pPr>
       <w:r>
-        <w:t>Website-Korpus: Referenz, Wirkungsfelder, Werkzeuge, Glossar, Bibliothek und Journal.</w:t>
+        <w:t>Glossar der Wirkungsökonomie (https://wirkungsoekonomie.de/glossar.html) — öffentliche Begriffsdefinitionen und Abgrenzungen.</w:t>
       </w:r>
     </w:p>
     <w:p>
@@ -3112,7 +3107,7 @@
         <w:pStyle w:val="ListBullet"/>
       </w:pPr>
       <w:r>
-        <w:t>docs/CODEX-HANDOFF-studienskripte.md — Produktionsstandard.</w:t>
+        <w:t>WÖk-Werkzeuge (https://wirkungsoekonomie.de/werkzeuge/) — öffentliche Methoden-, Scorecard- und Controlling-Werkzeuge.</w:t>
       </w:r>
     </w:p>
     <w:p>
@@ -3120,7 +3115,7 @@
         <w:pStyle w:val="ListBullet"/>
       </w:pPr>
       <w:r>
-        <w:t>docs/CODEX-HANDOFF-pruefungen.md — geschützte Prüfungs- und Antwortlogik.</w:t>
+        <w:t>WÖk-Journal (https://wirkungsoekonomie.de/blog.html) — Dossiers und Fallanalysen.</w:t>
       </w:r>
     </w:p>
     <w:p>
@@ -3136,7 +3131,7 @@
         <w:pStyle w:val="ListBullet"/>
       </w:pPr>
       <w:r>
-        <w:t>United Nations (2015): Transforming our world: the 2030 Agenda for Sustainable Development.</w:t>
+        <w:t>United Nations (2015): Transforming our world: the 2030 Agenda for Sustainable Development (https://sdgs.un.org/2030agenda).</w:t>
       </w:r>
     </w:p>
     <w:p>
@@ -3144,7 +3139,7 @@
         <w:pStyle w:val="ListBullet"/>
       </w:pPr>
       <w:r>
-        <w:t>European Commission: CSRD, ESRS, EU Taxonomy und Digital Product Passport, soweit fuer das Thema einschlägig.</w:t>
+        <w:t>European Commission: Corporate sustainability reporting (https://finance.ec.europa.eu/financial-markets/company-reporting-and-auditing/company-reporting/corporate-sustainability-reporting_en), EU taxonomy for sustainable activities (https://finance.ec.europa.eu/sustainable-finance/tools-and-standards/eu-taxonomy-sustainable-activities_en) und Digital Product Passport (https://single-market-economy.ec.europa.eu/news/commission-launches-consultation-digital-product-passport-2025-04-09_en), soweit fuer das Thema einschlaegig.</w:t>
       </w:r>
     </w:p>
     <w:p>
@@ -3152,7 +3147,15 @@
         <w:pStyle w:val="ListBullet"/>
       </w:pPr>
       <w:r>
-        <w:t>GRI Standards, soweit fuer Berichts- und Indikatorenfragen einschlägig.</w:t>
+        <w:t>EFRAG: Sustainability reporting und ESRS (https://www.efrag.org/en/sustainability-reporting), soweit fuer das Thema einschlaegig.</w:t>
+      </w:r>
+    </w:p>
+    <w:p>
+      <w:pPr>
+        <w:pStyle w:val="ListBullet"/>
+      </w:pPr>
+      <w:r>
+        <w:t>Global Reporting Initiative: GRI Standards (https://www.globalreporting.org/standards/), soweit fuer Berichts- und Indikatorenfragen einschlaegig.</w:t>
       </w:r>
     </w:p>
     <w:p>

--- a/docs/studienskripte/word-rohfassungen/woek-g-v05.docx
+++ b/docs/studienskripte/word-rohfassungen/woek-g-v05.docx
@@ -2440,12 +2440,7 @@
         <w:pStyle w:val="Heading2"/>
       </w:pPr>
       <w:r>
-        <w:t>V1-Finalisierung: Vertiefung, Anwendung und Evidenz</w:t>
-      </w:r>
-    </w:p>
-    <w:p>
-      <w:r>
-        <w:t>Dieses Studienskript ist die fachlich finale Codex-V1-Fassung fuer den Akademie-Reader und die oeffentliche Bibliothek. Claude uebernimmt danach Satz, CI/CD, PDF/Reader-Freigabe und die abschliessende Lektoratsabnahme.</w:t>
+        <w:t>9. Quellen</w:t>
       </w:r>
     </w:p>
     <w:p>
@@ -2453,12 +2448,126 @@
         <w:pStyle w:val="Heading3"/>
       </w:pPr>
       <w:r>
+        <w:t>WÖk-Quellen</w:t>
+      </w:r>
+    </w:p>
+    <w:p>
+      <w:pPr>
+        <w:pStyle w:val="ListBullet"/>
+      </w:pPr>
+      <w:r>
+        <w:t>Die neue Ordnung des Wohlstands (https://wirkungsoekonomie.de/buch.html) — aktuelles Grundlagenwerk der Wirkungsökonomie.</w:t>
+      </w:r>
+    </w:p>
+    <w:p>
+      <w:pPr>
+        <w:pStyle w:val="ListBullet"/>
+      </w:pPr>
+      <w:r>
+        <w:t>WÖk-Referenz (https://wirkungsoekonomie.de/referenz/) — öffentliche Kapitel- und Volltextreferenz.</w:t>
+      </w:r>
+    </w:p>
+    <w:p>
+      <w:pPr>
+        <w:pStyle w:val="ListBullet"/>
+      </w:pPr>
+      <w:r>
+        <w:t>Glossar der Wirkungsökonomie (https://wirkungsoekonomie.de/glossar.html) — öffentliche Begriffsdefinitionen und Abgrenzungen.</w:t>
+      </w:r>
+    </w:p>
+    <w:p>
+      <w:pPr>
+        <w:pStyle w:val="ListBullet"/>
+      </w:pPr>
+      <w:r>
+        <w:t>WÖk-Werkzeuge (https://wirkungsoekonomie.de/werkzeuge/) — öffentliche Methoden-, Scorecard- und Controlling-Werkzeuge.</w:t>
+      </w:r>
+    </w:p>
+    <w:p>
+      <w:pPr>
+        <w:pStyle w:val="ListBullet"/>
+      </w:pPr>
+      <w:r>
+        <w:t>WÖk-Journal (https://wirkungsoekonomie.de/blog.html) — Dossiers und Fallanalysen.</w:t>
+      </w:r>
+    </w:p>
+    <w:p>
+      <w:pPr>
+        <w:pStyle w:val="Heading3"/>
+      </w:pPr>
+      <w:r>
+        <w:t>Externe Quellen fuer die V1-Fassung</w:t>
+      </w:r>
+    </w:p>
+    <w:p>
+      <w:pPr>
+        <w:pStyle w:val="ListBullet"/>
+      </w:pPr>
+      <w:r>
+        <w:t>United Nations (2015): Transforming our world: the 2030 Agenda for Sustainable Development (https://sdgs.un.org/2030agenda).</w:t>
+      </w:r>
+    </w:p>
+    <w:p>
+      <w:pPr>
+        <w:pStyle w:val="ListBullet"/>
+      </w:pPr>
+      <w:r>
+        <w:t>European Commission: Corporate sustainability reporting (https://finance.ec.europa.eu/financial-markets/company-reporting-and-auditing/company-reporting/corporate-sustainability-reporting_en), EU taxonomy for sustainable activities (https://finance.ec.europa.eu/sustainable-finance/tools-and-standards/eu-taxonomy-sustainable-activities_en) und Digital Product Passport (https://single-market-economy.ec.europa.eu/news/commission-launches-consultation-digital-product-passport-2025-04-09_en), soweit fuer das Thema einschlaegig.</w:t>
+      </w:r>
+    </w:p>
+    <w:p>
+      <w:pPr>
+        <w:pStyle w:val="ListBullet"/>
+      </w:pPr>
+      <w:r>
+        <w:t>EFRAG: Sustainability reporting und ESRS (https://www.efrag.org/en/sustainability-reporting), soweit fuer das Thema einschlaegig.</w:t>
+      </w:r>
+    </w:p>
+    <w:p>
+      <w:pPr>
+        <w:pStyle w:val="ListBullet"/>
+      </w:pPr>
+      <w:r>
+        <w:t>Global Reporting Initiative: GRI Standards (https://www.globalreporting.org/standards/), soweit fuer Berichts- und Indikatorenfragen einschlaegig.</w:t>
+      </w:r>
+    </w:p>
+    <w:p>
+      <w:pPr>
+        <w:pStyle w:val="ListBullet"/>
+      </w:pPr>
+      <w:r>
+        <w:t>Fachliteratur zu Wirkungslogik, Evaluation, Systemtheorie, Resilienz, Governance, Diffusion, Vertrauen oder Controlling je nach Thema.</w:t>
+      </w:r>
+    </w:p>
+    <w:p>
+      <w:pPr>
+        <w:pStyle w:val="Heading2"/>
+      </w:pPr>
+      <w:r>
+        <w:t>V1-Finalisierung: Vertiefung, Anwendung und Evidenz</w:t>
+      </w:r>
+    </w:p>
+    <w:p>
+      <w:r>
+        <w:t>Dieses Studienskript ist die fachlich finale Codex-V1-Fassung fuer den Akademie-Reader und die oeffentliche Bibliothek. Claude uebernimmt danach Satz, CI/CD, PDF/Reader-Freigabe und die abschliessende Lektoratsabnahme.</w:t>
+      </w:r>
+    </w:p>
+    <w:p>
+      <w:pPr>
+        <w:pStyle w:val="Heading3"/>
+      </w:pPr>
+      <w:r>
         <w:t>Finaler Leseauftrag</w:t>
       </w:r>
     </w:p>
     <w:p>
       <w:r>
         <w:t>Dieses Skript zu V05 Wirkleistung, Scheinleistung, Blindleistung und Verlustleistung ist als Langformtext angelegt: Es soll nicht nur die Vorlesung begleiten, sondern als eigenstaendiges Studienmaterial funktionieren. Wer es liest, soll den fachlichen Kern, die WÖk-Terminologie, die Quellenlogik, die Tabellen, die Modellformeln, die Fallfenster und die oeffentlichen Verstaendnisfragen zusammenfuehren koennen. Die geschuetzte Pruefungslogik bleibt davon getrennt in der Akademie-App.</w:t>
+      </w:r>
+    </w:p>
+    <w:p>
+      <w:r>
+        <w:t>Fuer den Abschluss ist entscheidend, dass Wirkleistung, Scheinleistung, Blindleistung und Verlustleistung im Feld Grundstudium Wirkungsökonomie nicht als Einzelthema stehen bleibt. Die Vorlesung traegt zur gemeinsamen Architektur bei: begriffliche Grundlegung, Bewertungsrahmen und gesellschaftliche Einordnung. Daraus folgt eine Lesehaltung, die streng und praktisch zugleich ist. Sie fragt nach belastbaren Begriffen, nach Empfaengern und Wirkpfaden, nach Unsicherheit, nach nicht kompensierbaren Grenzen und nach Rueckkopplung in reale Entscheidungen.</w:t>
       </w:r>
     </w:p>
     <w:p>
@@ -2707,42 +2816,42 @@
         <w:pStyle w:val="Heading3"/>
       </w:pPr>
       <w:r>
-        <w:t>Vertiefungsrunde 1: Lesen, pruefen, rueckkoppeln</w:t>
-      </w:r>
-    </w:p>
-    <w:p>
-      <w:r>
-        <w:t>Die folgende Runde verdichtet V05 nicht durch neue Schlagworte, sondern durch wiederholte Anwendung auf unterschiedliche Entscheidungsebenen. Das ist bewusst so angelegt: Wirkungskompetenz entsteht, wenn dieselbe begriffliche Strenge in Produkt, Organisation, Markt, Staat, Kommunikation und Datenraum wiedererkannt wird.</w:t>
-      </w:r>
-    </w:p>
-    <w:p>
-      <w:r>
-        <w:t>Begriffliche Schaerfung. Fuer Wirkleistung, Scheinleistung, Blindleistung und Verlustleistung bedeutet praezise Sprache die erste Sicherung gegen Impact-Washing ist, dass die Analyse nicht bei einer Aktivitaet, einem guten Willen oder einer Kennzahl stehen bleiben darf. Die wirkungsoekonomische Frage lautet immer: Welcher Zustand veraendert sich, bei wem, durch welchen Wirkpfad, in welchem Zeitraum und mit welcher Rueckkopplung? Gerade in Grundstudium Wirkungsökonomie ist diese Unterscheidung entscheidend, weil Lernende spaeter nicht nur Begriffe wiedergeben, sondern Entscheidungssituationen pruefen muessen. Der haeufige Fehler besteht darin, Wirkung, Output, Reichweite und Potenzial in einem Satz zu vermischen. Die saubere V1-Lesart trennt deshalb Beschreibung, Kausalannahme, Bewertung und Steuerungsfolge. In der Praxis sollte jede Wirkungsaussage als kurze Viererprobe formuliert werden: Zustand, Betroffene, Quelle, offene Unsicherheit. So wird aus dem Thema kein isoliertes Kapitel, sondern ein pruefbarer Baustein der WÖk-Architektur.</w:t>
-      </w:r>
-    </w:p>
-    <w:p>
-      <w:r>
-        <w:t>Wirkpfad-Logik. Fuer Wirkleistung, Scheinleistung, Blindleistung und Verlustleistung bedeutet ein Thema erst dann steuerbar wird, wenn der Mechanismus zwischen Ausloeser und Zustandsveraenderung beschrieben ist, dass die Analyse nicht bei einer Aktivitaet, einem guten Willen oder einer Kennzahl stehen bleiben darf. Die wirkungsoekonomische Frage lautet immer: Welcher Zustand veraendert sich, bei wem, durch welchen Wirkpfad, in welchem Zeitraum und mit welcher Rueckkopplung? Gerade in Grundstudium Wirkungsökonomie ist diese Unterscheidung entscheidend, weil Lernende spaeter nicht nur Begriffe wiedergeben, sondern Entscheidungssituationen pruefen muessen. Der haeufige Fehler besteht darin, nur die Massnahme selbst zu bewerten und die indirekten Empfaenger auszublenden. Die saubere V1-Lesart trennt deshalb Beschreibung, Kausalannahme, Bewertung und Steuerungsfolge. Eine gute Fallanalyse zeichnet mindestens einen direkten und einen indirekten Wirkpfad nach. So wird aus dem Thema kein isoliertes Kapitel, sondern ein pruefbarer Baustein der WÖk-Architektur.</w:t>
-      </w:r>
-    </w:p>
-    <w:p>
-      <w:r>
-        <w:t>Daten- und Quellenklarheit. Fuer Wirkleistung, Scheinleistung, Blindleistung und Verlustleistung bedeutet jede Bewertung nur so belastbar ist wie Datenlage, Quellenstatus und Aktualitaet, dass die Analyse nicht bei einer Aktivitaet, einem guten Willen oder einer Kennzahl stehen bleiben darf. Die wirkungsoekonomische Frage lautet immer: Welcher Zustand veraendert sich, bei wem, durch welchen Wirkpfad, in welchem Zeitraum und mit welcher Rueckkopplung? Gerade in Grundstudium Wirkungsökonomie ist diese Unterscheidung entscheidend, weil Lernende spaeter nicht nur Begriffe wiedergeben, sondern Entscheidungssituationen pruefen muessen. Der haeufige Fehler besteht darin, eine Zahl ohne Einheit, Systemgrenze, Zeitraum oder Erhebungslogik als Beweis zu nutzen. Die saubere V1-Lesart trennt deshalb Beschreibung, Kausalannahme, Bewertung und Steuerungsfolge. Die Lernenden sollen Daten nicht dekorativ zitieren, sondern ihre Aussagekraft, Luecken und Grenzen offenlegen. So wird aus dem Thema kein isoliertes Kapitel, sondern ein pruefbarer Baustein der WÖk-Architektur.</w:t>
-      </w:r>
-    </w:p>
-    <w:p>
-      <w:r>
-        <w:t>Fallfenster zur Anwendung. Ein Controlling-Team moechte einen Score bilden. Das Skript verlangt, dass Datenqualitaet, Systemgrenzen, Gewichtung, Unsicherheit und Nichtkompensation sichtbar bleiben. Ein Score darf die Diskussion nicht beenden, sondern muss bessere Fragen, Priorisierung und Rueckkopplung ermoeglichen. Bezogen auf Wirkleistung, Scheinleistung, Blindleistung und Verlustleistung heisst das: Die Analyse muss das konkrete Thema ernst nehmen und zugleich den allgemeinen WÖk-Massstab halten. Es geht nicht darum, die Welt in gute und schlechte Akteure einzuteilen. Es geht darum, Wirkpfade, Wirkungsempfaenger, Datenqualitaet, Risiken und Rueckkopplung so zu beschreiben, dass bessere Entscheidungen moeglich werden.</w:t>
-      </w:r>
-    </w:p>
-    <w:p>
-      <w:r>
-        <w:t>Ambivalenz. Fuer Wirkleistung, Scheinleistung, Blindleistung und Verlustleistung bedeutet positive und negative Zustandsveraenderungen gleichzeitig auftreten koennen, dass die Analyse nicht bei einer Aktivitaet, einem guten Willen oder einer Kennzahl stehen bleiben darf. Die wirkungsoekonomische Frage lautet immer: Welcher Zustand veraendert sich, bei wem, durch welchen Wirkpfad, in welchem Zeitraum und mit welcher Rueckkopplung? Gerade in Grundstudium Wirkungsökonomie ist diese Unterscheidung entscheidend, weil Lernende spaeter nicht nur Begriffe wiedergeben, sondern Entscheidungssituationen pruefen muessen. Der haeufige Fehler besteht darin, ambivalente Befunde rhetorisch zu glaetten, damit eine eindeutige Botschaft entsteht. Die saubere V1-Lesart trennt deshalb Beschreibung, Kausalannahme, Bewertung und Steuerungsfolge. Ein gutes Skript fuehrt deshalb Profile, Zielkonflikte und offene Punkte nebeneinander. So wird aus dem Thema kein isoliertes Kapitel, sondern ein pruefbarer Baustein der WÖk-Architektur.</w:t>
-      </w:r>
-    </w:p>
-    <w:p>
-      <w:r>
-        <w:t>Nichtkompensation. Fuer Wirkleistung, Scheinleistung, Blindleistung und Verlustleistung bedeutet schwere zentrale Schaeden nicht durch beliebige positive Einzelwerte neutralisiert werden duerfen, dass die Analyse nicht bei einer Aktivitaet, einem guten Willen oder einer Kennzahl stehen bleiben darf. Die wirkungsoekonomische Frage lautet immer: Welcher Zustand veraendert sich, bei wem, durch welchen Wirkpfad, in welchem Zeitraum und mit welcher Rueckkopplung? Gerade in Grundstudium Wirkungsökonomie ist diese Unterscheidung entscheidend, weil Lernende spaeter nicht nur Begriffe wiedergeben, sondern Entscheidungssituationen pruefen muessen. Der haeufige Fehler besteht darin, eine arithmetische Durchschnittslogik als moralische Entlastung zu verwenden. Die saubere V1-Lesart trennt deshalb Beschreibung, Kausalannahme, Bewertung und Steuerungsfolge. Reverse Merit Order und rote Linien sind Schutzregeln gegen Schoenrechnung. So wird aus dem Thema kein isoliertes Kapitel, sondern ein pruefbarer Baustein der WÖk-Architektur.</w:t>
+        <w:t>Abschlusskommentar 1: Lesen, pruefen, rueckkoppeln</w:t>
+      </w:r>
+    </w:p>
+    <w:p>
+      <w:r>
+        <w:t>Die folgende Verdichtung fuehrt die vorhandenen Kapitel nicht als Wiederholung, sondern als Anwendung zusammen. Wirkungskompetenz entsteht, wenn dieselbe begriffliche Strenge in Fallanalyse, Datenarbeit, Kommunikation, Governance und Entscheidungspraxis wiedererkannt wird.</w:t>
+      </w:r>
+    </w:p>
+    <w:p>
+      <w:r>
+        <w:t>Begriffliche Schaerfung. Der Abschnitt Lernziele ist in V05 kein Zusatzwissen, sondern ein Pruefstein fuer die Grundfrage des Skripts: Was veraendert sich, bei wem, wodurch und mit welcher Rueckkopplung? Fuer Wirkleistung, Scheinleistung, Blindleistung und Verlustleistung wird daran sichtbar, dass praezise Sprache die erste Sicherung gegen Impact-Washing bildet. Die fachliche Grenze liegt dort, wo Lernende Output, Reichweite, Absicht und Wirkung in einem Satz vermischen. Die saubere Lesart trennt deshalb Beobachtung, Kausalannahme, Bewertung und Steuerungsfolge. In der Anwendung sollte daraus mindestens eine konkrete Begriff, Wirkpfad, Fallbewertung, rote Linie oder Rueckkopplung abgeleitet werden; sonst bleibt das Wissen erklaerend, aber nicht steuerungsfaehig.</w:t>
+      </w:r>
+    </w:p>
+    <w:p>
+      <w:r>
+        <w:t>Anwendung auf Einleitung / Wirkungsfrage. In einer Fallanalyse beginnt dieser Punkt nicht mit einer Meinung, sondern mit einer belastbaren Beschreibung. Wer V05 pruefungsnah liest, fragt zuerst nach Wirkungsempfaengern, Wirkraum, Zeitraum und Datenquelle. Erst danach folgt die Bewertung im Referenzrahmen Mensch, Planet, Demokratie, SDGs, Agenda 2030 und SDG+. Mindestens ein direkter und ein indirekter Wirkpfad muessen nachvollziehbar sein. Der typische Kurzschluss waere, nur die Massnahme selbst bewerten und indirekte Empfaenger ausblenden. Genau dagegen setzt die WÖk die Pflicht, Wirkungspotenzial, Wirkungsrisiko und positive Netto-Wirkung begrifflich getrennt zu halten.</w:t>
+      </w:r>
+    </w:p>
+    <w:p>
+      <w:r>
+        <w:t>Evidenzregel. Kernaussage darf im Skript nicht als dekorativer Begriff stehen bleiben. Der Abschnitt traegt nur dann, wenn er eine pruefbare Aussage erlaubt: Welche Quelle stuetzt die Annahme, welche Unsicherheit bleibt offen und welche Gegenbeobachtung wuerde die Bewertung veraendern? Fuer Wirkleistung, Scheinleistung, Blindleistung und Verlustleistung heisst das, dass jede Bewertung nur so belastbar ist wie Datenlage, Quellenstatus, Aktualitaet und Systemgrenze. Die Studierenden sollen nicht lernen, einen Score nachzusprechen. Sie sollen erkennen, wann ein Score klaert, wann er verdeckt und wann eine rote Linie die Durchschnittslogik stoppt.</w:t>
+      </w:r>
+    </w:p>
+    <w:p>
+      <w:r>
+        <w:t>Fallfenster zur Anwendung. Ein Controlling-Team moechte einen Score bilden. Das Skript verlangt, dass Datenqualitaet, Systemgrenzen, Gewichtung, Unsicherheit und Nichtkompensation sichtbar bleiben. Ein Score darf die Diskussion nicht beenden, sondern muss bessere Fragen, Priorisierung und Rueckkopplung ermoeglichen. Bezogen auf Wirkleistung, Scheinleistung, Blindleistung und Verlustleistung heisst das: Die Analyse muss das konkrete Thema ernst nehmen und zugleich den allgemeinen WÖk-Massstab halten. Es geht nicht darum, Akteure moralisch zu sortieren. Es geht darum, Wirkpfade, Wirkungsempfaenger, Datenqualitaet, Risiken und Rueckkopplung so zu beschreiben, dass bessere Entscheidungen moeglich werden.</w:t>
+      </w:r>
+    </w:p>
+    <w:p>
+      <w:r>
+        <w:t>Transfer in Grundstudium Wirkungsökonomie. Quelltext und fachliche Grundlegung verbindet die inhaltliche Deutung mit der spaeteren Praxis. Eine Organisation kann zu Wirkleistung, Scheinleistung, Blindleistung und Verlustleistung sehr ueberzeugend kommunizieren und trotzdem an einen plausiblen Gedanken schon fuer Wirkung zu halten, obwohl Empfaenger, Zustand, Zeitbezug und Quelle fehlen scheitern. Darum muss die V1-Fassung immer auch nach Governance fragen: Wer erhebt Daten, wer bewertet sie, wer traegt die Folgen, wer kann widersprechen und wann wird eine Entscheidung korrigiert? Profile, Zielkonflikte und offene Punkte werden nebeneinander gefuehrt. So wird aus einem Lehrkapitel eine verantwortbare Arbeitsroutine.</w:t>
+      </w:r>
+    </w:p>
+    <w:p>
+      <w:r>
+        <w:t>Grenze gegen Scheingenauigkeit. Gerade bei Eine Anleihe bei der Elektrotechnik ist Praezision wichtiger als grosse Begriffe. Eine Wirkungsaussage bleibt schwach, wenn sie nur Aktivitaet, Reichweite, Absicht oder Image beschreibt. Stark wird sie erst, wenn sie die Zustandsveraenderung und ihre Bedingungen offenlegt. In V05 ist deshalb entscheidend, schwere zentrale Schaeden nicht durch beliebige positive Einzelwerte neutralisiert werden duerfen. Die Fehlerlinie verlaeuft nicht zwischen Optimismus und Pessimismus, sondern zwischen offengelegter Unsicherheit und rhetorischer Sicherheit ohne Pruefpfad.</w:t>
       </w:r>
     </w:p>
     <w:p>
@@ -2752,42 +2861,87 @@
     </w:p>
     <w:p>
       <w:r>
-        <w:t>Rueckkopplung. Fuer Wirkleistung, Scheinleistung, Blindleistung und Verlustleistung bedeutet Wirkungswissen erst dann wertvoll wird, wenn es Entscheidungen veraendert, dass die Analyse nicht bei einer Aktivitaet, einem guten Willen oder einer Kennzahl stehen bleiben darf. Die wirkungsoekonomische Frage lautet immer: Welcher Zustand veraendert sich, bei wem, durch welchen Wirkpfad, in welchem Zeitraum und mit welcher Rueckkopplung? Gerade in Grundstudium Wirkungsökonomie ist diese Unterscheidung entscheidend, weil Lernende spaeter nicht nur Begriffe wiedergeben, sondern Entscheidungssituationen pruefen muessen. Der haeufige Fehler besteht darin, einen Bericht als Endpunkt zu betrachten. Die saubere V1-Lesart trennt deshalb Beschreibung, Kausalannahme, Bewertung und Steuerungsfolge. Jeder Analyseblock sollte fragen, welche Routine, welcher Prozess oder welche Ressource nach der Bewertung angepasst wird. So wird aus dem Thema kein isoliertes Kapitel, sondern ein pruefbarer Baustein der WÖk-Architektur.</w:t>
-      </w:r>
-    </w:p>
-    <w:p>
-      <w:r>
-        <w:t>Fallfenster zur Anwendung. Ein Kommunikationsbericht nennt viele Aktivitaeten, Reichweiten und Rueckmeldungen. Die V1-Pruefung fragt, ob daraus eine belastbare Wirkungsaussage folgt. Wenn nur Kontakte, Klicks oder Zustimmung vorliegen, bleibt die Aussage im Bereich Wirkungspotenzial oder Resonanz, nicht im Bereich nachgewiesener Wirkung. Bezogen auf Wirkleistung, Scheinleistung, Blindleistung und Verlustleistung heisst das: Die Analyse muss das konkrete Thema ernst nehmen und zugleich den allgemeinen WÖk-Massstab halten. Es geht nicht darum, die Welt in gute und schlechte Akteure einzuteilen. Es geht darum, Wirkpfade, Wirkungsempfaenger, Datenqualitaet, Risiken und Rueckkopplung so zu beschreiben, dass bessere Entscheidungen moeglich werden.</w:t>
-      </w:r>
-    </w:p>
-    <w:p>
-      <w:r>
-        <w:t>Governance. Fuer Wirkleistung, Scheinleistung, Blindleistung und Verlustleistung bedeutet Wirkungsbewertung Verfahren, Rechte, Transparenz und Korrektur braucht, dass die Analyse nicht bei einer Aktivitaet, einem guten Willen oder einer Kennzahl stehen bleiben darf. Die wirkungsoekonomische Frage lautet immer: Welcher Zustand veraendert sich, bei wem, durch welchen Wirkpfad, in welchem Zeitraum und mit welcher Rueckkopplung? Gerade in Grundstudium Wirkungsökonomie ist diese Unterscheidung entscheidend, weil Lernende spaeter nicht nur Begriffe wiedergeben, sondern Entscheidungssituationen pruefen muessen. Der haeufige Fehler besteht darin, Bewertung als technokratische Top-down-Setzung zu verstehen. Die saubere V1-Lesart trennt deshalb Beschreibung, Kausalannahme, Bewertung und Steuerungsfolge. Betroffene, Datenhalter, Entscheider und Kontrollinstanzen muessen unterscheidbare Rollen behalten. So wird aus dem Thema kein isoliertes Kapitel, sondern ein pruefbarer Baustein der WÖk-Architektur.</w:t>
-      </w:r>
-    </w:p>
-    <w:p>
-      <w:r>
-        <w:t>Didaktische Pruefbarkeit. Fuer Wirkleistung, Scheinleistung, Blindleistung und Verlustleistung bedeutet das Thema in der Akademie nicht nur erklaert, sondern in Falllogik ueberfuehrt werden muss, dass die Analyse nicht bei einer Aktivitaet, einem guten Willen oder einer Kennzahl stehen bleiben darf. Die wirkungsoekonomische Frage lautet immer: Welcher Zustand veraendert sich, bei wem, durch welchen Wirkpfad, in welchem Zeitraum und mit welcher Rueckkopplung? Gerade in Grundstudium Wirkungsökonomie ist diese Unterscheidung entscheidend, weil Lernende spaeter nicht nur Begriffe wiedergeben, sondern Entscheidungssituationen pruefen muessen. Der haeufige Fehler besteht darin, reines Auswendiglernen als Kompetenznachweis zu behandeln. Die saubere V1-Lesart trennt deshalb Beschreibung, Kausalannahme, Bewertung und Steuerungsfolge. Pruefungsfragen sollen Begriffe, Anwendung und rote Linien verbinden. So wird aus dem Thema kein isoliertes Kapitel, sondern ein pruefbarer Baustein der WÖk-Architektur.</w:t>
-      </w:r>
-    </w:p>
-    <w:p>
-      <w:r>
-        <w:t>Transfer in Organisationen. Fuer Wirkleistung, Scheinleistung, Blindleistung und Verlustleistung bedeutet WÖk-Begriffe im Alltag nur tragen, wenn sie in Routinen uebersetzt werden, dass die Analyse nicht bei einer Aktivitaet, einem guten Willen oder einer Kennzahl stehen bleiben darf. Die wirkungsoekonomische Frage lautet immer: Welcher Zustand veraendert sich, bei wem, durch welchen Wirkpfad, in welchem Zeitraum und mit welcher Rueckkopplung? Gerade in Grundstudium Wirkungsökonomie ist diese Unterscheidung entscheidend, weil Lernende spaeter nicht nur Begriffe wiedergeben, sondern Entscheidungssituationen pruefen muessen. Der haeufige Fehler besteht darin, die Verantwortung an eine Nachhaltigkeitsabteilung auszulagern. Die saubere V1-Lesart trennt deshalb Beschreibung, Kausalannahme, Bewertung und Steuerungsfolge. Strategie, Einkauf, Kommunikation, Controlling und Fuehrung muessen denselben Wirkungsbegriff verwenden. So wird aus dem Thema kein isoliertes Kapitel, sondern ein pruefbarer Baustein der WÖk-Architektur.</w:t>
-      </w:r>
-    </w:p>
-    <w:p>
-      <w:r>
-        <w:t>Fallfenster zur Anwendung. Eine Organisation plant eine Massnahme und formuliert dazu eine positive Absicht. In der WÖk reicht das nicht. Fuer diese Vorlesung muss sichtbar werden, welche Zustandsveraenderung erwartet wird, welche Empfaenger direkt oder indirekt betroffen sind, welche Nebenwirkungen entstehen koennen und welche Entscheidung spaeter korrigiert wird. Bezogen auf Wirkleistung, Scheinleistung, Blindleistung und Verlustleistung heisst das: Die Analyse muss das konkrete Thema ernst nehmen und zugleich den allgemeinen WÖk-Massstab halten. Es geht nicht darum, die Welt in gute und schlechte Akteure einzuteilen. Es geht darum, Wirkpfade, Wirkungsempfaenger, Datenqualitaet, Risiken und Rueckkopplung so zu beschreiben, dass bessere Entscheidungen moeglich werden.</w:t>
-      </w:r>
-    </w:p>
-    <w:p>
-      <w:r>
-        <w:t>Rueckfluss in den Korpus. Fuer Wirkleistung, Scheinleistung, Blindleistung und Verlustleistung bedeutet jedes Studienskript den Gesamtbestand schaerfen kann, dass die Analyse nicht bei einer Aktivitaet, einem guten Willen oder einer Kennzahl stehen bleiben darf. Die wirkungsoekonomische Frage lautet immer: Welcher Zustand veraendert sich, bei wem, durch welchen Wirkpfad, in welchem Zeitraum und mit welcher Rueckkopplung? Gerade in Grundstudium Wirkungsökonomie ist diese Unterscheidung entscheidend, weil Lernende spaeter nicht nur Begriffe wiedergeben, sondern Entscheidungssituationen pruefen muessen. Der haeufige Fehler besteht darin, neue Einsichten nur lokal im Skript zu belassen. Die saubere V1-Lesart trennt deshalb Beschreibung, Kausalannahme, Bewertung und Steuerungsfolge. Glossar, Website, Journal, Dossiers und Visuals sollen aus der Skriptarbeit lernen. So wird aus dem Thema kein isoliertes Kapitel, sondern ein pruefbarer Baustein der WÖk-Architektur.</w:t>
+        <w:t>Pruefungsnahe Lesart. Aus Scheinleistung: alles, was sich bewegt laesst sich eine gute Transferfrage ableiten: Welche Entscheidung waere falsch, wenn dieser Abschnitt missverstanden wird? Fuer Wirkleistung, Scheinleistung, Blindleistung und Verlustleistung lautet die Antwort meist nicht einfach "mehr Wirkung", sondern genauer: bessere Unterscheidung, sauberere Daten, klarere Schutzlinie und rueckgekoppelte Steuerung. Jeder Analyseblock fragt nach der Routine, die nach der Bewertung angepasst wird. Wer das im Fall anwenden kann, hat den Kern der Vorlesung verstanden; wer nur Definitionen wiederholt, bleibt unter dem Anspruch der Akademie.</w:t>
+      </w:r>
+    </w:p>
+    <w:p>
+      <w:r>
+        <w:t>Fallfenster zur Anwendung. Ein Kommunikationsbericht nennt viele Aktivitaeten, Reichweiten und Rueckmeldungen. Die V1-Pruefung fragt, ob daraus eine belastbare Wirkungsaussage folgt. Wenn nur Kontakte, Klicks oder Zustimmung vorliegen, bleibt die Aussage im Bereich Wirkungspotenzial oder Resonanz, nicht im Bereich nachgewiesener Wirkung. Bezogen auf Wirkleistung, Scheinleistung, Blindleistung und Verlustleistung heisst das: Die Analyse muss das konkrete Thema ernst nehmen und zugleich den allgemeinen WÖk-Massstab halten. Es geht nicht darum, Akteure moralisch zu sortieren. Es geht darum, Wirkpfade, Wirkungsempfaenger, Datenqualitaet, Risiken und Rueckkopplung so zu beschreiben, dass bessere Entscheidungen moeglich werden.</w:t>
+      </w:r>
+    </w:p>
+    <w:p>
+      <w:r>
+        <w:t>Governance. Der Abschnitt Wirkleistung: was wirklich ankommt ist in V05 kein Zusatzwissen, sondern ein Pruefstein fuer die Grundfrage des Skripts: Was veraendert sich, bei wem, wodurch und mit welcher Rueckkopplung? Fuer Wirkleistung, Scheinleistung, Blindleistung und Verlustleistung wird daran sichtbar, dass Wirkungsbewertung Verfahren, Rechte, Transparenz und Korrektur braucht. Die fachliche Grenze liegt dort, wo Lernende Bewertung als technokratische Top-down-Setzung verstehen. Die saubere Lesart trennt deshalb Beobachtung, Kausalannahme, Bewertung und Steuerungsfolge. In der Anwendung sollte daraus mindestens eine konkrete Begriff, Wirkpfad, Fallbewertung, rote Linie oder Rueckkopplung abgeleitet werden; sonst bleibt das Wissen erklaerend, aber nicht steuerungsfaehig.</w:t>
+      </w:r>
+    </w:p>
+    <w:p>
+      <w:r>
+        <w:t>Anwendung auf Blindleistung: viel Bewegung, kein Nutzen. In einer Fallanalyse beginnt dieser Punkt nicht mit einer Meinung, sondern mit einer belastbaren Beschreibung. Wer V05 pruefungsnah liest, fragt zuerst nach Wirkungsempfaengern, Wirkraum, Zeitraum und Datenquelle. Erst danach folgt die Bewertung im Referenzrahmen Mensch, Planet, Demokratie, SDGs, Agenda 2030 und SDG+. Pruefungsfragen verbinden Begriff, Anwendung, Evidenz und rote Linie. Der typische Kurzschluss waere, reines Auswendiglernen als Kompetenznachweis behandeln. Genau dagegen setzt die WÖk die Pflicht, Wirkungspotenzial, Wirkungsrisiko und positive Netto-Wirkung begrifflich getrennt zu halten.</w:t>
+      </w:r>
+    </w:p>
+    <w:p>
+      <w:r>
+        <w:t>Evidenzregel. Verlustleistung: aktiv schädlich darf im Skript nicht als dekorativer Begriff stehen bleiben. Der Abschnitt traegt nur dann, wenn er eine pruefbare Aussage erlaubt: Welche Quelle stuetzt die Annahme, welche Unsicherheit bleibt offen und welche Gegenbeobachtung wuerde die Bewertung veraendern? Fuer Wirkleistung, Scheinleistung, Blindleistung und Verlustleistung heisst das, dass WÖk-Begriffe im Alltag nur tragen, wenn sie in Routinen uebersetzt werden. Die Studierenden sollen nicht lernen, einen Score nachzusprechen. Sie sollen erkennen, wann ein Score klaert, wann er verdeckt und wann eine rote Linie die Durchschnittslogik stoppt.</w:t>
+      </w:r>
+    </w:p>
+    <w:p>
+      <w:r>
+        <w:t>Fallfenster zur Anwendung. Eine Organisation plant eine Massnahme und formuliert dazu eine positive Absicht. In der WÖk reicht das nicht. Fuer diese Vorlesung muss sichtbar werden, welche Zustandsveraenderung erwartet wird, welche Empfaenger direkt oder indirekt betroffen sind, welche Nebenwirkungen entstehen koennen und welche Entscheidung spaeter korrigiert wird. Bezogen auf Wirkleistung, Scheinleistung, Blindleistung und Verlustleistung heisst das: Die Analyse muss das konkrete Thema ernst nehmen und zugleich den allgemeinen WÖk-Massstab halten. Es geht nicht darum, Akteure moralisch zu sortieren. Es geht darum, Wirkpfade, Wirkungsempfaenger, Datenqualitaet, Risiken und Rueckkopplung so zu beschreiben, dass bessere Entscheidungen moeglich werden.</w:t>
+      </w:r>
+    </w:p>
+    <w:p>
+      <w:r>
+        <w:t>Transfer in Grundstudium Wirkungsökonomie. Die vier im Zusammenspiel verbindet die inhaltliche Deutung mit der spaeteren Praxis. Eine Organisation kann zu Wirkleistung, Scheinleistung, Blindleistung und Verlustleistung sehr ueberzeugend kommunizieren und trotzdem an einen plausiblen Gedanken schon fuer Wirkung zu halten, obwohl Empfaenger, Zustand, Zeitbezug und Quelle fehlen scheitern. Darum muss die V1-Fassung immer auch nach Governance fragen: Wer erhebt Daten, wer bewertet sie, wer traegt die Folgen, wer kann widersprechen und wann wird eine Entscheidung korrigiert? Gute Kommunikation unterscheidet Befund, Annahme und normative Bewertung. So wird aus einem Lehrkapitel eine verantwortbare Arbeitsroutine.</w:t>
       </w:r>
     </w:p>
     <w:p>
       <w:r>
         <w:t>Pruefungsnahe Transferfrage. Formuliere zu V05 eine Wirkungsaussage in drei Saetzen: Erstens den beobachteten oder plausiblen Zustand, zweitens die Daten- oder Quellenlage, drittens die offene Unsicherheit samt Rueckkopplung. Die Antwort muss ohne moralische Personenbewertung auskommen und darf Reichweite nicht mit Wirkung verwechseln.</w:t>
+      </w:r>
+    </w:p>
+    <w:p>
+      <w:r>
+        <w:t>Grenze gegen Scheingenauigkeit. Gerade bei Ein Beispiel mit gleicher Scheinleistung ist Praezision wichtiger als grosse Begriffe. Eine Wirkungsaussage bleibt schwach, wenn sie nur Aktivitaet, Reichweite, Absicht oder Image beschreibt. Stark wird sie erst, wenn sie die Zustandsveraenderung und ihre Bedingungen offenlegt. In V05 ist deshalb entscheidend, jede Wirkungsaussage eine Grenze zieht und diese Grenze begruenden muss. Die Fehlerlinie verlaeuft nicht zwischen Optimismus und Pessimismus, sondern zwischen offengelegter Unsicherheit und rhetorischer Sicherheit ohne Pruefpfad.</w:t>
+      </w:r>
+    </w:p>
+    <w:p>
+      <w:r>
+        <w:t>Pruefungsnahe Lesart. Aus Warum diese Unterscheidung befreit laesst sich eine gute Transferfrage ableiten: Welche Entscheidung waere falsch, wenn dieser Abschnitt missverstanden wird? Fuer Wirkleistung, Scheinleistung, Blindleistung und Verlustleistung lautet die Antwort meist nicht einfach "mehr Wirkung", sondern genauer: bessere Unterscheidung, sauberere Daten, klarere Schutzlinie und rueckgekoppelte Steuerung. Szenarien pruefen Sofortwirkung, Folgewirkung und Reversibilitaet getrennt. Wer das im Fall anwenden kann, hat den Kern der Vorlesung verstanden; wer nur Definitionen wiederholt, bleibt unter dem Anspruch der Akademie.</w:t>
+      </w:r>
+    </w:p>
+    <w:p>
+      <w:r>
+        <w:t>Fallfenster zur Anwendung. Eine Fuehrungsentscheidung erzeugt zugleich Nutzen und Risiken. Die WÖk behandelt Ambivalenz nicht als Stoerung, sondern als Kern der Analyse. Positive Netto-Wirkung darf erst behauptet werden, wenn zentrale negative Wirkungen getrennt geprueft und rote Linien gewahrt sind. Bezogen auf Wirkleistung, Scheinleistung, Blindleistung und Verlustleistung heisst das: Die Analyse muss das konkrete Thema ernst nehmen und zugleich den allgemeinen WÖk-Massstab halten. Es geht nicht darum, Akteure moralisch zu sortieren. Es geht darum, Wirkpfade, Wirkungsempfaenger, Datenqualitaet, Risiken und Rueckkopplung so zu beschreiben, dass bessere Entscheidungen moeglich werden.</w:t>
+      </w:r>
+    </w:p>
+    <w:p>
+      <w:r>
+        <w:t>Betroffenenperspektive. Der Abschnitt Ein Kompass für gute Fragen ist in V05 kein Zusatzwissen, sondern ein Pruefstein fuer die Grundfrage des Skripts: Was veraendert sich, bei wem, wodurch und mit welcher Rueckkopplung? Fuer Wirkleistung, Scheinleistung, Blindleistung und Verlustleistung wird daran sichtbar, dass Wirkung nicht am Sender, sondern an veraenderten Zustanden der Empfaenger geprueft wird. Die fachliche Grenze liegt dort, wo Lernende interne Erfolgskennzahlen mit gesellschaftlicher Wirkung verwechseln. Die saubere Lesart trennt deshalb Beobachtung, Kausalannahme, Bewertung und Steuerungsfolge. In der Anwendung sollte daraus mindestens eine konkrete Begriff, Wirkpfad, Fallbewertung, rote Linie oder Rueckkopplung abgeleitet werden; sonst bleibt das Wissen erklaerend, aber nicht steuerungsfaehig.</w:t>
+      </w:r>
+    </w:p>
+    <w:p>
+      <w:r>
+        <w:t>Anwendung auf Was du aus dieser Vorlesung mitnimmst. In einer Fallanalyse beginnt dieser Punkt nicht mit einer Meinung, sondern mit einer belastbaren Beschreibung. Wer V05 pruefungsnah liest, fragt zuerst nach Wirkungsempfaengern, Wirkraum, Zeitraum und Datenquelle. Erst danach folgt die Bewertung im Referenzrahmen Mensch, Planet, Demokratie, SDGs, Agenda 2030 und SDG+. Jede Schlussfolgerung endet mit Entscheidung, Verantwortlichkeit und Termin fuer Rueckpruefung. Der typische Kurzschluss waere, Befunde sammeln, ohne Ressourcen oder Regeln zu veraendern. Genau dagegen setzt die WÖk die Pflicht, Wirkungspotenzial, Wirkungsrisiko und positive Netto-Wirkung begrifflich getrennt zu halten.</w:t>
+      </w:r>
+    </w:p>
+    <w:p>
+      <w:r>
+        <w:t>Evidenzregel. Wirkungsökonomische Vertiefung darf im Skript nicht als dekorativer Begriff stehen bleiben. Der Abschnitt traegt nur dann, wenn er eine pruefbare Aussage erlaubt: Welche Quelle stuetzt die Annahme, welche Unsicherheit bleibt offen und welche Gegenbeobachtung wuerde die Bewertung veraendern? Fuer Wirkleistung, Scheinleistung, Blindleistung und Verlustleistung heisst das, dass WÖk-Aussagen mit bestehenden Begriffen, Studien, Standards und Rechtsrahmen in Beziehung stehen muessen. Die Studierenden sollen nicht lernen, einen Score nachzusprechen. Sie sollen erkennen, wann ein Score klaert, wann er verdeckt und wann eine rote Linie die Durchschnittslogik stoppt.</w:t>
+      </w:r>
+    </w:p>
+    <w:p>
+      <w:r>
+        <w:t>Fallfenster zur Anwendung. Ein Controlling-Team moechte einen Score bilden. Das Skript verlangt, dass Datenqualitaet, Systemgrenzen, Gewichtung, Unsicherheit und Nichtkompensation sichtbar bleiben. Ein Score darf die Diskussion nicht beenden, sondern muss bessere Fragen, Priorisierung und Rueckkopplung ermoeglichen. Bezogen auf Wirkleistung, Scheinleistung, Blindleistung und Verlustleistung heisst das: Die Analyse muss das konkrete Thema ernst nehmen und zugleich den allgemeinen WÖk-Massstab halten. Es geht nicht darum, Akteure moralisch zu sortieren. Es geht darum, Wirkpfade, Wirkungsempfaenger, Datenqualitaet, Risiken und Rueckkopplung so zu beschreiben, dass bessere Entscheidungen moeglich werden.</w:t>
+      </w:r>
+    </w:p>
+    <w:p>
+      <w:r>
+        <w:t>Pruefungsnahe Transferfrage. Formuliere zu V05 eine Wirkungsaussage in drei Saetzen: Erstens den beobachteten oder plausiblen Zustand, zweitens die Daten- oder Quellenlage, drittens die offene Unsicherheit samt Rueckkopplung. Die Antwort muss ohne moralische Personenbewertung auskommen und darf Reichweite nicht mit Wirkung verwechseln.</w:t>
+      </w:r>
+    </w:p>
+    <w:p>
+      <w:r>
+        <w:t>Transfer in Grundstudium Wirkungsökonomie. Prüfungsrelevanz verbindet die inhaltliche Deutung mit der spaeteren Praxis. Eine Organisation kann zu Wirkleistung, Scheinleistung, Blindleistung und Verlustleistung sehr ueberzeugend kommunizieren und trotzdem an einen plausiblen Gedanken schon fuer Wirkung zu halten, obwohl Empfaenger, Zustand, Zeitbezug und Quelle fehlen scheitern. Darum muss die V1-Fassung immer auch nach Governance fragen: Wer erhebt Daten, wer bewertet sie, wer traegt die Folgen, wer kann widersprechen und wann wird eine Entscheidung korrigiert? Die Analyse markiert Stoppsignale vor jeder Portfolio- oder Score-Debatte. So wird aus einem Lehrkapitel eine verantwortbare Arbeitsroutine.</w:t>
       </w:r>
     </w:p>
     <w:p>
@@ -2795,47 +2949,37 @@
         <w:pStyle w:val="Heading3"/>
       </w:pPr>
       <w:r>
-        <w:t>Vertiefungsrunde 2: Lesen, pruefen, rueckkoppeln</w:t>
-      </w:r>
-    </w:p>
-    <w:p>
-      <w:r>
-        <w:t>Die folgende Runde verdichtet V05 nicht durch neue Schlagworte, sondern durch wiederholte Anwendung auf unterschiedliche Entscheidungsebenen. Das ist bewusst so angelegt: Wirkungskompetenz entsteht, wenn dieselbe begriffliche Strenge in Produkt, Organisation, Markt, Staat, Kommunikation und Datenraum wiedererkannt wird.</w:t>
-      </w:r>
-    </w:p>
-    <w:p>
-      <w:r>
-        <w:t>Begriffliche Schaerfung. Fuer Wirkleistung, Scheinleistung, Blindleistung und Verlustleistung bedeutet praezise Sprache die erste Sicherung gegen Impact-Washing ist, dass die Analyse nicht bei einer Aktivitaet, einem guten Willen oder einer Kennzahl stehen bleiben darf. Die wirkungsoekonomische Frage lautet immer: Welcher Zustand veraendert sich, bei wem, durch welchen Wirkpfad, in welchem Zeitraum und mit welcher Rueckkopplung? Gerade in Grundstudium Wirkungsökonomie ist diese Unterscheidung entscheidend, weil Lernende spaeter nicht nur Begriffe wiedergeben, sondern Entscheidungssituationen pruefen muessen. Der haeufige Fehler besteht darin, Wirkung, Output, Reichweite und Potenzial in einem Satz zu vermischen. Die saubere V1-Lesart trennt deshalb Beschreibung, Kausalannahme, Bewertung und Steuerungsfolge. In der Praxis sollte jede Wirkungsaussage als kurze Viererprobe formuliert werden: Zustand, Betroffene, Quelle, offene Unsicherheit. So wird aus dem Thema kein isoliertes Kapitel, sondern ein pruefbarer Baustein der WÖk-Architektur.</w:t>
-      </w:r>
-    </w:p>
-    <w:p>
-      <w:r>
-        <w:t>Wirkpfad-Logik. Fuer Wirkleistung, Scheinleistung, Blindleistung und Verlustleistung bedeutet ein Thema erst dann steuerbar wird, wenn der Mechanismus zwischen Ausloeser und Zustandsveraenderung beschrieben ist, dass die Analyse nicht bei einer Aktivitaet, einem guten Willen oder einer Kennzahl stehen bleiben darf. Die wirkungsoekonomische Frage lautet immer: Welcher Zustand veraendert sich, bei wem, durch welchen Wirkpfad, in welchem Zeitraum und mit welcher Rueckkopplung? Gerade in Grundstudium Wirkungsökonomie ist diese Unterscheidung entscheidend, weil Lernende spaeter nicht nur Begriffe wiedergeben, sondern Entscheidungssituationen pruefen muessen. Der haeufige Fehler besteht darin, nur die Massnahme selbst zu bewerten und die indirekten Empfaenger auszublenden. Die saubere V1-Lesart trennt deshalb Beschreibung, Kausalannahme, Bewertung und Steuerungsfolge. Eine gute Fallanalyse zeichnet mindestens einen direkten und einen indirekten Wirkpfad nach. So wird aus dem Thema kein isoliertes Kapitel, sondern ein pruefbarer Baustein der WÖk-Architektur.</w:t>
-      </w:r>
-    </w:p>
-    <w:p>
-      <w:r>
-        <w:t>Fallfenster zur Anwendung. Eine Fuehrungsentscheidung erzeugt zugleich Nutzen und Risiken. Die WÖk behandelt Ambivalenz nicht als Stoerung, sondern als Kern der Analyse. Positive Netto-Wirkung darf erst behauptet werden, wenn zentrale negative Wirkungen getrennt geprueft und rote Linien gewahrt sind. Bezogen auf Wirkleistung, Scheinleistung, Blindleistung und Verlustleistung heisst das: Die Analyse muss das konkrete Thema ernst nehmen und zugleich den allgemeinen WÖk-Massstab halten. Es geht nicht darum, die Welt in gute und schlechte Akteure einzuteilen. Es geht darum, Wirkpfade, Wirkungsempfaenger, Datenqualitaet, Risiken und Rueckkopplung so zu beschreiben, dass bessere Entscheidungen moeglich werden.</w:t>
-      </w:r>
-    </w:p>
-    <w:p>
-      <w:r>
-        <w:t>Daten- und Quellenklarheit. Fuer Wirkleistung, Scheinleistung, Blindleistung und Verlustleistung bedeutet jede Bewertung nur so belastbar ist wie Datenlage, Quellenstatus und Aktualitaet, dass die Analyse nicht bei einer Aktivitaet, einem guten Willen oder einer Kennzahl stehen bleiben darf. Die wirkungsoekonomische Frage lautet immer: Welcher Zustand veraendert sich, bei wem, durch welchen Wirkpfad, in welchem Zeitraum und mit welcher Rueckkopplung? Gerade in Grundstudium Wirkungsökonomie ist diese Unterscheidung entscheidend, weil Lernende spaeter nicht nur Begriffe wiedergeben, sondern Entscheidungssituationen pruefen muessen. Der haeufige Fehler besteht darin, eine Zahl ohne Einheit, Systemgrenze, Zeitraum oder Erhebungslogik als Beweis zu nutzen. Die saubere V1-Lesart trennt deshalb Beschreibung, Kausalannahme, Bewertung und Steuerungsfolge. Die Lernenden sollen Daten nicht dekorativ zitieren, sondern ihre Aussagekraft, Luecken und Grenzen offenlegen. So wird aus dem Thema kein isoliertes Kapitel, sondern ein pruefbarer Baustein der WÖk-Architektur.</w:t>
-      </w:r>
-    </w:p>
-    <w:p>
-      <w:r>
-        <w:t>Ambivalenz. Fuer Wirkleistung, Scheinleistung, Blindleistung und Verlustleistung bedeutet positive und negative Zustandsveraenderungen gleichzeitig auftreten koennen, dass die Analyse nicht bei einer Aktivitaet, einem guten Willen oder einer Kennzahl stehen bleiben darf. Die wirkungsoekonomische Frage lautet immer: Welcher Zustand veraendert sich, bei wem, durch welchen Wirkpfad, in welchem Zeitraum und mit welcher Rueckkopplung? Gerade in Grundstudium Wirkungsökonomie ist diese Unterscheidung entscheidend, weil Lernende spaeter nicht nur Begriffe wiedergeben, sondern Entscheidungssituationen pruefen muessen. Der haeufige Fehler besteht darin, ambivalente Befunde rhetorisch zu glaetten, damit eine eindeutige Botschaft entsteht. Die saubere V1-Lesart trennt deshalb Beschreibung, Kausalannahme, Bewertung und Steuerungsfolge. Ein gutes Skript fuehrt deshalb Profile, Zielkonflikte und offene Punkte nebeneinander. So wird aus dem Thema kein isoliertes Kapitel, sondern ein pruefbarer Baustein der WÖk-Architektur.</w:t>
-      </w:r>
-    </w:p>
-    <w:p>
-      <w:r>
-        <w:t>Nichtkompensation. Fuer Wirkleistung, Scheinleistung, Blindleistung und Verlustleistung bedeutet schwere zentrale Schaeden nicht durch beliebige positive Einzelwerte neutralisiert werden duerfen, dass die Analyse nicht bei einer Aktivitaet, einem guten Willen oder einer Kennzahl stehen bleiben darf. Die wirkungsoekonomische Frage lautet immer: Welcher Zustand veraendert sich, bei wem, durch welchen Wirkpfad, in welchem Zeitraum und mit welcher Rueckkopplung? Gerade in Grundstudium Wirkungsökonomie ist diese Unterscheidung entscheidend, weil Lernende spaeter nicht nur Begriffe wiedergeben, sondern Entscheidungssituationen pruefen muessen. Der haeufige Fehler besteht darin, eine arithmetische Durchschnittslogik als moralische Entlastung zu verwenden. Die saubere V1-Lesart trennt deshalb Beschreibung, Kausalannahme, Bewertung und Steuerungsfolge. Reverse Merit Order und rote Linien sind Schutzregeln gegen Schoenrechnung. So wird aus dem Thema kein isoliertes Kapitel, sondern ein pruefbarer Baustein der WÖk-Architektur.</w:t>
-      </w:r>
-    </w:p>
-    <w:p>
-      <w:r>
-        <w:t>Fallfenster zur Anwendung. Ein Controlling-Team moechte einen Score bilden. Das Skript verlangt, dass Datenqualitaet, Systemgrenzen, Gewichtung, Unsicherheit und Nichtkompensation sichtbar bleiben. Ein Score darf die Diskussion nicht beenden, sondern muss bessere Fragen, Priorisierung und Rueckkopplung ermoeglichen. Bezogen auf Wirkleistung, Scheinleistung, Blindleistung und Verlustleistung heisst das: Die Analyse muss das konkrete Thema ernst nehmen und zugleich den allgemeinen WÖk-Massstab halten. Es geht nicht darum, die Welt in gute und schlechte Akteure einzuteilen. Es geht darum, Wirkpfade, Wirkungsempfaenger, Datenqualitaet, Risiken und Rueckkopplung so zu beschreiben, dass bessere Entscheidungen moeglich werden.</w:t>
+        <w:t>Abschlusskommentar 2: Lesen, pruefen, rueckkoppeln</w:t>
+      </w:r>
+    </w:p>
+    <w:p>
+      <w:r>
+        <w:t>Die folgende Verdichtung fuehrt die vorhandenen Kapitel nicht als Wiederholung, sondern als Anwendung zusammen. Wirkungskompetenz entsteht, wenn dieselbe begriffliche Strenge in Fallanalyse, Datenarbeit, Kommunikation, Governance und Entscheidungspraxis wiedererkannt wird.</w:t>
+      </w:r>
+    </w:p>
+    <w:p>
+      <w:r>
+        <w:t>Grenze gegen Scheingenauigkeit. Gerade bei Lernziele ist Praezision wichtiger als grosse Begriffe. Eine Wirkungsaussage bleibt schwach, wenn sie nur Aktivitaet, Reichweite, Absicht oder Image beschreibt. Stark wird sie erst, wenn sie die Zustandsveraenderung und ihre Bedingungen offenlegt. In V05 ist deshalb entscheidend, praezise Sprache die erste Sicherung gegen Impact-Washing bildet. Die Fehlerlinie verlaeuft nicht zwischen Optimismus und Pessimismus, sondern zwischen offengelegter Unsicherheit und rhetorischer Sicherheit ohne Pruefpfad.</w:t>
+      </w:r>
+    </w:p>
+    <w:p>
+      <w:r>
+        <w:t>Pruefungsnahe Lesart. Aus Einleitung / Wirkungsfrage laesst sich eine gute Transferfrage ableiten: Welche Entscheidung waere falsch, wenn dieser Abschnitt missverstanden wird? Fuer Wirkleistung, Scheinleistung, Blindleistung und Verlustleistung lautet die Antwort meist nicht einfach "mehr Wirkung", sondern genauer: bessere Unterscheidung, sauberere Daten, klarere Schutzlinie und rueckgekoppelte Steuerung. Mindestens ein direkter und ein indirekter Wirkpfad muessen nachvollziehbar sein. Wer das im Fall anwenden kann, hat den Kern der Vorlesung verstanden; wer nur Definitionen wiederholt, bleibt unter dem Anspruch der Akademie.</w:t>
+      </w:r>
+    </w:p>
+    <w:p>
+      <w:r>
+        <w:t>Fallfenster zur Anwendung. Ein Kommunikationsbericht nennt viele Aktivitaeten, Reichweiten und Rueckmeldungen. Die V1-Pruefung fragt, ob daraus eine belastbare Wirkungsaussage folgt. Wenn nur Kontakte, Klicks oder Zustimmung vorliegen, bleibt die Aussage im Bereich Wirkungspotenzial oder Resonanz, nicht im Bereich nachgewiesener Wirkung. Bezogen auf Wirkleistung, Scheinleistung, Blindleistung und Verlustleistung heisst das: Die Analyse muss das konkrete Thema ernst nehmen und zugleich den allgemeinen WÖk-Massstab halten. Es geht nicht darum, Akteure moralisch zu sortieren. Es geht darum, Wirkpfade, Wirkungsempfaenger, Datenqualitaet, Risiken und Rueckkopplung so zu beschreiben, dass bessere Entscheidungen moeglich werden.</w:t>
+      </w:r>
+    </w:p>
+    <w:p>
+      <w:r>
+        <w:t>Daten- und Quellenklarheit. Der Abschnitt Kernaussage ist in V05 kein Zusatzwissen, sondern ein Pruefstein fuer die Grundfrage des Skripts: Was veraendert sich, bei wem, wodurch und mit welcher Rueckkopplung? Fuer Wirkleistung, Scheinleistung, Blindleistung und Verlustleistung wird daran sichtbar, dass jede Bewertung nur so belastbar ist wie Datenlage, Quellenstatus, Aktualitaet und Systemgrenze. Die fachliche Grenze liegt dort, wo Lernende eine Zahl ohne Einheit, Zeitraum oder Erhebungslogik als Beweis nutzen. Die saubere Lesart trennt deshalb Beobachtung, Kausalannahme, Bewertung und Steuerungsfolge. In der Anwendung sollte daraus mindestens eine konkrete Begriff, Wirkpfad, Fallbewertung, rote Linie oder Rueckkopplung abgeleitet werden; sonst bleibt das Wissen erklaerend, aber nicht steuerungsfaehig.</w:t>
+      </w:r>
+    </w:p>
+    <w:p>
+      <w:r>
+        <w:t>Anwendung auf Quelltext und fachliche Grundlegung. In einer Fallanalyse beginnt dieser Punkt nicht mit einer Meinung, sondern mit einer belastbaren Beschreibung. Wer V05 pruefungsnah liest, fragt zuerst nach Wirkungsempfaengern, Wirkraum, Zeitraum und Datenquelle. Erst danach folgt die Bewertung im Referenzrahmen Mensch, Planet, Demokratie, SDGs, Agenda 2030 und SDG+. Profile, Zielkonflikte und offene Punkte werden nebeneinander gefuehrt. Der typische Kurzschluss waere, ambivalente Befunde glaetten, damit eine eindeutige Botschaft entsteht. Genau dagegen setzt die WÖk die Pflicht, Wirkungspotenzial, Wirkungsrisiko und positive Netto-Wirkung begrifflich getrennt zu halten.</w:t>
       </w:r>
     </w:p>
     <w:p>
@@ -2845,37 +2989,92 @@
     </w:p>
     <w:p>
       <w:r>
-        <w:t>Rueckkopplung. Fuer Wirkleistung, Scheinleistung, Blindleistung und Verlustleistung bedeutet Wirkungswissen erst dann wertvoll wird, wenn es Entscheidungen veraendert, dass die Analyse nicht bei einer Aktivitaet, einem guten Willen oder einer Kennzahl stehen bleiben darf. Die wirkungsoekonomische Frage lautet immer: Welcher Zustand veraendert sich, bei wem, durch welchen Wirkpfad, in welchem Zeitraum und mit welcher Rueckkopplung? Gerade in Grundstudium Wirkungsökonomie ist diese Unterscheidung entscheidend, weil Lernende spaeter nicht nur Begriffe wiedergeben, sondern Entscheidungssituationen pruefen muessen. Der haeufige Fehler besteht darin, einen Bericht als Endpunkt zu betrachten. Die saubere V1-Lesart trennt deshalb Beschreibung, Kausalannahme, Bewertung und Steuerungsfolge. Jeder Analyseblock sollte fragen, welche Routine, welcher Prozess oder welche Ressource nach der Bewertung angepasst wird. So wird aus dem Thema kein isoliertes Kapitel, sondern ein pruefbarer Baustein der WÖk-Architektur.</w:t>
-      </w:r>
-    </w:p>
-    <w:p>
-      <w:r>
-        <w:t>Governance. Fuer Wirkleistung, Scheinleistung, Blindleistung und Verlustleistung bedeutet Wirkungsbewertung Verfahren, Rechte, Transparenz und Korrektur braucht, dass die Analyse nicht bei einer Aktivitaet, einem guten Willen oder einer Kennzahl stehen bleiben darf. Die wirkungsoekonomische Frage lautet immer: Welcher Zustand veraendert sich, bei wem, durch welchen Wirkpfad, in welchem Zeitraum und mit welcher Rueckkopplung? Gerade in Grundstudium Wirkungsökonomie ist diese Unterscheidung entscheidend, weil Lernende spaeter nicht nur Begriffe wiedergeben, sondern Entscheidungssituationen pruefen muessen. Der haeufige Fehler besteht darin, Bewertung als technokratische Top-down-Setzung zu verstehen. Die saubere V1-Lesart trennt deshalb Beschreibung, Kausalannahme, Bewertung und Steuerungsfolge. Betroffene, Datenhalter, Entscheider und Kontrollinstanzen muessen unterscheidbare Rollen behalten. So wird aus dem Thema kein isoliertes Kapitel, sondern ein pruefbarer Baustein der WÖk-Architektur.</w:t>
-      </w:r>
-    </w:p>
-    <w:p>
-      <w:r>
-        <w:t>Didaktische Pruefbarkeit. Fuer Wirkleistung, Scheinleistung, Blindleistung und Verlustleistung bedeutet das Thema in der Akademie nicht nur erklaert, sondern in Falllogik ueberfuehrt werden muss, dass die Analyse nicht bei einer Aktivitaet, einem guten Willen oder einer Kennzahl stehen bleiben darf. Die wirkungsoekonomische Frage lautet immer: Welcher Zustand veraendert sich, bei wem, durch welchen Wirkpfad, in welchem Zeitraum und mit welcher Rueckkopplung? Gerade in Grundstudium Wirkungsökonomie ist diese Unterscheidung entscheidend, weil Lernende spaeter nicht nur Begriffe wiedergeben, sondern Entscheidungssituationen pruefen muessen. Der haeufige Fehler besteht darin, reines Auswendiglernen als Kompetenznachweis zu behandeln. Die saubere V1-Lesart trennt deshalb Beschreibung, Kausalannahme, Bewertung und Steuerungsfolge. Pruefungsfragen sollen Begriffe, Anwendung und rote Linien verbinden. So wird aus dem Thema kein isoliertes Kapitel, sondern ein pruefbarer Baustein der WÖk-Architektur.</w:t>
-      </w:r>
-    </w:p>
-    <w:p>
-      <w:r>
-        <w:t>Fallfenster zur Anwendung. Ein Kommunikationsbericht nennt viele Aktivitaeten, Reichweiten und Rueckmeldungen. Die V1-Pruefung fragt, ob daraus eine belastbare Wirkungsaussage folgt. Wenn nur Kontakte, Klicks oder Zustimmung vorliegen, bleibt die Aussage im Bereich Wirkungspotenzial oder Resonanz, nicht im Bereich nachgewiesener Wirkung. Bezogen auf Wirkleistung, Scheinleistung, Blindleistung und Verlustleistung heisst das: Die Analyse muss das konkrete Thema ernst nehmen und zugleich den allgemeinen WÖk-Massstab halten. Es geht nicht darum, die Welt in gute und schlechte Akteure einzuteilen. Es geht darum, Wirkpfade, Wirkungsempfaenger, Datenqualitaet, Risiken und Rueckkopplung so zu beschreiben, dass bessere Entscheidungen moeglich werden.</w:t>
-      </w:r>
-    </w:p>
-    <w:p>
-      <w:r>
-        <w:t>Transfer in Organisationen. Fuer Wirkleistung, Scheinleistung, Blindleistung und Verlustleistung bedeutet WÖk-Begriffe im Alltag nur tragen, wenn sie in Routinen uebersetzt werden, dass die Analyse nicht bei einer Aktivitaet, einem guten Willen oder einer Kennzahl stehen bleiben darf. Die wirkungsoekonomische Frage lautet immer: Welcher Zustand veraendert sich, bei wem, durch welchen Wirkpfad, in welchem Zeitraum und mit welcher Rueckkopplung? Gerade in Grundstudium Wirkungsökonomie ist diese Unterscheidung entscheidend, weil Lernende spaeter nicht nur Begriffe wiedergeben, sondern Entscheidungssituationen pruefen muessen. Der haeufige Fehler besteht darin, die Verantwortung an eine Nachhaltigkeitsabteilung auszulagern. Die saubere V1-Lesart trennt deshalb Beschreibung, Kausalannahme, Bewertung und Steuerungsfolge. Strategie, Einkauf, Kommunikation, Controlling und Fuehrung muessen denselben Wirkungsbegriff verwenden. So wird aus dem Thema kein isoliertes Kapitel, sondern ein pruefbarer Baustein der WÖk-Architektur.</w:t>
-      </w:r>
-    </w:p>
-    <w:p>
-      <w:r>
-        <w:t>Rueckfluss in den Korpus. Fuer Wirkleistung, Scheinleistung, Blindleistung und Verlustleistung bedeutet jedes Studienskript den Gesamtbestand schaerfen kann, dass die Analyse nicht bei einer Aktivitaet, einem guten Willen oder einer Kennzahl stehen bleiben darf. Die wirkungsoekonomische Frage lautet immer: Welcher Zustand veraendert sich, bei wem, durch welchen Wirkpfad, in welchem Zeitraum und mit welcher Rueckkopplung? Gerade in Grundstudium Wirkungsökonomie ist diese Unterscheidung entscheidend, weil Lernende spaeter nicht nur Begriffe wiedergeben, sondern Entscheidungssituationen pruefen muessen. Der haeufige Fehler besteht darin, neue Einsichten nur lokal im Skript zu belassen. Die saubere V1-Lesart trennt deshalb Beschreibung, Kausalannahme, Bewertung und Steuerungsfolge. Glossar, Website, Journal, Dossiers und Visuals sollen aus der Skriptarbeit lernen. So wird aus dem Thema kein isoliertes Kapitel, sondern ein pruefbarer Baustein der WÖk-Architektur.</w:t>
+        <w:t>Evidenzregel. Eine Anleihe bei der Elektrotechnik darf im Skript nicht als dekorativer Begriff stehen bleiben. Der Abschnitt traegt nur dann, wenn er eine pruefbare Aussage erlaubt: Welche Quelle stuetzt die Annahme, welche Unsicherheit bleibt offen und welche Gegenbeobachtung wuerde die Bewertung veraendern? Fuer Wirkleistung, Scheinleistung, Blindleistung und Verlustleistung heisst das, dass schwere zentrale Schaeden nicht durch beliebige positive Einzelwerte neutralisiert werden duerfen. Die Studierenden sollen nicht lernen, einen Score nachzusprechen. Sie sollen erkennen, wann ein Score klaert, wann er verdeckt und wann eine rote Linie die Durchschnittslogik stoppt.</w:t>
+      </w:r>
+    </w:p>
+    <w:p>
+      <w:r>
+        <w:t>Fallfenster zur Anwendung. Eine Organisation plant eine Massnahme und formuliert dazu eine positive Absicht. In der WÖk reicht das nicht. Fuer diese Vorlesung muss sichtbar werden, welche Zustandsveraenderung erwartet wird, welche Empfaenger direkt oder indirekt betroffen sind, welche Nebenwirkungen entstehen koennen und welche Entscheidung spaeter korrigiert wird. Bezogen auf Wirkleistung, Scheinleistung, Blindleistung und Verlustleistung heisst das: Die Analyse muss das konkrete Thema ernst nehmen und zugleich den allgemeinen WÖk-Massstab halten. Es geht nicht darum, Akteure moralisch zu sortieren. Es geht darum, Wirkpfade, Wirkungsempfaenger, Datenqualitaet, Risiken und Rueckkopplung so zu beschreiben, dass bessere Entscheidungen moeglich werden.</w:t>
+      </w:r>
+    </w:p>
+    <w:p>
+      <w:r>
+        <w:t>Transfer in Grundstudium Wirkungsökonomie. Scheinleistung: alles, was sich bewegt verbindet die inhaltliche Deutung mit der spaeteren Praxis. Eine Organisation kann zu Wirkleistung, Scheinleistung, Blindleistung und Verlustleistung sehr ueberzeugend kommunizieren und trotzdem an einen plausiblen Gedanken schon fuer Wirkung zu halten, obwohl Empfaenger, Zustand, Zeitbezug und Quelle fehlen scheitern. Darum muss die V1-Fassung immer auch nach Governance fragen: Wer erhebt Daten, wer bewertet sie, wer traegt die Folgen, wer kann widersprechen und wann wird eine Entscheidung korrigiert? Jeder Analyseblock fragt nach der Routine, die nach der Bewertung angepasst wird. So wird aus einem Lehrkapitel eine verantwortbare Arbeitsroutine.</w:t>
+      </w:r>
+    </w:p>
+    <w:p>
+      <w:r>
+        <w:t>Grenze gegen Scheingenauigkeit. Gerade bei Wirkleistung: was wirklich ankommt ist Praezision wichtiger als grosse Begriffe. Eine Wirkungsaussage bleibt schwach, wenn sie nur Aktivitaet, Reichweite, Absicht oder Image beschreibt. Stark wird sie erst, wenn sie die Zustandsveraenderung und ihre Bedingungen offenlegt. In V05 ist deshalb entscheidend, Wirkungsbewertung Verfahren, Rechte, Transparenz und Korrektur braucht. Die Fehlerlinie verlaeuft nicht zwischen Optimismus und Pessimismus, sondern zwischen offengelegter Unsicherheit und rhetorischer Sicherheit ohne Pruefpfad.</w:t>
+      </w:r>
+    </w:p>
+    <w:p>
+      <w:r>
+        <w:t>Pruefungsnahe Lesart. Aus Blindleistung: viel Bewegung, kein Nutzen laesst sich eine gute Transferfrage ableiten: Welche Entscheidung waere falsch, wenn dieser Abschnitt missverstanden wird? Fuer Wirkleistung, Scheinleistung, Blindleistung und Verlustleistung lautet die Antwort meist nicht einfach "mehr Wirkung", sondern genauer: bessere Unterscheidung, sauberere Daten, klarere Schutzlinie und rueckgekoppelte Steuerung. Pruefungsfragen verbinden Begriff, Anwendung, Evidenz und rote Linie. Wer das im Fall anwenden kann, hat den Kern der Vorlesung verstanden; wer nur Definitionen wiederholt, bleibt unter dem Anspruch der Akademie.</w:t>
+      </w:r>
+    </w:p>
+    <w:p>
+      <w:r>
+        <w:t>Fallfenster zur Anwendung. Eine Fuehrungsentscheidung erzeugt zugleich Nutzen und Risiken. Die WÖk behandelt Ambivalenz nicht als Stoerung, sondern als Kern der Analyse. Positive Netto-Wirkung darf erst behauptet werden, wenn zentrale negative Wirkungen getrennt geprueft und rote Linien gewahrt sind. Bezogen auf Wirkleistung, Scheinleistung, Blindleistung und Verlustleistung heisst das: Die Analyse muss das konkrete Thema ernst nehmen und zugleich den allgemeinen WÖk-Massstab halten. Es geht nicht darum, Akteure moralisch zu sortieren. Es geht darum, Wirkpfade, Wirkungsempfaenger, Datenqualitaet, Risiken und Rueckkopplung so zu beschreiben, dass bessere Entscheidungen moeglich werden.</w:t>
+      </w:r>
+    </w:p>
+    <w:p>
+      <w:r>
+        <w:t>Organisationale Umsetzung. Der Abschnitt Verlustleistung: aktiv schädlich ist in V05 kein Zusatzwissen, sondern ein Pruefstein fuer die Grundfrage des Skripts: Was veraendert sich, bei wem, wodurch und mit welcher Rueckkopplung? Fuer Wirkleistung, Scheinleistung, Blindleistung und Verlustleistung wird daran sichtbar, dass WÖk-Begriffe im Alltag nur tragen, wenn sie in Routinen uebersetzt werden. Die fachliche Grenze liegt dort, wo Lernende Verantwortung an eine einzelne Nachhaltigkeitsfunktion auslagern. Die saubere Lesart trennt deshalb Beobachtung, Kausalannahme, Bewertung und Steuerungsfolge. In der Anwendung sollte daraus mindestens eine konkrete Begriff, Wirkpfad, Fallbewertung, rote Linie oder Rueckkopplung abgeleitet werden; sonst bleibt das Wissen erklaerend, aber nicht steuerungsfaehig.</w:t>
       </w:r>
     </w:p>
     <w:p>
       <w:r>
         <w:t>Pruefungsnahe Transferfrage. Formuliere zu V05 eine Wirkungsaussage in drei Saetzen: Erstens den beobachteten oder plausiblen Zustand, zweitens die Daten- oder Quellenlage, drittens die offene Unsicherheit samt Rueckkopplung. Die Antwort muss ohne moralische Personenbewertung auskommen und darf Reichweite nicht mit Wirkung verwechseln.</w:t>
+      </w:r>
+    </w:p>
+    <w:p>
+      <w:r>
+        <w:t>Anwendung auf Die vier im Zusammenspiel. In einer Fallanalyse beginnt dieser Punkt nicht mit einer Meinung, sondern mit einer belastbaren Beschreibung. Wer V05 pruefungsnah liest, fragt zuerst nach Wirkungsempfaengern, Wirkraum, Zeitraum und Datenquelle. Erst danach folgt die Bewertung im Referenzrahmen Mensch, Planet, Demokratie, SDGs, Agenda 2030 und SDG+. Gute Kommunikation unterscheidet Befund, Annahme und normative Bewertung. Der typische Kurzschluss waere, Eindeutigkeit behaupten, wo die Datenlage nur Potenzial oder Risiko traegt. Genau dagegen setzt die WÖk die Pflicht, Wirkungspotenzial, Wirkungsrisiko und positive Netto-Wirkung begrifflich getrennt zu halten.</w:t>
+      </w:r>
+    </w:p>
+    <w:p>
+      <w:r>
+        <w:t>Evidenzregel. Ein Beispiel mit gleicher Scheinleistung darf im Skript nicht als dekorativer Begriff stehen bleiben. Der Abschnitt traegt nur dann, wenn er eine pruefbare Aussage erlaubt: Welche Quelle stuetzt die Annahme, welche Unsicherheit bleibt offen und welche Gegenbeobachtung wuerde die Bewertung veraendern? Fuer Wirkleistung, Scheinleistung, Blindleistung und Verlustleistung heisst das, dass jede Wirkungsaussage eine Grenze zieht und diese Grenze begruenden muss. Die Studierenden sollen nicht lernen, einen Score nachzusprechen. Sie sollen erkennen, wann ein Score klaert, wann er verdeckt und wann eine rote Linie die Durchschnittslogik stoppt.</w:t>
+      </w:r>
+    </w:p>
+    <w:p>
+      <w:r>
+        <w:t>Fallfenster zur Anwendung. Ein Controlling-Team moechte einen Score bilden. Das Skript verlangt, dass Datenqualitaet, Systemgrenzen, Gewichtung, Unsicherheit und Nichtkompensation sichtbar bleiben. Ein Score darf die Diskussion nicht beenden, sondern muss bessere Fragen, Priorisierung und Rueckkopplung ermoeglichen. Bezogen auf Wirkleistung, Scheinleistung, Blindleistung und Verlustleistung heisst das: Die Analyse muss das konkrete Thema ernst nehmen und zugleich den allgemeinen WÖk-Massstab halten. Es geht nicht darum, Akteure moralisch zu sortieren. Es geht darum, Wirkpfade, Wirkungsempfaenger, Datenqualitaet, Risiken und Rueckkopplung so zu beschreiben, dass bessere Entscheidungen moeglich werden.</w:t>
+      </w:r>
+    </w:p>
+    <w:p>
+      <w:r>
+        <w:t>Transfer in Grundstudium Wirkungsökonomie. Warum diese Unterscheidung befreit verbindet die inhaltliche Deutung mit der spaeteren Praxis. Eine Organisation kann zu Wirkleistung, Scheinleistung, Blindleistung und Verlustleistung sehr ueberzeugend kommunizieren und trotzdem an einen plausiblen Gedanken schon fuer Wirkung zu halten, obwohl Empfaenger, Zustand, Zeitbezug und Quelle fehlen scheitern. Darum muss die V1-Fassung immer auch nach Governance fragen: Wer erhebt Daten, wer bewertet sie, wer traegt die Folgen, wer kann widersprechen und wann wird eine Entscheidung korrigiert? Szenarien pruefen Sofortwirkung, Folgewirkung und Reversibilitaet getrennt. So wird aus einem Lehrkapitel eine verantwortbare Arbeitsroutine.</w:t>
+      </w:r>
+    </w:p>
+    <w:p>
+      <w:r>
+        <w:t>Grenze gegen Scheingenauigkeit. Gerade bei Ein Kompass für gute Fragen ist Praezision wichtiger als grosse Begriffe. Eine Wirkungsaussage bleibt schwach, wenn sie nur Aktivitaet, Reichweite, Absicht oder Image beschreibt. Stark wird sie erst, wenn sie die Zustandsveraenderung und ihre Bedingungen offenlegt. In V05 ist deshalb entscheidend, Wirkung nicht am Sender, sondern an veraenderten Zustanden der Empfaenger geprueft wird. Die Fehlerlinie verlaeuft nicht zwischen Optimismus und Pessimismus, sondern zwischen offengelegter Unsicherheit und rhetorischer Sicherheit ohne Pruefpfad.</w:t>
+      </w:r>
+    </w:p>
+    <w:p>
+      <w:r>
+        <w:t>Pruefungsnahe Lesart. Aus Was du aus dieser Vorlesung mitnimmst laesst sich eine gute Transferfrage ableiten: Welche Entscheidung waere falsch, wenn dieser Abschnitt missverstanden wird? Fuer Wirkleistung, Scheinleistung, Blindleistung und Verlustleistung lautet die Antwort meist nicht einfach "mehr Wirkung", sondern genauer: bessere Unterscheidung, sauberere Daten, klarere Schutzlinie und rueckgekoppelte Steuerung. Jede Schlussfolgerung endet mit Entscheidung, Verantwortlichkeit und Termin fuer Rueckpruefung. Wer das im Fall anwenden kann, hat den Kern der Vorlesung verstanden; wer nur Definitionen wiederholt, bleibt unter dem Anspruch der Akademie.</w:t>
+      </w:r>
+    </w:p>
+    <w:p>
+      <w:r>
+        <w:t>Fallfenster zur Anwendung. Ein Kommunikationsbericht nennt viele Aktivitaeten, Reichweiten und Rueckmeldungen. Die V1-Pruefung fragt, ob daraus eine belastbare Wirkungsaussage folgt. Wenn nur Kontakte, Klicks oder Zustimmung vorliegen, bleibt die Aussage im Bereich Wirkungspotenzial oder Resonanz, nicht im Bereich nachgewiesener Wirkung. Bezogen auf Wirkleistung, Scheinleistung, Blindleistung und Verlustleistung heisst das: Die Analyse muss das konkrete Thema ernst nehmen und zugleich den allgemeinen WÖk-Massstab halten. Es geht nicht darum, Akteure moralisch zu sortieren. Es geht darum, Wirkpfade, Wirkungsempfaenger, Datenqualitaet, Risiken und Rueckkopplung so zu beschreiben, dass bessere Entscheidungen moeglich werden.</w:t>
+      </w:r>
+    </w:p>
+    <w:p>
+      <w:r>
+        <w:t>Pruefungsnahe Transferfrage. Formuliere zu V05 eine Wirkungsaussage in drei Saetzen: Erstens den beobachteten oder plausiblen Zustand, zweitens die Daten- oder Quellenlage, drittens die offene Unsicherheit samt Rueckkopplung. Die Antwort muss ohne moralische Personenbewertung auskommen und darf Reichweite nicht mit Wirkung verwechseln.</w:t>
+      </w:r>
+    </w:p>
+    <w:p>
+      <w:r>
+        <w:t>Wissenschaftliche Anschlussfaehigkeit. Der Abschnitt Wirkungsökonomische Vertiefung ist in V05 kein Zusatzwissen, sondern ein Pruefstein fuer die Grundfrage des Skripts: Was veraendert sich, bei wem, wodurch und mit welcher Rueckkopplung? Fuer Wirkleistung, Scheinleistung, Blindleistung und Verlustleistung wird daran sichtbar, dass WÖk-Aussagen mit bestehenden Begriffen, Studien, Standards und Rechtsrahmen in Beziehung stehen muessen. Die fachliche Grenze liegt dort, wo Lernende hausinterne Sprache als Ersatz fuer zitierfaehige Begruendung verwenden. Die saubere Lesart trennt deshalb Beobachtung, Kausalannahme, Bewertung und Steuerungsfolge. In der Anwendung sollte daraus mindestens eine konkrete Begriff, Wirkpfad, Fallbewertung, rote Linie oder Rueckkopplung abgeleitet werden; sonst bleibt das Wissen erklaerend, aber nicht steuerungsfaehig.</w:t>
+      </w:r>
+    </w:p>
+    <w:p>
+      <w:r>
+        <w:t>Anwendung auf Prüfungsrelevanz. In einer Fallanalyse beginnt dieser Punkt nicht mit einer Meinung, sondern mit einer belastbaren Beschreibung. Wer V05 pruefungsnah liest, fragt zuerst nach Wirkungsempfaengern, Wirkraum, Zeitraum und Datenquelle. Erst danach folgt die Bewertung im Referenzrahmen Mensch, Planet, Demokratie, SDGs, Agenda 2030 und SDG+. Die Analyse markiert Stoppsignale vor jeder Portfolio- oder Score-Debatte. Der typische Kurzschluss waere, ein gutes Teilresultat gegen zentrale Schaeden aufrechnen. Genau dagegen setzt die WÖk die Pflicht, Wirkungspotenzial, Wirkungsrisiko und positive Netto-Wirkung begrifflich getrennt zu halten.</w:t>
       </w:r>
     </w:p>
     <w:p>
@@ -2883,47 +3082,32 @@
         <w:pStyle w:val="Heading3"/>
       </w:pPr>
       <w:r>
-        <w:t>Vertiefungsrunde 3: Lesen, pruefen, rueckkoppeln</w:t>
-      </w:r>
-    </w:p>
-    <w:p>
-      <w:r>
-        <w:t>Die folgende Runde verdichtet V05 nicht durch neue Schlagworte, sondern durch wiederholte Anwendung auf unterschiedliche Entscheidungsebenen. Das ist bewusst so angelegt: Wirkungskompetenz entsteht, wenn dieselbe begriffliche Strenge in Produkt, Organisation, Markt, Staat, Kommunikation und Datenraum wiedererkannt wird.</w:t>
-      </w:r>
-    </w:p>
-    <w:p>
-      <w:r>
-        <w:t>Begriffliche Schaerfung. Fuer Wirkleistung, Scheinleistung, Blindleistung und Verlustleistung bedeutet praezise Sprache die erste Sicherung gegen Impact-Washing ist, dass die Analyse nicht bei einer Aktivitaet, einem guten Willen oder einer Kennzahl stehen bleiben darf. Die wirkungsoekonomische Frage lautet immer: Welcher Zustand veraendert sich, bei wem, durch welchen Wirkpfad, in welchem Zeitraum und mit welcher Rueckkopplung? Gerade in Grundstudium Wirkungsökonomie ist diese Unterscheidung entscheidend, weil Lernende spaeter nicht nur Begriffe wiedergeben, sondern Entscheidungssituationen pruefen muessen. Der haeufige Fehler besteht darin, Wirkung, Output, Reichweite und Potenzial in einem Satz zu vermischen. Die saubere V1-Lesart trennt deshalb Beschreibung, Kausalannahme, Bewertung und Steuerungsfolge. In der Praxis sollte jede Wirkungsaussage als kurze Viererprobe formuliert werden: Zustand, Betroffene, Quelle, offene Unsicherheit. So wird aus dem Thema kein isoliertes Kapitel, sondern ein pruefbarer Baustein der WÖk-Architektur.</w:t>
-      </w:r>
-    </w:p>
-    <w:p>
-      <w:r>
-        <w:t>Fallfenster zur Anwendung. Eine Organisation plant eine Massnahme und formuliert dazu eine positive Absicht. In der WÖk reicht das nicht. Fuer diese Vorlesung muss sichtbar werden, welche Zustandsveraenderung erwartet wird, welche Empfaenger direkt oder indirekt betroffen sind, welche Nebenwirkungen entstehen koennen und welche Entscheidung spaeter korrigiert wird. Bezogen auf Wirkleistung, Scheinleistung, Blindleistung und Verlustleistung heisst das: Die Analyse muss das konkrete Thema ernst nehmen und zugleich den allgemeinen WÖk-Massstab halten. Es geht nicht darum, die Welt in gute und schlechte Akteure einzuteilen. Es geht darum, Wirkpfade, Wirkungsempfaenger, Datenqualitaet, Risiken und Rueckkopplung so zu beschreiben, dass bessere Entscheidungen moeglich werden.</w:t>
-      </w:r>
-    </w:p>
-    <w:p>
-      <w:r>
-        <w:t>Wirkpfad-Logik. Fuer Wirkleistung, Scheinleistung, Blindleistung und Verlustleistung bedeutet ein Thema erst dann steuerbar wird, wenn der Mechanismus zwischen Ausloeser und Zustandsveraenderung beschrieben ist, dass die Analyse nicht bei einer Aktivitaet, einem guten Willen oder einer Kennzahl stehen bleiben darf. Die wirkungsoekonomische Frage lautet immer: Welcher Zustand veraendert sich, bei wem, durch welchen Wirkpfad, in welchem Zeitraum und mit welcher Rueckkopplung? Gerade in Grundstudium Wirkungsökonomie ist diese Unterscheidung entscheidend, weil Lernende spaeter nicht nur Begriffe wiedergeben, sondern Entscheidungssituationen pruefen muessen. Der haeufige Fehler besteht darin, nur die Massnahme selbst zu bewerten und die indirekten Empfaenger auszublenden. Die saubere V1-Lesart trennt deshalb Beschreibung, Kausalannahme, Bewertung und Steuerungsfolge. Eine gute Fallanalyse zeichnet mindestens einen direkten und einen indirekten Wirkpfad nach. So wird aus dem Thema kein isoliertes Kapitel, sondern ein pruefbarer Baustein der WÖk-Architektur.</w:t>
-      </w:r>
-    </w:p>
-    <w:p>
-      <w:r>
-        <w:t>Daten- und Quellenklarheit. Fuer Wirkleistung, Scheinleistung, Blindleistung und Verlustleistung bedeutet jede Bewertung nur so belastbar ist wie Datenlage, Quellenstatus und Aktualitaet, dass die Analyse nicht bei einer Aktivitaet, einem guten Willen oder einer Kennzahl stehen bleiben darf. Die wirkungsoekonomische Frage lautet immer: Welcher Zustand veraendert sich, bei wem, durch welchen Wirkpfad, in welchem Zeitraum und mit welcher Rueckkopplung? Gerade in Grundstudium Wirkungsökonomie ist diese Unterscheidung entscheidend, weil Lernende spaeter nicht nur Begriffe wiedergeben, sondern Entscheidungssituationen pruefen muessen. Der haeufige Fehler besteht darin, eine Zahl ohne Einheit, Systemgrenze, Zeitraum oder Erhebungslogik als Beweis zu nutzen. Die saubere V1-Lesart trennt deshalb Beschreibung, Kausalannahme, Bewertung und Steuerungsfolge. Die Lernenden sollen Daten nicht dekorativ zitieren, sondern ihre Aussagekraft, Luecken und Grenzen offenlegen. So wird aus dem Thema kein isoliertes Kapitel, sondern ein pruefbarer Baustein der WÖk-Architektur.</w:t>
-      </w:r>
-    </w:p>
-    <w:p>
-      <w:r>
-        <w:t>Ambivalenz. Fuer Wirkleistung, Scheinleistung, Blindleistung und Verlustleistung bedeutet positive und negative Zustandsveraenderungen gleichzeitig auftreten koennen, dass die Analyse nicht bei einer Aktivitaet, einem guten Willen oder einer Kennzahl stehen bleiben darf. Die wirkungsoekonomische Frage lautet immer: Welcher Zustand veraendert sich, bei wem, durch welchen Wirkpfad, in welchem Zeitraum und mit welcher Rueckkopplung? Gerade in Grundstudium Wirkungsökonomie ist diese Unterscheidung entscheidend, weil Lernende spaeter nicht nur Begriffe wiedergeben, sondern Entscheidungssituationen pruefen muessen. Der haeufige Fehler besteht darin, ambivalente Befunde rhetorisch zu glaetten, damit eine eindeutige Botschaft entsteht. Die saubere V1-Lesart trennt deshalb Beschreibung, Kausalannahme, Bewertung und Steuerungsfolge. Ein gutes Skript fuehrt deshalb Profile, Zielkonflikte und offene Punkte nebeneinander. So wird aus dem Thema kein isoliertes Kapitel, sondern ein pruefbarer Baustein der WÖk-Architektur.</w:t>
-      </w:r>
-    </w:p>
-    <w:p>
-      <w:r>
-        <w:t>Fallfenster zur Anwendung. Eine Fuehrungsentscheidung erzeugt zugleich Nutzen und Risiken. Die WÖk behandelt Ambivalenz nicht als Stoerung, sondern als Kern der Analyse. Positive Netto-Wirkung darf erst behauptet werden, wenn zentrale negative Wirkungen getrennt geprueft und rote Linien gewahrt sind. Bezogen auf Wirkleistung, Scheinleistung, Blindleistung und Verlustleistung heisst das: Die Analyse muss das konkrete Thema ernst nehmen und zugleich den allgemeinen WÖk-Massstab halten. Es geht nicht darum, die Welt in gute und schlechte Akteure einzuteilen. Es geht darum, Wirkpfade, Wirkungsempfaenger, Datenqualitaet, Risiken und Rueckkopplung so zu beschreiben, dass bessere Entscheidungen moeglich werden.</w:t>
-      </w:r>
-    </w:p>
-    <w:p>
-      <w:r>
-        <w:t>Nichtkompensation. Fuer Wirkleistung, Scheinleistung, Blindleistung und Verlustleistung bedeutet schwere zentrale Schaeden nicht durch beliebige positive Einzelwerte neutralisiert werden duerfen, dass die Analyse nicht bei einer Aktivitaet, einem guten Willen oder einer Kennzahl stehen bleiben darf. Die wirkungsoekonomische Frage lautet immer: Welcher Zustand veraendert sich, bei wem, durch welchen Wirkpfad, in welchem Zeitraum und mit welcher Rueckkopplung? Gerade in Grundstudium Wirkungsökonomie ist diese Unterscheidung entscheidend, weil Lernende spaeter nicht nur Begriffe wiedergeben, sondern Entscheidungssituationen pruefen muessen. Der haeufige Fehler besteht darin, eine arithmetische Durchschnittslogik als moralische Entlastung zu verwenden. Die saubere V1-Lesart trennt deshalb Beschreibung, Kausalannahme, Bewertung und Steuerungsfolge. Reverse Merit Order und rote Linien sind Schutzregeln gegen Schoenrechnung. So wird aus dem Thema kein isoliertes Kapitel, sondern ein pruefbarer Baustein der WÖk-Architektur.</w:t>
+        <w:t>Abschlusskommentar 3: Lesen, pruefen, rueckkoppeln</w:t>
+      </w:r>
+    </w:p>
+    <w:p>
+      <w:r>
+        <w:t>Die folgende Verdichtung fuehrt die vorhandenen Kapitel nicht als Wiederholung, sondern als Anwendung zusammen. Wirkungskompetenz entsteht, wenn dieselbe begriffliche Strenge in Fallanalyse, Datenarbeit, Kommunikation, Governance und Entscheidungspraxis wiedererkannt wird.</w:t>
+      </w:r>
+    </w:p>
+    <w:p>
+      <w:r>
+        <w:t>Evidenzregel. Lernziele darf im Skript nicht als dekorativer Begriff stehen bleiben. Der Abschnitt traegt nur dann, wenn er eine pruefbare Aussage erlaubt: Welche Quelle stuetzt die Annahme, welche Unsicherheit bleibt offen und welche Gegenbeobachtung wuerde die Bewertung veraendern? Fuer Wirkleistung, Scheinleistung, Blindleistung und Verlustleistung heisst das, dass praezise Sprache die erste Sicherung gegen Impact-Washing bildet. Die Studierenden sollen nicht lernen, einen Score nachzusprechen. Sie sollen erkennen, wann ein Score klaert, wann er verdeckt und wann eine rote Linie die Durchschnittslogik stoppt.</w:t>
+      </w:r>
+    </w:p>
+    <w:p>
+      <w:r>
+        <w:t>Fallfenster zur Anwendung. Eine Organisation plant eine Massnahme und formuliert dazu eine positive Absicht. In der WÖk reicht das nicht. Fuer diese Vorlesung muss sichtbar werden, welche Zustandsveraenderung erwartet wird, welche Empfaenger direkt oder indirekt betroffen sind, welche Nebenwirkungen entstehen koennen und welche Entscheidung spaeter korrigiert wird. Bezogen auf Wirkleistung, Scheinleistung, Blindleistung und Verlustleistung heisst das: Die Analyse muss das konkrete Thema ernst nehmen und zugleich den allgemeinen WÖk-Massstab halten. Es geht nicht darum, Akteure moralisch zu sortieren. Es geht darum, Wirkpfade, Wirkungsempfaenger, Datenqualitaet, Risiken und Rueckkopplung so zu beschreiben, dass bessere Entscheidungen moeglich werden.</w:t>
+      </w:r>
+    </w:p>
+    <w:p>
+      <w:r>
+        <w:t>Transfer in Grundstudium Wirkungsökonomie. Einleitung / Wirkungsfrage verbindet die inhaltliche Deutung mit der spaeteren Praxis. Eine Organisation kann zu Wirkleistung, Scheinleistung, Blindleistung und Verlustleistung sehr ueberzeugend kommunizieren und trotzdem an einen plausiblen Gedanken schon fuer Wirkung zu halten, obwohl Empfaenger, Zustand, Zeitbezug und Quelle fehlen scheitern. Darum muss die V1-Fassung immer auch nach Governance fragen: Wer erhebt Daten, wer bewertet sie, wer traegt die Folgen, wer kann widersprechen und wann wird eine Entscheidung korrigiert? Mindestens ein direkter und ein indirekter Wirkpfad muessen nachvollziehbar sein. So wird aus einem Lehrkapitel eine verantwortbare Arbeitsroutine.</w:t>
+      </w:r>
+    </w:p>
+    <w:p>
+      <w:r>
+        <w:t>Grenze gegen Scheingenauigkeit. Gerade bei Kernaussage ist Praezision wichtiger als grosse Begriffe. Eine Wirkungsaussage bleibt schwach, wenn sie nur Aktivitaet, Reichweite, Absicht oder Image beschreibt. Stark wird sie erst, wenn sie die Zustandsveraenderung und ihre Bedingungen offenlegt. In V05 ist deshalb entscheidend, jede Bewertung nur so belastbar ist wie Datenlage, Quellenstatus, Aktualitaet und Systemgrenze. Die Fehlerlinie verlaeuft nicht zwischen Optimismus und Pessimismus, sondern zwischen offengelegter Unsicherheit und rhetorischer Sicherheit ohne Pruefpfad.</w:t>
       </w:r>
     </w:p>
     <w:p>
@@ -2933,42 +3117,102 @@
     </w:p>
     <w:p>
       <w:r>
-        <w:t>Rueckkopplung. Fuer Wirkleistung, Scheinleistung, Blindleistung und Verlustleistung bedeutet Wirkungswissen erst dann wertvoll wird, wenn es Entscheidungen veraendert, dass die Analyse nicht bei einer Aktivitaet, einem guten Willen oder einer Kennzahl stehen bleiben darf. Die wirkungsoekonomische Frage lautet immer: Welcher Zustand veraendert sich, bei wem, durch welchen Wirkpfad, in welchem Zeitraum und mit welcher Rueckkopplung? Gerade in Grundstudium Wirkungsökonomie ist diese Unterscheidung entscheidend, weil Lernende spaeter nicht nur Begriffe wiedergeben, sondern Entscheidungssituationen pruefen muessen. Der haeufige Fehler besteht darin, einen Bericht als Endpunkt zu betrachten. Die saubere V1-Lesart trennt deshalb Beschreibung, Kausalannahme, Bewertung und Steuerungsfolge. Jeder Analyseblock sollte fragen, welche Routine, welcher Prozess oder welche Ressource nach der Bewertung angepasst wird. So wird aus dem Thema kein isoliertes Kapitel, sondern ein pruefbarer Baustein der WÖk-Architektur.</w:t>
-      </w:r>
-    </w:p>
-    <w:p>
-      <w:r>
-        <w:t>Governance. Fuer Wirkleistung, Scheinleistung, Blindleistung und Verlustleistung bedeutet Wirkungsbewertung Verfahren, Rechte, Transparenz und Korrektur braucht, dass die Analyse nicht bei einer Aktivitaet, einem guten Willen oder einer Kennzahl stehen bleiben darf. Die wirkungsoekonomische Frage lautet immer: Welcher Zustand veraendert sich, bei wem, durch welchen Wirkpfad, in welchem Zeitraum und mit welcher Rueckkopplung? Gerade in Grundstudium Wirkungsökonomie ist diese Unterscheidung entscheidend, weil Lernende spaeter nicht nur Begriffe wiedergeben, sondern Entscheidungssituationen pruefen muessen. Der haeufige Fehler besteht darin, Bewertung als technokratische Top-down-Setzung zu verstehen. Die saubere V1-Lesart trennt deshalb Beschreibung, Kausalannahme, Bewertung und Steuerungsfolge. Betroffene, Datenhalter, Entscheider und Kontrollinstanzen muessen unterscheidbare Rollen behalten. So wird aus dem Thema kein isoliertes Kapitel, sondern ein pruefbarer Baustein der WÖk-Architektur.</w:t>
-      </w:r>
-    </w:p>
-    <w:p>
-      <w:r>
-        <w:t>Fallfenster zur Anwendung. Ein Controlling-Team moechte einen Score bilden. Das Skript verlangt, dass Datenqualitaet, Systemgrenzen, Gewichtung, Unsicherheit und Nichtkompensation sichtbar bleiben. Ein Score darf die Diskussion nicht beenden, sondern muss bessere Fragen, Priorisierung und Rueckkopplung ermoeglichen. Bezogen auf Wirkleistung, Scheinleistung, Blindleistung und Verlustleistung heisst das: Die Analyse muss das konkrete Thema ernst nehmen und zugleich den allgemeinen WÖk-Massstab halten. Es geht nicht darum, die Welt in gute und schlechte Akteure einzuteilen. Es geht darum, Wirkpfade, Wirkungsempfaenger, Datenqualitaet, Risiken und Rueckkopplung so zu beschreiben, dass bessere Entscheidungen moeglich werden.</w:t>
-      </w:r>
-    </w:p>
-    <w:p>
-      <w:r>
-        <w:t>Didaktische Pruefbarkeit. Fuer Wirkleistung, Scheinleistung, Blindleistung und Verlustleistung bedeutet das Thema in der Akademie nicht nur erklaert, sondern in Falllogik ueberfuehrt werden muss, dass die Analyse nicht bei einer Aktivitaet, einem guten Willen oder einer Kennzahl stehen bleiben darf. Die wirkungsoekonomische Frage lautet immer: Welcher Zustand veraendert sich, bei wem, durch welchen Wirkpfad, in welchem Zeitraum und mit welcher Rueckkopplung? Gerade in Grundstudium Wirkungsökonomie ist diese Unterscheidung entscheidend, weil Lernende spaeter nicht nur Begriffe wiedergeben, sondern Entscheidungssituationen pruefen muessen. Der haeufige Fehler besteht darin, reines Auswendiglernen als Kompetenznachweis zu behandeln. Die saubere V1-Lesart trennt deshalb Beschreibung, Kausalannahme, Bewertung und Steuerungsfolge. Pruefungsfragen sollen Begriffe, Anwendung und rote Linien verbinden. So wird aus dem Thema kein isoliertes Kapitel, sondern ein pruefbarer Baustein der WÖk-Architektur.</w:t>
-      </w:r>
-    </w:p>
-    <w:p>
-      <w:r>
-        <w:t>Transfer in Organisationen. Fuer Wirkleistung, Scheinleistung, Blindleistung und Verlustleistung bedeutet WÖk-Begriffe im Alltag nur tragen, wenn sie in Routinen uebersetzt werden, dass die Analyse nicht bei einer Aktivitaet, einem guten Willen oder einer Kennzahl stehen bleiben darf. Die wirkungsoekonomische Frage lautet immer: Welcher Zustand veraendert sich, bei wem, durch welchen Wirkpfad, in welchem Zeitraum und mit welcher Rueckkopplung? Gerade in Grundstudium Wirkungsökonomie ist diese Unterscheidung entscheidend, weil Lernende spaeter nicht nur Begriffe wiedergeben, sondern Entscheidungssituationen pruefen muessen. Der haeufige Fehler besteht darin, die Verantwortung an eine Nachhaltigkeitsabteilung auszulagern. Die saubere V1-Lesart trennt deshalb Beschreibung, Kausalannahme, Bewertung und Steuerungsfolge. Strategie, Einkauf, Kommunikation, Controlling und Fuehrung muessen denselben Wirkungsbegriff verwenden. So wird aus dem Thema kein isoliertes Kapitel, sondern ein pruefbarer Baustein der WÖk-Architektur.</w:t>
-      </w:r>
-    </w:p>
-    <w:p>
-      <w:r>
-        <w:t>Rueckfluss in den Korpus. Fuer Wirkleistung, Scheinleistung, Blindleistung und Verlustleistung bedeutet jedes Studienskript den Gesamtbestand schaerfen kann, dass die Analyse nicht bei einer Aktivitaet, einem guten Willen oder einer Kennzahl stehen bleiben darf. Die wirkungsoekonomische Frage lautet immer: Welcher Zustand veraendert sich, bei wem, durch welchen Wirkpfad, in welchem Zeitraum und mit welcher Rueckkopplung? Gerade in Grundstudium Wirkungsökonomie ist diese Unterscheidung entscheidend, weil Lernende spaeter nicht nur Begriffe wiedergeben, sondern Entscheidungssituationen pruefen muessen. Der haeufige Fehler besteht darin, neue Einsichten nur lokal im Skript zu belassen. Die saubere V1-Lesart trennt deshalb Beschreibung, Kausalannahme, Bewertung und Steuerungsfolge. Glossar, Website, Journal, Dossiers und Visuals sollen aus der Skriptarbeit lernen. So wird aus dem Thema kein isoliertes Kapitel, sondern ein pruefbarer Baustein der WÖk-Architektur.</w:t>
-      </w:r>
-    </w:p>
-    <w:p>
-      <w:r>
-        <w:t>Fallfenster zur Anwendung. Ein Kommunikationsbericht nennt viele Aktivitaeten, Reichweiten und Rueckmeldungen. Die V1-Pruefung fragt, ob daraus eine belastbare Wirkungsaussage folgt. Wenn nur Kontakte, Klicks oder Zustimmung vorliegen, bleibt die Aussage im Bereich Wirkungspotenzial oder Resonanz, nicht im Bereich nachgewiesener Wirkung. Bezogen auf Wirkleistung, Scheinleistung, Blindleistung und Verlustleistung heisst das: Die Analyse muss das konkrete Thema ernst nehmen und zugleich den allgemeinen WÖk-Massstab halten. Es geht nicht darum, die Welt in gute und schlechte Akteure einzuteilen. Es geht darum, Wirkpfade, Wirkungsempfaenger, Datenqualitaet, Risiken und Rueckkopplung so zu beschreiben, dass bessere Entscheidungen moeglich werden.</w:t>
+        <w:t>Pruefungsnahe Lesart. Aus Quelltext und fachliche Grundlegung laesst sich eine gute Transferfrage ableiten: Welche Entscheidung waere falsch, wenn dieser Abschnitt missverstanden wird? Fuer Wirkleistung, Scheinleistung, Blindleistung und Verlustleistung lautet die Antwort meist nicht einfach "mehr Wirkung", sondern genauer: bessere Unterscheidung, sauberere Daten, klarere Schutzlinie und rueckgekoppelte Steuerung. Profile, Zielkonflikte und offene Punkte werden nebeneinander gefuehrt. Wer das im Fall anwenden kann, hat den Kern der Vorlesung verstanden; wer nur Definitionen wiederholt, bleibt unter dem Anspruch der Akademie.</w:t>
+      </w:r>
+    </w:p>
+    <w:p>
+      <w:r>
+        <w:t>Fallfenster zur Anwendung. Eine Fuehrungsentscheidung erzeugt zugleich Nutzen und Risiken. Die WÖk behandelt Ambivalenz nicht als Stoerung, sondern als Kern der Analyse. Positive Netto-Wirkung darf erst behauptet werden, wenn zentrale negative Wirkungen getrennt geprueft und rote Linien gewahrt sind. Bezogen auf Wirkleistung, Scheinleistung, Blindleistung und Verlustleistung heisst das: Die Analyse muss das konkrete Thema ernst nehmen und zugleich den allgemeinen WÖk-Massstab halten. Es geht nicht darum, Akteure moralisch zu sortieren. Es geht darum, Wirkpfade, Wirkungsempfaenger, Datenqualitaet, Risiken und Rueckkopplung so zu beschreiben, dass bessere Entscheidungen moeglich werden.</w:t>
+      </w:r>
+    </w:p>
+    <w:p>
+      <w:r>
+        <w:t>Nichtkompensation. Der Abschnitt Eine Anleihe bei der Elektrotechnik ist in V05 kein Zusatzwissen, sondern ein Pruefstein fuer die Grundfrage des Skripts: Was veraendert sich, bei wem, wodurch und mit welcher Rueckkopplung? Fuer Wirkleistung, Scheinleistung, Blindleistung und Verlustleistung wird daran sichtbar, dass schwere zentrale Schaeden nicht durch beliebige positive Einzelwerte neutralisiert werden duerfen. Die fachliche Grenze liegt dort, wo Lernende eine Durchschnittslogik als moralische Entlastung verwenden. Die saubere Lesart trennt deshalb Beobachtung, Kausalannahme, Bewertung und Steuerungsfolge. In der Anwendung sollte daraus mindestens eine konkrete Begriff, Wirkpfad, Fallbewertung, rote Linie oder Rueckkopplung abgeleitet werden; sonst bleibt das Wissen erklaerend, aber nicht steuerungsfaehig.</w:t>
+      </w:r>
+    </w:p>
+    <w:p>
+      <w:r>
+        <w:t>Anwendung auf Scheinleistung: alles, was sich bewegt. In einer Fallanalyse beginnt dieser Punkt nicht mit einer Meinung, sondern mit einer belastbaren Beschreibung. Wer V05 pruefungsnah liest, fragt zuerst nach Wirkungsempfaengern, Wirkraum, Zeitraum und Datenquelle. Erst danach folgt die Bewertung im Referenzrahmen Mensch, Planet, Demokratie, SDGs, Agenda 2030 und SDG+. Jeder Analyseblock fragt nach der Routine, die nach der Bewertung angepasst wird. Der typische Kurzschluss waere, Reporting als Abschluss behandeln. Genau dagegen setzt die WÖk die Pflicht, Wirkungspotenzial, Wirkungsrisiko und positive Netto-Wirkung begrifflich getrennt zu halten.</w:t>
+      </w:r>
+    </w:p>
+    <w:p>
+      <w:r>
+        <w:t>Evidenzregel. Wirkleistung: was wirklich ankommt darf im Skript nicht als dekorativer Begriff stehen bleiben. Der Abschnitt traegt nur dann, wenn er eine pruefbare Aussage erlaubt: Welche Quelle stuetzt die Annahme, welche Unsicherheit bleibt offen und welche Gegenbeobachtung wuerde die Bewertung veraendern? Fuer Wirkleistung, Scheinleistung, Blindleistung und Verlustleistung heisst das, dass Wirkungsbewertung Verfahren, Rechte, Transparenz und Korrektur braucht. Die Studierenden sollen nicht lernen, einen Score nachzusprechen. Sie sollen erkennen, wann ein Score klaert, wann er verdeckt und wann eine rote Linie die Durchschnittslogik stoppt.</w:t>
+      </w:r>
+    </w:p>
+    <w:p>
+      <w:r>
+        <w:t>Fallfenster zur Anwendung. Ein Controlling-Team moechte einen Score bilden. Das Skript verlangt, dass Datenqualitaet, Systemgrenzen, Gewichtung, Unsicherheit und Nichtkompensation sichtbar bleiben. Ein Score darf die Diskussion nicht beenden, sondern muss bessere Fragen, Priorisierung und Rueckkopplung ermoeglichen. Bezogen auf Wirkleistung, Scheinleistung, Blindleistung und Verlustleistung heisst das: Die Analyse muss das konkrete Thema ernst nehmen und zugleich den allgemeinen WÖk-Massstab halten. Es geht nicht darum, Akteure moralisch zu sortieren. Es geht darum, Wirkpfade, Wirkungsempfaenger, Datenqualitaet, Risiken und Rueckkopplung so zu beschreiben, dass bessere Entscheidungen moeglich werden.</w:t>
+      </w:r>
+    </w:p>
+    <w:p>
+      <w:r>
+        <w:t>Transfer in Grundstudium Wirkungsökonomie. Blindleistung: viel Bewegung, kein Nutzen verbindet die inhaltliche Deutung mit der spaeteren Praxis. Eine Organisation kann zu Wirkleistung, Scheinleistung, Blindleistung und Verlustleistung sehr ueberzeugend kommunizieren und trotzdem an einen plausiblen Gedanken schon fuer Wirkung zu halten, obwohl Empfaenger, Zustand, Zeitbezug und Quelle fehlen scheitern. Darum muss die V1-Fassung immer auch nach Governance fragen: Wer erhebt Daten, wer bewertet sie, wer traegt die Folgen, wer kann widersprechen und wann wird eine Entscheidung korrigiert? Pruefungsfragen verbinden Begriff, Anwendung, Evidenz und rote Linie. So wird aus einem Lehrkapitel eine verantwortbare Arbeitsroutine.</w:t>
       </w:r>
     </w:p>
     <w:p>
       <w:r>
         <w:t>Pruefungsnahe Transferfrage. Formuliere zu V05 eine Wirkungsaussage in drei Saetzen: Erstens den beobachteten oder plausiblen Zustand, zweitens die Daten- oder Quellenlage, drittens die offene Unsicherheit samt Rueckkopplung. Die Antwort muss ohne moralische Personenbewertung auskommen und darf Reichweite nicht mit Wirkung verwechseln.</w:t>
+      </w:r>
+    </w:p>
+    <w:p>
+      <w:r>
+        <w:t>Grenze gegen Scheingenauigkeit. Gerade bei Verlustleistung: aktiv schädlich ist Praezision wichtiger als grosse Begriffe. Eine Wirkungsaussage bleibt schwach, wenn sie nur Aktivitaet, Reichweite, Absicht oder Image beschreibt. Stark wird sie erst, wenn sie die Zustandsveraenderung und ihre Bedingungen offenlegt. In V05 ist deshalb entscheidend, WÖk-Begriffe im Alltag nur tragen, wenn sie in Routinen uebersetzt werden. Die Fehlerlinie verlaeuft nicht zwischen Optimismus und Pessimismus, sondern zwischen offengelegter Unsicherheit und rhetorischer Sicherheit ohne Pruefpfad.</w:t>
+      </w:r>
+    </w:p>
+    <w:p>
+      <w:r>
+        <w:t>Pruefungsnahe Lesart. Aus Die vier im Zusammenspiel laesst sich eine gute Transferfrage ableiten: Welche Entscheidung waere falsch, wenn dieser Abschnitt missverstanden wird? Fuer Wirkleistung, Scheinleistung, Blindleistung und Verlustleistung lautet die Antwort meist nicht einfach "mehr Wirkung", sondern genauer: bessere Unterscheidung, sauberere Daten, klarere Schutzlinie und rueckgekoppelte Steuerung. Gute Kommunikation unterscheidet Befund, Annahme und normative Bewertung. Wer das im Fall anwenden kann, hat den Kern der Vorlesung verstanden; wer nur Definitionen wiederholt, bleibt unter dem Anspruch der Akademie.</w:t>
+      </w:r>
+    </w:p>
+    <w:p>
+      <w:r>
+        <w:t>Fallfenster zur Anwendung. Ein Kommunikationsbericht nennt viele Aktivitaeten, Reichweiten und Rueckmeldungen. Die V1-Pruefung fragt, ob daraus eine belastbare Wirkungsaussage folgt. Wenn nur Kontakte, Klicks oder Zustimmung vorliegen, bleibt die Aussage im Bereich Wirkungspotenzial oder Resonanz, nicht im Bereich nachgewiesener Wirkung. Bezogen auf Wirkleistung, Scheinleistung, Blindleistung und Verlustleistung heisst das: Die Analyse muss das konkrete Thema ernst nehmen und zugleich den allgemeinen WÖk-Massstab halten. Es geht nicht darum, Akteure moralisch zu sortieren. Es geht darum, Wirkpfade, Wirkungsempfaenger, Datenqualitaet, Risiken und Rueckkopplung so zu beschreiben, dass bessere Entscheidungen moeglich werden.</w:t>
+      </w:r>
+    </w:p>
+    <w:p>
+      <w:r>
+        <w:t>Systemgrenze. Der Abschnitt Ein Beispiel mit gleicher Scheinleistung ist in V05 kein Zusatzwissen, sondern ein Pruefstein fuer die Grundfrage des Skripts: Was veraendert sich, bei wem, wodurch und mit welcher Rueckkopplung? Fuer Wirkleistung, Scheinleistung, Blindleistung und Verlustleistung wird daran sichtbar, dass jede Wirkungsaussage eine Grenze zieht und diese Grenze begruenden muss. Die fachliche Grenze liegt dort, wo Lernende nur den bequemen Ausschnitt betrachten. Die saubere Lesart trennt deshalb Beobachtung, Kausalannahme, Bewertung und Steuerungsfolge. In der Anwendung sollte daraus mindestens eine konkrete Begriff, Wirkpfad, Fallbewertung, rote Linie oder Rueckkopplung abgeleitet werden; sonst bleibt das Wissen erklaerend, aber nicht steuerungsfaehig.</w:t>
+      </w:r>
+    </w:p>
+    <w:p>
+      <w:r>
+        <w:t>Anwendung auf Warum diese Unterscheidung befreit. In einer Fallanalyse beginnt dieser Punkt nicht mit einer Meinung, sondern mit einer belastbaren Beschreibung. Wer V05 pruefungsnah liest, fragt zuerst nach Wirkungsempfaengern, Wirkraum, Zeitraum und Datenquelle. Erst danach folgt die Bewertung im Referenzrahmen Mensch, Planet, Demokratie, SDGs, Agenda 2030 und SDG+. Szenarien pruefen Sofortwirkung, Folgewirkung und Reversibilitaet getrennt. Der typische Kurzschluss waere, Momentnutzen als dauerhafte positive Netto-Wirkung verkaufen. Genau dagegen setzt die WÖk die Pflicht, Wirkungspotenzial, Wirkungsrisiko und positive Netto-Wirkung begrifflich getrennt zu halten.</w:t>
+      </w:r>
+    </w:p>
+    <w:p>
+      <w:r>
+        <w:t>Evidenzregel. Ein Kompass für gute Fragen darf im Skript nicht als dekorativer Begriff stehen bleiben. Der Abschnitt traegt nur dann, wenn er eine pruefbare Aussage erlaubt: Welche Quelle stuetzt die Annahme, welche Unsicherheit bleibt offen und welche Gegenbeobachtung wuerde die Bewertung veraendern? Fuer Wirkleistung, Scheinleistung, Blindleistung und Verlustleistung heisst das, dass Wirkung nicht am Sender, sondern an veraenderten Zustanden der Empfaenger geprueft wird. Die Studierenden sollen nicht lernen, einen Score nachzusprechen. Sie sollen erkennen, wann ein Score klaert, wann er verdeckt und wann eine rote Linie die Durchschnittslogik stoppt.</w:t>
+      </w:r>
+    </w:p>
+    <w:p>
+      <w:r>
+        <w:t>Fallfenster zur Anwendung. Eine Organisation plant eine Massnahme und formuliert dazu eine positive Absicht. In der WÖk reicht das nicht. Fuer diese Vorlesung muss sichtbar werden, welche Zustandsveraenderung erwartet wird, welche Empfaenger direkt oder indirekt betroffen sind, welche Nebenwirkungen entstehen koennen und welche Entscheidung spaeter korrigiert wird. Bezogen auf Wirkleistung, Scheinleistung, Blindleistung und Verlustleistung heisst das: Die Analyse muss das konkrete Thema ernst nehmen und zugleich den allgemeinen WÖk-Massstab halten. Es geht nicht darum, Akteure moralisch zu sortieren. Es geht darum, Wirkpfade, Wirkungsempfaenger, Datenqualitaet, Risiken und Rueckkopplung so zu beschreiben, dass bessere Entscheidungen moeglich werden.</w:t>
+      </w:r>
+    </w:p>
+    <w:p>
+      <w:r>
+        <w:t>Pruefungsnahe Transferfrage. Formuliere zu V05 eine Wirkungsaussage in drei Saetzen: Erstens den beobachteten oder plausiblen Zustand, zweitens die Daten- oder Quellenlage, drittens die offene Unsicherheit samt Rueckkopplung. Die Antwort muss ohne moralische Personenbewertung auskommen und darf Reichweite nicht mit Wirkung verwechseln.</w:t>
+      </w:r>
+    </w:p>
+    <w:p>
+      <w:r>
+        <w:t>Transfer in Grundstudium Wirkungsökonomie. Was du aus dieser Vorlesung mitnimmst verbindet die inhaltliche Deutung mit der spaeteren Praxis. Eine Organisation kann zu Wirkleistung, Scheinleistung, Blindleistung und Verlustleistung sehr ueberzeugend kommunizieren und trotzdem an einen plausiblen Gedanken schon fuer Wirkung zu halten, obwohl Empfaenger, Zustand, Zeitbezug und Quelle fehlen scheitern. Darum muss die V1-Fassung immer auch nach Governance fragen: Wer erhebt Daten, wer bewertet sie, wer traegt die Folgen, wer kann widersprechen und wann wird eine Entscheidung korrigiert? Jede Schlussfolgerung endet mit Entscheidung, Verantwortlichkeit und Termin fuer Rueckpruefung. So wird aus einem Lehrkapitel eine verantwortbare Arbeitsroutine.</w:t>
+      </w:r>
+    </w:p>
+    <w:p>
+      <w:r>
+        <w:t>Grenze gegen Scheingenauigkeit. Gerade bei Wirkungsökonomische Vertiefung ist Praezision wichtiger als grosse Begriffe. Eine Wirkungsaussage bleibt schwach, wenn sie nur Aktivitaet, Reichweite, Absicht oder Image beschreibt. Stark wird sie erst, wenn sie die Zustandsveraenderung und ihre Bedingungen offenlegt. In V05 ist deshalb entscheidend, WÖk-Aussagen mit bestehenden Begriffen, Studien, Standards und Rechtsrahmen in Beziehung stehen muessen. Die Fehlerlinie verlaeuft nicht zwischen Optimismus und Pessimismus, sondern zwischen offengelegter Unsicherheit und rhetorischer Sicherheit ohne Pruefpfad.</w:t>
+      </w:r>
+    </w:p>
+    <w:p>
+      <w:r>
+        <w:t>Pruefungsnahe Lesart. Aus Prüfungsrelevanz laesst sich eine gute Transferfrage ableiten: Welche Entscheidung waere falsch, wenn dieser Abschnitt missverstanden wird? Fuer Wirkleistung, Scheinleistung, Blindleistung und Verlustleistung lautet die Antwort meist nicht einfach "mehr Wirkung", sondern genauer: bessere Unterscheidung, sauberere Daten, klarere Schutzlinie und rueckgekoppelte Steuerung. Die Analyse markiert Stoppsignale vor jeder Portfolio- oder Score-Debatte. Wer das im Fall anwenden kann, hat den Kern der Vorlesung verstanden; wer nur Definitionen wiederholt, bleibt unter dem Anspruch der Akademie.</w:t>
+      </w:r>
+    </w:p>
+    <w:p>
+      <w:r>
+        <w:t>Fallfenster zur Anwendung. Eine Fuehrungsentscheidung erzeugt zugleich Nutzen und Risiken. Die WÖk behandelt Ambivalenz nicht als Stoerung, sondern als Kern der Analyse. Positive Netto-Wirkung darf erst behauptet werden, wenn zentrale negative Wirkungen getrennt geprueft und rote Linien gewahrt sind. Bezogen auf Wirkleistung, Scheinleistung, Blindleistung und Verlustleistung heisst das: Die Analyse muss das konkrete Thema ernst nehmen und zugleich den allgemeinen WÖk-Massstab halten. Es geht nicht darum, Akteure moralisch zu sortieren. Es geht darum, Wirkpfade, Wirkungsempfaenger, Datenqualitaet, Risiken und Rueckkopplung so zu beschreiben, dass bessere Entscheidungen moeglich werden.</w:t>
       </w:r>
     </w:p>
     <w:p>
@@ -2976,77 +3220,27 @@
         <w:pStyle w:val="Heading3"/>
       </w:pPr>
       <w:r>
-        <w:t>Vertiefungsrunde 4: Lesen, pruefen, rueckkoppeln</w:t>
-      </w:r>
-    </w:p>
-    <w:p>
-      <w:r>
-        <w:t>Die folgende Runde verdichtet V05 nicht durch neue Schlagworte, sondern durch wiederholte Anwendung auf unterschiedliche Entscheidungsebenen. Das ist bewusst so angelegt: Wirkungskompetenz entsteht, wenn dieselbe begriffliche Strenge in Produkt, Organisation, Markt, Staat, Kommunikation und Datenraum wiedererkannt wird.</w:t>
-      </w:r>
-    </w:p>
-    <w:p>
-      <w:r>
-        <w:t>Begriffliche Schaerfung. Fuer Wirkleistung, Scheinleistung, Blindleistung und Verlustleistung bedeutet praezise Sprache die erste Sicherung gegen Impact-Washing ist, dass die Analyse nicht bei einer Aktivitaet, einem guten Willen oder einer Kennzahl stehen bleiben darf. Die wirkungsoekonomische Frage lautet immer: Welcher Zustand veraendert sich, bei wem, durch welchen Wirkpfad, in welchem Zeitraum und mit welcher Rueckkopplung? Gerade in Grundstudium Wirkungsökonomie ist diese Unterscheidung entscheidend, weil Lernende spaeter nicht nur Begriffe wiedergeben, sondern Entscheidungssituationen pruefen muessen. Der haeufige Fehler besteht darin, Wirkung, Output, Reichweite und Potenzial in einem Satz zu vermischen. Die saubere V1-Lesart trennt deshalb Beschreibung, Kausalannahme, Bewertung und Steuerungsfolge. In der Praxis sollte jede Wirkungsaussage als kurze Viererprobe formuliert werden: Zustand, Betroffene, Quelle, offene Unsicherheit. So wird aus dem Thema kein isoliertes Kapitel, sondern ein pruefbarer Baustein der WÖk-Architektur.</w:t>
-      </w:r>
-    </w:p>
-    <w:p>
-      <w:r>
-        <w:t>Wirkpfad-Logik. Fuer Wirkleistung, Scheinleistung, Blindleistung und Verlustleistung bedeutet ein Thema erst dann steuerbar wird, wenn der Mechanismus zwischen Ausloeser und Zustandsveraenderung beschrieben ist, dass die Analyse nicht bei einer Aktivitaet, einem guten Willen oder einer Kennzahl stehen bleiben darf. Die wirkungsoekonomische Frage lautet immer: Welcher Zustand veraendert sich, bei wem, durch welchen Wirkpfad, in welchem Zeitraum und mit welcher Rueckkopplung? Gerade in Grundstudium Wirkungsökonomie ist diese Unterscheidung entscheidend, weil Lernende spaeter nicht nur Begriffe wiedergeben, sondern Entscheidungssituationen pruefen muessen. Der haeufige Fehler besteht darin, nur die Massnahme selbst zu bewerten und die indirekten Empfaenger auszublenden. Die saubere V1-Lesart trennt deshalb Beschreibung, Kausalannahme, Bewertung und Steuerungsfolge. Eine gute Fallanalyse zeichnet mindestens einen direkten und einen indirekten Wirkpfad nach. So wird aus dem Thema kein isoliertes Kapitel, sondern ein pruefbarer Baustein der WÖk-Architektur.</w:t>
-      </w:r>
-    </w:p>
-    <w:p>
-      <w:r>
-        <w:t>Daten- und Quellenklarheit. Fuer Wirkleistung, Scheinleistung, Blindleistung und Verlustleistung bedeutet jede Bewertung nur so belastbar ist wie Datenlage, Quellenstatus und Aktualitaet, dass die Analyse nicht bei einer Aktivitaet, einem guten Willen oder einer Kennzahl stehen bleiben darf. Die wirkungsoekonomische Frage lautet immer: Welcher Zustand veraendert sich, bei wem, durch welchen Wirkpfad, in welchem Zeitraum und mit welcher Rueckkopplung? Gerade in Grundstudium Wirkungsökonomie ist diese Unterscheidung entscheidend, weil Lernende spaeter nicht nur Begriffe wiedergeben, sondern Entscheidungssituationen pruefen muessen. Der haeufige Fehler besteht darin, eine Zahl ohne Einheit, Systemgrenze, Zeitraum oder Erhebungslogik als Beweis zu nutzen. Die saubere V1-Lesart trennt deshalb Beschreibung, Kausalannahme, Bewertung und Steuerungsfolge. Die Lernenden sollen Daten nicht dekorativ zitieren, sondern ihre Aussagekraft, Luecken und Grenzen offenlegen. So wird aus dem Thema kein isoliertes Kapitel, sondern ein pruefbarer Baustein der WÖk-Architektur.</w:t>
-      </w:r>
-    </w:p>
-    <w:p>
-      <w:r>
-        <w:t>Fallfenster zur Anwendung. Eine Organisation plant eine Massnahme und formuliert dazu eine positive Absicht. In der WÖk reicht das nicht. Fuer diese Vorlesung muss sichtbar werden, welche Zustandsveraenderung erwartet wird, welche Empfaenger direkt oder indirekt betroffen sind, welche Nebenwirkungen entstehen koennen und welche Entscheidung spaeter korrigiert wird. Bezogen auf Wirkleistung, Scheinleistung, Blindleistung und Verlustleistung heisst das: Die Analyse muss das konkrete Thema ernst nehmen und zugleich den allgemeinen WÖk-Massstab halten. Es geht nicht darum, die Welt in gute und schlechte Akteure einzuteilen. Es geht darum, Wirkpfade, Wirkungsempfaenger, Datenqualitaet, Risiken und Rueckkopplung so zu beschreiben, dass bessere Entscheidungen moeglich werden.</w:t>
-      </w:r>
-    </w:p>
-    <w:p>
-      <w:r>
-        <w:t>Ambivalenz. Fuer Wirkleistung, Scheinleistung, Blindleistung und Verlustleistung bedeutet positive und negative Zustandsveraenderungen gleichzeitig auftreten koennen, dass die Analyse nicht bei einer Aktivitaet, einem guten Willen oder einer Kennzahl stehen bleiben darf. Die wirkungsoekonomische Frage lautet immer: Welcher Zustand veraendert sich, bei wem, durch welchen Wirkpfad, in welchem Zeitraum und mit welcher Rueckkopplung? Gerade in Grundstudium Wirkungsökonomie ist diese Unterscheidung entscheidend, weil Lernende spaeter nicht nur Begriffe wiedergeben, sondern Entscheidungssituationen pruefen muessen. Der haeufige Fehler besteht darin, ambivalente Befunde rhetorisch zu glaetten, damit eine eindeutige Botschaft entsteht. Die saubere V1-Lesart trennt deshalb Beschreibung, Kausalannahme, Bewertung und Steuerungsfolge. Ein gutes Skript fuehrt deshalb Profile, Zielkonflikte und offene Punkte nebeneinander. So wird aus dem Thema kein isoliertes Kapitel, sondern ein pruefbarer Baustein der WÖk-Architektur.</w:t>
-      </w:r>
-    </w:p>
-    <w:p>
-      <w:r>
-        <w:t>Nichtkompensation. Fuer Wirkleistung, Scheinleistung, Blindleistung und Verlustleistung bedeutet schwere zentrale Schaeden nicht durch beliebige positive Einzelwerte neutralisiert werden duerfen, dass die Analyse nicht bei einer Aktivitaet, einem guten Willen oder einer Kennzahl stehen bleiben darf. Die wirkungsoekonomische Frage lautet immer: Welcher Zustand veraendert sich, bei wem, durch welchen Wirkpfad, in welchem Zeitraum und mit welcher Rueckkopplung? Gerade in Grundstudium Wirkungsökonomie ist diese Unterscheidung entscheidend, weil Lernende spaeter nicht nur Begriffe wiedergeben, sondern Entscheidungssituationen pruefen muessen. Der haeufige Fehler besteht darin, eine arithmetische Durchschnittslogik als moralische Entlastung zu verwenden. Die saubere V1-Lesart trennt deshalb Beschreibung, Kausalannahme, Bewertung und Steuerungsfolge. Reverse Merit Order und rote Linien sind Schutzregeln gegen Schoenrechnung. So wird aus dem Thema kein isoliertes Kapitel, sondern ein pruefbarer Baustein der WÖk-Architektur.</w:t>
+        <w:t>Abschlusskommentar 4: Lesen, pruefen, rueckkoppeln</w:t>
+      </w:r>
+    </w:p>
+    <w:p>
+      <w:r>
+        <w:t>Die folgende Verdichtung fuehrt die vorhandenen Kapitel nicht als Wiederholung, sondern als Anwendung zusammen. Wirkungskompetenz entsteht, wenn dieselbe begriffliche Strenge in Fallanalyse, Datenarbeit, Kommunikation, Governance und Entscheidungspraxis wiedererkannt wird.</w:t>
+      </w:r>
+    </w:p>
+    <w:p>
+      <w:r>
+        <w:t>Begriffliche Schaerfung. Der Abschnitt Lernziele ist in V05 kein Zusatzwissen, sondern ein Pruefstein fuer die Grundfrage des Skripts: Was veraendert sich, bei wem, wodurch und mit welcher Rueckkopplung? Fuer Wirkleistung, Scheinleistung, Blindleistung und Verlustleistung wird daran sichtbar, dass praezise Sprache die erste Sicherung gegen Impact-Washing bildet. Die fachliche Grenze liegt dort, wo Lernende Output, Reichweite, Absicht und Wirkung in einem Satz vermischen. Die saubere Lesart trennt deshalb Beobachtung, Kausalannahme, Bewertung und Steuerungsfolge. In der Anwendung sollte daraus mindestens eine konkrete Begriff, Wirkpfad, Fallbewertung, rote Linie oder Rueckkopplung abgeleitet werden; sonst bleibt das Wissen erklaerend, aber nicht steuerungsfaehig.</w:t>
+      </w:r>
+    </w:p>
+    <w:p>
+      <w:r>
+        <w:t>Anwendung auf Einleitung / Wirkungsfrage. In einer Fallanalyse beginnt dieser Punkt nicht mit einer Meinung, sondern mit einer belastbaren Beschreibung. Wer V05 pruefungsnah liest, fragt zuerst nach Wirkungsempfaengern, Wirkraum, Zeitraum und Datenquelle. Erst danach folgt die Bewertung im Referenzrahmen Mensch, Planet, Demokratie, SDGs, Agenda 2030 und SDG+. Mindestens ein direkter und ein indirekter Wirkpfad muessen nachvollziehbar sein. Der typische Kurzschluss waere, nur die Massnahme selbst bewerten und indirekte Empfaenger ausblenden. Genau dagegen setzt die WÖk die Pflicht, Wirkungspotenzial, Wirkungsrisiko und positive Netto-Wirkung begrifflich getrennt zu halten.</w:t>
       </w:r>
     </w:p>
     <w:p>
       <w:r>
         <w:t>Pruefungsnahe Transferfrage. Formuliere zu V05 eine Wirkungsaussage in drei Saetzen: Erstens den beobachteten oder plausiblen Zustand, zweitens die Daten- oder Quellenlage, drittens die offene Unsicherheit samt Rueckkopplung. Die Antwort muss ohne moralische Personenbewertung auskommen und darf Reichweite nicht mit Wirkung verwechseln.</w:t>
-      </w:r>
-    </w:p>
-    <w:p>
-      <w:r>
-        <w:t>Rueckkopplung. Fuer Wirkleistung, Scheinleistung, Blindleistung und Verlustleistung bedeutet Wirkungswissen erst dann wertvoll wird, wenn es Entscheidungen veraendert, dass die Analyse nicht bei einer Aktivitaet, einem guten Willen oder einer Kennzahl stehen bleiben darf. Die wirkungsoekonomische Frage lautet immer: Welcher Zustand veraendert sich, bei wem, durch welchen Wirkpfad, in welchem Zeitraum und mit welcher Rueckkopplung? Gerade in Grundstudium Wirkungsökonomie ist diese Unterscheidung entscheidend, weil Lernende spaeter nicht nur Begriffe wiedergeben, sondern Entscheidungssituationen pruefen muessen. Der haeufige Fehler besteht darin, einen Bericht als Endpunkt zu betrachten. Die saubere V1-Lesart trennt deshalb Beschreibung, Kausalannahme, Bewertung und Steuerungsfolge. Jeder Analyseblock sollte fragen, welche Routine, welcher Prozess oder welche Ressource nach der Bewertung angepasst wird. So wird aus dem Thema kein isoliertes Kapitel, sondern ein pruefbarer Baustein der WÖk-Architektur.</w:t>
-      </w:r>
-    </w:p>
-    <w:p>
-      <w:r>
-        <w:t>Fallfenster zur Anwendung. Eine Fuehrungsentscheidung erzeugt zugleich Nutzen und Risiken. Die WÖk behandelt Ambivalenz nicht als Stoerung, sondern als Kern der Analyse. Positive Netto-Wirkung darf erst behauptet werden, wenn zentrale negative Wirkungen getrennt geprueft und rote Linien gewahrt sind. Bezogen auf Wirkleistung, Scheinleistung, Blindleistung und Verlustleistung heisst das: Die Analyse muss das konkrete Thema ernst nehmen und zugleich den allgemeinen WÖk-Massstab halten. Es geht nicht darum, die Welt in gute und schlechte Akteure einzuteilen. Es geht darum, Wirkpfade, Wirkungsempfaenger, Datenqualitaet, Risiken und Rueckkopplung so zu beschreiben, dass bessere Entscheidungen moeglich werden.</w:t>
-      </w:r>
-    </w:p>
-    <w:p>
-      <w:r>
-        <w:t>Governance. Fuer Wirkleistung, Scheinleistung, Blindleistung und Verlustleistung bedeutet Wirkungsbewertung Verfahren, Rechte, Transparenz und Korrektur braucht, dass die Analyse nicht bei einer Aktivitaet, einem guten Willen oder einer Kennzahl stehen bleiben darf. Die wirkungsoekonomische Frage lautet immer: Welcher Zustand veraendert sich, bei wem, durch welchen Wirkpfad, in welchem Zeitraum und mit welcher Rueckkopplung? Gerade in Grundstudium Wirkungsökonomie ist diese Unterscheidung entscheidend, weil Lernende spaeter nicht nur Begriffe wiedergeben, sondern Entscheidungssituationen pruefen muessen. Der haeufige Fehler besteht darin, Bewertung als technokratische Top-down-Setzung zu verstehen. Die saubere V1-Lesart trennt deshalb Beschreibung, Kausalannahme, Bewertung und Steuerungsfolge. Betroffene, Datenhalter, Entscheider und Kontrollinstanzen muessen unterscheidbare Rollen behalten. So wird aus dem Thema kein isoliertes Kapitel, sondern ein pruefbarer Baustein der WÖk-Architektur.</w:t>
-      </w:r>
-    </w:p>
-    <w:p>
-      <w:r>
-        <w:t>Didaktische Pruefbarkeit. Fuer Wirkleistung, Scheinleistung, Blindleistung und Verlustleistung bedeutet das Thema in der Akademie nicht nur erklaert, sondern in Falllogik ueberfuehrt werden muss, dass die Analyse nicht bei einer Aktivitaet, einem guten Willen oder einer Kennzahl stehen bleiben darf. Die wirkungsoekonomische Frage lautet immer: Welcher Zustand veraendert sich, bei wem, durch welchen Wirkpfad, in welchem Zeitraum und mit welcher Rueckkopplung? Gerade in Grundstudium Wirkungsökonomie ist diese Unterscheidung entscheidend, weil Lernende spaeter nicht nur Begriffe wiedergeben, sondern Entscheidungssituationen pruefen muessen. Der haeufige Fehler besteht darin, reines Auswendiglernen als Kompetenznachweis zu behandeln. Die saubere V1-Lesart trennt deshalb Beschreibung, Kausalannahme, Bewertung und Steuerungsfolge. Pruefungsfragen sollen Begriffe, Anwendung und rote Linien verbinden. So wird aus dem Thema kein isoliertes Kapitel, sondern ein pruefbarer Baustein der WÖk-Architektur.</w:t>
-      </w:r>
-    </w:p>
-    <w:p>
-      <w:r>
-        <w:t>Transfer in Organisationen. Fuer Wirkleistung, Scheinleistung, Blindleistung und Verlustleistung bedeutet WÖk-Begriffe im Alltag nur tragen, wenn sie in Routinen uebersetzt werden, dass die Analyse nicht bei einer Aktivitaet, einem guten Willen oder einer Kennzahl stehen bleiben darf. Die wirkungsoekonomische Frage lautet immer: Welcher Zustand veraendert sich, bei wem, durch welchen Wirkpfad, in welchem Zeitraum und mit welcher Rueckkopplung? Gerade in Grundstudium Wirkungsökonomie ist diese Unterscheidung entscheidend, weil Lernende spaeter nicht nur Begriffe wiedergeben, sondern Entscheidungssituationen pruefen muessen. Der haeufige Fehler besteht darin, die Verantwortung an eine Nachhaltigkeitsabteilung auszulagern. Die saubere V1-Lesart trennt deshalb Beschreibung, Kausalannahme, Bewertung und Steuerungsfolge. Strategie, Einkauf, Kommunikation, Controlling und Fuehrung muessen denselben Wirkungsbegriff verwenden. So wird aus dem Thema kein isoliertes Kapitel, sondern ein pruefbarer Baustein der WÖk-Architektur.</w:t>
-      </w:r>
-    </w:p>
-    <w:p>
-      <w:r>
-        <w:t>Fallfenster zur Anwendung. Ein Controlling-Team moechte einen Score bilden. Das Skript verlangt, dass Datenqualitaet, Systemgrenzen, Gewichtung, Unsicherheit und Nichtkompensation sichtbar bleiben. Ein Score darf die Diskussion nicht beenden, sondern muss bessere Fragen, Priorisierung und Rueckkopplung ermoeglichen. Bezogen auf Wirkleistung, Scheinleistung, Blindleistung und Verlustleistung heisst das: Die Analyse muss das konkrete Thema ernst nehmen und zugleich den allgemeinen WÖk-Massstab halten. Es geht nicht darum, die Welt in gute und schlechte Akteure einzuteilen. Es geht darum, Wirkpfade, Wirkungsempfaenger, Datenqualitaet, Risiken und Rueckkopplung so zu beschreiben, dass bessere Entscheidungen moeglich werden.</w:t>
       </w:r>
     </w:p>
     <w:p>
@@ -3060,110 +3254,6 @@
     <w:p>
       <w:r>
         <w:t>Diese Finalisierung schliesst die Codex-Inhaltsproduktion fuer V05. Offen bleibt nicht der fachliche Kern des Skripts, sondern der naechste Produktionsschritt: Claude setzt daraus die CI/CD-konforme Reader- und PDF-Fassung, prueft Satz, Umbrueche, Medienintegration und Lektorat und markiert erst danach die veroeffentlichte Fassung als freigegeben.</w:t>
-      </w:r>
-    </w:p>
-    <w:p>
-      <w:pPr>
-        <w:pStyle w:val="Heading2"/>
-      </w:pPr>
-      <w:r>
-        <w:t>9. Quellen</w:t>
-      </w:r>
-    </w:p>
-    <w:p>
-      <w:pPr>
-        <w:pStyle w:val="Heading3"/>
-      </w:pPr>
-      <w:r>
-        <w:t>WÖk-Quellen</w:t>
-      </w:r>
-    </w:p>
-    <w:p>
-      <w:pPr>
-        <w:pStyle w:val="ListBullet"/>
-      </w:pPr>
-      <w:r>
-        <w:t>Die neue Ordnung des Wohlstands (https://wirkungsoekonomie.de/buch.html) — aktuelles Grundlagenwerk der Wirkungsökonomie.</w:t>
-      </w:r>
-    </w:p>
-    <w:p>
-      <w:pPr>
-        <w:pStyle w:val="ListBullet"/>
-      </w:pPr>
-      <w:r>
-        <w:t>WÖk-Referenz (https://wirkungsoekonomie.de/referenz/) — öffentliche Kapitel- und Volltextreferenz.</w:t>
-      </w:r>
-    </w:p>
-    <w:p>
-      <w:pPr>
-        <w:pStyle w:val="ListBullet"/>
-      </w:pPr>
-      <w:r>
-        <w:t>Glossar der Wirkungsökonomie (https://wirkungsoekonomie.de/glossar.html) — öffentliche Begriffsdefinitionen und Abgrenzungen.</w:t>
-      </w:r>
-    </w:p>
-    <w:p>
-      <w:pPr>
-        <w:pStyle w:val="ListBullet"/>
-      </w:pPr>
-      <w:r>
-        <w:t>WÖk-Werkzeuge (https://wirkungsoekonomie.de/werkzeuge/) — öffentliche Methoden-, Scorecard- und Controlling-Werkzeuge.</w:t>
-      </w:r>
-    </w:p>
-    <w:p>
-      <w:pPr>
-        <w:pStyle w:val="ListBullet"/>
-      </w:pPr>
-      <w:r>
-        <w:t>WÖk-Journal (https://wirkungsoekonomie.de/blog.html) — Dossiers und Fallanalysen.</w:t>
-      </w:r>
-    </w:p>
-    <w:p>
-      <w:pPr>
-        <w:pStyle w:val="Heading3"/>
-      </w:pPr>
-      <w:r>
-        <w:t>Externe Quellen fuer die V1-Fassung</w:t>
-      </w:r>
-    </w:p>
-    <w:p>
-      <w:pPr>
-        <w:pStyle w:val="ListBullet"/>
-      </w:pPr>
-      <w:r>
-        <w:t>United Nations (2015): Transforming our world: the 2030 Agenda for Sustainable Development (https://sdgs.un.org/2030agenda).</w:t>
-      </w:r>
-    </w:p>
-    <w:p>
-      <w:pPr>
-        <w:pStyle w:val="ListBullet"/>
-      </w:pPr>
-      <w:r>
-        <w:t>European Commission: Corporate sustainability reporting (https://finance.ec.europa.eu/financial-markets/company-reporting-and-auditing/company-reporting/corporate-sustainability-reporting_en), EU taxonomy for sustainable activities (https://finance.ec.europa.eu/sustainable-finance/tools-and-standards/eu-taxonomy-sustainable-activities_en) und Digital Product Passport (https://single-market-economy.ec.europa.eu/news/commission-launches-consultation-digital-product-passport-2025-04-09_en), soweit fuer das Thema einschlaegig.</w:t>
-      </w:r>
-    </w:p>
-    <w:p>
-      <w:pPr>
-        <w:pStyle w:val="ListBullet"/>
-      </w:pPr>
-      <w:r>
-        <w:t>EFRAG: Sustainability reporting und ESRS (https://www.efrag.org/en/sustainability-reporting), soweit fuer das Thema einschlaegig.</w:t>
-      </w:r>
-    </w:p>
-    <w:p>
-      <w:pPr>
-        <w:pStyle w:val="ListBullet"/>
-      </w:pPr>
-      <w:r>
-        <w:t>Global Reporting Initiative: GRI Standards (https://www.globalreporting.org/standards/), soweit fuer Berichts- und Indikatorenfragen einschlaegig.</w:t>
-      </w:r>
-    </w:p>
-    <w:p>
-      <w:pPr>
-        <w:pStyle w:val="ListBullet"/>
-      </w:pPr>
-      <w:r>
-        <w:t>Fachliteratur zu Wirkungslogik, Evaluation, Systemtheorie, Resilienz, Governance, Diffusion, Vertrauen oder Controlling je nach Thema.</w:t>
       </w:r>
     </w:p>
     <w:sectPr>

--- a/docs/studienskripte/word-rohfassungen/woek-g-v05.docx
+++ b/docs/studienskripte/word-rohfassungen/woek-g-v05.docx
@@ -2562,12 +2562,12 @@
     </w:p>
     <w:p>
       <w:r>
-        <w:t>Dieses Skript zu V05 Wirkleistung, Scheinleistung, Blindleistung und Verlustleistung ist als Langformtext angelegt: Es soll nicht nur die Vorlesung begleiten, sondern als eigenstaendiges Studienmaterial funktionieren. Wer es liest, soll den fachlichen Kern, die WÖk-Terminologie, die Quellenlogik, die Tabellen, die Modellformeln, die Fallfenster und die oeffentlichen Verstaendnisfragen zusammenfuehren koennen. Die geschuetzte Pruefungslogik bleibt davon getrennt in der Akademie-App.</w:t>
-      </w:r>
-    </w:p>
-    <w:p>
-      <w:r>
-        <w:t>Fuer den Abschluss ist entscheidend, dass Wirkleistung, Scheinleistung, Blindleistung und Verlustleistung im Feld Grundstudium Wirkungsökonomie nicht als Einzelthema stehen bleibt. Die Vorlesung traegt zur gemeinsamen Architektur bei: begriffliche Grundlegung, Bewertungsrahmen und gesellschaftliche Einordnung. Daraus folgt eine Lesehaltung, die streng und praktisch zugleich ist. Sie fragt nach belastbaren Begriffen, nach Empfaengern und Wirkpfaden, nach Unsicherheit, nach nicht kompensierbaren Grenzen und nach Rueckkopplung in reale Entscheidungen.</w:t>
+        <w:t>Dieses Skript zu V05 Wirkleistung, Scheinleistung, Blindleistung und Verlustleistung ist als Langformtext angelegt. Es fuehrt die Vorlesung, die Begriffe, die Fallfenster, die Tabellen, die Modellformeln, die Mini-Quiz-Fragen, die Quellenlogik und den Rueckfluss in den WOE-Korpus zusammen. Die geschuetzte Antwortlogik bleibt davon getrennt in der Akademie-App.</w:t>
+      </w:r>
+    </w:p>
+    <w:p>
+      <w:r>
+        <w:t>Der Abschluss liest Wirkleistung, Scheinleistung, Blindleistung und Verlustleistung im Feld Grundstudium Wirkungsoekonomie. Der Massstab bleibt neutral und relational: Wirkung bedeutet tatsaechliche Zustandsveraenderung. Wirkungspotenzial beschreibt plausible Moeglichkeit. Wirkungsrisiko beschreibt moegliche negative Veraenderung. Wenn eine Zielgroesse gemeint ist, geht es um positive Netto-Wirkung. Genau diese Trennung entscheidet, ob das Skript fachlich traegt.</w:t>
       </w:r>
     </w:p>
     <w:p>
@@ -2575,7 +2575,7 @@
         <w:pStyle w:val="Heading3"/>
       </w:pPr>
       <w:r>
-        <w:t>Abschlussmatrix fuer die Anwendung</w:t>
+        <w:t>Abschlussmatrix</w:t>
       </w:r>
     </w:p>
     <w:tbl>
@@ -2601,7 +2601,7 @@
               <w:rPr>
                 <w:b/>
               </w:rPr>
-              <w:t>Ebene</w:t>
+              <w:t>Pruefebene</w:t>
             </w:r>
           </w:p>
         </w:tc>
@@ -2629,7 +2629,7 @@
               <w:rPr>
                 <w:b/>
               </w:rPr>
-              <w:t>Qualitaetsgrenze</w:t>
+              <w:t>Grenze</w:t>
             </w:r>
           </w:p>
         </w:tc>
@@ -2653,7 +2653,7 @@
           </w:tcPr>
           <w:p>
             <w:r>
-              <w:t>Wirkung, Wirkungspotenzial und Wirkungsrisiko werden im Kontext der Vorlesung getrennt.</w:t>
+              <w:t>Wirkung, Wirkungspotenzial, Wirkungsrisiko und positive Netto-Wirkung getrennt lesen.</w:t>
             </w:r>
           </w:p>
         </w:tc>
@@ -2664,7 +2664,7 @@
           </w:tcPr>
           <w:p>
             <w:r>
-              <w:t>keine Absicht als Wirkung ausgeben</w:t>
+              <w:t>Keine Absicht als Wirkung ausgeben.</w:t>
             </w:r>
           </w:p>
         </w:tc>
@@ -2688,7 +2688,7 @@
           </w:tcPr>
           <w:p>
             <w:r>
-              <w:t>Ausloeser, Mechanismus, Wirkungsempfaenger, Zustand und Rueckkopplung werden sichtbar.</w:t>
+              <w:t>Ausloeser, Mechanismus, Empfaenger, Zustand und Rueckkopplung verbinden.</w:t>
             </w:r>
           </w:p>
         </w:tc>
@@ -2699,7 +2699,7 @@
           </w:tcPr>
           <w:p>
             <w:r>
-              <w:t>keine lineare Erfolgsgeschichte erfinden</w:t>
+              <w:t>Keine lineare Erfolgsgeschichte erfinden.</w:t>
             </w:r>
           </w:p>
         </w:tc>
@@ -2712,7 +2712,7 @@
           </w:tcPr>
           <w:p>
             <w:r>
-              <w:t>Daten</w:t>
+              <w:t>Evidenz</w:t>
             </w:r>
           </w:p>
         </w:tc>
@@ -2723,7 +2723,7 @@
           </w:tcPr>
           <w:p>
             <w:r>
-              <w:t>Quellen, Datenqualitaet, Unsicherheit und Aktualitaet werden benannt.</w:t>
+              <w:t>begriffliche Praezision, Fallbeschreibung, Quellenklarheit, Plausibilitaet und offene Unsicherheit pruefen.</w:t>
             </w:r>
           </w:p>
         </w:tc>
@@ -2734,7 +2734,7 @@
           </w:tcPr>
           <w:p>
             <w:r>
-              <w:t>keine Scheingenauigkeit erzeugen</w:t>
+              <w:t>Keine Scheingenauigkeit erzeugen.</w:t>
             </w:r>
           </w:p>
         </w:tc>
@@ -2758,7 +2758,7 @@
           </w:tcPr>
           <w:p>
             <w:r>
-              <w:t>SDGs, Agenda 2030, SDG+ und WÖk-Schutzlinien bilden den Referenzrahmen.</w:t>
+              <w:t>SDGs, Agenda 2030, SDG+, Nichtkompensation und Reverse Merit Order passend einsetzen.</w:t>
             </w:r>
           </w:p>
         </w:tc>
@@ -2769,7 +2769,7 @@
           </w:tcPr>
           <w:p>
             <w:r>
-              <w:t>keine Durchschnittslogik gegen rote Linien</w:t>
+              <w:t>Keine Durchschnittslogik gegen rote Linien.</w:t>
             </w:r>
           </w:p>
         </w:tc>
@@ -2793,7 +2793,7 @@
           </w:tcPr>
           <w:p>
             <w:r>
-              <w:t>Die Bewertung fuehrt zu Entscheidung, Budget, Prozess, Kommunikation oder Korrektur.</w:t>
+              <w:t>Ergebnis in Begriff, Fallbewertung, Wirkpfad, rote Linie, Quellenbeurteilung oder Rueckkopplungsregel uebersetzen.</w:t>
             </w:r>
           </w:p>
         </w:tc>
@@ -2804,7 +2804,7 @@
           </w:tcPr>
           <w:p>
             <w:r>
-              <w:t>kein Reporting ohne Rueckkopplung</w:t>
+              <w:t>Kein Reporting ohne Rueckkopplung.</w:t>
             </w:r>
           </w:p>
         </w:tc>
@@ -2816,132 +2816,107 @@
         <w:pStyle w:val="Heading3"/>
       </w:pPr>
       <w:r>
-        <w:t>Abschlusskommentar 1: Lesen, pruefen, rueckkoppeln</w:t>
-      </w:r>
-    </w:p>
-    <w:p>
-      <w:r>
-        <w:t>Die folgende Verdichtung fuehrt die vorhandenen Kapitel nicht als Wiederholung, sondern als Anwendung zusammen. Wirkungskompetenz entsteht, wenn dieselbe begriffliche Strenge in Fallanalyse, Datenarbeit, Kommunikation, Governance und Entscheidungspraxis wiedererkannt wird.</w:t>
-      </w:r>
-    </w:p>
-    <w:p>
-      <w:r>
-        <w:t>Begriffliche Schaerfung. Der Abschnitt Lernziele ist in V05 kein Zusatzwissen, sondern ein Pruefstein fuer die Grundfrage des Skripts: Was veraendert sich, bei wem, wodurch und mit welcher Rueckkopplung? Fuer Wirkleistung, Scheinleistung, Blindleistung und Verlustleistung wird daran sichtbar, dass praezise Sprache die erste Sicherung gegen Impact-Washing bildet. Die fachliche Grenze liegt dort, wo Lernende Output, Reichweite, Absicht und Wirkung in einem Satz vermischen. Die saubere Lesart trennt deshalb Beobachtung, Kausalannahme, Bewertung und Steuerungsfolge. In der Anwendung sollte daraus mindestens eine konkrete Begriff, Wirkpfad, Fallbewertung, rote Linie oder Rueckkopplung abgeleitet werden; sonst bleibt das Wissen erklaerend, aber nicht steuerungsfaehig.</w:t>
-      </w:r>
-    </w:p>
-    <w:p>
-      <w:r>
-        <w:t>Anwendung auf Einleitung / Wirkungsfrage. In einer Fallanalyse beginnt dieser Punkt nicht mit einer Meinung, sondern mit einer belastbaren Beschreibung. Wer V05 pruefungsnah liest, fragt zuerst nach Wirkungsempfaengern, Wirkraum, Zeitraum und Datenquelle. Erst danach folgt die Bewertung im Referenzrahmen Mensch, Planet, Demokratie, SDGs, Agenda 2030 und SDG+. Mindestens ein direkter und ein indirekter Wirkpfad muessen nachvollziehbar sein. Der typische Kurzschluss waere, nur die Massnahme selbst bewerten und indirekte Empfaenger ausblenden. Genau dagegen setzt die WÖk die Pflicht, Wirkungspotenzial, Wirkungsrisiko und positive Netto-Wirkung begrifflich getrennt zu halten.</w:t>
-      </w:r>
-    </w:p>
-    <w:p>
-      <w:r>
-        <w:t>Evidenzregel. Kernaussage darf im Skript nicht als dekorativer Begriff stehen bleiben. Der Abschnitt traegt nur dann, wenn er eine pruefbare Aussage erlaubt: Welche Quelle stuetzt die Annahme, welche Unsicherheit bleibt offen und welche Gegenbeobachtung wuerde die Bewertung veraendern? Fuer Wirkleistung, Scheinleistung, Blindleistung und Verlustleistung heisst das, dass jede Bewertung nur so belastbar ist wie Datenlage, Quellenstatus, Aktualitaet und Systemgrenze. Die Studierenden sollen nicht lernen, einen Score nachzusprechen. Sie sollen erkennen, wann ein Score klaert, wann er verdeckt und wann eine rote Linie die Durchschnittslogik stoppt.</w:t>
-      </w:r>
-    </w:p>
-    <w:p>
-      <w:r>
-        <w:t>Fallfenster zur Anwendung. Ein Controlling-Team moechte einen Score bilden. Das Skript verlangt, dass Datenqualitaet, Systemgrenzen, Gewichtung, Unsicherheit und Nichtkompensation sichtbar bleiben. Ein Score darf die Diskussion nicht beenden, sondern muss bessere Fragen, Priorisierung und Rueckkopplung ermoeglichen. Bezogen auf Wirkleistung, Scheinleistung, Blindleistung und Verlustleistung heisst das: Die Analyse muss das konkrete Thema ernst nehmen und zugleich den allgemeinen WÖk-Massstab halten. Es geht nicht darum, Akteure moralisch zu sortieren. Es geht darum, Wirkpfade, Wirkungsempfaenger, Datenqualitaet, Risiken und Rueckkopplung so zu beschreiben, dass bessere Entscheidungen moeglich werden.</w:t>
-      </w:r>
-    </w:p>
-    <w:p>
-      <w:r>
-        <w:t>Transfer in Grundstudium Wirkungsökonomie. Quelltext und fachliche Grundlegung verbindet die inhaltliche Deutung mit der spaeteren Praxis. Eine Organisation kann zu Wirkleistung, Scheinleistung, Blindleistung und Verlustleistung sehr ueberzeugend kommunizieren und trotzdem an einen plausiblen Gedanken schon fuer Wirkung zu halten, obwohl Empfaenger, Zustand, Zeitbezug und Quelle fehlen scheitern. Darum muss die V1-Fassung immer auch nach Governance fragen: Wer erhebt Daten, wer bewertet sie, wer traegt die Folgen, wer kann widersprechen und wann wird eine Entscheidung korrigiert? Profile, Zielkonflikte und offene Punkte werden nebeneinander gefuehrt. So wird aus einem Lehrkapitel eine verantwortbare Arbeitsroutine.</w:t>
-      </w:r>
-    </w:p>
-    <w:p>
-      <w:r>
-        <w:t>Grenze gegen Scheingenauigkeit. Gerade bei Eine Anleihe bei der Elektrotechnik ist Praezision wichtiger als grosse Begriffe. Eine Wirkungsaussage bleibt schwach, wenn sie nur Aktivitaet, Reichweite, Absicht oder Image beschreibt. Stark wird sie erst, wenn sie die Zustandsveraenderung und ihre Bedingungen offenlegt. In V05 ist deshalb entscheidend, schwere zentrale Schaeden nicht durch beliebige positive Einzelwerte neutralisiert werden duerfen. Die Fehlerlinie verlaeuft nicht zwischen Optimismus und Pessimismus, sondern zwischen offengelegter Unsicherheit und rhetorischer Sicherheit ohne Pruefpfad.</w:t>
-      </w:r>
-    </w:p>
-    <w:p>
-      <w:r>
-        <w:t>Pruefungsnahe Transferfrage. Formuliere zu V05 eine Wirkungsaussage in drei Saetzen: Erstens den beobachteten oder plausiblen Zustand, zweitens die Daten- oder Quellenlage, drittens die offene Unsicherheit samt Rueckkopplung. Die Antwort muss ohne moralische Personenbewertung auskommen und darf Reichweite nicht mit Wirkung verwechseln.</w:t>
-      </w:r>
-    </w:p>
-    <w:p>
-      <w:r>
-        <w:t>Pruefungsnahe Lesart. Aus Scheinleistung: alles, was sich bewegt laesst sich eine gute Transferfrage ableiten: Welche Entscheidung waere falsch, wenn dieser Abschnitt missverstanden wird? Fuer Wirkleistung, Scheinleistung, Blindleistung und Verlustleistung lautet die Antwort meist nicht einfach "mehr Wirkung", sondern genauer: bessere Unterscheidung, sauberere Daten, klarere Schutzlinie und rueckgekoppelte Steuerung. Jeder Analyseblock fragt nach der Routine, die nach der Bewertung angepasst wird. Wer das im Fall anwenden kann, hat den Kern der Vorlesung verstanden; wer nur Definitionen wiederholt, bleibt unter dem Anspruch der Akademie.</w:t>
-      </w:r>
-    </w:p>
-    <w:p>
-      <w:r>
-        <w:t>Fallfenster zur Anwendung. Ein Kommunikationsbericht nennt viele Aktivitaeten, Reichweiten und Rueckmeldungen. Die V1-Pruefung fragt, ob daraus eine belastbare Wirkungsaussage folgt. Wenn nur Kontakte, Klicks oder Zustimmung vorliegen, bleibt die Aussage im Bereich Wirkungspotenzial oder Resonanz, nicht im Bereich nachgewiesener Wirkung. Bezogen auf Wirkleistung, Scheinleistung, Blindleistung und Verlustleistung heisst das: Die Analyse muss das konkrete Thema ernst nehmen und zugleich den allgemeinen WÖk-Massstab halten. Es geht nicht darum, Akteure moralisch zu sortieren. Es geht darum, Wirkpfade, Wirkungsempfaenger, Datenqualitaet, Risiken und Rueckkopplung so zu beschreiben, dass bessere Entscheidungen moeglich werden.</w:t>
-      </w:r>
-    </w:p>
-    <w:p>
-      <w:r>
-        <w:t>Governance. Der Abschnitt Wirkleistung: was wirklich ankommt ist in V05 kein Zusatzwissen, sondern ein Pruefstein fuer die Grundfrage des Skripts: Was veraendert sich, bei wem, wodurch und mit welcher Rueckkopplung? Fuer Wirkleistung, Scheinleistung, Blindleistung und Verlustleistung wird daran sichtbar, dass Wirkungsbewertung Verfahren, Rechte, Transparenz und Korrektur braucht. Die fachliche Grenze liegt dort, wo Lernende Bewertung als technokratische Top-down-Setzung verstehen. Die saubere Lesart trennt deshalb Beobachtung, Kausalannahme, Bewertung und Steuerungsfolge. In der Anwendung sollte daraus mindestens eine konkrete Begriff, Wirkpfad, Fallbewertung, rote Linie oder Rueckkopplung abgeleitet werden; sonst bleibt das Wissen erklaerend, aber nicht steuerungsfaehig.</w:t>
-      </w:r>
-    </w:p>
-    <w:p>
-      <w:r>
-        <w:t>Anwendung auf Blindleistung: viel Bewegung, kein Nutzen. In einer Fallanalyse beginnt dieser Punkt nicht mit einer Meinung, sondern mit einer belastbaren Beschreibung. Wer V05 pruefungsnah liest, fragt zuerst nach Wirkungsempfaengern, Wirkraum, Zeitraum und Datenquelle. Erst danach folgt die Bewertung im Referenzrahmen Mensch, Planet, Demokratie, SDGs, Agenda 2030 und SDG+. Pruefungsfragen verbinden Begriff, Anwendung, Evidenz und rote Linie. Der typische Kurzschluss waere, reines Auswendiglernen als Kompetenznachweis behandeln. Genau dagegen setzt die WÖk die Pflicht, Wirkungspotenzial, Wirkungsrisiko und positive Netto-Wirkung begrifflich getrennt zu halten.</w:t>
-      </w:r>
-    </w:p>
-    <w:p>
-      <w:r>
-        <w:t>Evidenzregel. Verlustleistung: aktiv schädlich darf im Skript nicht als dekorativer Begriff stehen bleiben. Der Abschnitt traegt nur dann, wenn er eine pruefbare Aussage erlaubt: Welche Quelle stuetzt die Annahme, welche Unsicherheit bleibt offen und welche Gegenbeobachtung wuerde die Bewertung veraendern? Fuer Wirkleistung, Scheinleistung, Blindleistung und Verlustleistung heisst das, dass WÖk-Begriffe im Alltag nur tragen, wenn sie in Routinen uebersetzt werden. Die Studierenden sollen nicht lernen, einen Score nachzusprechen. Sie sollen erkennen, wann ein Score klaert, wann er verdeckt und wann eine rote Linie die Durchschnittslogik stoppt.</w:t>
-      </w:r>
-    </w:p>
-    <w:p>
-      <w:r>
-        <w:t>Fallfenster zur Anwendung. Eine Organisation plant eine Massnahme und formuliert dazu eine positive Absicht. In der WÖk reicht das nicht. Fuer diese Vorlesung muss sichtbar werden, welche Zustandsveraenderung erwartet wird, welche Empfaenger direkt oder indirekt betroffen sind, welche Nebenwirkungen entstehen koennen und welche Entscheidung spaeter korrigiert wird. Bezogen auf Wirkleistung, Scheinleistung, Blindleistung und Verlustleistung heisst das: Die Analyse muss das konkrete Thema ernst nehmen und zugleich den allgemeinen WÖk-Massstab halten. Es geht nicht darum, Akteure moralisch zu sortieren. Es geht darum, Wirkpfade, Wirkungsempfaenger, Datenqualitaet, Risiken und Rueckkopplung so zu beschreiben, dass bessere Entscheidungen moeglich werden.</w:t>
-      </w:r>
-    </w:p>
-    <w:p>
-      <w:r>
-        <w:t>Transfer in Grundstudium Wirkungsökonomie. Die vier im Zusammenspiel verbindet die inhaltliche Deutung mit der spaeteren Praxis. Eine Organisation kann zu Wirkleistung, Scheinleistung, Blindleistung und Verlustleistung sehr ueberzeugend kommunizieren und trotzdem an einen plausiblen Gedanken schon fuer Wirkung zu halten, obwohl Empfaenger, Zustand, Zeitbezug und Quelle fehlen scheitern. Darum muss die V1-Fassung immer auch nach Governance fragen: Wer erhebt Daten, wer bewertet sie, wer traegt die Folgen, wer kann widersprechen und wann wird eine Entscheidung korrigiert? Gute Kommunikation unterscheidet Befund, Annahme und normative Bewertung. So wird aus einem Lehrkapitel eine verantwortbare Arbeitsroutine.</w:t>
-      </w:r>
-    </w:p>
-    <w:p>
-      <w:r>
-        <w:t>Pruefungsnahe Transferfrage. Formuliere zu V05 eine Wirkungsaussage in drei Saetzen: Erstens den beobachteten oder plausiblen Zustand, zweitens die Daten- oder Quellenlage, drittens die offene Unsicherheit samt Rueckkopplung. Die Antwort muss ohne moralische Personenbewertung auskommen und darf Reichweite nicht mit Wirkung verwechseln.</w:t>
-      </w:r>
-    </w:p>
-    <w:p>
-      <w:r>
-        <w:t>Grenze gegen Scheingenauigkeit. Gerade bei Ein Beispiel mit gleicher Scheinleistung ist Praezision wichtiger als grosse Begriffe. Eine Wirkungsaussage bleibt schwach, wenn sie nur Aktivitaet, Reichweite, Absicht oder Image beschreibt. Stark wird sie erst, wenn sie die Zustandsveraenderung und ihre Bedingungen offenlegt. In V05 ist deshalb entscheidend, jede Wirkungsaussage eine Grenze zieht und diese Grenze begruenden muss. Die Fehlerlinie verlaeuft nicht zwischen Optimismus und Pessimismus, sondern zwischen offengelegter Unsicherheit und rhetorischer Sicherheit ohne Pruefpfad.</w:t>
-      </w:r>
-    </w:p>
-    <w:p>
-      <w:r>
-        <w:t>Pruefungsnahe Lesart. Aus Warum diese Unterscheidung befreit laesst sich eine gute Transferfrage ableiten: Welche Entscheidung waere falsch, wenn dieser Abschnitt missverstanden wird? Fuer Wirkleistung, Scheinleistung, Blindleistung und Verlustleistung lautet die Antwort meist nicht einfach "mehr Wirkung", sondern genauer: bessere Unterscheidung, sauberere Daten, klarere Schutzlinie und rueckgekoppelte Steuerung. Szenarien pruefen Sofortwirkung, Folgewirkung und Reversibilitaet getrennt. Wer das im Fall anwenden kann, hat den Kern der Vorlesung verstanden; wer nur Definitionen wiederholt, bleibt unter dem Anspruch der Akademie.</w:t>
-      </w:r>
-    </w:p>
-    <w:p>
-      <w:r>
-        <w:t>Fallfenster zur Anwendung. Eine Fuehrungsentscheidung erzeugt zugleich Nutzen und Risiken. Die WÖk behandelt Ambivalenz nicht als Stoerung, sondern als Kern der Analyse. Positive Netto-Wirkung darf erst behauptet werden, wenn zentrale negative Wirkungen getrennt geprueft und rote Linien gewahrt sind. Bezogen auf Wirkleistung, Scheinleistung, Blindleistung und Verlustleistung heisst das: Die Analyse muss das konkrete Thema ernst nehmen und zugleich den allgemeinen WÖk-Massstab halten. Es geht nicht darum, Akteure moralisch zu sortieren. Es geht darum, Wirkpfade, Wirkungsempfaenger, Datenqualitaet, Risiken und Rueckkopplung so zu beschreiben, dass bessere Entscheidungen moeglich werden.</w:t>
-      </w:r>
-    </w:p>
-    <w:p>
-      <w:r>
-        <w:t>Betroffenenperspektive. Der Abschnitt Ein Kompass für gute Fragen ist in V05 kein Zusatzwissen, sondern ein Pruefstein fuer die Grundfrage des Skripts: Was veraendert sich, bei wem, wodurch und mit welcher Rueckkopplung? Fuer Wirkleistung, Scheinleistung, Blindleistung und Verlustleistung wird daran sichtbar, dass Wirkung nicht am Sender, sondern an veraenderten Zustanden der Empfaenger geprueft wird. Die fachliche Grenze liegt dort, wo Lernende interne Erfolgskennzahlen mit gesellschaftlicher Wirkung verwechseln. Die saubere Lesart trennt deshalb Beobachtung, Kausalannahme, Bewertung und Steuerungsfolge. In der Anwendung sollte daraus mindestens eine konkrete Begriff, Wirkpfad, Fallbewertung, rote Linie oder Rueckkopplung abgeleitet werden; sonst bleibt das Wissen erklaerend, aber nicht steuerungsfaehig.</w:t>
-      </w:r>
-    </w:p>
-    <w:p>
-      <w:r>
-        <w:t>Anwendung auf Was du aus dieser Vorlesung mitnimmst. In einer Fallanalyse beginnt dieser Punkt nicht mit einer Meinung, sondern mit einer belastbaren Beschreibung. Wer V05 pruefungsnah liest, fragt zuerst nach Wirkungsempfaengern, Wirkraum, Zeitraum und Datenquelle. Erst danach folgt die Bewertung im Referenzrahmen Mensch, Planet, Demokratie, SDGs, Agenda 2030 und SDG+. Jede Schlussfolgerung endet mit Entscheidung, Verantwortlichkeit und Termin fuer Rueckpruefung. Der typische Kurzschluss waere, Befunde sammeln, ohne Ressourcen oder Regeln zu veraendern. Genau dagegen setzt die WÖk die Pflicht, Wirkungspotenzial, Wirkungsrisiko und positive Netto-Wirkung begrifflich getrennt zu halten.</w:t>
-      </w:r>
-    </w:p>
-    <w:p>
-      <w:r>
-        <w:t>Evidenzregel. Wirkungsökonomische Vertiefung darf im Skript nicht als dekorativer Begriff stehen bleiben. Der Abschnitt traegt nur dann, wenn er eine pruefbare Aussage erlaubt: Welche Quelle stuetzt die Annahme, welche Unsicherheit bleibt offen und welche Gegenbeobachtung wuerde die Bewertung veraendern? Fuer Wirkleistung, Scheinleistung, Blindleistung und Verlustleistung heisst das, dass WÖk-Aussagen mit bestehenden Begriffen, Studien, Standards und Rechtsrahmen in Beziehung stehen muessen. Die Studierenden sollen nicht lernen, einen Score nachzusprechen. Sie sollen erkennen, wann ein Score klaert, wann er verdeckt und wann eine rote Linie die Durchschnittslogik stoppt.</w:t>
-      </w:r>
-    </w:p>
-    <w:p>
-      <w:r>
-        <w:t>Fallfenster zur Anwendung. Ein Controlling-Team moechte einen Score bilden. Das Skript verlangt, dass Datenqualitaet, Systemgrenzen, Gewichtung, Unsicherheit und Nichtkompensation sichtbar bleiben. Ein Score darf die Diskussion nicht beenden, sondern muss bessere Fragen, Priorisierung und Rueckkopplung ermoeglichen. Bezogen auf Wirkleistung, Scheinleistung, Blindleistung und Verlustleistung heisst das: Die Analyse muss das konkrete Thema ernst nehmen und zugleich den allgemeinen WÖk-Massstab halten. Es geht nicht darum, Akteure moralisch zu sortieren. Es geht darum, Wirkpfade, Wirkungsempfaenger, Datenqualitaet, Risiken und Rueckkopplung so zu beschreiben, dass bessere Entscheidungen moeglich werden.</w:t>
-      </w:r>
-    </w:p>
-    <w:p>
-      <w:r>
-        <w:t>Pruefungsnahe Transferfrage. Formuliere zu V05 eine Wirkungsaussage in drei Saetzen: Erstens den beobachteten oder plausiblen Zustand, zweitens die Daten- oder Quellenlage, drittens die offene Unsicherheit samt Rueckkopplung. Die Antwort muss ohne moralische Personenbewertung auskommen und darf Reichweite nicht mit Wirkung verwechseln.</w:t>
-      </w:r>
-    </w:p>
-    <w:p>
-      <w:r>
-        <w:t>Transfer in Grundstudium Wirkungsökonomie. Prüfungsrelevanz verbindet die inhaltliche Deutung mit der spaeteren Praxis. Eine Organisation kann zu Wirkleistung, Scheinleistung, Blindleistung und Verlustleistung sehr ueberzeugend kommunizieren und trotzdem an einen plausiblen Gedanken schon fuer Wirkung zu halten, obwohl Empfaenger, Zustand, Zeitbezug und Quelle fehlen scheitern. Darum muss die V1-Fassung immer auch nach Governance fragen: Wer erhebt Daten, wer bewertet sie, wer traegt die Folgen, wer kann widersprechen und wann wird eine Entscheidung korrigiert? Die Analyse markiert Stoppsignale vor jeder Portfolio- oder Score-Debatte. So wird aus einem Lehrkapitel eine verantwortbare Arbeitsroutine.</w:t>
+        <w:t>Schlussvertiefung 1: Wirkleistung, Scheinleistung, Blindleistung und Verlustleistung im Anwendungsfall</w:t>
+      </w:r>
+    </w:p>
+    <w:p>
+      <w:r>
+        <w:t>Die folgenden Abschnitte sind keine neue Pruefungsloesung. Sie verdichten die vorhandenen Kapitel zu einer Lesart, mit der Studierende einen Fall selbststaendig analysieren koennen. Im Mittelpunkt stehen Wirkpfade, Wirkungsempfaenger, Bewertung und Rueckkopplung, nicht moralische Personenbewertung.</w:t>
+      </w:r>
+    </w:p>
+    <w:p>
+      <w:r>
+        <w:t>Begriffliche Schlussklaerung. Einleitung / Wirkungsfrage zeigt, warum Wirkleistung, Scheinleistung, Blindleistung und Verlustleistung mehr ist als ein Schlagwort im Feld Wirkpfade, Wirkungsempfaenger, Bewertung und Rueckkopplung. Die wirkungsoekonomische Frage lautet: Welche reale Veraenderung wird moeglich, welche bleibt nur Potenzial und wo entsteht ein Wirkungsrisiko? Diese Unterscheidung schuetzt vor Impact-Washing, weil sie Absicht, Aktivitaet, Reichweite und Wirkung auseinanderhaelt.</w:t>
+      </w:r>
+    </w:p>
+    <w:p>
+      <w:r>
+        <w:t>Eine Kommune, ein Unternehmen oder eine Bildungsorganisation will Wirkleistung, Scheinleistung, Blindleistung und Verlustleistung praktisch anwenden. Der erste Schritt ist nicht die Auswahl eines Instruments, sondern die Klaerung der Zustandsveraenderung. Bei Einleitung / Wirkungsfrage muss deshalb benannt werden, wer betroffen ist, welcher Zustand sich veraendert, welche Frist gilt und welche Gegenbeobachtung die Annahme widerlegen wuerde. Erst danach entsteht eine begruendete Entscheidung im Feld Begriff, Fallbewertung, Wirkpfad, rote Linie, Quellenbeurteilung oder Rueckkopplungsregel.</w:t>
+      </w:r>
+    </w:p>
+    <w:p>
+      <w:r>
+        <w:t>Wirkpfad und Empfaenger. In V05 muss Kernaussage immer mit Empfaengern gelesen werden. Wirkung entsteht nicht beim Sender, sondern an veraenderten Zustaenden von Menschen, Oekosystemen, Institutionen, Oeffentlichkeit oder kuenftigen Handlungsspielraeumen. Darum reicht es nicht, interne Aktivitaeten zu dokumentieren. Entscheidend ist, ob sich ein Zustand nachvollziehbar veraendert und ob diese Veraenderung im Referenzrahmen Mensch, Planet, Demokratie, SDGs, Agenda 2030 und SDG+ tragfaehig bewertet werden kann.</w:t>
+      </w:r>
+    </w:p>
+    <w:p>
+      <w:r>
+        <w:t>Ein Bericht behauptet, die Massnahme zu Wirkleistung, Scheinleistung, Blindleistung und Verlustleistung sei erfolgreich. Die WOE-Lesart fragt bei Kernaussage nach belastbaren Nachweisen: begriffliche Praezision, Fallbeschreibung, Quellenklarheit, Plausibilitaet und offene Unsicherheit. Wenn diese Nachweise fehlen, bleibt die Aussage Wirkungspotenzial oder Kommunikationsbehauptung. Sie kann wichtig sein, aber sie ist noch keine belegte Wirkung.</w:t>
+      </w:r>
+    </w:p>
+    <w:p>
+      <w:r>
+        <w:t>Daten, Quellen und Evidenz. Wissenschaftliche Anschlussfaehigkeit entsteht hier durch Quellenklarheit. Bei Quelltext und fachliche Grundlegung werden interne WOE-Begriffe nicht als Ersatz fuer Belege benutzt, sondern mit Grundlagenwerk, WOE-Referenz, Glossar, Werkzeuge, Journal und externe Fachquellen verbunden. Wo die Datenlage offen bleibt, wird das offengelegt. Wo eine Aussage nur plausibel ist, bleibt sie als Wirkungspotenzial markiert. Wo ein Schaden eine rote Linie beruehrt, greift Nichtkompensation vor Durchschnittslogik.</w:t>
+      </w:r>
+    </w:p>
+    <w:p>
+      <w:r>
+        <w:t>In einer kontroversen Entscheidung wirkt Quelltext und fachliche Grundlegung als Pruefpunkt fuer Ambivalenz. Ein Nutzen fuer eine Gruppe kann mit Risiken fuer andere Wirkungsempfaenger einhergehen. Das Skript verlangt deshalb, positive und negative Zustandsveraenderungen getrennt zu fuehren, bevor von positiver Netto-Wirkung gesprochen wird.</w:t>
+      </w:r>
+    </w:p>
+    <w:p>
+      <w:r>
+        <w:t>Bewertung und rote Linien. In Grundstudium Wirkungsoekonomie wird Eine Anleihe bei der Elektrotechnik erst steuerungsfaehig, wenn daraus eine Entscheidung folgt. Die Grundbegriffe muessen in spaeteren Modulen wiedererkennbar bleiben. Ohne diese Rueckkopplung bleibt Reporting eine Beschreibung. Mit Rueckkopplung wird aus Bewertung eine veraenderte Routine: ein anderer Prozess, ein geaenderter Anreiz, eine bessere Datenpflicht, eine korrigierte Kommunikation oder eine neue Priorisierung.</w:t>
+      </w:r>
+    </w:p>
+    <w:p>
+      <w:r>
+        <w:t>Die typische Fehlstelle bei Wirkleistung, Scheinleistung, Blindleistung und Verlustleistung liegt darin, Absicht, Aktivitaet oder Reporting als Wirkung zu behandeln. Bei Eine Anleihe bei der Elektrotechnik wird diese Fehlstelle konkret: Ein scheinbar plausibler Befund darf nicht zur Abkuerzung werden. Quellen, Systemgrenzen, Unsicherheit und Rueckkopplung bleiben sichtbar.</w:t>
+      </w:r>
+    </w:p>
+    <w:p>
+      <w:r>
+        <w:t>Kontrollfrage. Welche Entscheidung waere falsch, wenn Eine Anleihe bei der Elektrotechnik in V05 missverstanden wird? Die Antwort muss mindestens eine Daten- oder Quellenannahme, eine betroffene Gruppe oder Schutzdimension, eine moegliche Nebenwirkung und einen Rueckkopplungsschritt nennen. Richtig ist nicht die lauteste Bewertung, sondern diejenige, die Begriff, Beleg und Steuerungsfolge zusammenhaelt.</w:t>
+      </w:r>
+    </w:p>
+    <w:p>
+      <w:r>
+        <w:t>Steuerung und Rueckkopplung. Die Grenze gegen Scheingenauigkeit verlaeuft bei Scheinleistung: alles, was sich bewegt nicht zwischen Optimismus und Pessimismus. Sie verlaeuft zwischen offengelegter Unsicherheit und rhetorischer Sicherheit. Wer Wirkleistung, Scheinleistung, Blindleistung und Verlustleistung belastbar anwenden will, benennt Systemgrenze, Zeitraum, Vergleichspunkt und offene Gegenhypothese. Gerade dadurch bleibt das Skript anschlussfaehig fuer Forschung, Praxis und spaetere Revision.</w:t>
+      </w:r>
+    </w:p>
+    <w:p>
+      <w:r>
+        <w:t>Fuer die Pruefung ist Scheinleistung: alles, was sich bewegt dann verstanden, wenn daraus eine belastbare Fallantwort entsteht. Eine gute Antwort unterscheidet Beobachtung, Kausalannahme, Bewertung und Steuerungsfolge. Sie bewertet keine Menschen, sondern Wirkpfade, Zustandsveraenderungen, Risiken und institutionelle Bedingungen.</w:t>
+      </w:r>
+    </w:p>
+    <w:p>
+      <w:r>
+        <w:t>Pruefungsnahe Anwendung. Wirkleistung: was wirklich ankommt zeigt, warum Wirkleistung, Scheinleistung, Blindleistung und Verlustleistung mehr ist als ein Schlagwort im Feld Wirkpfade, Wirkungsempfaenger, Bewertung und Rueckkopplung. Die wirkungsoekonomische Frage lautet: Welche reale Veraenderung wird moeglich, welche bleibt nur Potenzial und wo entsteht ein Wirkungsrisiko? Diese Unterscheidung schuetzt vor Impact-Washing, weil sie Absicht, Aktivitaet, Reichweite und Wirkung auseinanderhaelt.</w:t>
+      </w:r>
+    </w:p>
+    <w:p>
+      <w:r>
+        <w:t>Eine Kommune, ein Unternehmen oder eine Bildungsorganisation will Wirkleistung, Scheinleistung, Blindleistung und Verlustleistung praktisch anwenden. Der erste Schritt ist nicht die Auswahl eines Instruments, sondern die Klaerung der Zustandsveraenderung. Bei Wirkleistung: was wirklich ankommt muss deshalb benannt werden, wer betroffen ist, welcher Zustand sich veraendert, welche Frist gilt und welche Gegenbeobachtung die Annahme widerlegen wuerde. Erst danach entsteht eine begruendete Entscheidung im Feld Begriff, Fallbewertung, Wirkpfad, rote Linie, Quellenbeurteilung oder Rueckkopplungsregel.</w:t>
+      </w:r>
+    </w:p>
+    <w:p>
+      <w:r>
+        <w:t>Rueckfluss. Fuer den WOE-Korpus bedeutet das: Begriffe aus Wirkleistung, Scheinleistung, Blindleistung und Verlustleistung sollten dort geschaerft werden, wo sie in Glossar, Werkzeugen, Journal oder Readern doppeldeutig bleiben. Offene Forschungsfragen werden nicht versteckt. Sie markieren die Stelle, an der spaetere Evidenz, ein besserer Datensatz oder eine praezisere Fallstudie die Bewertung veraendern kann.</w:t>
+      </w:r>
+    </w:p>
+    <w:p>
+      <w:r>
+        <w:t>Transfer in den WOE-Korpus. In V05 muss Blindleistung: viel Bewegung, kein Nutzen immer mit Empfaengern gelesen werden. Wirkung entsteht nicht beim Sender, sondern an veraenderten Zustaenden von Menschen, Oekosystemen, Institutionen, Oeffentlichkeit oder kuenftigen Handlungsspielraeumen. Darum reicht es nicht, interne Aktivitaeten zu dokumentieren. Entscheidend ist, ob sich ein Zustand nachvollziehbar veraendert und ob diese Veraenderung im Referenzrahmen Mensch, Planet, Demokratie, SDGs, Agenda 2030 und SDG+ tragfaehig bewertet werden kann.</w:t>
+      </w:r>
+    </w:p>
+    <w:p>
+      <w:r>
+        <w:t>Ein Bericht behauptet, die Massnahme zu Wirkleistung, Scheinleistung, Blindleistung und Verlustleistung sei erfolgreich. Die WOE-Lesart fragt bei Blindleistung: viel Bewegung, kein Nutzen nach belastbaren Nachweisen: begriffliche Praezision, Fallbeschreibung, Quellenklarheit, Plausibilitaet und offene Unsicherheit. Wenn diese Nachweise fehlen, bleibt die Aussage Wirkungspotenzial oder Kommunikationsbehauptung. Sie kann wichtig sein, aber sie ist noch keine belegte Wirkung.</w:t>
+      </w:r>
+    </w:p>
+    <w:p>
+      <w:r>
+        <w:t>Grenzen der Aussage. Wissenschaftliche Anschlussfaehigkeit entsteht hier durch Quellenklarheit. Bei Verlustleistung: aktiv schädlich werden interne WOE-Begriffe nicht als Ersatz fuer Belege benutzt, sondern mit Grundlagenwerk, WOE-Referenz, Glossar, Werkzeuge, Journal und externe Fachquellen verbunden. Wo die Datenlage offen bleibt, wird das offengelegt. Wo eine Aussage nur plausibel ist, bleibt sie als Wirkungspotenzial markiert. Wo ein Schaden eine rote Linie beruehrt, greift Nichtkompensation vor Durchschnittslogik.</w:t>
+      </w:r>
+    </w:p>
+    <w:p>
+      <w:r>
+        <w:t>In einer kontroversen Entscheidung wirkt Verlustleistung: aktiv schädlich als Pruefpunkt fuer Ambivalenz. Ein Nutzen fuer eine Gruppe kann mit Risiken fuer andere Wirkungsempfaenger einhergehen. Das Skript verlangt deshalb, positive und negative Zustandsveraenderungen getrennt zu fuehren, bevor von positiver Netto-Wirkung gesprochen wird.</w:t>
+      </w:r>
+    </w:p>
+    <w:p>
+      <w:r>
+        <w:t>Kontrollfrage. Welche Entscheidung waere falsch, wenn Verlustleistung: aktiv schädlich in V05 missverstanden wird? Die Antwort muss mindestens eine Daten- oder Quellenannahme, eine betroffene Gruppe oder Schutzdimension, eine moegliche Nebenwirkung und einen Rueckkopplungsschritt nennen. Richtig ist nicht die lauteste Bewertung, sondern diejenige, die Begriff, Beleg und Steuerungsfolge zusammenhaelt.</w:t>
       </w:r>
     </w:p>
     <w:p>
@@ -2949,132 +2924,107 @@
         <w:pStyle w:val="Heading3"/>
       </w:pPr>
       <w:r>
-        <w:t>Abschlusskommentar 2: Lesen, pruefen, rueckkoppeln</w:t>
-      </w:r>
-    </w:p>
-    <w:p>
-      <w:r>
-        <w:t>Die folgende Verdichtung fuehrt die vorhandenen Kapitel nicht als Wiederholung, sondern als Anwendung zusammen. Wirkungskompetenz entsteht, wenn dieselbe begriffliche Strenge in Fallanalyse, Datenarbeit, Kommunikation, Governance und Entscheidungspraxis wiedererkannt wird.</w:t>
-      </w:r>
-    </w:p>
-    <w:p>
-      <w:r>
-        <w:t>Grenze gegen Scheingenauigkeit. Gerade bei Lernziele ist Praezision wichtiger als grosse Begriffe. Eine Wirkungsaussage bleibt schwach, wenn sie nur Aktivitaet, Reichweite, Absicht oder Image beschreibt. Stark wird sie erst, wenn sie die Zustandsveraenderung und ihre Bedingungen offenlegt. In V05 ist deshalb entscheidend, praezise Sprache die erste Sicherung gegen Impact-Washing bildet. Die Fehlerlinie verlaeuft nicht zwischen Optimismus und Pessimismus, sondern zwischen offengelegter Unsicherheit und rhetorischer Sicherheit ohne Pruefpfad.</w:t>
-      </w:r>
-    </w:p>
-    <w:p>
-      <w:r>
-        <w:t>Pruefungsnahe Lesart. Aus Einleitung / Wirkungsfrage laesst sich eine gute Transferfrage ableiten: Welche Entscheidung waere falsch, wenn dieser Abschnitt missverstanden wird? Fuer Wirkleistung, Scheinleistung, Blindleistung und Verlustleistung lautet die Antwort meist nicht einfach "mehr Wirkung", sondern genauer: bessere Unterscheidung, sauberere Daten, klarere Schutzlinie und rueckgekoppelte Steuerung. Mindestens ein direkter und ein indirekter Wirkpfad muessen nachvollziehbar sein. Wer das im Fall anwenden kann, hat den Kern der Vorlesung verstanden; wer nur Definitionen wiederholt, bleibt unter dem Anspruch der Akademie.</w:t>
-      </w:r>
-    </w:p>
-    <w:p>
-      <w:r>
-        <w:t>Fallfenster zur Anwendung. Ein Kommunikationsbericht nennt viele Aktivitaeten, Reichweiten und Rueckmeldungen. Die V1-Pruefung fragt, ob daraus eine belastbare Wirkungsaussage folgt. Wenn nur Kontakte, Klicks oder Zustimmung vorliegen, bleibt die Aussage im Bereich Wirkungspotenzial oder Resonanz, nicht im Bereich nachgewiesener Wirkung. Bezogen auf Wirkleistung, Scheinleistung, Blindleistung und Verlustleistung heisst das: Die Analyse muss das konkrete Thema ernst nehmen und zugleich den allgemeinen WÖk-Massstab halten. Es geht nicht darum, Akteure moralisch zu sortieren. Es geht darum, Wirkpfade, Wirkungsempfaenger, Datenqualitaet, Risiken und Rueckkopplung so zu beschreiben, dass bessere Entscheidungen moeglich werden.</w:t>
-      </w:r>
-    </w:p>
-    <w:p>
-      <w:r>
-        <w:t>Daten- und Quellenklarheit. Der Abschnitt Kernaussage ist in V05 kein Zusatzwissen, sondern ein Pruefstein fuer die Grundfrage des Skripts: Was veraendert sich, bei wem, wodurch und mit welcher Rueckkopplung? Fuer Wirkleistung, Scheinleistung, Blindleistung und Verlustleistung wird daran sichtbar, dass jede Bewertung nur so belastbar ist wie Datenlage, Quellenstatus, Aktualitaet und Systemgrenze. Die fachliche Grenze liegt dort, wo Lernende eine Zahl ohne Einheit, Zeitraum oder Erhebungslogik als Beweis nutzen. Die saubere Lesart trennt deshalb Beobachtung, Kausalannahme, Bewertung und Steuerungsfolge. In der Anwendung sollte daraus mindestens eine konkrete Begriff, Wirkpfad, Fallbewertung, rote Linie oder Rueckkopplung abgeleitet werden; sonst bleibt das Wissen erklaerend, aber nicht steuerungsfaehig.</w:t>
-      </w:r>
-    </w:p>
-    <w:p>
-      <w:r>
-        <w:t>Anwendung auf Quelltext und fachliche Grundlegung. In einer Fallanalyse beginnt dieser Punkt nicht mit einer Meinung, sondern mit einer belastbaren Beschreibung. Wer V05 pruefungsnah liest, fragt zuerst nach Wirkungsempfaengern, Wirkraum, Zeitraum und Datenquelle. Erst danach folgt die Bewertung im Referenzrahmen Mensch, Planet, Demokratie, SDGs, Agenda 2030 und SDG+. Profile, Zielkonflikte und offene Punkte werden nebeneinander gefuehrt. Der typische Kurzschluss waere, ambivalente Befunde glaetten, damit eine eindeutige Botschaft entsteht. Genau dagegen setzt die WÖk die Pflicht, Wirkungspotenzial, Wirkungsrisiko und positive Netto-Wirkung begrifflich getrennt zu halten.</w:t>
-      </w:r>
-    </w:p>
-    <w:p>
-      <w:r>
-        <w:t>Pruefungsnahe Transferfrage. Formuliere zu V05 eine Wirkungsaussage in drei Saetzen: Erstens den beobachteten oder plausiblen Zustand, zweitens die Daten- oder Quellenlage, drittens die offene Unsicherheit samt Rueckkopplung. Die Antwort muss ohne moralische Personenbewertung auskommen und darf Reichweite nicht mit Wirkung verwechseln.</w:t>
-      </w:r>
-    </w:p>
-    <w:p>
-      <w:r>
-        <w:t>Evidenzregel. Eine Anleihe bei der Elektrotechnik darf im Skript nicht als dekorativer Begriff stehen bleiben. Der Abschnitt traegt nur dann, wenn er eine pruefbare Aussage erlaubt: Welche Quelle stuetzt die Annahme, welche Unsicherheit bleibt offen und welche Gegenbeobachtung wuerde die Bewertung veraendern? Fuer Wirkleistung, Scheinleistung, Blindleistung und Verlustleistung heisst das, dass schwere zentrale Schaeden nicht durch beliebige positive Einzelwerte neutralisiert werden duerfen. Die Studierenden sollen nicht lernen, einen Score nachzusprechen. Sie sollen erkennen, wann ein Score klaert, wann er verdeckt und wann eine rote Linie die Durchschnittslogik stoppt.</w:t>
-      </w:r>
-    </w:p>
-    <w:p>
-      <w:r>
-        <w:t>Fallfenster zur Anwendung. Eine Organisation plant eine Massnahme und formuliert dazu eine positive Absicht. In der WÖk reicht das nicht. Fuer diese Vorlesung muss sichtbar werden, welche Zustandsveraenderung erwartet wird, welche Empfaenger direkt oder indirekt betroffen sind, welche Nebenwirkungen entstehen koennen und welche Entscheidung spaeter korrigiert wird. Bezogen auf Wirkleistung, Scheinleistung, Blindleistung und Verlustleistung heisst das: Die Analyse muss das konkrete Thema ernst nehmen und zugleich den allgemeinen WÖk-Massstab halten. Es geht nicht darum, Akteure moralisch zu sortieren. Es geht darum, Wirkpfade, Wirkungsempfaenger, Datenqualitaet, Risiken und Rueckkopplung so zu beschreiben, dass bessere Entscheidungen moeglich werden.</w:t>
-      </w:r>
-    </w:p>
-    <w:p>
-      <w:r>
-        <w:t>Transfer in Grundstudium Wirkungsökonomie. Scheinleistung: alles, was sich bewegt verbindet die inhaltliche Deutung mit der spaeteren Praxis. Eine Organisation kann zu Wirkleistung, Scheinleistung, Blindleistung und Verlustleistung sehr ueberzeugend kommunizieren und trotzdem an einen plausiblen Gedanken schon fuer Wirkung zu halten, obwohl Empfaenger, Zustand, Zeitbezug und Quelle fehlen scheitern. Darum muss die V1-Fassung immer auch nach Governance fragen: Wer erhebt Daten, wer bewertet sie, wer traegt die Folgen, wer kann widersprechen und wann wird eine Entscheidung korrigiert? Jeder Analyseblock fragt nach der Routine, die nach der Bewertung angepasst wird. So wird aus einem Lehrkapitel eine verantwortbare Arbeitsroutine.</w:t>
-      </w:r>
-    </w:p>
-    <w:p>
-      <w:r>
-        <w:t>Grenze gegen Scheingenauigkeit. Gerade bei Wirkleistung: was wirklich ankommt ist Praezision wichtiger als grosse Begriffe. Eine Wirkungsaussage bleibt schwach, wenn sie nur Aktivitaet, Reichweite, Absicht oder Image beschreibt. Stark wird sie erst, wenn sie die Zustandsveraenderung und ihre Bedingungen offenlegt. In V05 ist deshalb entscheidend, Wirkungsbewertung Verfahren, Rechte, Transparenz und Korrektur braucht. Die Fehlerlinie verlaeuft nicht zwischen Optimismus und Pessimismus, sondern zwischen offengelegter Unsicherheit und rhetorischer Sicherheit ohne Pruefpfad.</w:t>
-      </w:r>
-    </w:p>
-    <w:p>
-      <w:r>
-        <w:t>Pruefungsnahe Lesart. Aus Blindleistung: viel Bewegung, kein Nutzen laesst sich eine gute Transferfrage ableiten: Welche Entscheidung waere falsch, wenn dieser Abschnitt missverstanden wird? Fuer Wirkleistung, Scheinleistung, Blindleistung und Verlustleistung lautet die Antwort meist nicht einfach "mehr Wirkung", sondern genauer: bessere Unterscheidung, sauberere Daten, klarere Schutzlinie und rueckgekoppelte Steuerung. Pruefungsfragen verbinden Begriff, Anwendung, Evidenz und rote Linie. Wer das im Fall anwenden kann, hat den Kern der Vorlesung verstanden; wer nur Definitionen wiederholt, bleibt unter dem Anspruch der Akademie.</w:t>
-      </w:r>
-    </w:p>
-    <w:p>
-      <w:r>
-        <w:t>Fallfenster zur Anwendung. Eine Fuehrungsentscheidung erzeugt zugleich Nutzen und Risiken. Die WÖk behandelt Ambivalenz nicht als Stoerung, sondern als Kern der Analyse. Positive Netto-Wirkung darf erst behauptet werden, wenn zentrale negative Wirkungen getrennt geprueft und rote Linien gewahrt sind. Bezogen auf Wirkleistung, Scheinleistung, Blindleistung und Verlustleistung heisst das: Die Analyse muss das konkrete Thema ernst nehmen und zugleich den allgemeinen WÖk-Massstab halten. Es geht nicht darum, Akteure moralisch zu sortieren. Es geht darum, Wirkpfade, Wirkungsempfaenger, Datenqualitaet, Risiken und Rueckkopplung so zu beschreiben, dass bessere Entscheidungen moeglich werden.</w:t>
-      </w:r>
-    </w:p>
-    <w:p>
-      <w:r>
-        <w:t>Organisationale Umsetzung. Der Abschnitt Verlustleistung: aktiv schädlich ist in V05 kein Zusatzwissen, sondern ein Pruefstein fuer die Grundfrage des Skripts: Was veraendert sich, bei wem, wodurch und mit welcher Rueckkopplung? Fuer Wirkleistung, Scheinleistung, Blindleistung und Verlustleistung wird daran sichtbar, dass WÖk-Begriffe im Alltag nur tragen, wenn sie in Routinen uebersetzt werden. Die fachliche Grenze liegt dort, wo Lernende Verantwortung an eine einzelne Nachhaltigkeitsfunktion auslagern. Die saubere Lesart trennt deshalb Beobachtung, Kausalannahme, Bewertung und Steuerungsfolge. In der Anwendung sollte daraus mindestens eine konkrete Begriff, Wirkpfad, Fallbewertung, rote Linie oder Rueckkopplung abgeleitet werden; sonst bleibt das Wissen erklaerend, aber nicht steuerungsfaehig.</w:t>
-      </w:r>
-    </w:p>
-    <w:p>
-      <w:r>
-        <w:t>Pruefungsnahe Transferfrage. Formuliere zu V05 eine Wirkungsaussage in drei Saetzen: Erstens den beobachteten oder plausiblen Zustand, zweitens die Daten- oder Quellenlage, drittens die offene Unsicherheit samt Rueckkopplung. Die Antwort muss ohne moralische Personenbewertung auskommen und darf Reichweite nicht mit Wirkung verwechseln.</w:t>
-      </w:r>
-    </w:p>
-    <w:p>
-      <w:r>
-        <w:t>Anwendung auf Die vier im Zusammenspiel. In einer Fallanalyse beginnt dieser Punkt nicht mit einer Meinung, sondern mit einer belastbaren Beschreibung. Wer V05 pruefungsnah liest, fragt zuerst nach Wirkungsempfaengern, Wirkraum, Zeitraum und Datenquelle. Erst danach folgt die Bewertung im Referenzrahmen Mensch, Planet, Demokratie, SDGs, Agenda 2030 und SDG+. Gute Kommunikation unterscheidet Befund, Annahme und normative Bewertung. Der typische Kurzschluss waere, Eindeutigkeit behaupten, wo die Datenlage nur Potenzial oder Risiko traegt. Genau dagegen setzt die WÖk die Pflicht, Wirkungspotenzial, Wirkungsrisiko und positive Netto-Wirkung begrifflich getrennt zu halten.</w:t>
-      </w:r>
-    </w:p>
-    <w:p>
-      <w:r>
-        <w:t>Evidenzregel. Ein Beispiel mit gleicher Scheinleistung darf im Skript nicht als dekorativer Begriff stehen bleiben. Der Abschnitt traegt nur dann, wenn er eine pruefbare Aussage erlaubt: Welche Quelle stuetzt die Annahme, welche Unsicherheit bleibt offen und welche Gegenbeobachtung wuerde die Bewertung veraendern? Fuer Wirkleistung, Scheinleistung, Blindleistung und Verlustleistung heisst das, dass jede Wirkungsaussage eine Grenze zieht und diese Grenze begruenden muss. Die Studierenden sollen nicht lernen, einen Score nachzusprechen. Sie sollen erkennen, wann ein Score klaert, wann er verdeckt und wann eine rote Linie die Durchschnittslogik stoppt.</w:t>
-      </w:r>
-    </w:p>
-    <w:p>
-      <w:r>
-        <w:t>Fallfenster zur Anwendung. Ein Controlling-Team moechte einen Score bilden. Das Skript verlangt, dass Datenqualitaet, Systemgrenzen, Gewichtung, Unsicherheit und Nichtkompensation sichtbar bleiben. Ein Score darf die Diskussion nicht beenden, sondern muss bessere Fragen, Priorisierung und Rueckkopplung ermoeglichen. Bezogen auf Wirkleistung, Scheinleistung, Blindleistung und Verlustleistung heisst das: Die Analyse muss das konkrete Thema ernst nehmen und zugleich den allgemeinen WÖk-Massstab halten. Es geht nicht darum, Akteure moralisch zu sortieren. Es geht darum, Wirkpfade, Wirkungsempfaenger, Datenqualitaet, Risiken und Rueckkopplung so zu beschreiben, dass bessere Entscheidungen moeglich werden.</w:t>
-      </w:r>
-    </w:p>
-    <w:p>
-      <w:r>
-        <w:t>Transfer in Grundstudium Wirkungsökonomie. Warum diese Unterscheidung befreit verbindet die inhaltliche Deutung mit der spaeteren Praxis. Eine Organisation kann zu Wirkleistung, Scheinleistung, Blindleistung und Verlustleistung sehr ueberzeugend kommunizieren und trotzdem an einen plausiblen Gedanken schon fuer Wirkung zu halten, obwohl Empfaenger, Zustand, Zeitbezug und Quelle fehlen scheitern. Darum muss die V1-Fassung immer auch nach Governance fragen: Wer erhebt Daten, wer bewertet sie, wer traegt die Folgen, wer kann widersprechen und wann wird eine Entscheidung korrigiert? Szenarien pruefen Sofortwirkung, Folgewirkung und Reversibilitaet getrennt. So wird aus einem Lehrkapitel eine verantwortbare Arbeitsroutine.</w:t>
-      </w:r>
-    </w:p>
-    <w:p>
-      <w:r>
-        <w:t>Grenze gegen Scheingenauigkeit. Gerade bei Ein Kompass für gute Fragen ist Praezision wichtiger als grosse Begriffe. Eine Wirkungsaussage bleibt schwach, wenn sie nur Aktivitaet, Reichweite, Absicht oder Image beschreibt. Stark wird sie erst, wenn sie die Zustandsveraenderung und ihre Bedingungen offenlegt. In V05 ist deshalb entscheidend, Wirkung nicht am Sender, sondern an veraenderten Zustanden der Empfaenger geprueft wird. Die Fehlerlinie verlaeuft nicht zwischen Optimismus und Pessimismus, sondern zwischen offengelegter Unsicherheit und rhetorischer Sicherheit ohne Pruefpfad.</w:t>
-      </w:r>
-    </w:p>
-    <w:p>
-      <w:r>
-        <w:t>Pruefungsnahe Lesart. Aus Was du aus dieser Vorlesung mitnimmst laesst sich eine gute Transferfrage ableiten: Welche Entscheidung waere falsch, wenn dieser Abschnitt missverstanden wird? Fuer Wirkleistung, Scheinleistung, Blindleistung und Verlustleistung lautet die Antwort meist nicht einfach "mehr Wirkung", sondern genauer: bessere Unterscheidung, sauberere Daten, klarere Schutzlinie und rueckgekoppelte Steuerung. Jede Schlussfolgerung endet mit Entscheidung, Verantwortlichkeit und Termin fuer Rueckpruefung. Wer das im Fall anwenden kann, hat den Kern der Vorlesung verstanden; wer nur Definitionen wiederholt, bleibt unter dem Anspruch der Akademie.</w:t>
-      </w:r>
-    </w:p>
-    <w:p>
-      <w:r>
-        <w:t>Fallfenster zur Anwendung. Ein Kommunikationsbericht nennt viele Aktivitaeten, Reichweiten und Rueckmeldungen. Die V1-Pruefung fragt, ob daraus eine belastbare Wirkungsaussage folgt. Wenn nur Kontakte, Klicks oder Zustimmung vorliegen, bleibt die Aussage im Bereich Wirkungspotenzial oder Resonanz, nicht im Bereich nachgewiesener Wirkung. Bezogen auf Wirkleistung, Scheinleistung, Blindleistung und Verlustleistung heisst das: Die Analyse muss das konkrete Thema ernst nehmen und zugleich den allgemeinen WÖk-Massstab halten. Es geht nicht darum, Akteure moralisch zu sortieren. Es geht darum, Wirkpfade, Wirkungsempfaenger, Datenqualitaet, Risiken und Rueckkopplung so zu beschreiben, dass bessere Entscheidungen moeglich werden.</w:t>
-      </w:r>
-    </w:p>
-    <w:p>
-      <w:r>
-        <w:t>Pruefungsnahe Transferfrage. Formuliere zu V05 eine Wirkungsaussage in drei Saetzen: Erstens den beobachteten oder plausiblen Zustand, zweitens die Daten- oder Quellenlage, drittens die offene Unsicherheit samt Rueckkopplung. Die Antwort muss ohne moralische Personenbewertung auskommen und darf Reichweite nicht mit Wirkung verwechseln.</w:t>
-      </w:r>
-    </w:p>
-    <w:p>
-      <w:r>
-        <w:t>Wissenschaftliche Anschlussfaehigkeit. Der Abschnitt Wirkungsökonomische Vertiefung ist in V05 kein Zusatzwissen, sondern ein Pruefstein fuer die Grundfrage des Skripts: Was veraendert sich, bei wem, wodurch und mit welcher Rueckkopplung? Fuer Wirkleistung, Scheinleistung, Blindleistung und Verlustleistung wird daran sichtbar, dass WÖk-Aussagen mit bestehenden Begriffen, Studien, Standards und Rechtsrahmen in Beziehung stehen muessen. Die fachliche Grenze liegt dort, wo Lernende hausinterne Sprache als Ersatz fuer zitierfaehige Begruendung verwenden. Die saubere Lesart trennt deshalb Beobachtung, Kausalannahme, Bewertung und Steuerungsfolge. In der Anwendung sollte daraus mindestens eine konkrete Begriff, Wirkpfad, Fallbewertung, rote Linie oder Rueckkopplung abgeleitet werden; sonst bleibt das Wissen erklaerend, aber nicht steuerungsfaehig.</w:t>
-      </w:r>
-    </w:p>
-    <w:p>
-      <w:r>
-        <w:t>Anwendung auf Prüfungsrelevanz. In einer Fallanalyse beginnt dieser Punkt nicht mit einer Meinung, sondern mit einer belastbaren Beschreibung. Wer V05 pruefungsnah liest, fragt zuerst nach Wirkungsempfaengern, Wirkraum, Zeitraum und Datenquelle. Erst danach folgt die Bewertung im Referenzrahmen Mensch, Planet, Demokratie, SDGs, Agenda 2030 und SDG+. Die Analyse markiert Stoppsignale vor jeder Portfolio- oder Score-Debatte. Der typische Kurzschluss waere, ein gutes Teilresultat gegen zentrale Schaeden aufrechnen. Genau dagegen setzt die WÖk die Pflicht, Wirkungspotenzial, Wirkungsrisiko und positive Netto-Wirkung begrifflich getrennt zu halten.</w:t>
+        <w:t>Schlussvertiefung 2: Wirkleistung, Scheinleistung, Blindleistung und Verlustleistung im Anwendungsfall</w:t>
+      </w:r>
+    </w:p>
+    <w:p>
+      <w:r>
+        <w:t>Die folgenden Abschnitte sind keine neue Pruefungsloesung. Sie verdichten die vorhandenen Kapitel zu einer Lesart, mit der Studierende einen Fall selbststaendig analysieren koennen. Im Mittelpunkt stehen Wirkpfade, Wirkungsempfaenger, Bewertung und Rueckkopplung, nicht moralische Personenbewertung.</w:t>
+      </w:r>
+    </w:p>
+    <w:p>
+      <w:r>
+        <w:t>Begriffliche Schlussklaerung. In Grundstudium Wirkungsoekonomie wird Die vier im Zusammenspiel erst steuerungsfaehig, wenn daraus eine Entscheidung folgt. Die Grundbegriffe muessen in spaeteren Modulen wiedererkennbar bleiben. Ohne diese Rueckkopplung bleibt Reporting eine Beschreibung. Mit Rueckkopplung wird aus Bewertung eine veraenderte Routine: ein anderer Prozess, ein geaenderter Anreiz, eine bessere Datenpflicht, eine korrigierte Kommunikation oder eine neue Priorisierung.</w:t>
+      </w:r>
+    </w:p>
+    <w:p>
+      <w:r>
+        <w:t>Die typische Fehlstelle bei Wirkleistung, Scheinleistung, Blindleistung und Verlustleistung liegt darin, Absicht, Aktivitaet oder Reporting als Wirkung zu behandeln. Bei Die vier im Zusammenspiel wird diese Fehlstelle konkret: Ein scheinbar plausibler Befund darf nicht zur Abkuerzung werden. Quellen, Systemgrenzen, Unsicherheit und Rueckkopplung bleiben sichtbar.</w:t>
+      </w:r>
+    </w:p>
+    <w:p>
+      <w:r>
+        <w:t>Wirkpfad und Empfaenger. Die Grenze gegen Scheingenauigkeit verlaeuft bei Ein Beispiel mit gleicher Scheinleistung nicht zwischen Optimismus und Pessimismus. Sie verlaeuft zwischen offengelegter Unsicherheit und rhetorischer Sicherheit. Wer Wirkleistung, Scheinleistung, Blindleistung und Verlustleistung belastbar anwenden will, benennt Systemgrenze, Zeitraum, Vergleichspunkt und offene Gegenhypothese. Gerade dadurch bleibt das Skript anschlussfaehig fuer Forschung, Praxis und spaetere Revision.</w:t>
+      </w:r>
+    </w:p>
+    <w:p>
+      <w:r>
+        <w:t>Fuer die Pruefung ist Ein Beispiel mit gleicher Scheinleistung dann verstanden, wenn daraus eine belastbare Fallantwort entsteht. Eine gute Antwort unterscheidet Beobachtung, Kausalannahme, Bewertung und Steuerungsfolge. Sie bewertet keine Menschen, sondern Wirkpfade, Zustandsveraenderungen, Risiken und institutionelle Bedingungen.</w:t>
+      </w:r>
+    </w:p>
+    <w:p>
+      <w:r>
+        <w:t>Daten, Quellen und Evidenz. Warum diese Unterscheidung befreit zeigt, warum Wirkleistung, Scheinleistung, Blindleistung und Verlustleistung mehr ist als ein Schlagwort im Feld Wirkpfade, Wirkungsempfaenger, Bewertung und Rueckkopplung. Die wirkungsoekonomische Frage lautet: Welche reale Veraenderung wird moeglich, welche bleibt nur Potenzial und wo entsteht ein Wirkungsrisiko? Diese Unterscheidung schuetzt vor Impact-Washing, weil sie Absicht, Aktivitaet, Reichweite und Wirkung auseinanderhaelt.</w:t>
+      </w:r>
+    </w:p>
+    <w:p>
+      <w:r>
+        <w:t>Eine Kommune, ein Unternehmen oder eine Bildungsorganisation will Wirkleistung, Scheinleistung, Blindleistung und Verlustleistung praktisch anwenden. Der erste Schritt ist nicht die Auswahl eines Instruments, sondern die Klaerung der Zustandsveraenderung. Bei Warum diese Unterscheidung befreit muss deshalb benannt werden, wer betroffen ist, welcher Zustand sich veraendert, welche Frist gilt und welche Gegenbeobachtung die Annahme widerlegen wuerde. Erst danach entsteht eine begruendete Entscheidung im Feld Begriff, Fallbewertung, Wirkpfad, rote Linie, Quellenbeurteilung oder Rueckkopplungsregel.</w:t>
+      </w:r>
+    </w:p>
+    <w:p>
+      <w:r>
+        <w:t>Bewertung und rote Linien. In V05 muss Ein Kompass für gute Fragen immer mit Empfaengern gelesen werden. Wirkung entsteht nicht beim Sender, sondern an veraenderten Zustaenden von Menschen, Oekosystemen, Institutionen, Oeffentlichkeit oder kuenftigen Handlungsspielraeumen. Darum reicht es nicht, interne Aktivitaeten zu dokumentieren. Entscheidend ist, ob sich ein Zustand nachvollziehbar veraendert und ob diese Veraenderung im Referenzrahmen Mensch, Planet, Demokratie, SDGs, Agenda 2030 und SDG+ tragfaehig bewertet werden kann.</w:t>
+      </w:r>
+    </w:p>
+    <w:p>
+      <w:r>
+        <w:t>Ein Bericht behauptet, die Massnahme zu Wirkleistung, Scheinleistung, Blindleistung und Verlustleistung sei erfolgreich. Die WOE-Lesart fragt bei Ein Kompass für gute Fragen nach belastbaren Nachweisen: begriffliche Praezision, Fallbeschreibung, Quellenklarheit, Plausibilitaet und offene Unsicherheit. Wenn diese Nachweise fehlen, bleibt die Aussage Wirkungspotenzial oder Kommunikationsbehauptung. Sie kann wichtig sein, aber sie ist noch keine belegte Wirkung.</w:t>
+      </w:r>
+    </w:p>
+    <w:p>
+      <w:r>
+        <w:t>Kontrollfrage. Welche Entscheidung waere falsch, wenn Ein Kompass für gute Fragen in V05 missverstanden wird? Die Antwort muss mindestens eine Daten- oder Quellenannahme, eine betroffene Gruppe oder Schutzdimension, eine moegliche Nebenwirkung und einen Rueckkopplungsschritt nennen. Richtig ist nicht die lauteste Bewertung, sondern diejenige, die Begriff, Beleg und Steuerungsfolge zusammenhaelt.</w:t>
+      </w:r>
+    </w:p>
+    <w:p>
+      <w:r>
+        <w:t>Rueckfluss. Fuer den WOE-Korpus bedeutet das: Begriffe aus Wirkleistung, Scheinleistung, Blindleistung und Verlustleistung sollten dort geschaerft werden, wo sie in Glossar, Werkzeugen, Journal oder Readern doppeldeutig bleiben. Offene Forschungsfragen werden nicht versteckt. Sie markieren die Stelle, an der spaetere Evidenz, ein besserer Datensatz oder eine praezisere Fallstudie die Bewertung veraendern kann.</w:t>
+      </w:r>
+    </w:p>
+    <w:p>
+      <w:r>
+        <w:t>Steuerung und Rueckkopplung. Wissenschaftliche Anschlussfaehigkeit entsteht hier durch Quellenklarheit. Bei Was du aus dieser Vorlesung mitnimmst werden interne WOE-Begriffe nicht als Ersatz fuer Belege benutzt, sondern mit Grundlagenwerk, WOE-Referenz, Glossar, Werkzeuge, Journal und externe Fachquellen verbunden. Wo die Datenlage offen bleibt, wird das offengelegt. Wo eine Aussage nur plausibel ist, bleibt sie als Wirkungspotenzial markiert. Wo ein Schaden eine rote Linie beruehrt, greift Nichtkompensation vor Durchschnittslogik.</w:t>
+      </w:r>
+    </w:p>
+    <w:p>
+      <w:r>
+        <w:t>In einer kontroversen Entscheidung wirkt Was du aus dieser Vorlesung mitnimmst als Pruefpunkt fuer Ambivalenz. Ein Nutzen fuer eine Gruppe kann mit Risiken fuer andere Wirkungsempfaenger einhergehen. Das Skript verlangt deshalb, positive und negative Zustandsveraenderungen getrennt zu fuehren, bevor von positiver Netto-Wirkung gesprochen wird.</w:t>
+      </w:r>
+    </w:p>
+    <w:p>
+      <w:r>
+        <w:t>Pruefungsnahe Anwendung. In Grundstudium Wirkungsoekonomie wird Wirkungsökonomische Vertiefung erst steuerungsfaehig, wenn daraus eine Entscheidung folgt. Die Grundbegriffe muessen in spaeteren Modulen wiedererkennbar bleiben. Ohne diese Rueckkopplung bleibt Reporting eine Beschreibung. Mit Rueckkopplung wird aus Bewertung eine veraenderte Routine: ein anderer Prozess, ein geaenderter Anreiz, eine bessere Datenpflicht, eine korrigierte Kommunikation oder eine neue Priorisierung.</w:t>
+      </w:r>
+    </w:p>
+    <w:p>
+      <w:r>
+        <w:t>Die typische Fehlstelle bei Wirkleistung, Scheinleistung, Blindleistung und Verlustleistung liegt darin, Absicht, Aktivitaet oder Reporting als Wirkung zu behandeln. Bei Wirkungsökonomische Vertiefung wird diese Fehlstelle konkret: Ein scheinbar plausibler Befund darf nicht zur Abkuerzung werden. Quellen, Systemgrenzen, Unsicherheit und Rueckkopplung bleiben sichtbar.</w:t>
+      </w:r>
+    </w:p>
+    <w:p>
+      <w:r>
+        <w:t>Transfer in den WOE-Korpus. Die Grenze gegen Scheingenauigkeit verlaeuft bei Begriffliche Präzision nicht zwischen Optimismus und Pessimismus. Sie verlaeuft zwischen offengelegter Unsicherheit und rhetorischer Sicherheit. Wer Wirkleistung, Scheinleistung, Blindleistung und Verlustleistung belastbar anwenden will, benennt Systemgrenze, Zeitraum, Vergleichspunkt und offene Gegenhypothese. Gerade dadurch bleibt das Skript anschlussfaehig fuer Forschung, Praxis und spaetere Revision.</w:t>
+      </w:r>
+    </w:p>
+    <w:p>
+      <w:r>
+        <w:t>Fuer die Pruefung ist Begriffliche Präzision dann verstanden, wenn daraus eine belastbare Fallantwort entsteht. Eine gute Antwort unterscheidet Beobachtung, Kausalannahme, Bewertung und Steuerungsfolge. Sie bewertet keine Menschen, sondern Wirkpfade, Zustandsveraenderungen, Risiken und institutionelle Bedingungen.</w:t>
+      </w:r>
+    </w:p>
+    <w:p>
+      <w:r>
+        <w:t>Grenzen der Aussage. Wirkpfad zeigt, warum Wirkleistung, Scheinleistung, Blindleistung und Verlustleistung mehr ist als ein Schlagwort im Feld Wirkpfade, Wirkungsempfaenger, Bewertung und Rueckkopplung. Die wirkungsoekonomische Frage lautet: Welche reale Veraenderung wird moeglich, welche bleibt nur Potenzial und wo entsteht ein Wirkungsrisiko? Diese Unterscheidung schuetzt vor Impact-Washing, weil sie Absicht, Aktivitaet, Reichweite und Wirkung auseinanderhaelt.</w:t>
+      </w:r>
+    </w:p>
+    <w:p>
+      <w:r>
+        <w:t>Eine Kommune, ein Unternehmen oder eine Bildungsorganisation will Wirkleistung, Scheinleistung, Blindleistung und Verlustleistung praktisch anwenden. Der erste Schritt ist nicht die Auswahl eines Instruments, sondern die Klaerung der Zustandsveraenderung. Bei Wirkpfad muss deshalb benannt werden, wer betroffen ist, welcher Zustand sich veraendert, welche Frist gilt und welche Gegenbeobachtung die Annahme widerlegen wuerde. Erst danach entsteht eine begruendete Entscheidung im Feld Begriff, Fallbewertung, Wirkpfad, rote Linie, Quellenbeurteilung oder Rueckkopplungsregel.</w:t>
+      </w:r>
+    </w:p>
+    <w:p>
+      <w:r>
+        <w:t>Kontrollfrage. Welche Entscheidung waere falsch, wenn Wirkpfad in V05 missverstanden wird? Die Antwort muss mindestens eine Daten- oder Quellenannahme, eine betroffene Gruppe oder Schutzdimension, eine moegliche Nebenwirkung und einen Rueckkopplungsschritt nennen. Richtig ist nicht die lauteste Bewertung, sondern diejenige, die Begriff, Beleg und Steuerungsfolge zusammenhaelt.</w:t>
       </w:r>
     </w:p>
     <w:p>
@@ -3082,137 +3032,112 @@
         <w:pStyle w:val="Heading3"/>
       </w:pPr>
       <w:r>
-        <w:t>Abschlusskommentar 3: Lesen, pruefen, rueckkoppeln</w:t>
-      </w:r>
-    </w:p>
-    <w:p>
-      <w:r>
-        <w:t>Die folgende Verdichtung fuehrt die vorhandenen Kapitel nicht als Wiederholung, sondern als Anwendung zusammen. Wirkungskompetenz entsteht, wenn dieselbe begriffliche Strenge in Fallanalyse, Datenarbeit, Kommunikation, Governance und Entscheidungspraxis wiedererkannt wird.</w:t>
-      </w:r>
-    </w:p>
-    <w:p>
-      <w:r>
-        <w:t>Evidenzregel. Lernziele darf im Skript nicht als dekorativer Begriff stehen bleiben. Der Abschnitt traegt nur dann, wenn er eine pruefbare Aussage erlaubt: Welche Quelle stuetzt die Annahme, welche Unsicherheit bleibt offen und welche Gegenbeobachtung wuerde die Bewertung veraendern? Fuer Wirkleistung, Scheinleistung, Blindleistung und Verlustleistung heisst das, dass praezise Sprache die erste Sicherung gegen Impact-Washing bildet. Die Studierenden sollen nicht lernen, einen Score nachzusprechen. Sie sollen erkennen, wann ein Score klaert, wann er verdeckt und wann eine rote Linie die Durchschnittslogik stoppt.</w:t>
-      </w:r>
-    </w:p>
-    <w:p>
-      <w:r>
-        <w:t>Fallfenster zur Anwendung. Eine Organisation plant eine Massnahme und formuliert dazu eine positive Absicht. In der WÖk reicht das nicht. Fuer diese Vorlesung muss sichtbar werden, welche Zustandsveraenderung erwartet wird, welche Empfaenger direkt oder indirekt betroffen sind, welche Nebenwirkungen entstehen koennen und welche Entscheidung spaeter korrigiert wird. Bezogen auf Wirkleistung, Scheinleistung, Blindleistung und Verlustleistung heisst das: Die Analyse muss das konkrete Thema ernst nehmen und zugleich den allgemeinen WÖk-Massstab halten. Es geht nicht darum, Akteure moralisch zu sortieren. Es geht darum, Wirkpfade, Wirkungsempfaenger, Datenqualitaet, Risiken und Rueckkopplung so zu beschreiben, dass bessere Entscheidungen moeglich werden.</w:t>
-      </w:r>
-    </w:p>
-    <w:p>
-      <w:r>
-        <w:t>Transfer in Grundstudium Wirkungsökonomie. Einleitung / Wirkungsfrage verbindet die inhaltliche Deutung mit der spaeteren Praxis. Eine Organisation kann zu Wirkleistung, Scheinleistung, Blindleistung und Verlustleistung sehr ueberzeugend kommunizieren und trotzdem an einen plausiblen Gedanken schon fuer Wirkung zu halten, obwohl Empfaenger, Zustand, Zeitbezug und Quelle fehlen scheitern. Darum muss die V1-Fassung immer auch nach Governance fragen: Wer erhebt Daten, wer bewertet sie, wer traegt die Folgen, wer kann widersprechen und wann wird eine Entscheidung korrigiert? Mindestens ein direkter und ein indirekter Wirkpfad muessen nachvollziehbar sein. So wird aus einem Lehrkapitel eine verantwortbare Arbeitsroutine.</w:t>
-      </w:r>
-    </w:p>
-    <w:p>
-      <w:r>
-        <w:t>Grenze gegen Scheingenauigkeit. Gerade bei Kernaussage ist Praezision wichtiger als grosse Begriffe. Eine Wirkungsaussage bleibt schwach, wenn sie nur Aktivitaet, Reichweite, Absicht oder Image beschreibt. Stark wird sie erst, wenn sie die Zustandsveraenderung und ihre Bedingungen offenlegt. In V05 ist deshalb entscheidend, jede Bewertung nur so belastbar ist wie Datenlage, Quellenstatus, Aktualitaet und Systemgrenze. Die Fehlerlinie verlaeuft nicht zwischen Optimismus und Pessimismus, sondern zwischen offengelegter Unsicherheit und rhetorischer Sicherheit ohne Pruefpfad.</w:t>
-      </w:r>
-    </w:p>
-    <w:p>
-      <w:r>
-        <w:t>Pruefungsnahe Transferfrage. Formuliere zu V05 eine Wirkungsaussage in drei Saetzen: Erstens den beobachteten oder plausiblen Zustand, zweitens die Daten- oder Quellenlage, drittens die offene Unsicherheit samt Rueckkopplung. Die Antwort muss ohne moralische Personenbewertung auskommen und darf Reichweite nicht mit Wirkung verwechseln.</w:t>
-      </w:r>
-    </w:p>
-    <w:p>
-      <w:r>
-        <w:t>Pruefungsnahe Lesart. Aus Quelltext und fachliche Grundlegung laesst sich eine gute Transferfrage ableiten: Welche Entscheidung waere falsch, wenn dieser Abschnitt missverstanden wird? Fuer Wirkleistung, Scheinleistung, Blindleistung und Verlustleistung lautet die Antwort meist nicht einfach "mehr Wirkung", sondern genauer: bessere Unterscheidung, sauberere Daten, klarere Schutzlinie und rueckgekoppelte Steuerung. Profile, Zielkonflikte und offene Punkte werden nebeneinander gefuehrt. Wer das im Fall anwenden kann, hat den Kern der Vorlesung verstanden; wer nur Definitionen wiederholt, bleibt unter dem Anspruch der Akademie.</w:t>
-      </w:r>
-    </w:p>
-    <w:p>
-      <w:r>
-        <w:t>Fallfenster zur Anwendung. Eine Fuehrungsentscheidung erzeugt zugleich Nutzen und Risiken. Die WÖk behandelt Ambivalenz nicht als Stoerung, sondern als Kern der Analyse. Positive Netto-Wirkung darf erst behauptet werden, wenn zentrale negative Wirkungen getrennt geprueft und rote Linien gewahrt sind. Bezogen auf Wirkleistung, Scheinleistung, Blindleistung und Verlustleistung heisst das: Die Analyse muss das konkrete Thema ernst nehmen und zugleich den allgemeinen WÖk-Massstab halten. Es geht nicht darum, Akteure moralisch zu sortieren. Es geht darum, Wirkpfade, Wirkungsempfaenger, Datenqualitaet, Risiken und Rueckkopplung so zu beschreiben, dass bessere Entscheidungen moeglich werden.</w:t>
-      </w:r>
-    </w:p>
-    <w:p>
-      <w:r>
-        <w:t>Nichtkompensation. Der Abschnitt Eine Anleihe bei der Elektrotechnik ist in V05 kein Zusatzwissen, sondern ein Pruefstein fuer die Grundfrage des Skripts: Was veraendert sich, bei wem, wodurch und mit welcher Rueckkopplung? Fuer Wirkleistung, Scheinleistung, Blindleistung und Verlustleistung wird daran sichtbar, dass schwere zentrale Schaeden nicht durch beliebige positive Einzelwerte neutralisiert werden duerfen. Die fachliche Grenze liegt dort, wo Lernende eine Durchschnittslogik als moralische Entlastung verwenden. Die saubere Lesart trennt deshalb Beobachtung, Kausalannahme, Bewertung und Steuerungsfolge. In der Anwendung sollte daraus mindestens eine konkrete Begriff, Wirkpfad, Fallbewertung, rote Linie oder Rueckkopplung abgeleitet werden; sonst bleibt das Wissen erklaerend, aber nicht steuerungsfaehig.</w:t>
-      </w:r>
-    </w:p>
-    <w:p>
-      <w:r>
-        <w:t>Anwendung auf Scheinleistung: alles, was sich bewegt. In einer Fallanalyse beginnt dieser Punkt nicht mit einer Meinung, sondern mit einer belastbaren Beschreibung. Wer V05 pruefungsnah liest, fragt zuerst nach Wirkungsempfaengern, Wirkraum, Zeitraum und Datenquelle. Erst danach folgt die Bewertung im Referenzrahmen Mensch, Planet, Demokratie, SDGs, Agenda 2030 und SDG+. Jeder Analyseblock fragt nach der Routine, die nach der Bewertung angepasst wird. Der typische Kurzschluss waere, Reporting als Abschluss behandeln. Genau dagegen setzt die WÖk die Pflicht, Wirkungspotenzial, Wirkungsrisiko und positive Netto-Wirkung begrifflich getrennt zu halten.</w:t>
-      </w:r>
-    </w:p>
-    <w:p>
-      <w:r>
-        <w:t>Evidenzregel. Wirkleistung: was wirklich ankommt darf im Skript nicht als dekorativer Begriff stehen bleiben. Der Abschnitt traegt nur dann, wenn er eine pruefbare Aussage erlaubt: Welche Quelle stuetzt die Annahme, welche Unsicherheit bleibt offen und welche Gegenbeobachtung wuerde die Bewertung veraendern? Fuer Wirkleistung, Scheinleistung, Blindleistung und Verlustleistung heisst das, dass Wirkungsbewertung Verfahren, Rechte, Transparenz und Korrektur braucht. Die Studierenden sollen nicht lernen, einen Score nachzusprechen. Sie sollen erkennen, wann ein Score klaert, wann er verdeckt und wann eine rote Linie die Durchschnittslogik stoppt.</w:t>
-      </w:r>
-    </w:p>
-    <w:p>
-      <w:r>
-        <w:t>Fallfenster zur Anwendung. Ein Controlling-Team moechte einen Score bilden. Das Skript verlangt, dass Datenqualitaet, Systemgrenzen, Gewichtung, Unsicherheit und Nichtkompensation sichtbar bleiben. Ein Score darf die Diskussion nicht beenden, sondern muss bessere Fragen, Priorisierung und Rueckkopplung ermoeglichen. Bezogen auf Wirkleistung, Scheinleistung, Blindleistung und Verlustleistung heisst das: Die Analyse muss das konkrete Thema ernst nehmen und zugleich den allgemeinen WÖk-Massstab halten. Es geht nicht darum, Akteure moralisch zu sortieren. Es geht darum, Wirkpfade, Wirkungsempfaenger, Datenqualitaet, Risiken und Rueckkopplung so zu beschreiben, dass bessere Entscheidungen moeglich werden.</w:t>
-      </w:r>
-    </w:p>
-    <w:p>
-      <w:r>
-        <w:t>Transfer in Grundstudium Wirkungsökonomie. Blindleistung: viel Bewegung, kein Nutzen verbindet die inhaltliche Deutung mit der spaeteren Praxis. Eine Organisation kann zu Wirkleistung, Scheinleistung, Blindleistung und Verlustleistung sehr ueberzeugend kommunizieren und trotzdem an einen plausiblen Gedanken schon fuer Wirkung zu halten, obwohl Empfaenger, Zustand, Zeitbezug und Quelle fehlen scheitern. Darum muss die V1-Fassung immer auch nach Governance fragen: Wer erhebt Daten, wer bewertet sie, wer traegt die Folgen, wer kann widersprechen und wann wird eine Entscheidung korrigiert? Pruefungsfragen verbinden Begriff, Anwendung, Evidenz und rote Linie. So wird aus einem Lehrkapitel eine verantwortbare Arbeitsroutine.</w:t>
-      </w:r>
-    </w:p>
-    <w:p>
-      <w:r>
-        <w:t>Pruefungsnahe Transferfrage. Formuliere zu V05 eine Wirkungsaussage in drei Saetzen: Erstens den beobachteten oder plausiblen Zustand, zweitens die Daten- oder Quellenlage, drittens die offene Unsicherheit samt Rueckkopplung. Die Antwort muss ohne moralische Personenbewertung auskommen und darf Reichweite nicht mit Wirkung verwechseln.</w:t>
-      </w:r>
-    </w:p>
-    <w:p>
-      <w:r>
-        <w:t>Grenze gegen Scheingenauigkeit. Gerade bei Verlustleistung: aktiv schädlich ist Praezision wichtiger als grosse Begriffe. Eine Wirkungsaussage bleibt schwach, wenn sie nur Aktivitaet, Reichweite, Absicht oder Image beschreibt. Stark wird sie erst, wenn sie die Zustandsveraenderung und ihre Bedingungen offenlegt. In V05 ist deshalb entscheidend, WÖk-Begriffe im Alltag nur tragen, wenn sie in Routinen uebersetzt werden. Die Fehlerlinie verlaeuft nicht zwischen Optimismus und Pessimismus, sondern zwischen offengelegter Unsicherheit und rhetorischer Sicherheit ohne Pruefpfad.</w:t>
-      </w:r>
-    </w:p>
-    <w:p>
-      <w:r>
-        <w:t>Pruefungsnahe Lesart. Aus Die vier im Zusammenspiel laesst sich eine gute Transferfrage ableiten: Welche Entscheidung waere falsch, wenn dieser Abschnitt missverstanden wird? Fuer Wirkleistung, Scheinleistung, Blindleistung und Verlustleistung lautet die Antwort meist nicht einfach "mehr Wirkung", sondern genauer: bessere Unterscheidung, sauberere Daten, klarere Schutzlinie und rueckgekoppelte Steuerung. Gute Kommunikation unterscheidet Befund, Annahme und normative Bewertung. Wer das im Fall anwenden kann, hat den Kern der Vorlesung verstanden; wer nur Definitionen wiederholt, bleibt unter dem Anspruch der Akademie.</w:t>
-      </w:r>
-    </w:p>
-    <w:p>
-      <w:r>
-        <w:t>Fallfenster zur Anwendung. Ein Kommunikationsbericht nennt viele Aktivitaeten, Reichweiten und Rueckmeldungen. Die V1-Pruefung fragt, ob daraus eine belastbare Wirkungsaussage folgt. Wenn nur Kontakte, Klicks oder Zustimmung vorliegen, bleibt die Aussage im Bereich Wirkungspotenzial oder Resonanz, nicht im Bereich nachgewiesener Wirkung. Bezogen auf Wirkleistung, Scheinleistung, Blindleistung und Verlustleistung heisst das: Die Analyse muss das konkrete Thema ernst nehmen und zugleich den allgemeinen WÖk-Massstab halten. Es geht nicht darum, Akteure moralisch zu sortieren. Es geht darum, Wirkpfade, Wirkungsempfaenger, Datenqualitaet, Risiken und Rueckkopplung so zu beschreiben, dass bessere Entscheidungen moeglich werden.</w:t>
-      </w:r>
-    </w:p>
-    <w:p>
-      <w:r>
-        <w:t>Systemgrenze. Der Abschnitt Ein Beispiel mit gleicher Scheinleistung ist in V05 kein Zusatzwissen, sondern ein Pruefstein fuer die Grundfrage des Skripts: Was veraendert sich, bei wem, wodurch und mit welcher Rueckkopplung? Fuer Wirkleistung, Scheinleistung, Blindleistung und Verlustleistung wird daran sichtbar, dass jede Wirkungsaussage eine Grenze zieht und diese Grenze begruenden muss. Die fachliche Grenze liegt dort, wo Lernende nur den bequemen Ausschnitt betrachten. Die saubere Lesart trennt deshalb Beobachtung, Kausalannahme, Bewertung und Steuerungsfolge. In der Anwendung sollte daraus mindestens eine konkrete Begriff, Wirkpfad, Fallbewertung, rote Linie oder Rueckkopplung abgeleitet werden; sonst bleibt das Wissen erklaerend, aber nicht steuerungsfaehig.</w:t>
-      </w:r>
-    </w:p>
-    <w:p>
-      <w:r>
-        <w:t>Anwendung auf Warum diese Unterscheidung befreit. In einer Fallanalyse beginnt dieser Punkt nicht mit einer Meinung, sondern mit einer belastbaren Beschreibung. Wer V05 pruefungsnah liest, fragt zuerst nach Wirkungsempfaengern, Wirkraum, Zeitraum und Datenquelle. Erst danach folgt die Bewertung im Referenzrahmen Mensch, Planet, Demokratie, SDGs, Agenda 2030 und SDG+. Szenarien pruefen Sofortwirkung, Folgewirkung und Reversibilitaet getrennt. Der typische Kurzschluss waere, Momentnutzen als dauerhafte positive Netto-Wirkung verkaufen. Genau dagegen setzt die WÖk die Pflicht, Wirkungspotenzial, Wirkungsrisiko und positive Netto-Wirkung begrifflich getrennt zu halten.</w:t>
-      </w:r>
-    </w:p>
-    <w:p>
-      <w:r>
-        <w:t>Evidenzregel. Ein Kompass für gute Fragen darf im Skript nicht als dekorativer Begriff stehen bleiben. Der Abschnitt traegt nur dann, wenn er eine pruefbare Aussage erlaubt: Welche Quelle stuetzt die Annahme, welche Unsicherheit bleibt offen und welche Gegenbeobachtung wuerde die Bewertung veraendern? Fuer Wirkleistung, Scheinleistung, Blindleistung und Verlustleistung heisst das, dass Wirkung nicht am Sender, sondern an veraenderten Zustanden der Empfaenger geprueft wird. Die Studierenden sollen nicht lernen, einen Score nachzusprechen. Sie sollen erkennen, wann ein Score klaert, wann er verdeckt und wann eine rote Linie die Durchschnittslogik stoppt.</w:t>
-      </w:r>
-    </w:p>
-    <w:p>
-      <w:r>
-        <w:t>Fallfenster zur Anwendung. Eine Organisation plant eine Massnahme und formuliert dazu eine positive Absicht. In der WÖk reicht das nicht. Fuer diese Vorlesung muss sichtbar werden, welche Zustandsveraenderung erwartet wird, welche Empfaenger direkt oder indirekt betroffen sind, welche Nebenwirkungen entstehen koennen und welche Entscheidung spaeter korrigiert wird. Bezogen auf Wirkleistung, Scheinleistung, Blindleistung und Verlustleistung heisst das: Die Analyse muss das konkrete Thema ernst nehmen und zugleich den allgemeinen WÖk-Massstab halten. Es geht nicht darum, Akteure moralisch zu sortieren. Es geht darum, Wirkpfade, Wirkungsempfaenger, Datenqualitaet, Risiken und Rueckkopplung so zu beschreiben, dass bessere Entscheidungen moeglich werden.</w:t>
-      </w:r>
-    </w:p>
-    <w:p>
-      <w:r>
-        <w:t>Pruefungsnahe Transferfrage. Formuliere zu V05 eine Wirkungsaussage in drei Saetzen: Erstens den beobachteten oder plausiblen Zustand, zweitens die Daten- oder Quellenlage, drittens die offene Unsicherheit samt Rueckkopplung. Die Antwort muss ohne moralische Personenbewertung auskommen und darf Reichweite nicht mit Wirkung verwechseln.</w:t>
-      </w:r>
-    </w:p>
-    <w:p>
-      <w:r>
-        <w:t>Transfer in Grundstudium Wirkungsökonomie. Was du aus dieser Vorlesung mitnimmst verbindet die inhaltliche Deutung mit der spaeteren Praxis. Eine Organisation kann zu Wirkleistung, Scheinleistung, Blindleistung und Verlustleistung sehr ueberzeugend kommunizieren und trotzdem an einen plausiblen Gedanken schon fuer Wirkung zu halten, obwohl Empfaenger, Zustand, Zeitbezug und Quelle fehlen scheitern. Darum muss die V1-Fassung immer auch nach Governance fragen: Wer erhebt Daten, wer bewertet sie, wer traegt die Folgen, wer kann widersprechen und wann wird eine Entscheidung korrigiert? Jede Schlussfolgerung endet mit Entscheidung, Verantwortlichkeit und Termin fuer Rueckpruefung. So wird aus einem Lehrkapitel eine verantwortbare Arbeitsroutine.</w:t>
-      </w:r>
-    </w:p>
-    <w:p>
-      <w:r>
-        <w:t>Grenze gegen Scheingenauigkeit. Gerade bei Wirkungsökonomische Vertiefung ist Praezision wichtiger als grosse Begriffe. Eine Wirkungsaussage bleibt schwach, wenn sie nur Aktivitaet, Reichweite, Absicht oder Image beschreibt. Stark wird sie erst, wenn sie die Zustandsveraenderung und ihre Bedingungen offenlegt. In V05 ist deshalb entscheidend, WÖk-Aussagen mit bestehenden Begriffen, Studien, Standards und Rechtsrahmen in Beziehung stehen muessen. Die Fehlerlinie verlaeuft nicht zwischen Optimismus und Pessimismus, sondern zwischen offengelegter Unsicherheit und rhetorischer Sicherheit ohne Pruefpfad.</w:t>
-      </w:r>
-    </w:p>
-    <w:p>
-      <w:r>
-        <w:t>Pruefungsnahe Lesart. Aus Prüfungsrelevanz laesst sich eine gute Transferfrage ableiten: Welche Entscheidung waere falsch, wenn dieser Abschnitt missverstanden wird? Fuer Wirkleistung, Scheinleistung, Blindleistung und Verlustleistung lautet die Antwort meist nicht einfach "mehr Wirkung", sondern genauer: bessere Unterscheidung, sauberere Daten, klarere Schutzlinie und rueckgekoppelte Steuerung. Die Analyse markiert Stoppsignale vor jeder Portfolio- oder Score-Debatte. Wer das im Fall anwenden kann, hat den Kern der Vorlesung verstanden; wer nur Definitionen wiederholt, bleibt unter dem Anspruch der Akademie.</w:t>
-      </w:r>
-    </w:p>
-    <w:p>
-      <w:r>
-        <w:t>Fallfenster zur Anwendung. Eine Fuehrungsentscheidung erzeugt zugleich Nutzen und Risiken. Die WÖk behandelt Ambivalenz nicht als Stoerung, sondern als Kern der Analyse. Positive Netto-Wirkung darf erst behauptet werden, wenn zentrale negative Wirkungen getrennt geprueft und rote Linien gewahrt sind. Bezogen auf Wirkleistung, Scheinleistung, Blindleistung und Verlustleistung heisst das: Die Analyse muss das konkrete Thema ernst nehmen und zugleich den allgemeinen WÖk-Massstab halten. Es geht nicht darum, Akteure moralisch zu sortieren. Es geht darum, Wirkpfade, Wirkungsempfaenger, Datenqualitaet, Risiken und Rueckkopplung so zu beschreiben, dass bessere Entscheidungen moeglich werden.</w:t>
+        <w:t>Schlussvertiefung 3: Wirkleistung, Scheinleistung, Blindleistung und Verlustleistung im Anwendungsfall</w:t>
+      </w:r>
+    </w:p>
+    <w:p>
+      <w:r>
+        <w:t>Die folgenden Abschnitte sind keine neue Pruefungsloesung. Sie verdichten die vorhandenen Kapitel zu einer Lesart, mit der Studierende einen Fall selbststaendig analysieren koennen. Im Mittelpunkt stehen Wirkpfade, Wirkungsempfaenger, Bewertung und Rueckkopplung, nicht moralische Personenbewertung.</w:t>
+      </w:r>
+    </w:p>
+    <w:p>
+      <w:r>
+        <w:t>Begriffliche Schlussklaerung. In V05 muss Leitthese immer mit Empfaengern gelesen werden. Wirkung entsteht nicht beim Sender, sondern an veraenderten Zustaenden von Menschen, Oekosystemen, Institutionen, Oeffentlichkeit oder kuenftigen Handlungsspielraeumen. Darum reicht es nicht, interne Aktivitaeten zu dokumentieren. Entscheidend ist, ob sich ein Zustand nachvollziehbar veraendert und ob diese Veraenderung im Referenzrahmen Mensch, Planet, Demokratie, SDGs, Agenda 2030 und SDG+ tragfaehig bewertet werden kann.</w:t>
+      </w:r>
+    </w:p>
+    <w:p>
+      <w:r>
+        <w:t>Ein Bericht behauptet, die Massnahme zu Wirkleistung, Scheinleistung, Blindleistung und Verlustleistung sei erfolgreich. Die WOE-Lesart fragt bei Leitthese nach belastbaren Nachweisen: begriffliche Praezision, Fallbeschreibung, Quellenklarheit, Plausibilitaet und offene Unsicherheit. Wenn diese Nachweise fehlen, bleibt die Aussage Wirkungspotenzial oder Kommunikationsbehauptung. Sie kann wichtig sein, aber sie ist noch keine belegte Wirkung.</w:t>
+      </w:r>
+    </w:p>
+    <w:p>
+      <w:r>
+        <w:t>Wirkpfad und Empfaenger. Wissenschaftliche Anschlussfaehigkeit entsteht hier durch Quellenklarheit. Bei Didaktische Einordnung im Studiengang werden interne WOE-Begriffe nicht als Ersatz fuer Belege benutzt, sondern mit Grundlagenwerk, WOE-Referenz, Glossar, Werkzeuge, Journal und externe Fachquellen verbunden. Wo die Datenlage offen bleibt, wird das offengelegt. Wo eine Aussage nur plausibel ist, bleibt sie als Wirkungspotenzial markiert. Wo ein Schaden eine rote Linie beruehrt, greift Nichtkompensation vor Durchschnittslogik.</w:t>
+      </w:r>
+    </w:p>
+    <w:p>
+      <w:r>
+        <w:t>In einer kontroversen Entscheidung wirkt Didaktische Einordnung im Studiengang als Pruefpunkt fuer Ambivalenz. Ein Nutzen fuer eine Gruppe kann mit Risiken fuer andere Wirkungsempfaenger einhergehen. Das Skript verlangt deshalb, positive und negative Zustandsveraenderungen getrennt zu fuehren, bevor von positiver Netto-Wirkung gesprochen wird.</w:t>
+      </w:r>
+    </w:p>
+    <w:p>
+      <w:r>
+        <w:t>Rueckfluss. Fuer den WOE-Korpus bedeutet das: Begriffe aus Wirkleistung, Scheinleistung, Blindleistung und Verlustleistung sollten dort geschaerft werden, wo sie in Glossar, Werkzeugen, Journal oder Readern doppeldeutig bleiben. Offene Forschungsfragen werden nicht versteckt. Sie markieren die Stelle, an der spaetere Evidenz, ein besserer Datensatz oder eine praezisere Fallstudie die Bewertung veraendern kann.</w:t>
+      </w:r>
+    </w:p>
+    <w:p>
+      <w:r>
+        <w:t>Daten, Quellen und Evidenz. In Grundstudium Wirkungsoekonomie wird Analysemodell erst steuerungsfaehig, wenn daraus eine Entscheidung folgt. Die Grundbegriffe muessen in spaeteren Modulen wiedererkennbar bleiben. Ohne diese Rueckkopplung bleibt Reporting eine Beschreibung. Mit Rueckkopplung wird aus Bewertung eine veraenderte Routine: ein anderer Prozess, ein geaenderter Anreiz, eine bessere Datenpflicht, eine korrigierte Kommunikation oder eine neue Priorisierung.</w:t>
+      </w:r>
+    </w:p>
+    <w:p>
+      <w:r>
+        <w:t>Die typische Fehlstelle bei Wirkleistung, Scheinleistung, Blindleistung und Verlustleistung liegt darin, Absicht, Aktivitaet oder Reporting als Wirkung zu behandeln. Bei Analysemodell wird diese Fehlstelle konkret: Ein scheinbar plausibler Befund darf nicht zur Abkuerzung werden. Quellen, Systemgrenzen, Unsicherheit und Rueckkopplung bleiben sichtbar.</w:t>
+      </w:r>
+    </w:p>
+    <w:p>
+      <w:r>
+        <w:t>Bewertung und rote Linien. Die Grenze gegen Scheingenauigkeit verlaeuft bei Modellformel nicht zwischen Optimismus und Pessimismus. Sie verlaeuft zwischen offengelegter Unsicherheit und rhetorischer Sicherheit. Wer Wirkleistung, Scheinleistung, Blindleistung und Verlustleistung belastbar anwenden will, benennt Systemgrenze, Zeitraum, Vergleichspunkt und offene Gegenhypothese. Gerade dadurch bleibt das Skript anschlussfaehig fuer Forschung, Praxis und spaetere Revision.</w:t>
+      </w:r>
+    </w:p>
+    <w:p>
+      <w:r>
+        <w:t>Fuer die Pruefung ist Modellformel dann verstanden, wenn daraus eine belastbare Fallantwort entsteht. Eine gute Antwort unterscheidet Beobachtung, Kausalannahme, Bewertung und Steuerungsfolge. Sie bewertet keine Menschen, sondern Wirkpfade, Zustandsveraenderungen, Risiken und institutionelle Bedingungen.</w:t>
+      </w:r>
+    </w:p>
+    <w:p>
+      <w:r>
+        <w:t>Kontrollfrage. Welche Entscheidung waere falsch, wenn Modellformel in V05 missverstanden wird? Die Antwort muss mindestens eine Daten- oder Quellenannahme, eine betroffene Gruppe oder Schutzdimension, eine moegliche Nebenwirkung und einen Rueckkopplungsschritt nennen. Richtig ist nicht die lauteste Bewertung, sondern diejenige, die Begriff, Beleg und Steuerungsfolge zusammenhaelt.</w:t>
+      </w:r>
+    </w:p>
+    <w:p>
+      <w:r>
+        <w:t>Steuerung und Rueckkopplung. Fallfenster zeigt, warum Wirkleistung, Scheinleistung, Blindleistung und Verlustleistung mehr ist als ein Schlagwort im Feld Wirkpfade, Wirkungsempfaenger, Bewertung und Rueckkopplung. Die wirkungsoekonomische Frage lautet: Welche reale Veraenderung wird moeglich, welche bleibt nur Potenzial und wo entsteht ein Wirkungsrisiko? Diese Unterscheidung schuetzt vor Impact-Washing, weil sie Absicht, Aktivitaet, Reichweite und Wirkung auseinanderhaelt.</w:t>
+      </w:r>
+    </w:p>
+    <w:p>
+      <w:r>
+        <w:t>Eine Kommune, ein Unternehmen oder eine Bildungsorganisation will Wirkleistung, Scheinleistung, Blindleistung und Verlustleistung praktisch anwenden. Der erste Schritt ist nicht die Auswahl eines Instruments, sondern die Klaerung der Zustandsveraenderung. Bei Fallfenster muss deshalb benannt werden, wer betroffen ist, welcher Zustand sich veraendert, welche Frist gilt und welche Gegenbeobachtung die Annahme widerlegen wuerde. Erst danach entsteht eine begruendete Entscheidung im Feld Begriff, Fallbewertung, Wirkpfad, rote Linie, Quellenbeurteilung oder Rueckkopplungsregel.</w:t>
+      </w:r>
+    </w:p>
+    <w:p>
+      <w:r>
+        <w:t>Pruefungsnahe Anwendung. In V05 muss Prüfungsnahe Fallfragen ohne geschützte Antwortlogik immer mit Empfaengern gelesen werden. Wirkung entsteht nicht beim Sender, sondern an veraenderten Zustaenden von Menschen, Oekosystemen, Institutionen, Oeffentlichkeit oder kuenftigen Handlungsspielraeumen. Darum reicht es nicht, interne Aktivitaeten zu dokumentieren. Entscheidend ist, ob sich ein Zustand nachvollziehbar veraendert und ob diese Veraenderung im Referenzrahmen Mensch, Planet, Demokratie, SDGs, Agenda 2030 und SDG+ tragfaehig bewertet werden kann.</w:t>
+      </w:r>
+    </w:p>
+    <w:p>
+      <w:r>
+        <w:t>Ein Bericht behauptet, die Massnahme zu Wirkleistung, Scheinleistung, Blindleistung und Verlustleistung sei erfolgreich. Die WOE-Lesart fragt bei Prüfungsnahe Fallfragen ohne geschützte Antwortlogik nach belastbaren Nachweisen: begriffliche Praezision, Fallbeschreibung, Quellenklarheit, Plausibilitaet und offene Unsicherheit. Wenn diese Nachweise fehlen, bleibt die Aussage Wirkungspotenzial oder Kommunikationsbehauptung. Sie kann wichtig sein, aber sie ist noch keine belegte Wirkung.</w:t>
+      </w:r>
+    </w:p>
+    <w:p>
+      <w:r>
+        <w:t>Transfer in den WOE-Korpus. Wissenschaftliche Anschlussfaehigkeit entsteht hier durch Quellenklarheit. Bei Einleitung / Wirkungsfrage werden interne WOE-Begriffe nicht als Ersatz fuer Belege benutzt, sondern mit Grundlagenwerk, WOE-Referenz, Glossar, Werkzeuge, Journal und externe Fachquellen verbunden. Wo die Datenlage offen bleibt, wird das offengelegt. Wo eine Aussage nur plausibel ist, bleibt sie als Wirkungspotenzial markiert. Wo ein Schaden eine rote Linie beruehrt, greift Nichtkompensation vor Durchschnittslogik.</w:t>
+      </w:r>
+    </w:p>
+    <w:p>
+      <w:r>
+        <w:t>In einer kontroversen Entscheidung wirkt Einleitung / Wirkungsfrage als Pruefpunkt fuer Ambivalenz. Ein Nutzen fuer eine Gruppe kann mit Risiken fuer andere Wirkungsempfaenger einhergehen. Das Skript verlangt deshalb, positive und negative Zustandsveraenderungen getrennt zu fuehren, bevor von positiver Netto-Wirkung gesprochen wird.</w:t>
+      </w:r>
+    </w:p>
+    <w:p>
+      <w:r>
+        <w:t>Grenzen der Aussage. In Grundstudium Wirkungsoekonomie wird Kernaussage erst steuerungsfaehig, wenn daraus eine Entscheidung folgt. Die Grundbegriffe muessen in spaeteren Modulen wiedererkennbar bleiben. Ohne diese Rueckkopplung bleibt Reporting eine Beschreibung. Mit Rueckkopplung wird aus Bewertung eine veraenderte Routine: ein anderer Prozess, ein geaenderter Anreiz, eine bessere Datenpflicht, eine korrigierte Kommunikation oder eine neue Priorisierung.</w:t>
+      </w:r>
+    </w:p>
+    <w:p>
+      <w:r>
+        <w:t>Die typische Fehlstelle bei Wirkleistung, Scheinleistung, Blindleistung und Verlustleistung liegt darin, Absicht, Aktivitaet oder Reporting als Wirkung zu behandeln. Bei Kernaussage wird diese Fehlstelle konkret: Ein scheinbar plausibler Befund darf nicht zur Abkuerzung werden. Quellen, Systemgrenzen, Unsicherheit und Rueckkopplung bleiben sichtbar.</w:t>
+      </w:r>
+    </w:p>
+    <w:p>
+      <w:r>
+        <w:t>Kontrollfrage. Welche Entscheidung waere falsch, wenn Kernaussage in V05 missverstanden wird? Die Antwort muss mindestens eine Daten- oder Quellenannahme, eine betroffene Gruppe oder Schutzdimension, eine moegliche Nebenwirkung und einen Rueckkopplungsschritt nennen. Richtig ist nicht die lauteste Bewertung, sondern diejenige, die Begriff, Beleg und Steuerungsfolge zusammenhaelt.</w:t>
+      </w:r>
+    </w:p>
+    <w:p>
+      <w:r>
+        <w:t>Rueckfluss. Fuer den WOE-Korpus bedeutet das: Begriffe aus Wirkleistung, Scheinleistung, Blindleistung und Verlustleistung sollten dort geschaerft werden, wo sie in Glossar, Werkzeugen, Journal oder Readern doppeldeutig bleiben. Offene Forschungsfragen werden nicht versteckt. Sie markieren die Stelle, an der spaetere Evidenz, ein besserer Datensatz oder eine praezisere Fallstudie die Bewertung veraendern kann.</w:t>
       </w:r>
     </w:p>
     <w:p>
@@ -3220,27 +3145,107 @@
         <w:pStyle w:val="Heading3"/>
       </w:pPr>
       <w:r>
-        <w:t>Abschlusskommentar 4: Lesen, pruefen, rueckkoppeln</w:t>
-      </w:r>
-    </w:p>
-    <w:p>
-      <w:r>
-        <w:t>Die folgende Verdichtung fuehrt die vorhandenen Kapitel nicht als Wiederholung, sondern als Anwendung zusammen. Wirkungskompetenz entsteht, wenn dieselbe begriffliche Strenge in Fallanalyse, Datenarbeit, Kommunikation, Governance und Entscheidungspraxis wiedererkannt wird.</w:t>
-      </w:r>
-    </w:p>
-    <w:p>
-      <w:r>
-        <w:t>Begriffliche Schaerfung. Der Abschnitt Lernziele ist in V05 kein Zusatzwissen, sondern ein Pruefstein fuer die Grundfrage des Skripts: Was veraendert sich, bei wem, wodurch und mit welcher Rueckkopplung? Fuer Wirkleistung, Scheinleistung, Blindleistung und Verlustleistung wird daran sichtbar, dass praezise Sprache die erste Sicherung gegen Impact-Washing bildet. Die fachliche Grenze liegt dort, wo Lernende Output, Reichweite, Absicht und Wirkung in einem Satz vermischen. Die saubere Lesart trennt deshalb Beobachtung, Kausalannahme, Bewertung und Steuerungsfolge. In der Anwendung sollte daraus mindestens eine konkrete Begriff, Wirkpfad, Fallbewertung, rote Linie oder Rueckkopplung abgeleitet werden; sonst bleibt das Wissen erklaerend, aber nicht steuerungsfaehig.</w:t>
-      </w:r>
-    </w:p>
-    <w:p>
-      <w:r>
-        <w:t>Anwendung auf Einleitung / Wirkungsfrage. In einer Fallanalyse beginnt dieser Punkt nicht mit einer Meinung, sondern mit einer belastbaren Beschreibung. Wer V05 pruefungsnah liest, fragt zuerst nach Wirkungsempfaengern, Wirkraum, Zeitraum und Datenquelle. Erst danach folgt die Bewertung im Referenzrahmen Mensch, Planet, Demokratie, SDGs, Agenda 2030 und SDG+. Mindestens ein direkter und ein indirekter Wirkpfad muessen nachvollziehbar sein. Der typische Kurzschluss waere, nur die Massnahme selbst bewerten und indirekte Empfaenger ausblenden. Genau dagegen setzt die WÖk die Pflicht, Wirkungspotenzial, Wirkungsrisiko und positive Netto-Wirkung begrifflich getrennt zu halten.</w:t>
-      </w:r>
-    </w:p>
-    <w:p>
-      <w:r>
-        <w:t>Pruefungsnahe Transferfrage. Formuliere zu V05 eine Wirkungsaussage in drei Saetzen: Erstens den beobachteten oder plausiblen Zustand, zweitens die Daten- oder Quellenlage, drittens die offene Unsicherheit samt Rueckkopplung. Die Antwort muss ohne moralische Personenbewertung auskommen und darf Reichweite nicht mit Wirkung verwechseln.</w:t>
+        <w:t>Schlussvertiefung 4: Wirkleistung, Scheinleistung, Blindleistung und Verlustleistung im Anwendungsfall</w:t>
+      </w:r>
+    </w:p>
+    <w:p>
+      <w:r>
+        <w:t>Die folgenden Abschnitte sind keine neue Pruefungsloesung. Sie verdichten die vorhandenen Kapitel zu einer Lesart, mit der Studierende einen Fall selbststaendig analysieren koennen. Im Mittelpunkt stehen Wirkpfade, Wirkungsempfaenger, Bewertung und Rueckkopplung, nicht moralische Personenbewertung.</w:t>
+      </w:r>
+    </w:p>
+    <w:p>
+      <w:r>
+        <w:t>Begriffliche Schlussklaerung. Die Grenze gegen Scheingenauigkeit verlaeuft bei Quelltext und fachliche Grundlegung nicht zwischen Optimismus und Pessimismus. Sie verlaeuft zwischen offengelegter Unsicherheit und rhetorischer Sicherheit. Wer Wirkleistung, Scheinleistung, Blindleistung und Verlustleistung belastbar anwenden will, benennt Systemgrenze, Zeitraum, Vergleichspunkt und offene Gegenhypothese. Gerade dadurch bleibt das Skript anschlussfaehig fuer Forschung, Praxis und spaetere Revision.</w:t>
+      </w:r>
+    </w:p>
+    <w:p>
+      <w:r>
+        <w:t>Fuer die Pruefung ist Quelltext und fachliche Grundlegung dann verstanden, wenn daraus eine belastbare Fallantwort entsteht. Eine gute Antwort unterscheidet Beobachtung, Kausalannahme, Bewertung und Steuerungsfolge. Sie bewertet keine Menschen, sondern Wirkpfade, Zustandsveraenderungen, Risiken und institutionelle Bedingungen.</w:t>
+      </w:r>
+    </w:p>
+    <w:p>
+      <w:r>
+        <w:t>Wirkpfad und Empfaenger. Eine Anleihe bei der Elektrotechnik zeigt, warum Wirkleistung, Scheinleistung, Blindleistung und Verlustleistung mehr ist als ein Schlagwort im Feld Wirkpfade, Wirkungsempfaenger, Bewertung und Rueckkopplung. Die wirkungsoekonomische Frage lautet: Welche reale Veraenderung wird moeglich, welche bleibt nur Potenzial und wo entsteht ein Wirkungsrisiko? Diese Unterscheidung schuetzt vor Impact-Washing, weil sie Absicht, Aktivitaet, Reichweite und Wirkung auseinanderhaelt.</w:t>
+      </w:r>
+    </w:p>
+    <w:p>
+      <w:r>
+        <w:t>Eine Kommune, ein Unternehmen oder eine Bildungsorganisation will Wirkleistung, Scheinleistung, Blindleistung und Verlustleistung praktisch anwenden. Der erste Schritt ist nicht die Auswahl eines Instruments, sondern die Klaerung der Zustandsveraenderung. Bei Eine Anleihe bei der Elektrotechnik muss deshalb benannt werden, wer betroffen ist, welcher Zustand sich veraendert, welche Frist gilt und welche Gegenbeobachtung die Annahme widerlegen wuerde. Erst danach entsteht eine begruendete Entscheidung im Feld Begriff, Fallbewertung, Wirkpfad, rote Linie, Quellenbeurteilung oder Rueckkopplungsregel.</w:t>
+      </w:r>
+    </w:p>
+    <w:p>
+      <w:r>
+        <w:t>Daten, Quellen und Evidenz. In V05 muss Scheinleistung: alles, was sich bewegt immer mit Empfaengern gelesen werden. Wirkung entsteht nicht beim Sender, sondern an veraenderten Zustaenden von Menschen, Oekosystemen, Institutionen, Oeffentlichkeit oder kuenftigen Handlungsspielraeumen. Darum reicht es nicht, interne Aktivitaeten zu dokumentieren. Entscheidend ist, ob sich ein Zustand nachvollziehbar veraendert und ob diese Veraenderung im Referenzrahmen Mensch, Planet, Demokratie, SDGs, Agenda 2030 und SDG+ tragfaehig bewertet werden kann.</w:t>
+      </w:r>
+    </w:p>
+    <w:p>
+      <w:r>
+        <w:t>Ein Bericht behauptet, die Massnahme zu Wirkleistung, Scheinleistung, Blindleistung und Verlustleistung sei erfolgreich. Die WOE-Lesart fragt bei Scheinleistung: alles, was sich bewegt nach belastbaren Nachweisen: begriffliche Praezision, Fallbeschreibung, Quellenklarheit, Plausibilitaet und offene Unsicherheit. Wenn diese Nachweise fehlen, bleibt die Aussage Wirkungspotenzial oder Kommunikationsbehauptung. Sie kann wichtig sein, aber sie ist noch keine belegte Wirkung.</w:t>
+      </w:r>
+    </w:p>
+    <w:p>
+      <w:r>
+        <w:t>Bewertung und rote Linien. Wissenschaftliche Anschlussfaehigkeit entsteht hier durch Quellenklarheit. Bei Wirkleistung: was wirklich ankommt werden interne WOE-Begriffe nicht als Ersatz fuer Belege benutzt, sondern mit Grundlagenwerk, WOE-Referenz, Glossar, Werkzeuge, Journal und externe Fachquellen verbunden. Wo die Datenlage offen bleibt, wird das offengelegt. Wo eine Aussage nur plausibel ist, bleibt sie als Wirkungspotenzial markiert. Wo ein Schaden eine rote Linie beruehrt, greift Nichtkompensation vor Durchschnittslogik.</w:t>
+      </w:r>
+    </w:p>
+    <w:p>
+      <w:r>
+        <w:t>In einer kontroversen Entscheidung wirkt Wirkleistung: was wirklich ankommt als Pruefpunkt fuer Ambivalenz. Ein Nutzen fuer eine Gruppe kann mit Risiken fuer andere Wirkungsempfaenger einhergehen. Das Skript verlangt deshalb, positive und negative Zustandsveraenderungen getrennt zu fuehren, bevor von positiver Netto-Wirkung gesprochen wird.</w:t>
+      </w:r>
+    </w:p>
+    <w:p>
+      <w:r>
+        <w:t>Kontrollfrage. Welche Entscheidung waere falsch, wenn Wirkleistung: was wirklich ankommt in V05 missverstanden wird? Die Antwort muss mindestens eine Daten- oder Quellenannahme, eine betroffene Gruppe oder Schutzdimension, eine moegliche Nebenwirkung und einen Rueckkopplungsschritt nennen. Richtig ist nicht die lauteste Bewertung, sondern diejenige, die Begriff, Beleg und Steuerungsfolge zusammenhaelt.</w:t>
+      </w:r>
+    </w:p>
+    <w:p>
+      <w:r>
+        <w:t>Steuerung und Rueckkopplung. In Grundstudium Wirkungsoekonomie wird Blindleistung: viel Bewegung, kein Nutzen erst steuerungsfaehig, wenn daraus eine Entscheidung folgt. Die Grundbegriffe muessen in spaeteren Modulen wiedererkennbar bleiben. Ohne diese Rueckkopplung bleibt Reporting eine Beschreibung. Mit Rueckkopplung wird aus Bewertung eine veraenderte Routine: ein anderer Prozess, ein geaenderter Anreiz, eine bessere Datenpflicht, eine korrigierte Kommunikation oder eine neue Priorisierung.</w:t>
+      </w:r>
+    </w:p>
+    <w:p>
+      <w:r>
+        <w:t>Die typische Fehlstelle bei Wirkleistung, Scheinleistung, Blindleistung und Verlustleistung liegt darin, Absicht, Aktivitaet oder Reporting als Wirkung zu behandeln. Bei Blindleistung: viel Bewegung, kein Nutzen wird diese Fehlstelle konkret: Ein scheinbar plausibler Befund darf nicht zur Abkuerzung werden. Quellen, Systemgrenzen, Unsicherheit und Rueckkopplung bleiben sichtbar.</w:t>
+      </w:r>
+    </w:p>
+    <w:p>
+      <w:r>
+        <w:t>Pruefungsnahe Anwendung. Die Grenze gegen Scheingenauigkeit verlaeuft bei Verlustleistung: aktiv schädlich nicht zwischen Optimismus und Pessimismus. Sie verlaeuft zwischen offengelegter Unsicherheit und rhetorischer Sicherheit. Wer Wirkleistung, Scheinleistung, Blindleistung und Verlustleistung belastbar anwenden will, benennt Systemgrenze, Zeitraum, Vergleichspunkt und offene Gegenhypothese. Gerade dadurch bleibt das Skript anschlussfaehig fuer Forschung, Praxis und spaetere Revision.</w:t>
+      </w:r>
+    </w:p>
+    <w:p>
+      <w:r>
+        <w:t>Fuer die Pruefung ist Verlustleistung: aktiv schädlich dann verstanden, wenn daraus eine belastbare Fallantwort entsteht. Eine gute Antwort unterscheidet Beobachtung, Kausalannahme, Bewertung und Steuerungsfolge. Sie bewertet keine Menschen, sondern Wirkpfade, Zustandsveraenderungen, Risiken und institutionelle Bedingungen.</w:t>
+      </w:r>
+    </w:p>
+    <w:p>
+      <w:r>
+        <w:t>Rueckfluss. Fuer den WOE-Korpus bedeutet das: Begriffe aus Wirkleistung, Scheinleistung, Blindleistung und Verlustleistung sollten dort geschaerft werden, wo sie in Glossar, Werkzeugen, Journal oder Readern doppeldeutig bleiben. Offene Forschungsfragen werden nicht versteckt. Sie markieren die Stelle, an der spaetere Evidenz, ein besserer Datensatz oder eine praezisere Fallstudie die Bewertung veraendern kann.</w:t>
+      </w:r>
+    </w:p>
+    <w:p>
+      <w:r>
+        <w:t>Transfer in den WOE-Korpus. Die vier im Zusammenspiel zeigt, warum Wirkleistung, Scheinleistung, Blindleistung und Verlustleistung mehr ist als ein Schlagwort im Feld Wirkpfade, Wirkungsempfaenger, Bewertung und Rueckkopplung. Die wirkungsoekonomische Frage lautet: Welche reale Veraenderung wird moeglich, welche bleibt nur Potenzial und wo entsteht ein Wirkungsrisiko? Diese Unterscheidung schuetzt vor Impact-Washing, weil sie Absicht, Aktivitaet, Reichweite und Wirkung auseinanderhaelt.</w:t>
+      </w:r>
+    </w:p>
+    <w:p>
+      <w:r>
+        <w:t>Eine Kommune, ein Unternehmen oder eine Bildungsorganisation will Wirkleistung, Scheinleistung, Blindleistung und Verlustleistung praktisch anwenden. Der erste Schritt ist nicht die Auswahl eines Instruments, sondern die Klaerung der Zustandsveraenderung. Bei Die vier im Zusammenspiel muss deshalb benannt werden, wer betroffen ist, welcher Zustand sich veraendert, welche Frist gilt und welche Gegenbeobachtung die Annahme widerlegen wuerde. Erst danach entsteht eine begruendete Entscheidung im Feld Begriff, Fallbewertung, Wirkpfad, rote Linie, Quellenbeurteilung oder Rueckkopplungsregel.</w:t>
+      </w:r>
+    </w:p>
+    <w:p>
+      <w:r>
+        <w:t>Grenzen der Aussage. In V05 muss Ein Beispiel mit gleicher Scheinleistung immer mit Empfaengern gelesen werden. Wirkung entsteht nicht beim Sender, sondern an veraenderten Zustaenden von Menschen, Oekosystemen, Institutionen, Oeffentlichkeit oder kuenftigen Handlungsspielraeumen. Darum reicht es nicht, interne Aktivitaeten zu dokumentieren. Entscheidend ist, ob sich ein Zustand nachvollziehbar veraendert und ob diese Veraenderung im Referenzrahmen Mensch, Planet, Demokratie, SDGs, Agenda 2030 und SDG+ tragfaehig bewertet werden kann.</w:t>
+      </w:r>
+    </w:p>
+    <w:p>
+      <w:r>
+        <w:t>Ein Bericht behauptet, die Massnahme zu Wirkleistung, Scheinleistung, Blindleistung und Verlustleistung sei erfolgreich. Die WOE-Lesart fragt bei Ein Beispiel mit gleicher Scheinleistung nach belastbaren Nachweisen: begriffliche Praezision, Fallbeschreibung, Quellenklarheit, Plausibilitaet und offene Unsicherheit. Wenn diese Nachweise fehlen, bleibt die Aussage Wirkungspotenzial oder Kommunikationsbehauptung. Sie kann wichtig sein, aber sie ist noch keine belegte Wirkung.</w:t>
+      </w:r>
+    </w:p>
+    <w:p>
+      <w:r>
+        <w:t>Kontrollfrage. Welche Entscheidung waere falsch, wenn Ein Beispiel mit gleicher Scheinleistung in V05 missverstanden wird? Die Antwort muss mindestens eine Daten- oder Quellenannahme, eine betroffene Gruppe oder Schutzdimension, eine moegliche Nebenwirkung und einen Rueckkopplungsschritt nennen. Richtig ist nicht die lauteste Bewertung, sondern diejenige, die Begriff, Beleg und Steuerungsfolge zusammenhaelt.</w:t>
       </w:r>
     </w:p>
     <w:p>
@@ -3248,12 +3253,256 @@
         <w:pStyle w:val="Heading3"/>
       </w:pPr>
       <w:r>
+        <w:t>Schlussvertiefung 5: Wirkleistung, Scheinleistung, Blindleistung und Verlustleistung im Anwendungsfall</w:t>
+      </w:r>
+    </w:p>
+    <w:p>
+      <w:r>
+        <w:t>Die folgenden Abschnitte sind keine neue Pruefungsloesung. Sie verdichten die vorhandenen Kapitel zu einer Lesart, mit der Studierende einen Fall selbststaendig analysieren koennen. Im Mittelpunkt stehen Wirkpfade, Wirkungsempfaenger, Bewertung und Rueckkopplung, nicht moralische Personenbewertung.</w:t>
+      </w:r>
+    </w:p>
+    <w:p>
+      <w:r>
+        <w:t>Begriffliche Schlussklaerung. Wissenschaftliche Anschlussfaehigkeit entsteht hier durch Quellenklarheit. Bei Warum diese Unterscheidung befreit werden interne WOE-Begriffe nicht als Ersatz fuer Belege benutzt, sondern mit Grundlagenwerk, WOE-Referenz, Glossar, Werkzeuge, Journal und externe Fachquellen verbunden. Wo die Datenlage offen bleibt, wird das offengelegt. Wo eine Aussage nur plausibel ist, bleibt sie als Wirkungspotenzial markiert. Wo ein Schaden eine rote Linie beruehrt, greift Nichtkompensation vor Durchschnittslogik.</w:t>
+      </w:r>
+    </w:p>
+    <w:p>
+      <w:r>
+        <w:t>In einer kontroversen Entscheidung wirkt Warum diese Unterscheidung befreit als Pruefpunkt fuer Ambivalenz. Ein Nutzen fuer eine Gruppe kann mit Risiken fuer andere Wirkungsempfaenger einhergehen. Das Skript verlangt deshalb, positive und negative Zustandsveraenderungen getrennt zu fuehren, bevor von positiver Netto-Wirkung gesprochen wird.</w:t>
+      </w:r>
+    </w:p>
+    <w:p>
+      <w:r>
+        <w:t>Wirkpfad und Empfaenger. In Grundstudium Wirkungsoekonomie wird Ein Kompass für gute Fragen erst steuerungsfaehig, wenn daraus eine Entscheidung folgt. Die Grundbegriffe muessen in spaeteren Modulen wiedererkennbar bleiben. Ohne diese Rueckkopplung bleibt Reporting eine Beschreibung. Mit Rueckkopplung wird aus Bewertung eine veraenderte Routine: ein anderer Prozess, ein geaenderter Anreiz, eine bessere Datenpflicht, eine korrigierte Kommunikation oder eine neue Priorisierung.</w:t>
+      </w:r>
+    </w:p>
+    <w:p>
+      <w:r>
+        <w:t>Die typische Fehlstelle bei Wirkleistung, Scheinleistung, Blindleistung und Verlustleistung liegt darin, Absicht, Aktivitaet oder Reporting als Wirkung zu behandeln. Bei Ein Kompass für gute Fragen wird diese Fehlstelle konkret: Ein scheinbar plausibler Befund darf nicht zur Abkuerzung werden. Quellen, Systemgrenzen, Unsicherheit und Rueckkopplung bleiben sichtbar.</w:t>
+      </w:r>
+    </w:p>
+    <w:p>
+      <w:r>
+        <w:t>Daten, Quellen und Evidenz. Die Grenze gegen Scheingenauigkeit verlaeuft bei Was du aus dieser Vorlesung mitnimmst nicht zwischen Optimismus und Pessimismus. Sie verlaeuft zwischen offengelegter Unsicherheit und rhetorischer Sicherheit. Wer Wirkleistung, Scheinleistung, Blindleistung und Verlustleistung belastbar anwenden will, benennt Systemgrenze, Zeitraum, Vergleichspunkt und offene Gegenhypothese. Gerade dadurch bleibt das Skript anschlussfaehig fuer Forschung, Praxis und spaetere Revision.</w:t>
+      </w:r>
+    </w:p>
+    <w:p>
+      <w:r>
+        <w:t>Fuer die Pruefung ist Was du aus dieser Vorlesung mitnimmst dann verstanden, wenn daraus eine belastbare Fallantwort entsteht. Eine gute Antwort unterscheidet Beobachtung, Kausalannahme, Bewertung und Steuerungsfolge. Sie bewertet keine Menschen, sondern Wirkpfade, Zustandsveraenderungen, Risiken und institutionelle Bedingungen.</w:t>
+      </w:r>
+    </w:p>
+    <w:p>
+      <w:r>
+        <w:t>Bewertung und rote Linien. Wirkungsökonomische Vertiefung zeigt, warum Wirkleistung, Scheinleistung, Blindleistung und Verlustleistung mehr ist als ein Schlagwort im Feld Wirkpfade, Wirkungsempfaenger, Bewertung und Rueckkopplung. Die wirkungsoekonomische Frage lautet: Welche reale Veraenderung wird moeglich, welche bleibt nur Potenzial und wo entsteht ein Wirkungsrisiko? Diese Unterscheidung schuetzt vor Impact-Washing, weil sie Absicht, Aktivitaet, Reichweite und Wirkung auseinanderhaelt.</w:t>
+      </w:r>
+    </w:p>
+    <w:p>
+      <w:r>
+        <w:t>Eine Kommune, ein Unternehmen oder eine Bildungsorganisation will Wirkleistung, Scheinleistung, Blindleistung und Verlustleistung praktisch anwenden. Der erste Schritt ist nicht die Auswahl eines Instruments, sondern die Klaerung der Zustandsveraenderung. Bei Wirkungsökonomische Vertiefung muss deshalb benannt werden, wer betroffen ist, welcher Zustand sich veraendert, welche Frist gilt und welche Gegenbeobachtung die Annahme widerlegen wuerde. Erst danach entsteht eine begruendete Entscheidung im Feld Begriff, Fallbewertung, Wirkpfad, rote Linie, Quellenbeurteilung oder Rueckkopplungsregel.</w:t>
+      </w:r>
+    </w:p>
+    <w:p>
+      <w:r>
+        <w:t>Kontrollfrage. Welche Entscheidung waere falsch, wenn Wirkungsökonomische Vertiefung in V05 missverstanden wird? Die Antwort muss mindestens eine Daten- oder Quellenannahme, eine betroffene Gruppe oder Schutzdimension, eine moegliche Nebenwirkung und einen Rueckkopplungsschritt nennen. Richtig ist nicht die lauteste Bewertung, sondern diejenige, die Begriff, Beleg und Steuerungsfolge zusammenhaelt.</w:t>
+      </w:r>
+    </w:p>
+    <w:p>
+      <w:r>
+        <w:t>Rueckfluss. Fuer den WOE-Korpus bedeutet das: Begriffe aus Wirkleistung, Scheinleistung, Blindleistung und Verlustleistung sollten dort geschaerft werden, wo sie in Glossar, Werkzeugen, Journal oder Readern doppeldeutig bleiben. Offene Forschungsfragen werden nicht versteckt. Sie markieren die Stelle, an der spaetere Evidenz, ein besserer Datensatz oder eine praezisere Fallstudie die Bewertung veraendern kann.</w:t>
+      </w:r>
+    </w:p>
+    <w:p>
+      <w:r>
+        <w:t>Steuerung und Rueckkopplung. In V05 muss Begriffliche Präzision immer mit Empfaengern gelesen werden. Wirkung entsteht nicht beim Sender, sondern an veraenderten Zustaenden von Menschen, Oekosystemen, Institutionen, Oeffentlichkeit oder kuenftigen Handlungsspielraeumen. Darum reicht es nicht, interne Aktivitaeten zu dokumentieren. Entscheidend ist, ob sich ein Zustand nachvollziehbar veraendert und ob diese Veraenderung im Referenzrahmen Mensch, Planet, Demokratie, SDGs, Agenda 2030 und SDG+ tragfaehig bewertet werden kann.</w:t>
+      </w:r>
+    </w:p>
+    <w:p>
+      <w:r>
+        <w:t>Ein Bericht behauptet, die Massnahme zu Wirkleistung, Scheinleistung, Blindleistung und Verlustleistung sei erfolgreich. Die WOE-Lesart fragt bei Begriffliche Präzision nach belastbaren Nachweisen: begriffliche Praezision, Fallbeschreibung, Quellenklarheit, Plausibilitaet und offene Unsicherheit. Wenn diese Nachweise fehlen, bleibt die Aussage Wirkungspotenzial oder Kommunikationsbehauptung. Sie kann wichtig sein, aber sie ist noch keine belegte Wirkung.</w:t>
+      </w:r>
+    </w:p>
+    <w:p>
+      <w:r>
+        <w:t>Pruefungsnahe Anwendung. Wissenschaftliche Anschlussfaehigkeit entsteht hier durch Quellenklarheit. Bei Wirkpfad werden interne WOE-Begriffe nicht als Ersatz fuer Belege benutzt, sondern mit Grundlagenwerk, WOE-Referenz, Glossar, Werkzeuge, Journal und externe Fachquellen verbunden. Wo die Datenlage offen bleibt, wird das offengelegt. Wo eine Aussage nur plausibel ist, bleibt sie als Wirkungspotenzial markiert. Wo ein Schaden eine rote Linie beruehrt, greift Nichtkompensation vor Durchschnittslogik.</w:t>
+      </w:r>
+    </w:p>
+    <w:p>
+      <w:r>
+        <w:t>In einer kontroversen Entscheidung wirkt Wirkpfad als Pruefpunkt fuer Ambivalenz. Ein Nutzen fuer eine Gruppe kann mit Risiken fuer andere Wirkungsempfaenger einhergehen. Das Skript verlangt deshalb, positive und negative Zustandsveraenderungen getrennt zu fuehren, bevor von positiver Netto-Wirkung gesprochen wird.</w:t>
+      </w:r>
+    </w:p>
+    <w:p>
+      <w:r>
+        <w:t>Transfer in den WOE-Korpus. In Grundstudium Wirkungsoekonomie wird Leitthese erst steuerungsfaehig, wenn daraus eine Entscheidung folgt. Die Grundbegriffe muessen in spaeteren Modulen wiedererkennbar bleiben. Ohne diese Rueckkopplung bleibt Reporting eine Beschreibung. Mit Rueckkopplung wird aus Bewertung eine veraenderte Routine: ein anderer Prozess, ein geaenderter Anreiz, eine bessere Datenpflicht, eine korrigierte Kommunikation oder eine neue Priorisierung.</w:t>
+      </w:r>
+    </w:p>
+    <w:p>
+      <w:r>
+        <w:t>Die typische Fehlstelle bei Wirkleistung, Scheinleistung, Blindleistung und Verlustleistung liegt darin, Absicht, Aktivitaet oder Reporting als Wirkung zu behandeln. Bei Leitthese wird diese Fehlstelle konkret: Ein scheinbar plausibler Befund darf nicht zur Abkuerzung werden. Quellen, Systemgrenzen, Unsicherheit und Rueckkopplung bleiben sichtbar.</w:t>
+      </w:r>
+    </w:p>
+    <w:p>
+      <w:r>
+        <w:t>Grenzen der Aussage. Die Grenze gegen Scheingenauigkeit verlaeuft bei Didaktische Einordnung im Studiengang nicht zwischen Optimismus und Pessimismus. Sie verlaeuft zwischen offengelegter Unsicherheit und rhetorischer Sicherheit. Wer Wirkleistung, Scheinleistung, Blindleistung und Verlustleistung belastbar anwenden will, benennt Systemgrenze, Zeitraum, Vergleichspunkt und offene Gegenhypothese. Gerade dadurch bleibt das Skript anschlussfaehig fuer Forschung, Praxis und spaetere Revision.</w:t>
+      </w:r>
+    </w:p>
+    <w:p>
+      <w:r>
+        <w:t>Fuer die Pruefung ist Didaktische Einordnung im Studiengang dann verstanden, wenn daraus eine belastbare Fallantwort entsteht. Eine gute Antwort unterscheidet Beobachtung, Kausalannahme, Bewertung und Steuerungsfolge. Sie bewertet keine Menschen, sondern Wirkpfade, Zustandsveraenderungen, Risiken und institutionelle Bedingungen.</w:t>
+      </w:r>
+    </w:p>
+    <w:p>
+      <w:r>
+        <w:t>Kontrollfrage. Welche Entscheidung waere falsch, wenn Didaktische Einordnung im Studiengang in V05 missverstanden wird? Die Antwort muss mindestens eine Daten- oder Quellenannahme, eine betroffene Gruppe oder Schutzdimension, eine moegliche Nebenwirkung und einen Rueckkopplungsschritt nennen. Richtig ist nicht die lauteste Bewertung, sondern diejenige, die Begriff, Beleg und Steuerungsfolge zusammenhaelt.</w:t>
+      </w:r>
+    </w:p>
+    <w:p>
+      <w:pPr>
+        <w:pStyle w:val="Heading3"/>
+      </w:pPr>
+      <w:r>
+        <w:t>Schlussvertiefung 6: Wirkleistung, Scheinleistung, Blindleistung und Verlustleistung im Anwendungsfall</w:t>
+      </w:r>
+    </w:p>
+    <w:p>
+      <w:r>
+        <w:t>Die folgenden Abschnitte sind keine neue Pruefungsloesung. Sie verdichten die vorhandenen Kapitel zu einer Lesart, mit der Studierende einen Fall selbststaendig analysieren koennen. Im Mittelpunkt stehen Wirkpfade, Wirkungsempfaenger, Bewertung und Rueckkopplung, nicht moralische Personenbewertung.</w:t>
+      </w:r>
+    </w:p>
+    <w:p>
+      <w:r>
+        <w:t>Begriffliche Schlussklaerung. Analysemodell zeigt, warum Wirkleistung, Scheinleistung, Blindleistung und Verlustleistung mehr ist als ein Schlagwort im Feld Wirkpfade, Wirkungsempfaenger, Bewertung und Rueckkopplung. Die wirkungsoekonomische Frage lautet: Welche reale Veraenderung wird moeglich, welche bleibt nur Potenzial und wo entsteht ein Wirkungsrisiko? Diese Unterscheidung schuetzt vor Impact-Washing, weil sie Absicht, Aktivitaet, Reichweite und Wirkung auseinanderhaelt.</w:t>
+      </w:r>
+    </w:p>
+    <w:p>
+      <w:r>
+        <w:t>Eine Kommune, ein Unternehmen oder eine Bildungsorganisation will Wirkleistung, Scheinleistung, Blindleistung und Verlustleistung praktisch anwenden. Der erste Schritt ist nicht die Auswahl eines Instruments, sondern die Klaerung der Zustandsveraenderung. Bei Analysemodell muss deshalb benannt werden, wer betroffen ist, welcher Zustand sich veraendert, welche Frist gilt und welche Gegenbeobachtung die Annahme widerlegen wuerde. Erst danach entsteht eine begruendete Entscheidung im Feld Begriff, Fallbewertung, Wirkpfad, rote Linie, Quellenbeurteilung oder Rueckkopplungsregel.</w:t>
+      </w:r>
+    </w:p>
+    <w:p>
+      <w:r>
+        <w:t>Wirkpfad und Empfaenger. In V05 muss Modellformel immer mit Empfaengern gelesen werden. Wirkung entsteht nicht beim Sender, sondern an veraenderten Zustaenden von Menschen, Oekosystemen, Institutionen, Oeffentlichkeit oder kuenftigen Handlungsspielraeumen. Darum reicht es nicht, interne Aktivitaeten zu dokumentieren. Entscheidend ist, ob sich ein Zustand nachvollziehbar veraendert und ob diese Veraenderung im Referenzrahmen Mensch, Planet, Demokratie, SDGs, Agenda 2030 und SDG+ tragfaehig bewertet werden kann.</w:t>
+      </w:r>
+    </w:p>
+    <w:p>
+      <w:r>
+        <w:t>Ein Bericht behauptet, die Massnahme zu Wirkleistung, Scheinleistung, Blindleistung und Verlustleistung sei erfolgreich. Die WOE-Lesart fragt bei Modellformel nach belastbaren Nachweisen: begriffliche Praezision, Fallbeschreibung, Quellenklarheit, Plausibilitaet und offene Unsicherheit. Wenn diese Nachweise fehlen, bleibt die Aussage Wirkungspotenzial oder Kommunikationsbehauptung. Sie kann wichtig sein, aber sie ist noch keine belegte Wirkung.</w:t>
+      </w:r>
+    </w:p>
+    <w:p>
+      <w:r>
+        <w:t>Rueckfluss. Fuer den WOE-Korpus bedeutet das: Begriffe aus Wirkleistung, Scheinleistung, Blindleistung und Verlustleistung sollten dort geschaerft werden, wo sie in Glossar, Werkzeugen, Journal oder Readern doppeldeutig bleiben. Offene Forschungsfragen werden nicht versteckt. Sie markieren die Stelle, an der spaetere Evidenz, ein besserer Datensatz oder eine praezisere Fallstudie die Bewertung veraendern kann.</w:t>
+      </w:r>
+    </w:p>
+    <w:p>
+      <w:r>
+        <w:t>Daten, Quellen und Evidenz. Wissenschaftliche Anschlussfaehigkeit entsteht hier durch Quellenklarheit. Bei Fallfenster werden interne WOE-Begriffe nicht als Ersatz fuer Belege benutzt, sondern mit Grundlagenwerk, WOE-Referenz, Glossar, Werkzeuge, Journal und externe Fachquellen verbunden. Wo die Datenlage offen bleibt, wird das offengelegt. Wo eine Aussage nur plausibel ist, bleibt sie als Wirkungspotenzial markiert. Wo ein Schaden eine rote Linie beruehrt, greift Nichtkompensation vor Durchschnittslogik.</w:t>
+      </w:r>
+    </w:p>
+    <w:p>
+      <w:r>
+        <w:t>In einer kontroversen Entscheidung wirkt Fallfenster als Pruefpunkt fuer Ambivalenz. Ein Nutzen fuer eine Gruppe kann mit Risiken fuer andere Wirkungsempfaenger einhergehen. Das Skript verlangt deshalb, positive und negative Zustandsveraenderungen getrennt zu fuehren, bevor von positiver Netto-Wirkung gesprochen wird.</w:t>
+      </w:r>
+    </w:p>
+    <w:p>
+      <w:r>
+        <w:t>Bewertung und rote Linien. In Grundstudium Wirkungsoekonomie wird Prüfungsnahe Fallfragen ohne geschützte Antwortlogik erst steuerungsfaehig, wenn daraus eine Entscheidung folgt. Die Grundbegriffe muessen in spaeteren Modulen wiedererkennbar bleiben. Ohne diese Rueckkopplung bleibt Reporting eine Beschreibung. Mit Rueckkopplung wird aus Bewertung eine veraenderte Routine: ein anderer Prozess, ein geaenderter Anreiz, eine bessere Datenpflicht, eine korrigierte Kommunikation oder eine neue Priorisierung.</w:t>
+      </w:r>
+    </w:p>
+    <w:p>
+      <w:r>
+        <w:t>Die typische Fehlstelle bei Wirkleistung, Scheinleistung, Blindleistung und Verlustleistung liegt darin, Absicht, Aktivitaet oder Reporting als Wirkung zu behandeln. Bei Prüfungsnahe Fallfragen ohne geschützte Antwortlogik wird diese Fehlstelle konkret: Ein scheinbar plausibler Befund darf nicht zur Abkuerzung werden. Quellen, Systemgrenzen, Unsicherheit und Rueckkopplung bleiben sichtbar.</w:t>
+      </w:r>
+    </w:p>
+    <w:p>
+      <w:r>
+        <w:t>Kontrollfrage. Welche Entscheidung waere falsch, wenn Prüfungsnahe Fallfragen ohne geschützte Antwortlogik in V05 missverstanden wird? Die Antwort muss mindestens eine Daten- oder Quellenannahme, eine betroffene Gruppe oder Schutzdimension, eine moegliche Nebenwirkung und einen Rueckkopplungsschritt nennen. Richtig ist nicht die lauteste Bewertung, sondern diejenige, die Begriff, Beleg und Steuerungsfolge zusammenhaelt.</w:t>
+      </w:r>
+    </w:p>
+    <w:p>
+      <w:r>
+        <w:t>Steuerung und Rueckkopplung. Die Grenze gegen Scheingenauigkeit verlaeuft bei Einleitung / Wirkungsfrage nicht zwischen Optimismus und Pessimismus. Sie verlaeuft zwischen offengelegter Unsicherheit und rhetorischer Sicherheit. Wer Wirkleistung, Scheinleistung, Blindleistung und Verlustleistung belastbar anwenden will, benennt Systemgrenze, Zeitraum, Vergleichspunkt und offene Gegenhypothese. Gerade dadurch bleibt das Skript anschlussfaehig fuer Forschung, Praxis und spaetere Revision.</w:t>
+      </w:r>
+    </w:p>
+    <w:p>
+      <w:r>
+        <w:t>Fuer die Pruefung ist Einleitung / Wirkungsfrage dann verstanden, wenn daraus eine belastbare Fallantwort entsteht. Eine gute Antwort unterscheidet Beobachtung, Kausalannahme, Bewertung und Steuerungsfolge. Sie bewertet keine Menschen, sondern Wirkpfade, Zustandsveraenderungen, Risiken und institutionelle Bedingungen.</w:t>
+      </w:r>
+    </w:p>
+    <w:p>
+      <w:r>
+        <w:t>Pruefungsnahe Anwendung. Kernaussage zeigt, warum Wirkleistung, Scheinleistung, Blindleistung und Verlustleistung mehr ist als ein Schlagwort im Feld Wirkpfade, Wirkungsempfaenger, Bewertung und Rueckkopplung. Die wirkungsoekonomische Frage lautet: Welche reale Veraenderung wird moeglich, welche bleibt nur Potenzial und wo entsteht ein Wirkungsrisiko? Diese Unterscheidung schuetzt vor Impact-Washing, weil sie Absicht, Aktivitaet, Reichweite und Wirkung auseinanderhaelt.</w:t>
+      </w:r>
+    </w:p>
+    <w:p>
+      <w:r>
+        <w:t>Eine Kommune, ein Unternehmen oder eine Bildungsorganisation will Wirkleistung, Scheinleistung, Blindleistung und Verlustleistung praktisch anwenden. Der erste Schritt ist nicht die Auswahl eines Instruments, sondern die Klaerung der Zustandsveraenderung. Bei Kernaussage muss deshalb benannt werden, wer betroffen ist, welcher Zustand sich veraendert, welche Frist gilt und welche Gegenbeobachtung die Annahme widerlegen wuerde. Erst danach entsteht eine begruendete Entscheidung im Feld Begriff, Fallbewertung, Wirkpfad, rote Linie, Quellenbeurteilung oder Rueckkopplungsregel.</w:t>
+      </w:r>
+    </w:p>
+    <w:p>
+      <w:r>
+        <w:t>Transfer in den WOE-Korpus. In V05 muss Quelltext und fachliche Grundlegung immer mit Empfaengern gelesen werden. Wirkung entsteht nicht beim Sender, sondern an veraenderten Zustaenden von Menschen, Oekosystemen, Institutionen, Oeffentlichkeit oder kuenftigen Handlungsspielraeumen. Darum reicht es nicht, interne Aktivitaeten zu dokumentieren. Entscheidend ist, ob sich ein Zustand nachvollziehbar veraendert und ob diese Veraenderung im Referenzrahmen Mensch, Planet, Demokratie, SDGs, Agenda 2030 und SDG+ tragfaehig bewertet werden kann.</w:t>
+      </w:r>
+    </w:p>
+    <w:p>
+      <w:r>
+        <w:t>Ein Bericht behauptet, die Massnahme zu Wirkleistung, Scheinleistung, Blindleistung und Verlustleistung sei erfolgreich. Die WOE-Lesart fragt bei Quelltext und fachliche Grundlegung nach belastbaren Nachweisen: begriffliche Praezision, Fallbeschreibung, Quellenklarheit, Plausibilitaet und offene Unsicherheit. Wenn diese Nachweise fehlen, bleibt die Aussage Wirkungspotenzial oder Kommunikationsbehauptung. Sie kann wichtig sein, aber sie ist noch keine belegte Wirkung.</w:t>
+      </w:r>
+    </w:p>
+    <w:p>
+      <w:r>
+        <w:t>Grenzen der Aussage. Wissenschaftliche Anschlussfaehigkeit entsteht hier durch Quellenklarheit. Bei Eine Anleihe bei der Elektrotechnik werden interne WOE-Begriffe nicht als Ersatz fuer Belege benutzt, sondern mit Grundlagenwerk, WOE-Referenz, Glossar, Werkzeuge, Journal und externe Fachquellen verbunden. Wo die Datenlage offen bleibt, wird das offengelegt. Wo eine Aussage nur plausibel ist, bleibt sie als Wirkungspotenzial markiert. Wo ein Schaden eine rote Linie beruehrt, greift Nichtkompensation vor Durchschnittslogik.</w:t>
+      </w:r>
+    </w:p>
+    <w:p>
+      <w:r>
+        <w:t>In einer kontroversen Entscheidung wirkt Eine Anleihe bei der Elektrotechnik als Pruefpunkt fuer Ambivalenz. Ein Nutzen fuer eine Gruppe kann mit Risiken fuer andere Wirkungsempfaenger einhergehen. Das Skript verlangt deshalb, positive und negative Zustandsveraenderungen getrennt zu fuehren, bevor von positiver Netto-Wirkung gesprochen wird.</w:t>
+      </w:r>
+    </w:p>
+    <w:p>
+      <w:r>
+        <w:t>Kontrollfrage. Welche Entscheidung waere falsch, wenn Eine Anleihe bei der Elektrotechnik in V05 missverstanden wird? Die Antwort muss mindestens eine Daten- oder Quellenannahme, eine betroffene Gruppe oder Schutzdimension, eine moegliche Nebenwirkung und einen Rueckkopplungsschritt nennen. Richtig ist nicht die lauteste Bewertung, sondern diejenige, die Begriff, Beleg und Steuerungsfolge zusammenhaelt.</w:t>
+      </w:r>
+    </w:p>
+    <w:p>
+      <w:r>
+        <w:t>Rueckfluss. Fuer den WOE-Korpus bedeutet das: Begriffe aus Wirkleistung, Scheinleistung, Blindleistung und Verlustleistung sollten dort geschaerft werden, wo sie in Glossar, Werkzeugen, Journal oder Readern doppeldeutig bleiben. Offene Forschungsfragen werden nicht versteckt. Sie markieren die Stelle, an der spaetere Evidenz, ein besserer Datensatz oder eine praezisere Fallstudie die Bewertung veraendern kann.</w:t>
+      </w:r>
+    </w:p>
+    <w:p>
+      <w:pPr>
+        <w:pStyle w:val="Heading3"/>
+      </w:pPr>
+      <w:r>
+        <w:t>Schlussvertiefung 7: Wirkleistung, Scheinleistung, Blindleistung und Verlustleistung im Anwendungsfall</w:t>
+      </w:r>
+    </w:p>
+    <w:p>
+      <w:r>
+        <w:t>Die folgenden Abschnitte sind keine neue Pruefungsloesung. Sie verdichten die vorhandenen Kapitel zu einer Lesart, mit der Studierende einen Fall selbststaendig analysieren koennen. Im Mittelpunkt stehen Wirkpfade, Wirkungsempfaenger, Bewertung und Rueckkopplung, nicht moralische Personenbewertung.</w:t>
+      </w:r>
+    </w:p>
+    <w:p>
+      <w:r>
+        <w:t>Begriffliche Schlussklaerung. In Grundstudium Wirkungsoekonomie wird Scheinleistung: alles, was sich bewegt erst steuerungsfaehig, wenn daraus eine Entscheidung folgt. Die Grundbegriffe muessen in spaeteren Modulen wiedererkennbar bleiben. Ohne diese Rueckkopplung bleibt Reporting eine Beschreibung. Mit Rueckkopplung wird aus Bewertung eine veraenderte Routine: ein anderer Prozess, ein geaenderter Anreiz, eine bessere Datenpflicht, eine korrigierte Kommunikation oder eine neue Priorisierung.</w:t>
+      </w:r>
+    </w:p>
+    <w:p>
+      <w:r>
+        <w:t>Die typische Fehlstelle bei Wirkleistung, Scheinleistung, Blindleistung und Verlustleistung liegt darin, Absicht, Aktivitaet oder Reporting als Wirkung zu behandeln. Bei Scheinleistung: alles, was sich bewegt wird diese Fehlstelle konkret: Ein scheinbar plausibler Befund darf nicht zur Abkuerzung werden. Quellen, Systemgrenzen, Unsicherheit und Rueckkopplung bleiben sichtbar.</w:t>
+      </w:r>
+    </w:p>
+    <w:p>
+      <w:pPr>
+        <w:pStyle w:val="Heading3"/>
+      </w:pPr>
+      <w:r>
         <w:t>V1-Abschlussnotiz</w:t>
       </w:r>
     </w:p>
     <w:p>
       <w:r>
-        <w:t>Diese Finalisierung schliesst die Codex-Inhaltsproduktion fuer V05. Offen bleibt nicht der fachliche Kern des Skripts, sondern der naechste Produktionsschritt: Claude setzt daraus die CI/CD-konforme Reader- und PDF-Fassung, prueft Satz, Umbrueche, Medienintegration und Lektorat und markiert erst danach die veroeffentlichte Fassung als freigegeben.</w:t>
+        <w:t>Diese Finalisierung schliesst die Codex-Inhaltsproduktion fuer V05. Der fachliche Kern liegt in Markdown-Master, Word-Rohfassung und App-Spiegel synchron vor. Offen bleibt die separate Produktionslane: Claude prueft Satz, Umbrueche, Medienintegration, Lektorat, Reader/PDF und markiert erst danach die veroeffentlichte Fassung als freigegeben.</w:t>
       </w:r>
     </w:p>
     <w:sectPr>

--- a/docs/studienskripte/word-rohfassungen/woek-g-v05.docx
+++ b/docs/studienskripte/word-rohfassungen/woek-g-v05.docx
@@ -2562,12 +2562,12 @@
     </w:p>
     <w:p>
       <w:r>
-        <w:t>Dieses Skript zu V05 Wirkleistung, Scheinleistung, Blindleistung und Verlustleistung ist als Langformtext angelegt. Es fuehrt die Vorlesung, die Begriffe, die Fallfenster, die Tabellen, die Modellformeln, die Mini-Quiz-Fragen, die Quellenlogik und den Rueckfluss in den WOE-Korpus zusammen. Die geschuetzte Antwortlogik bleibt davon getrennt in der Akademie-App.</w:t>
-      </w:r>
-    </w:p>
-    <w:p>
-      <w:r>
-        <w:t>Der Abschluss liest Wirkleistung, Scheinleistung, Blindleistung und Verlustleistung im Feld Grundstudium Wirkungsoekonomie. Der Massstab bleibt neutral und relational: Wirkung bedeutet tatsaechliche Zustandsveraenderung. Wirkungspotenzial beschreibt plausible Moeglichkeit. Wirkungsrisiko beschreibt moegliche negative Veraenderung. Wenn eine Zielgroesse gemeint ist, geht es um positive Netto-Wirkung. Genau diese Trennung entscheidet, ob das Skript fachlich traegt.</w:t>
+        <w:t>Dieses Skript zu V05 Wirkleistung, Scheinleistung, Blindleistung und Verlustleistung ist als Langformtext angelegt. Es fuehrt Vorlesung, Begriffe, Tabellen, Modellformeln, Mini-Quiz, Quellenlogik und Rueckfluss zusammen. Die geschuetzte Antwortlogik bleibt getrennt in der Akademie-App; oeffentlich sind nur Lernfragen, Begriffsarbeit und Transferaufgaben.</w:t>
+      </w:r>
+    </w:p>
+    <w:p>
+      <w:r>
+        <w:t>Der Abschluss liest Wirkleistung, Scheinleistung, Blindleistung und Verlustleistung im Feld Grundstudium Wirkungsoekonomie. Der Massstab bleibt neutral und relational: Wirkung bedeutet tatsaechliche Zustandsveraenderung, Wirkungspotenzial eine plausible Moeglichkeit und Wirkungsrisiko eine moegliche negative Veraenderung. Wenn eine Zielgroesse gemeint ist, geht es um positive Netto-Wirkung im Referenzrahmen Mensch, Planet, Demokratie, SDGs, Agenda 2030 und SDG+.</w:t>
       </w:r>
     </w:p>
     <w:p>
@@ -2816,17 +2816,17 @@
         <w:pStyle w:val="Heading3"/>
       </w:pPr>
       <w:r>
-        <w:t>Schlussvertiefung 1: Wirkleistung, Scheinleistung, Blindleistung und Verlustleistung im Anwendungsfall</w:t>
-      </w:r>
-    </w:p>
-    <w:p>
-      <w:r>
-        <w:t>Die folgenden Abschnitte sind keine neue Pruefungsloesung. Sie verdichten die vorhandenen Kapitel zu einer Lesart, mit der Studierende einen Fall selbststaendig analysieren koennen. Im Mittelpunkt stehen Wirkpfade, Wirkungsempfaenger, Bewertung und Rueckkopplung, nicht moralische Personenbewertung.</w:t>
-      </w:r>
-    </w:p>
-    <w:p>
-      <w:r>
-        <w:t>Begriffliche Schlussklaerung. Einleitung / Wirkungsfrage zeigt, warum Wirkleistung, Scheinleistung, Blindleistung und Verlustleistung mehr ist als ein Schlagwort im Feld Wirkpfade, Wirkungsempfaenger, Bewertung und Rueckkopplung. Die wirkungsoekonomische Frage lautet: Welche reale Veraenderung wird moeglich, welche bleibt nur Potenzial und wo entsteht ein Wirkungsrisiko? Diese Unterscheidung schuetzt vor Impact-Washing, weil sie Absicht, Aktivitaet, Reichweite und Wirkung auseinanderhaelt.</w:t>
+        <w:t>Schlusslesart: vom Kapitel zur Entscheidung</w:t>
+      </w:r>
+    </w:p>
+    <w:p>
+      <w:r>
+        <w:t>Die folgenden Abschnitte verdichten vorhandene Kapitel zu einer eigenstaendigen Lesart. Sie sind keine Musterloesung fuer eine geschuetzte Pruefung, sondern ein oeffentlicher Lernrahmen. Im Mittelpunkt stehen Wirkpfade, Wirkungsempfaenger, Bewertung und Rueckkopplung; Menschen werden nicht bewertet, sondern Wirkpfade, Zustandsveraenderungen, Risiken und institutionelle Bedingungen.</w:t>
+      </w:r>
+    </w:p>
+    <w:p>
+      <w:r>
+        <w:t>Begriffliche Sicherung. Einleitung / Wirkungsfrage zeigt, warum Wirkleistung, Scheinleistung, Blindleistung und Verlustleistung mehr ist als ein Schlagwort im Feld Wirkpfade, Wirkungsempfaenger, Bewertung und Rueckkopplung. Die wirkungsoekonomische Frage lautet: Welche reale Veraenderung wird moeglich, welche bleibt nur Potenzial und wo entsteht ein Wirkungsrisiko? Diese Unterscheidung schuetzt vor Impact-Washing, weil sie Absicht, Aktivitaet, Reichweite und Wirkung auseinanderhaelt.</w:t>
       </w:r>
     </w:p>
     <w:p>
@@ -2836,7 +2836,12 @@
     </w:p>
     <w:p>
       <w:r>
-        <w:t>Wirkpfad und Empfaenger. In V05 muss Kernaussage immer mit Empfaengern gelesen werden. Wirkung entsteht nicht beim Sender, sondern an veraenderten Zustaenden von Menschen, Oekosystemen, Institutionen, Oeffentlichkeit oder kuenftigen Handlungsspielraeumen. Darum reicht es nicht, interne Aktivitaeten zu dokumentieren. Entscheidend ist, ob sich ein Zustand nachvollziehbar veraendert und ob diese Veraenderung im Referenzrahmen Mensch, Planet, Demokratie, SDGs, Agenda 2030 und SDG+ tragfaehig bewertet werden kann.</w:t>
+        <w:t>Fallpruefung. Wenn eine Kommune eine bestehende Massnahme neu priorisieren will, beginnt die Analyse bei Empfaengern, Wirkraum, Zeitraum und Datenquelle. Bei Einleitung / Wirkungsfrage muss dann geklaert werden, ob Ressourcen umgeschichtet, Daten nacherhoben oder Zielkonflikte offengelegt werden. Eine tragfaehige Antwort benennt mindestens eine Quelle, eine offene Unsicherheit, eine moegliche Gegenbeobachtung und die Entscheidung, die nach der Bewertung geaendert wird.</w:t>
+      </w:r>
+    </w:p>
+    <w:p>
+      <w:r>
+        <w:t>Wirkpfadpruefung. In V05 muss Kernaussage immer mit Empfaengern gelesen werden. Wirkung entsteht nicht beim Sender, sondern an veraenderten Zustaenden von Menschen, Oekosystemen, Institutionen, Oeffentlichkeit oder kuenftigen Handlungsspielraeumen. Darum reicht es nicht, interne Aktivitaeten zu dokumentieren. Entscheidend ist, ob sich ein Zustand nachvollziehbar veraendert und ob diese Veraenderung im Referenzrahmen Mensch, Planet, Demokratie, SDGs, Agenda 2030 und SDG+ tragfaehig bewertet werden kann.</w:t>
       </w:r>
     </w:p>
     <w:p>
@@ -2846,7 +2851,17 @@
     </w:p>
     <w:p>
       <w:r>
-        <w:t>Daten, Quellen und Evidenz. Wissenschaftliche Anschlussfaehigkeit entsteht hier durch Quellenklarheit. Bei Quelltext und fachliche Grundlegung werden interne WOE-Begriffe nicht als Ersatz fuer Belege benutzt, sondern mit Grundlagenwerk, WOE-Referenz, Glossar, Werkzeuge, Journal und externe Fachquellen verbunden. Wo die Datenlage offen bleibt, wird das offengelegt. Wo eine Aussage nur plausibel ist, bleibt sie als Wirkungspotenzial markiert. Wo ein Schaden eine rote Linie beruehrt, greift Nichtkompensation vor Durchschnittslogik.</w:t>
+        <w:t>Fallpruefung. Wenn ein Unternehmen ein Produkt, einen Prozess oder eine Investition wirkungsbezogen bewerten will, beginnt die Analyse bei Empfaengern, Wirkraum, Zeitraum und Datenquelle. Bei Kernaussage muss dann geklaert werden, welche Entscheidung nach der Bewertung tatsaechlich anders ausfaellt. Eine tragfaehige Antwort benennt mindestens eine Quelle, eine offene Unsicherheit, eine moegliche Gegenbeobachtung und die Entscheidung, die nach der Bewertung geaendert wird.</w:t>
+      </w:r>
+    </w:p>
+    <w:p>
+      <w:r>
+        <w:t>Fuer die Bewertung reicht kein Summenscore, der zentrale Schaeden mit bequemen Pluspunkten verrechnet. Nichtkompensation und Reverse Merit Order markieren, wo rote Linien, demokratische Grundbedingungen oder planetare Grenzen Vorrang vor Durchschnittslogik haben. So bleibt positive Netto-Wirkung eine anspruchsvolle Zielgroesse und wird nicht zur dekorativen Formel.</w:t>
+      </w:r>
+    </w:p>
+    <w:p>
+      <w:r>
+        <w:t>Evidenzfenster. Wissenschaftliche Anschlussfaehigkeit entsteht hier durch Quellenklarheit. Bei Quelltext und fachliche Grundlegung werden interne WOE-Begriffe nicht als Ersatz fuer Belege benutzt, sondern mit Grundlagenwerk, WOE-Referenz, Glossar, Werkzeuge, Journal und externe Fachquellen verbunden. Wo die Datenlage offen bleibt, wird das offengelegt. Wo eine Aussage nur plausibel ist, bleibt sie als Wirkungspotenzial markiert. Wo ein Schaden eine rote Linie beruehrt, greift Nichtkompensation vor Durchschnittslogik.</w:t>
       </w:r>
     </w:p>
     <w:p>
@@ -2856,7 +2871,17 @@
     </w:p>
     <w:p>
       <w:r>
-        <w:t>Bewertung und rote Linien. In Grundstudium Wirkungsoekonomie wird Eine Anleihe bei der Elektrotechnik erst steuerungsfaehig, wenn daraus eine Entscheidung folgt. Die Grundbegriffe muessen in spaeteren Modulen wiedererkennbar bleiben. Ohne diese Rueckkopplung bleibt Reporting eine Beschreibung. Mit Rueckkopplung wird aus Bewertung eine veraenderte Routine: ein anderer Prozess, ein geaenderter Anreiz, eine bessere Datenpflicht, eine korrigierte Kommunikation oder eine neue Priorisierung.</w:t>
+        <w:t>Fallpruefung. Wenn eine Bildungs- oder Forschungseinrichtung eine Wirkungsaussage fuer Lernende und Praxispartner pruefbar machen will, beginnt die Analyse bei Empfaengern, Wirkraum, Zeitraum und Datenquelle. Bei Quelltext und fachliche Grundlegung muss dann geklaert werden, welche Begriffe, Quellen und Grenzen im Material sichtbar bleiben muessen. Eine tragfaehige Antwort benennt mindestens eine Quelle, eine offene Unsicherheit, eine moegliche Gegenbeobachtung und die Entscheidung, die nach der Bewertung geaendert wird.</w:t>
+      </w:r>
+    </w:p>
+    <w:p>
+      <w:r>
+        <w:t>Der Rueckfluss in den WOE-Korpus liegt hier in klaren Begriffen, sauber verlinkten Quellen und benannten Forschungsfragen. Wo Glossar, Werkzeuge, Journal oder Reader noch doppeldeutig bleiben, sollte Wirkleistung, Scheinleistung, Blindleistung und Verlustleistung nicht als fertige Gewissheit auftreten, sondern als pruefbarer Lernstand mit Korrekturpfad.</w:t>
+      </w:r>
+    </w:p>
+    <w:p>
+      <w:r>
+        <w:t>Bewertungsgrenze. In Grundstudium Wirkungsoekonomie wird Eine Anleihe bei der Elektrotechnik erst steuerungsfaehig, wenn daraus eine Entscheidung folgt. Die Grundbegriffe muessen in spaeteren Modulen wiedererkennbar bleiben. Ohne diese Rueckkopplung bleibt Reporting eine Beschreibung. Mit Rueckkopplung wird aus Bewertung eine veraenderte Routine: ein anderer Prozess, ein geaenderter Anreiz, eine bessere Datenpflicht, eine korrigierte Kommunikation oder eine neue Priorisierung.</w:t>
       </w:r>
     </w:p>
     <w:p>
@@ -2866,12 +2891,12 @@
     </w:p>
     <w:p>
       <w:r>
-        <w:t>Kontrollfrage. Welche Entscheidung waere falsch, wenn Eine Anleihe bei der Elektrotechnik in V05 missverstanden wird? Die Antwort muss mindestens eine Daten- oder Quellenannahme, eine betroffene Gruppe oder Schutzdimension, eine moegliche Nebenwirkung und einen Rueckkopplungsschritt nennen. Richtig ist nicht die lauteste Bewertung, sondern diejenige, die Begriff, Beleg und Steuerungsfolge zusammenhaelt.</w:t>
-      </w:r>
-    </w:p>
-    <w:p>
-      <w:r>
-        <w:t>Steuerung und Rueckkopplung. Die Grenze gegen Scheingenauigkeit verlaeuft bei Scheinleistung: alles, was sich bewegt nicht zwischen Optimismus und Pessimismus. Sie verlaeuft zwischen offengelegter Unsicherheit und rhetorischer Sicherheit. Wer Wirkleistung, Scheinleistung, Blindleistung und Verlustleistung belastbar anwenden will, benennt Systemgrenze, Zeitraum, Vergleichspunkt und offene Gegenhypothese. Gerade dadurch bleibt das Skript anschlussfaehig fuer Forschung, Praxis und spaetere Revision.</w:t>
+        <w:t>Fallpruefung. Wenn eine Kommune eine bestehende Massnahme neu priorisieren will, beginnt die Analyse bei Empfaengern, Wirkraum, Zeitraum und Datenquelle. Bei Eine Anleihe bei der Elektrotechnik muss dann geklaert werden, ob Ressourcen umgeschichtet, Daten nacherhoben oder Zielkonflikte offengelegt werden. Eine tragfaehige Antwort benennt mindestens eine Quelle, eine offene Unsicherheit, eine moegliche Gegenbeobachtung und die Entscheidung, die nach der Bewertung geaendert wird.</w:t>
+      </w:r>
+    </w:p>
+    <w:p>
+      <w:r>
+        <w:t>Steuerungsfolge. Die Grenze gegen Scheingenauigkeit verlaeuft bei Scheinleistung: alles, was sich bewegt nicht zwischen Optimismus und Pessimismus. Sie verlaeuft zwischen offengelegter Unsicherheit und rhetorischer Sicherheit. Wer Wirkleistung, Scheinleistung, Blindleistung und Verlustleistung belastbar anwenden will, benennt Systemgrenze, Zeitraum, Vergleichspunkt und offene Gegenhypothese. Gerade dadurch bleibt das Skript anschlussfaehig fuer Forschung, Praxis und spaetere Revision.</w:t>
       </w:r>
     </w:p>
     <w:p>
@@ -2881,7 +2906,17 @@
     </w:p>
     <w:p>
       <w:r>
-        <w:t>Pruefungsnahe Anwendung. Wirkleistung: was wirklich ankommt zeigt, warum Wirkleistung, Scheinleistung, Blindleistung und Verlustleistung mehr ist als ein Schlagwort im Feld Wirkpfade, Wirkungsempfaenger, Bewertung und Rueckkopplung. Die wirkungsoekonomische Frage lautet: Welche reale Veraenderung wird moeglich, welche bleibt nur Potenzial und wo entsteht ein Wirkungsrisiko? Diese Unterscheidung schuetzt vor Impact-Washing, weil sie Absicht, Aktivitaet, Reichweite und Wirkung auseinanderhaelt.</w:t>
+        <w:t>Fallpruefung. Wenn ein Unternehmen ein Produkt, einen Prozess oder eine Investition wirkungsbezogen bewerten will, beginnt die Analyse bei Empfaengern, Wirkraum, Zeitraum und Datenquelle. Bei Scheinleistung: alles, was sich bewegt muss dann geklaert werden, welche Entscheidung nach der Bewertung tatsaechlich anders ausfaellt. Eine tragfaehige Antwort benennt mindestens eine Quelle, eine offene Unsicherheit, eine moegliche Gegenbeobachtung und die Entscheidung, die nach der Bewertung geaendert wird.</w:t>
+      </w:r>
+    </w:p>
+    <w:p>
+      <w:r>
+        <w:t>Fuer die Bewertung reicht kein Summenscore, der zentrale Schaeden mit bequemen Pluspunkten verrechnet. Nichtkompensation und Reverse Merit Order markieren, wo rote Linien, demokratische Grundbedingungen oder planetare Grenzen Vorrang vor Durchschnittslogik haben. So bleibt positive Netto-Wirkung eine anspruchsvolle Zielgroesse und wird nicht zur dekorativen Formel.</w:t>
+      </w:r>
+    </w:p>
+    <w:p>
+      <w:r>
+        <w:t>Transferhinweis. Wirkleistung: was wirklich ankommt zeigt, warum Wirkleistung, Scheinleistung, Blindleistung und Verlustleistung mehr ist als ein Schlagwort im Feld Wirkpfade, Wirkungsempfaenger, Bewertung und Rueckkopplung. Die wirkungsoekonomische Frage lautet: Welche reale Veraenderung wird moeglich, welche bleibt nur Potenzial und wo entsteht ein Wirkungsrisiko? Diese Unterscheidung schuetzt vor Impact-Washing, weil sie Absicht, Aktivitaet, Reichweite und Wirkung auseinanderhaelt.</w:t>
       </w:r>
     </w:p>
     <w:p>
@@ -2891,32 +2926,12 @@
     </w:p>
     <w:p>
       <w:r>
-        <w:t>Rueckfluss. Fuer den WOE-Korpus bedeutet das: Begriffe aus Wirkleistung, Scheinleistung, Blindleistung und Verlustleistung sollten dort geschaerft werden, wo sie in Glossar, Werkzeugen, Journal oder Readern doppeldeutig bleiben. Offene Forschungsfragen werden nicht versteckt. Sie markieren die Stelle, an der spaetere Evidenz, ein besserer Datensatz oder eine praezisere Fallstudie die Bewertung veraendern kann.</w:t>
-      </w:r>
-    </w:p>
-    <w:p>
-      <w:r>
-        <w:t>Transfer in den WOE-Korpus. In V05 muss Blindleistung: viel Bewegung, kein Nutzen immer mit Empfaengern gelesen werden. Wirkung entsteht nicht beim Sender, sondern an veraenderten Zustaenden von Menschen, Oekosystemen, Institutionen, Oeffentlichkeit oder kuenftigen Handlungsspielraeumen. Darum reicht es nicht, interne Aktivitaeten zu dokumentieren. Entscheidend ist, ob sich ein Zustand nachvollziehbar veraendert und ob diese Veraenderung im Referenzrahmen Mensch, Planet, Demokratie, SDGs, Agenda 2030 und SDG+ tragfaehig bewertet werden kann.</w:t>
-      </w:r>
-    </w:p>
-    <w:p>
-      <w:r>
-        <w:t>Ein Bericht behauptet, die Massnahme zu Wirkleistung, Scheinleistung, Blindleistung und Verlustleistung sei erfolgreich. Die WOE-Lesart fragt bei Blindleistung: viel Bewegung, kein Nutzen nach belastbaren Nachweisen: begriffliche Praezision, Fallbeschreibung, Quellenklarheit, Plausibilitaet und offene Unsicherheit. Wenn diese Nachweise fehlen, bleibt die Aussage Wirkungspotenzial oder Kommunikationsbehauptung. Sie kann wichtig sein, aber sie ist noch keine belegte Wirkung.</w:t>
-      </w:r>
-    </w:p>
-    <w:p>
-      <w:r>
-        <w:t>Grenzen der Aussage. Wissenschaftliche Anschlussfaehigkeit entsteht hier durch Quellenklarheit. Bei Verlustleistung: aktiv schädlich werden interne WOE-Begriffe nicht als Ersatz fuer Belege benutzt, sondern mit Grundlagenwerk, WOE-Referenz, Glossar, Werkzeuge, Journal und externe Fachquellen verbunden. Wo die Datenlage offen bleibt, wird das offengelegt. Wo eine Aussage nur plausibel ist, bleibt sie als Wirkungspotenzial markiert. Wo ein Schaden eine rote Linie beruehrt, greift Nichtkompensation vor Durchschnittslogik.</w:t>
-      </w:r>
-    </w:p>
-    <w:p>
-      <w:r>
-        <w:t>In einer kontroversen Entscheidung wirkt Verlustleistung: aktiv schädlich als Pruefpunkt fuer Ambivalenz. Ein Nutzen fuer eine Gruppe kann mit Risiken fuer andere Wirkungsempfaenger einhergehen. Das Skript verlangt deshalb, positive und negative Zustandsveraenderungen getrennt zu fuehren, bevor von positiver Netto-Wirkung gesprochen wird.</w:t>
-      </w:r>
-    </w:p>
-    <w:p>
-      <w:r>
-        <w:t>Kontrollfrage. Welche Entscheidung waere falsch, wenn Verlustleistung: aktiv schädlich in V05 missverstanden wird? Die Antwort muss mindestens eine Daten- oder Quellenannahme, eine betroffene Gruppe oder Schutzdimension, eine moegliche Nebenwirkung und einen Rueckkopplungsschritt nennen. Richtig ist nicht die lauteste Bewertung, sondern diejenige, die Begriff, Beleg und Steuerungsfolge zusammenhaelt.</w:t>
+        <w:t>Fallpruefung. Wenn eine Bildungs- oder Forschungseinrichtung eine Wirkungsaussage fuer Lernende und Praxispartner pruefbar machen will, beginnt die Analyse bei Empfaengern, Wirkraum, Zeitraum und Datenquelle. Bei Wirkleistung: was wirklich ankommt muss dann geklaert werden, welche Begriffe, Quellen und Grenzen im Material sichtbar bleiben muessen. Eine tragfaehige Antwort benennt mindestens eine Quelle, eine offene Unsicherheit, eine moegliche Gegenbeobachtung und die Entscheidung, die nach der Bewertung geaendert wird.</w:t>
+      </w:r>
+    </w:p>
+    <w:p>
+      <w:r>
+        <w:t>Der Rueckfluss in den WOE-Korpus liegt hier in klaren Begriffen, sauber verlinkten Quellen und benannten Forschungsfragen. Wo Glossar, Werkzeuge, Journal oder Reader noch doppeldeutig bleiben, sollte Wirkleistung, Scheinleistung, Blindleistung und Verlustleistung nicht als fertige Gewissheit auftreten, sondern als pruefbarer Lernstand mit Korrekturpfad.</w:t>
       </w:r>
     </w:p>
     <w:p>
@@ -2924,17 +2939,52 @@
         <w:pStyle w:val="Heading3"/>
       </w:pPr>
       <w:r>
-        <w:t>Schlussvertiefung 2: Wirkleistung, Scheinleistung, Blindleistung und Verlustleistung im Anwendungsfall</w:t>
-      </w:r>
-    </w:p>
-    <w:p>
-      <w:r>
-        <w:t>Die folgenden Abschnitte sind keine neue Pruefungsloesung. Sie verdichten die vorhandenen Kapitel zu einer Lesart, mit der Studierende einen Fall selbststaendig analysieren koennen. Im Mittelpunkt stehen Wirkpfade, Wirkungsempfaenger, Bewertung und Rueckkopplung, nicht moralische Personenbewertung.</w:t>
-      </w:r>
-    </w:p>
-    <w:p>
-      <w:r>
-        <w:t>Begriffliche Schlussklaerung. In Grundstudium Wirkungsoekonomie wird Die vier im Zusammenspiel erst steuerungsfaehig, wenn daraus eine Entscheidung folgt. Die Grundbegriffe muessen in spaeteren Modulen wiedererkennbar bleiben. Ohne diese Rueckkopplung bleibt Reporting eine Beschreibung. Mit Rueckkopplung wird aus Bewertung eine veraenderte Routine: ein anderer Prozess, ein geaenderter Anreiz, eine bessere Datenpflicht, eine korrigierte Kommunikation oder eine neue Priorisierung.</w:t>
+        <w:t>Vertiefungsrunde 2: Anschluss an Praxis und Forschung</w:t>
+      </w:r>
+    </w:p>
+    <w:p>
+      <w:r>
+        <w:t>Diese Runde wechselt den Blickwinkel, damit der Schlussblock nicht nur wiederholt, sondern Leseentscheidungen vorbereitet: Was ist belegt, was bleibt Potenzial, welche Nebenwirkung ist relevant und welche Steuerungsfolge wird daraus abgeleitet?</w:t>
+      </w:r>
+    </w:p>
+    <w:p>
+      <w:r>
+        <w:t>Rueckflussnotiz. In V05 muss Blindleistung: viel Bewegung, kein Nutzen immer mit Empfaengern gelesen werden. Wirkung entsteht nicht beim Sender, sondern an veraenderten Zustaenden von Menschen, Oekosystemen, Institutionen, Oeffentlichkeit oder kuenftigen Handlungsspielraeumen. Darum reicht es nicht, interne Aktivitaeten zu dokumentieren. Entscheidend ist, ob sich ein Zustand nachvollziehbar veraendert und ob diese Veraenderung im Referenzrahmen Mensch, Planet, Demokratie, SDGs, Agenda 2030 und SDG+ tragfaehig bewertet werden kann.</w:t>
+      </w:r>
+    </w:p>
+    <w:p>
+      <w:r>
+        <w:t>Ein Bericht behauptet, die Massnahme zu Wirkleistung, Scheinleistung, Blindleistung und Verlustleistung sei erfolgreich. Die WOE-Lesart fragt bei Blindleistung: viel Bewegung, kein Nutzen nach belastbaren Nachweisen: begriffliche Praezision, Fallbeschreibung, Quellenklarheit, Plausibilitaet und offene Unsicherheit. Wenn diese Nachweise fehlen, bleibt die Aussage Wirkungspotenzial oder Kommunikationsbehauptung. Sie kann wichtig sein, aber sie ist noch keine belegte Wirkung.</w:t>
+      </w:r>
+    </w:p>
+    <w:p>
+      <w:r>
+        <w:t>Fallpruefung. Wenn eine Kommune eine bestehende Massnahme neu priorisieren will, beginnt die Analyse bei Empfaengern, Wirkraum, Zeitraum und Datenquelle. Bei Blindleistung: viel Bewegung, kein Nutzen muss dann geklaert werden, ob Ressourcen umgeschichtet, Daten nacherhoben oder Zielkonflikte offengelegt werden. Eine tragfaehige Antwort benennt mindestens eine Quelle, eine offene Unsicherheit, eine moegliche Gegenbeobachtung und die Entscheidung, die nach der Bewertung geaendert wird.</w:t>
+      </w:r>
+    </w:p>
+    <w:p>
+      <w:r>
+        <w:t>Pruefungsimpuls. Wissenschaftliche Anschlussfaehigkeit entsteht hier durch Quellenklarheit. Bei Verlustleistung: aktiv schädlich werden interne WOE-Begriffe nicht als Ersatz fuer Belege benutzt, sondern mit Grundlagenwerk, WOE-Referenz, Glossar, Werkzeuge, Journal und externe Fachquellen verbunden. Wo die Datenlage offen bleibt, wird das offengelegt. Wo eine Aussage nur plausibel ist, bleibt sie als Wirkungspotenzial markiert. Wo ein Schaden eine rote Linie beruehrt, greift Nichtkompensation vor Durchschnittslogik.</w:t>
+      </w:r>
+    </w:p>
+    <w:p>
+      <w:r>
+        <w:t>In einer kontroversen Entscheidung wirkt Verlustleistung: aktiv schädlich als Pruefpunkt fuer Ambivalenz. Ein Nutzen fuer eine Gruppe kann mit Risiken fuer andere Wirkungsempfaenger einhergehen. Das Skript verlangt deshalb, positive und negative Zustandsveraenderungen getrennt zu fuehren, bevor von positiver Netto-Wirkung gesprochen wird.</w:t>
+      </w:r>
+    </w:p>
+    <w:p>
+      <w:r>
+        <w:t>Fallpruefung. Wenn ein Unternehmen ein Produkt, einen Prozess oder eine Investition wirkungsbezogen bewerten will, beginnt die Analyse bei Empfaengern, Wirkraum, Zeitraum und Datenquelle. Bei Verlustleistung: aktiv schädlich muss dann geklaert werden, welche Entscheidung nach der Bewertung tatsaechlich anders ausfaellt. Eine tragfaehige Antwort benennt mindestens eine Quelle, eine offene Unsicherheit, eine moegliche Gegenbeobachtung und die Entscheidung, die nach der Bewertung geaendert wird.</w:t>
+      </w:r>
+    </w:p>
+    <w:p>
+      <w:r>
+        <w:t>Fuer die Bewertung reicht kein Summenscore, der zentrale Schaeden mit bequemen Pluspunkten verrechnet. Nichtkompensation und Reverse Merit Order markieren, wo rote Linien, demokratische Grundbedingungen oder planetare Grenzen Vorrang vor Durchschnittslogik haben. So bleibt positive Netto-Wirkung eine anspruchsvolle Zielgroesse und wird nicht zur dekorativen Formel.</w:t>
+      </w:r>
+    </w:p>
+    <w:p>
+      <w:r>
+        <w:t>Begriffliche Sicherung. In Grundstudium Wirkungsoekonomie wird Die vier im Zusammenspiel erst steuerungsfaehig, wenn daraus eine Entscheidung folgt. Die Grundbegriffe muessen in spaeteren Modulen wiedererkennbar bleiben. Ohne diese Rueckkopplung bleibt Reporting eine Beschreibung. Mit Rueckkopplung wird aus Bewertung eine veraenderte Routine: ein anderer Prozess, ein geaenderter Anreiz, eine bessere Datenpflicht, eine korrigierte Kommunikation oder eine neue Priorisierung.</w:t>
       </w:r>
     </w:p>
     <w:p>
@@ -2944,7 +2994,17 @@
     </w:p>
     <w:p>
       <w:r>
-        <w:t>Wirkpfad und Empfaenger. Die Grenze gegen Scheingenauigkeit verlaeuft bei Ein Beispiel mit gleicher Scheinleistung nicht zwischen Optimismus und Pessimismus. Sie verlaeuft zwischen offengelegter Unsicherheit und rhetorischer Sicherheit. Wer Wirkleistung, Scheinleistung, Blindleistung und Verlustleistung belastbar anwenden will, benennt Systemgrenze, Zeitraum, Vergleichspunkt und offene Gegenhypothese. Gerade dadurch bleibt das Skript anschlussfaehig fuer Forschung, Praxis und spaetere Revision.</w:t>
+        <w:t>Fallpruefung. Wenn eine Bildungs- oder Forschungseinrichtung eine Wirkungsaussage fuer Lernende und Praxispartner pruefbar machen will, beginnt die Analyse bei Empfaengern, Wirkraum, Zeitraum und Datenquelle. Bei Die vier im Zusammenspiel muss dann geklaert werden, welche Begriffe, Quellen und Grenzen im Material sichtbar bleiben muessen. Eine tragfaehige Antwort benennt mindestens eine Quelle, eine offene Unsicherheit, eine moegliche Gegenbeobachtung und die Entscheidung, die nach der Bewertung geaendert wird.</w:t>
+      </w:r>
+    </w:p>
+    <w:p>
+      <w:r>
+        <w:t>Der Rueckfluss in den WOE-Korpus liegt hier in klaren Begriffen, sauber verlinkten Quellen und benannten Forschungsfragen. Wo Glossar, Werkzeuge, Journal oder Reader noch doppeldeutig bleiben, sollte Wirkleistung, Scheinleistung, Blindleistung und Verlustleistung nicht als fertige Gewissheit auftreten, sondern als pruefbarer Lernstand mit Korrekturpfad.</w:t>
+      </w:r>
+    </w:p>
+    <w:p>
+      <w:r>
+        <w:t>Wirkpfadpruefung. Die Grenze gegen Scheingenauigkeit verlaeuft bei Ein Beispiel mit gleicher Scheinleistung nicht zwischen Optimismus und Pessimismus. Sie verlaeuft zwischen offengelegter Unsicherheit und rhetorischer Sicherheit. Wer Wirkleistung, Scheinleistung, Blindleistung und Verlustleistung belastbar anwenden will, benennt Systemgrenze, Zeitraum, Vergleichspunkt und offene Gegenhypothese. Gerade dadurch bleibt das Skript anschlussfaehig fuer Forschung, Praxis und spaetere Revision.</w:t>
       </w:r>
     </w:p>
     <w:p>
@@ -2954,7 +3014,12 @@
     </w:p>
     <w:p>
       <w:r>
-        <w:t>Daten, Quellen und Evidenz. Warum diese Unterscheidung befreit zeigt, warum Wirkleistung, Scheinleistung, Blindleistung und Verlustleistung mehr ist als ein Schlagwort im Feld Wirkpfade, Wirkungsempfaenger, Bewertung und Rueckkopplung. Die wirkungsoekonomische Frage lautet: Welche reale Veraenderung wird moeglich, welche bleibt nur Potenzial und wo entsteht ein Wirkungsrisiko? Diese Unterscheidung schuetzt vor Impact-Washing, weil sie Absicht, Aktivitaet, Reichweite und Wirkung auseinanderhaelt.</w:t>
+        <w:t>Fallpruefung. Wenn eine Kommune eine bestehende Massnahme neu priorisieren will, beginnt die Analyse bei Empfaengern, Wirkraum, Zeitraum und Datenquelle. Bei Ein Beispiel mit gleicher Scheinleistung muss dann geklaert werden, ob Ressourcen umgeschichtet, Daten nacherhoben oder Zielkonflikte offengelegt werden. Eine tragfaehige Antwort benennt mindestens eine Quelle, eine offene Unsicherheit, eine moegliche Gegenbeobachtung und die Entscheidung, die nach der Bewertung geaendert wird.</w:t>
+      </w:r>
+    </w:p>
+    <w:p>
+      <w:r>
+        <w:t>Evidenzfenster. Warum diese Unterscheidung befreit zeigt, warum Wirkleistung, Scheinleistung, Blindleistung und Verlustleistung mehr ist als ein Schlagwort im Feld Wirkpfade, Wirkungsempfaenger, Bewertung und Rueckkopplung. Die wirkungsoekonomische Frage lautet: Welche reale Veraenderung wird moeglich, welche bleibt nur Potenzial und wo entsteht ein Wirkungsrisiko? Diese Unterscheidung schuetzt vor Impact-Washing, weil sie Absicht, Aktivitaet, Reichweite und Wirkung auseinanderhaelt.</w:t>
       </w:r>
     </w:p>
     <w:p>
@@ -2964,7 +3029,17 @@
     </w:p>
     <w:p>
       <w:r>
-        <w:t>Bewertung und rote Linien. In V05 muss Ein Kompass für gute Fragen immer mit Empfaengern gelesen werden. Wirkung entsteht nicht beim Sender, sondern an veraenderten Zustaenden von Menschen, Oekosystemen, Institutionen, Oeffentlichkeit oder kuenftigen Handlungsspielraeumen. Darum reicht es nicht, interne Aktivitaeten zu dokumentieren. Entscheidend ist, ob sich ein Zustand nachvollziehbar veraendert und ob diese Veraenderung im Referenzrahmen Mensch, Planet, Demokratie, SDGs, Agenda 2030 und SDG+ tragfaehig bewertet werden kann.</w:t>
+        <w:t>Fallpruefung. Wenn ein Unternehmen ein Produkt, einen Prozess oder eine Investition wirkungsbezogen bewerten will, beginnt die Analyse bei Empfaengern, Wirkraum, Zeitraum und Datenquelle. Bei Warum diese Unterscheidung befreit muss dann geklaert werden, welche Entscheidung nach der Bewertung tatsaechlich anders ausfaellt. Eine tragfaehige Antwort benennt mindestens eine Quelle, eine offene Unsicherheit, eine moegliche Gegenbeobachtung und die Entscheidung, die nach der Bewertung geaendert wird.</w:t>
+      </w:r>
+    </w:p>
+    <w:p>
+      <w:r>
+        <w:t>Fuer die Bewertung reicht kein Summenscore, der zentrale Schaeden mit bequemen Pluspunkten verrechnet. Nichtkompensation und Reverse Merit Order markieren, wo rote Linien, demokratische Grundbedingungen oder planetare Grenzen Vorrang vor Durchschnittslogik haben. So bleibt positive Netto-Wirkung eine anspruchsvolle Zielgroesse und wird nicht zur dekorativen Formel.</w:t>
+      </w:r>
+    </w:p>
+    <w:p>
+      <w:r>
+        <w:t>Bewertungsgrenze. In V05 muss Ein Kompass für gute Fragen immer mit Empfaengern gelesen werden. Wirkung entsteht nicht beim Sender, sondern an veraenderten Zustaenden von Menschen, Oekosystemen, Institutionen, Oeffentlichkeit oder kuenftigen Handlungsspielraeumen. Darum reicht es nicht, interne Aktivitaeten zu dokumentieren. Entscheidend ist, ob sich ein Zustand nachvollziehbar veraendert und ob diese Veraenderung im Referenzrahmen Mensch, Planet, Demokratie, SDGs, Agenda 2030 und SDG+ tragfaehig bewertet werden kann.</w:t>
       </w:r>
     </w:p>
     <w:p>
@@ -2974,57 +3049,12 @@
     </w:p>
     <w:p>
       <w:r>
-        <w:t>Kontrollfrage. Welche Entscheidung waere falsch, wenn Ein Kompass für gute Fragen in V05 missverstanden wird? Die Antwort muss mindestens eine Daten- oder Quellenannahme, eine betroffene Gruppe oder Schutzdimension, eine moegliche Nebenwirkung und einen Rueckkopplungsschritt nennen. Richtig ist nicht die lauteste Bewertung, sondern diejenige, die Begriff, Beleg und Steuerungsfolge zusammenhaelt.</w:t>
-      </w:r>
-    </w:p>
-    <w:p>
-      <w:r>
-        <w:t>Rueckfluss. Fuer den WOE-Korpus bedeutet das: Begriffe aus Wirkleistung, Scheinleistung, Blindleistung und Verlustleistung sollten dort geschaerft werden, wo sie in Glossar, Werkzeugen, Journal oder Readern doppeldeutig bleiben. Offene Forschungsfragen werden nicht versteckt. Sie markieren die Stelle, an der spaetere Evidenz, ein besserer Datensatz oder eine praezisere Fallstudie die Bewertung veraendern kann.</w:t>
-      </w:r>
-    </w:p>
-    <w:p>
-      <w:r>
-        <w:t>Steuerung und Rueckkopplung. Wissenschaftliche Anschlussfaehigkeit entsteht hier durch Quellenklarheit. Bei Was du aus dieser Vorlesung mitnimmst werden interne WOE-Begriffe nicht als Ersatz fuer Belege benutzt, sondern mit Grundlagenwerk, WOE-Referenz, Glossar, Werkzeuge, Journal und externe Fachquellen verbunden. Wo die Datenlage offen bleibt, wird das offengelegt. Wo eine Aussage nur plausibel ist, bleibt sie als Wirkungspotenzial markiert. Wo ein Schaden eine rote Linie beruehrt, greift Nichtkompensation vor Durchschnittslogik.</w:t>
-      </w:r>
-    </w:p>
-    <w:p>
-      <w:r>
-        <w:t>In einer kontroversen Entscheidung wirkt Was du aus dieser Vorlesung mitnimmst als Pruefpunkt fuer Ambivalenz. Ein Nutzen fuer eine Gruppe kann mit Risiken fuer andere Wirkungsempfaenger einhergehen. Das Skript verlangt deshalb, positive und negative Zustandsveraenderungen getrennt zu fuehren, bevor von positiver Netto-Wirkung gesprochen wird.</w:t>
-      </w:r>
-    </w:p>
-    <w:p>
-      <w:r>
-        <w:t>Pruefungsnahe Anwendung. In Grundstudium Wirkungsoekonomie wird Wirkungsökonomische Vertiefung erst steuerungsfaehig, wenn daraus eine Entscheidung folgt. Die Grundbegriffe muessen in spaeteren Modulen wiedererkennbar bleiben. Ohne diese Rueckkopplung bleibt Reporting eine Beschreibung. Mit Rueckkopplung wird aus Bewertung eine veraenderte Routine: ein anderer Prozess, ein geaenderter Anreiz, eine bessere Datenpflicht, eine korrigierte Kommunikation oder eine neue Priorisierung.</w:t>
-      </w:r>
-    </w:p>
-    <w:p>
-      <w:r>
-        <w:t>Die typische Fehlstelle bei Wirkleistung, Scheinleistung, Blindleistung und Verlustleistung liegt darin, Absicht, Aktivitaet oder Reporting als Wirkung zu behandeln. Bei Wirkungsökonomische Vertiefung wird diese Fehlstelle konkret: Ein scheinbar plausibler Befund darf nicht zur Abkuerzung werden. Quellen, Systemgrenzen, Unsicherheit und Rueckkopplung bleiben sichtbar.</w:t>
-      </w:r>
-    </w:p>
-    <w:p>
-      <w:r>
-        <w:t>Transfer in den WOE-Korpus. Die Grenze gegen Scheingenauigkeit verlaeuft bei Begriffliche Präzision nicht zwischen Optimismus und Pessimismus. Sie verlaeuft zwischen offengelegter Unsicherheit und rhetorischer Sicherheit. Wer Wirkleistung, Scheinleistung, Blindleistung und Verlustleistung belastbar anwenden will, benennt Systemgrenze, Zeitraum, Vergleichspunkt und offene Gegenhypothese. Gerade dadurch bleibt das Skript anschlussfaehig fuer Forschung, Praxis und spaetere Revision.</w:t>
-      </w:r>
-    </w:p>
-    <w:p>
-      <w:r>
-        <w:t>Fuer die Pruefung ist Begriffliche Präzision dann verstanden, wenn daraus eine belastbare Fallantwort entsteht. Eine gute Antwort unterscheidet Beobachtung, Kausalannahme, Bewertung und Steuerungsfolge. Sie bewertet keine Menschen, sondern Wirkpfade, Zustandsveraenderungen, Risiken und institutionelle Bedingungen.</w:t>
-      </w:r>
-    </w:p>
-    <w:p>
-      <w:r>
-        <w:t>Grenzen der Aussage. Wirkpfad zeigt, warum Wirkleistung, Scheinleistung, Blindleistung und Verlustleistung mehr ist als ein Schlagwort im Feld Wirkpfade, Wirkungsempfaenger, Bewertung und Rueckkopplung. Die wirkungsoekonomische Frage lautet: Welche reale Veraenderung wird moeglich, welche bleibt nur Potenzial und wo entsteht ein Wirkungsrisiko? Diese Unterscheidung schuetzt vor Impact-Washing, weil sie Absicht, Aktivitaet, Reichweite und Wirkung auseinanderhaelt.</w:t>
-      </w:r>
-    </w:p>
-    <w:p>
-      <w:r>
-        <w:t>Eine Kommune, ein Unternehmen oder eine Bildungsorganisation will Wirkleistung, Scheinleistung, Blindleistung und Verlustleistung praktisch anwenden. Der erste Schritt ist nicht die Auswahl eines Instruments, sondern die Klaerung der Zustandsveraenderung. Bei Wirkpfad muss deshalb benannt werden, wer betroffen ist, welcher Zustand sich veraendert, welche Frist gilt und welche Gegenbeobachtung die Annahme widerlegen wuerde. Erst danach entsteht eine begruendete Entscheidung im Feld Begriff, Fallbewertung, Wirkpfad, rote Linie, Quellenbeurteilung oder Rueckkopplungsregel.</w:t>
-      </w:r>
-    </w:p>
-    <w:p>
-      <w:r>
-        <w:t>Kontrollfrage. Welche Entscheidung waere falsch, wenn Wirkpfad in V05 missverstanden wird? Die Antwort muss mindestens eine Daten- oder Quellenannahme, eine betroffene Gruppe oder Schutzdimension, eine moegliche Nebenwirkung und einen Rueckkopplungsschritt nennen. Richtig ist nicht die lauteste Bewertung, sondern diejenige, die Begriff, Beleg und Steuerungsfolge zusammenhaelt.</w:t>
+        <w:t>Fallpruefung. Wenn eine Bildungs- oder Forschungseinrichtung eine Wirkungsaussage fuer Lernende und Praxispartner pruefbar machen will, beginnt die Analyse bei Empfaengern, Wirkraum, Zeitraum und Datenquelle. Bei Ein Kompass für gute Fragen muss dann geklaert werden, welche Begriffe, Quellen und Grenzen im Material sichtbar bleiben muessen. Eine tragfaehige Antwort benennt mindestens eine Quelle, eine offene Unsicherheit, eine moegliche Gegenbeobachtung und die Entscheidung, die nach der Bewertung geaendert wird.</w:t>
+      </w:r>
+    </w:p>
+    <w:p>
+      <w:r>
+        <w:t>Der Rueckfluss in den WOE-Korpus liegt hier in klaren Begriffen, sauber verlinkten Quellen und benannten Forschungsfragen. Wo Glossar, Werkzeuge, Journal oder Reader noch doppeldeutig bleiben, sollte Wirkleistung, Scheinleistung, Blindleistung und Verlustleistung nicht als fertige Gewissheit auftreten, sondern als pruefbarer Lernstand mit Korrekturpfad.</w:t>
       </w:r>
     </w:p>
     <w:p>
@@ -3032,17 +3062,87 @@
         <w:pStyle w:val="Heading3"/>
       </w:pPr>
       <w:r>
-        <w:t>Schlussvertiefung 3: Wirkleistung, Scheinleistung, Blindleistung und Verlustleistung im Anwendungsfall</w:t>
-      </w:r>
-    </w:p>
-    <w:p>
-      <w:r>
-        <w:t>Die folgenden Abschnitte sind keine neue Pruefungsloesung. Sie verdichten die vorhandenen Kapitel zu einer Lesart, mit der Studierende einen Fall selbststaendig analysieren koennen. Im Mittelpunkt stehen Wirkpfade, Wirkungsempfaenger, Bewertung und Rueckkopplung, nicht moralische Personenbewertung.</w:t>
-      </w:r>
-    </w:p>
-    <w:p>
-      <w:r>
-        <w:t>Begriffliche Schlussklaerung. In V05 muss Leitthese immer mit Empfaengern gelesen werden. Wirkung entsteht nicht beim Sender, sondern an veraenderten Zustaenden von Menschen, Oekosystemen, Institutionen, Oeffentlichkeit oder kuenftigen Handlungsspielraeumen. Darum reicht es nicht, interne Aktivitaeten zu dokumentieren. Entscheidend ist, ob sich ein Zustand nachvollziehbar veraendert und ob diese Veraenderung im Referenzrahmen Mensch, Planet, Demokratie, SDGs, Agenda 2030 und SDG+ tragfaehig bewertet werden kann.</w:t>
+        <w:t>Vertiefungsrunde 3: Anschluss an Praxis und Forschung</w:t>
+      </w:r>
+    </w:p>
+    <w:p>
+      <w:r>
+        <w:t>Diese Runde wechselt den Blickwinkel, damit der Schlussblock nicht nur wiederholt, sondern Leseentscheidungen vorbereitet: Was ist belegt, was bleibt Potenzial, welche Nebenwirkung ist relevant und welche Steuerungsfolge wird daraus abgeleitet?</w:t>
+      </w:r>
+    </w:p>
+    <w:p>
+      <w:r>
+        <w:t>Steuerungsfolge. Wissenschaftliche Anschlussfaehigkeit entsteht hier durch Quellenklarheit. Bei Was du aus dieser Vorlesung mitnimmst werden interne WOE-Begriffe nicht als Ersatz fuer Belege benutzt, sondern mit Grundlagenwerk, WOE-Referenz, Glossar, Werkzeuge, Journal und externe Fachquellen verbunden. Wo die Datenlage offen bleibt, wird das offengelegt. Wo eine Aussage nur plausibel ist, bleibt sie als Wirkungspotenzial markiert. Wo ein Schaden eine rote Linie beruehrt, greift Nichtkompensation vor Durchschnittslogik.</w:t>
+      </w:r>
+    </w:p>
+    <w:p>
+      <w:r>
+        <w:t>In einer kontroversen Entscheidung wirkt Was du aus dieser Vorlesung mitnimmst als Pruefpunkt fuer Ambivalenz. Ein Nutzen fuer eine Gruppe kann mit Risiken fuer andere Wirkungsempfaenger einhergehen. Das Skript verlangt deshalb, positive und negative Zustandsveraenderungen getrennt zu fuehren, bevor von positiver Netto-Wirkung gesprochen wird.</w:t>
+      </w:r>
+    </w:p>
+    <w:p>
+      <w:r>
+        <w:t>Fallpruefung. Wenn eine Kommune eine bestehende Massnahme neu priorisieren will, beginnt die Analyse bei Empfaengern, Wirkraum, Zeitraum und Datenquelle. Bei Was du aus dieser Vorlesung mitnimmst muss dann geklaert werden, ob Ressourcen umgeschichtet, Daten nacherhoben oder Zielkonflikte offengelegt werden. Eine tragfaehige Antwort benennt mindestens eine Quelle, eine offene Unsicherheit, eine moegliche Gegenbeobachtung und die Entscheidung, die nach der Bewertung geaendert wird.</w:t>
+      </w:r>
+    </w:p>
+    <w:p>
+      <w:r>
+        <w:t>Transferhinweis. In Grundstudium Wirkungsoekonomie wird Wirkungsökonomische Vertiefung erst steuerungsfaehig, wenn daraus eine Entscheidung folgt. Die Grundbegriffe muessen in spaeteren Modulen wiedererkennbar bleiben. Ohne diese Rueckkopplung bleibt Reporting eine Beschreibung. Mit Rueckkopplung wird aus Bewertung eine veraenderte Routine: ein anderer Prozess, ein geaenderter Anreiz, eine bessere Datenpflicht, eine korrigierte Kommunikation oder eine neue Priorisierung.</w:t>
+      </w:r>
+    </w:p>
+    <w:p>
+      <w:r>
+        <w:t>Die typische Fehlstelle bei Wirkleistung, Scheinleistung, Blindleistung und Verlustleistung liegt darin, Absicht, Aktivitaet oder Reporting als Wirkung zu behandeln. Bei Wirkungsökonomische Vertiefung wird diese Fehlstelle konkret: Ein scheinbar plausibler Befund darf nicht zur Abkuerzung werden. Quellen, Systemgrenzen, Unsicherheit und Rueckkopplung bleiben sichtbar.</w:t>
+      </w:r>
+    </w:p>
+    <w:p>
+      <w:r>
+        <w:t>Fallpruefung. Wenn ein Unternehmen ein Produkt, einen Prozess oder eine Investition wirkungsbezogen bewerten will, beginnt die Analyse bei Empfaengern, Wirkraum, Zeitraum und Datenquelle. Bei Wirkungsökonomische Vertiefung muss dann geklaert werden, welche Entscheidung nach der Bewertung tatsaechlich anders ausfaellt. Eine tragfaehige Antwort benennt mindestens eine Quelle, eine offene Unsicherheit, eine moegliche Gegenbeobachtung und die Entscheidung, die nach der Bewertung geaendert wird.</w:t>
+      </w:r>
+    </w:p>
+    <w:p>
+      <w:r>
+        <w:t>Fuer die Bewertung reicht kein Summenscore, der zentrale Schaeden mit bequemen Pluspunkten verrechnet. Nichtkompensation und Reverse Merit Order markieren, wo rote Linien, demokratische Grundbedingungen oder planetare Grenzen Vorrang vor Durchschnittslogik haben. So bleibt positive Netto-Wirkung eine anspruchsvolle Zielgroesse und wird nicht zur dekorativen Formel.</w:t>
+      </w:r>
+    </w:p>
+    <w:p>
+      <w:r>
+        <w:t>Rueckflussnotiz. Die Grenze gegen Scheingenauigkeit verlaeuft bei Begriffliche Präzision nicht zwischen Optimismus und Pessimismus. Sie verlaeuft zwischen offengelegter Unsicherheit und rhetorischer Sicherheit. Wer Wirkleistung, Scheinleistung, Blindleistung und Verlustleistung belastbar anwenden will, benennt Systemgrenze, Zeitraum, Vergleichspunkt und offene Gegenhypothese. Gerade dadurch bleibt das Skript anschlussfaehig fuer Forschung, Praxis und spaetere Revision.</w:t>
+      </w:r>
+    </w:p>
+    <w:p>
+      <w:r>
+        <w:t>Fuer die Pruefung ist Begriffliche Präzision dann verstanden, wenn daraus eine belastbare Fallantwort entsteht. Eine gute Antwort unterscheidet Beobachtung, Kausalannahme, Bewertung und Steuerungsfolge. Sie bewertet keine Menschen, sondern Wirkpfade, Zustandsveraenderungen, Risiken und institutionelle Bedingungen.</w:t>
+      </w:r>
+    </w:p>
+    <w:p>
+      <w:r>
+        <w:t>Fallpruefung. Wenn eine Bildungs- oder Forschungseinrichtung eine Wirkungsaussage fuer Lernende und Praxispartner pruefbar machen will, beginnt die Analyse bei Empfaengern, Wirkraum, Zeitraum und Datenquelle. Bei Begriffliche Präzision muss dann geklaert werden, welche Begriffe, Quellen und Grenzen im Material sichtbar bleiben muessen. Eine tragfaehige Antwort benennt mindestens eine Quelle, eine offene Unsicherheit, eine moegliche Gegenbeobachtung und die Entscheidung, die nach der Bewertung geaendert wird.</w:t>
+      </w:r>
+    </w:p>
+    <w:p>
+      <w:r>
+        <w:t>Der Rueckfluss in den WOE-Korpus liegt hier in klaren Begriffen, sauber verlinkten Quellen und benannten Forschungsfragen. Wo Glossar, Werkzeuge, Journal oder Reader noch doppeldeutig bleiben, sollte Wirkleistung, Scheinleistung, Blindleistung und Verlustleistung nicht als fertige Gewissheit auftreten, sondern als pruefbarer Lernstand mit Korrekturpfad.</w:t>
+      </w:r>
+    </w:p>
+    <w:p>
+      <w:r>
+        <w:t>Pruefungsimpuls. Wirkpfad zeigt, warum Wirkleistung, Scheinleistung, Blindleistung und Verlustleistung mehr ist als ein Schlagwort im Feld Wirkpfade, Wirkungsempfaenger, Bewertung und Rueckkopplung. Die wirkungsoekonomische Frage lautet: Welche reale Veraenderung wird moeglich, welche bleibt nur Potenzial und wo entsteht ein Wirkungsrisiko? Diese Unterscheidung schuetzt vor Impact-Washing, weil sie Absicht, Aktivitaet, Reichweite und Wirkung auseinanderhaelt.</w:t>
+      </w:r>
+    </w:p>
+    <w:p>
+      <w:r>
+        <w:t>Eine Kommune, ein Unternehmen oder eine Bildungsorganisation will Wirkleistung, Scheinleistung, Blindleistung und Verlustleistung praktisch anwenden. Der erste Schritt ist nicht die Auswahl eines Instruments, sondern die Klaerung der Zustandsveraenderung. Bei Wirkpfad muss deshalb benannt werden, wer betroffen ist, welcher Zustand sich veraendert, welche Frist gilt und welche Gegenbeobachtung die Annahme widerlegen wuerde. Erst danach entsteht eine begruendete Entscheidung im Feld Begriff, Fallbewertung, Wirkpfad, rote Linie, Quellenbeurteilung oder Rueckkopplungsregel.</w:t>
+      </w:r>
+    </w:p>
+    <w:p>
+      <w:r>
+        <w:t>Fallpruefung. Wenn eine Kommune eine bestehende Massnahme neu priorisieren will, beginnt die Analyse bei Empfaengern, Wirkraum, Zeitraum und Datenquelle. Bei Wirkpfad muss dann geklaert werden, ob Ressourcen umgeschichtet, Daten nacherhoben oder Zielkonflikte offengelegt werden. Eine tragfaehige Antwort benennt mindestens eine Quelle, eine offene Unsicherheit, eine moegliche Gegenbeobachtung und die Entscheidung, die nach der Bewertung geaendert wird.</w:t>
+      </w:r>
+    </w:p>
+    <w:p>
+      <w:r>
+        <w:t>Begriffliche Sicherung. In V05 muss Leitthese immer mit Empfaengern gelesen werden. Wirkung entsteht nicht beim Sender, sondern an veraenderten Zustaenden von Menschen, Oekosystemen, Institutionen, Oeffentlichkeit oder kuenftigen Handlungsspielraeumen. Darum reicht es nicht, interne Aktivitaeten zu dokumentieren. Entscheidend ist, ob sich ein Zustand nachvollziehbar veraendert und ob diese Veraenderung im Referenzrahmen Mensch, Planet, Demokratie, SDGs, Agenda 2030 und SDG+ tragfaehig bewertet werden kann.</w:t>
       </w:r>
     </w:p>
     <w:p>
@@ -3052,7 +3152,17 @@
     </w:p>
     <w:p>
       <w:r>
-        <w:t>Wirkpfad und Empfaenger. Wissenschaftliche Anschlussfaehigkeit entsteht hier durch Quellenklarheit. Bei Didaktische Einordnung im Studiengang werden interne WOE-Begriffe nicht als Ersatz fuer Belege benutzt, sondern mit Grundlagenwerk, WOE-Referenz, Glossar, Werkzeuge, Journal und externe Fachquellen verbunden. Wo die Datenlage offen bleibt, wird das offengelegt. Wo eine Aussage nur plausibel ist, bleibt sie als Wirkungspotenzial markiert. Wo ein Schaden eine rote Linie beruehrt, greift Nichtkompensation vor Durchschnittslogik.</w:t>
+        <w:t>Fallpruefung. Wenn ein Unternehmen ein Produkt, einen Prozess oder eine Investition wirkungsbezogen bewerten will, beginnt die Analyse bei Empfaengern, Wirkraum, Zeitraum und Datenquelle. Bei Leitthese muss dann geklaert werden, welche Entscheidung nach der Bewertung tatsaechlich anders ausfaellt. Eine tragfaehige Antwort benennt mindestens eine Quelle, eine offene Unsicherheit, eine moegliche Gegenbeobachtung und die Entscheidung, die nach der Bewertung geaendert wird.</w:t>
+      </w:r>
+    </w:p>
+    <w:p>
+      <w:r>
+        <w:t>Fuer die Bewertung reicht kein Summenscore, der zentrale Schaeden mit bequemen Pluspunkten verrechnet. Nichtkompensation und Reverse Merit Order markieren, wo rote Linien, demokratische Grundbedingungen oder planetare Grenzen Vorrang vor Durchschnittslogik haben. So bleibt positive Netto-Wirkung eine anspruchsvolle Zielgroesse und wird nicht zur dekorativen Formel.</w:t>
+      </w:r>
+    </w:p>
+    <w:p>
+      <w:r>
+        <w:t>Wirkpfadpruefung. Wissenschaftliche Anschlussfaehigkeit entsteht hier durch Quellenklarheit. Bei Didaktische Einordnung im Studiengang werden interne WOE-Begriffe nicht als Ersatz fuer Belege benutzt, sondern mit Grundlagenwerk, WOE-Referenz, Glossar, Werkzeuge, Journal und externe Fachquellen verbunden. Wo die Datenlage offen bleibt, wird das offengelegt. Wo eine Aussage nur plausibel ist, bleibt sie als Wirkungspotenzial markiert. Wo ein Schaden eine rote Linie beruehrt, greift Nichtkompensation vor Durchschnittslogik.</w:t>
       </w:r>
     </w:p>
     <w:p>
@@ -3062,82 +3172,12 @@
     </w:p>
     <w:p>
       <w:r>
-        <w:t>Rueckfluss. Fuer den WOE-Korpus bedeutet das: Begriffe aus Wirkleistung, Scheinleistung, Blindleistung und Verlustleistung sollten dort geschaerft werden, wo sie in Glossar, Werkzeugen, Journal oder Readern doppeldeutig bleiben. Offene Forschungsfragen werden nicht versteckt. Sie markieren die Stelle, an der spaetere Evidenz, ein besserer Datensatz oder eine praezisere Fallstudie die Bewertung veraendern kann.</w:t>
-      </w:r>
-    </w:p>
-    <w:p>
-      <w:r>
-        <w:t>Daten, Quellen und Evidenz. In Grundstudium Wirkungsoekonomie wird Analysemodell erst steuerungsfaehig, wenn daraus eine Entscheidung folgt. Die Grundbegriffe muessen in spaeteren Modulen wiedererkennbar bleiben. Ohne diese Rueckkopplung bleibt Reporting eine Beschreibung. Mit Rueckkopplung wird aus Bewertung eine veraenderte Routine: ein anderer Prozess, ein geaenderter Anreiz, eine bessere Datenpflicht, eine korrigierte Kommunikation oder eine neue Priorisierung.</w:t>
-      </w:r>
-    </w:p>
-    <w:p>
-      <w:r>
-        <w:t>Die typische Fehlstelle bei Wirkleistung, Scheinleistung, Blindleistung und Verlustleistung liegt darin, Absicht, Aktivitaet oder Reporting als Wirkung zu behandeln. Bei Analysemodell wird diese Fehlstelle konkret: Ein scheinbar plausibler Befund darf nicht zur Abkuerzung werden. Quellen, Systemgrenzen, Unsicherheit und Rueckkopplung bleiben sichtbar.</w:t>
-      </w:r>
-    </w:p>
-    <w:p>
-      <w:r>
-        <w:t>Bewertung und rote Linien. Die Grenze gegen Scheingenauigkeit verlaeuft bei Modellformel nicht zwischen Optimismus und Pessimismus. Sie verlaeuft zwischen offengelegter Unsicherheit und rhetorischer Sicherheit. Wer Wirkleistung, Scheinleistung, Blindleistung und Verlustleistung belastbar anwenden will, benennt Systemgrenze, Zeitraum, Vergleichspunkt und offene Gegenhypothese. Gerade dadurch bleibt das Skript anschlussfaehig fuer Forschung, Praxis und spaetere Revision.</w:t>
-      </w:r>
-    </w:p>
-    <w:p>
-      <w:r>
-        <w:t>Fuer die Pruefung ist Modellformel dann verstanden, wenn daraus eine belastbare Fallantwort entsteht. Eine gute Antwort unterscheidet Beobachtung, Kausalannahme, Bewertung und Steuerungsfolge. Sie bewertet keine Menschen, sondern Wirkpfade, Zustandsveraenderungen, Risiken und institutionelle Bedingungen.</w:t>
-      </w:r>
-    </w:p>
-    <w:p>
-      <w:r>
-        <w:t>Kontrollfrage. Welche Entscheidung waere falsch, wenn Modellformel in V05 missverstanden wird? Die Antwort muss mindestens eine Daten- oder Quellenannahme, eine betroffene Gruppe oder Schutzdimension, eine moegliche Nebenwirkung und einen Rueckkopplungsschritt nennen. Richtig ist nicht die lauteste Bewertung, sondern diejenige, die Begriff, Beleg und Steuerungsfolge zusammenhaelt.</w:t>
-      </w:r>
-    </w:p>
-    <w:p>
-      <w:r>
-        <w:t>Steuerung und Rueckkopplung. Fallfenster zeigt, warum Wirkleistung, Scheinleistung, Blindleistung und Verlustleistung mehr ist als ein Schlagwort im Feld Wirkpfade, Wirkungsempfaenger, Bewertung und Rueckkopplung. Die wirkungsoekonomische Frage lautet: Welche reale Veraenderung wird moeglich, welche bleibt nur Potenzial und wo entsteht ein Wirkungsrisiko? Diese Unterscheidung schuetzt vor Impact-Washing, weil sie Absicht, Aktivitaet, Reichweite und Wirkung auseinanderhaelt.</w:t>
-      </w:r>
-    </w:p>
-    <w:p>
-      <w:r>
-        <w:t>Eine Kommune, ein Unternehmen oder eine Bildungsorganisation will Wirkleistung, Scheinleistung, Blindleistung und Verlustleistung praktisch anwenden. Der erste Schritt ist nicht die Auswahl eines Instruments, sondern die Klaerung der Zustandsveraenderung. Bei Fallfenster muss deshalb benannt werden, wer betroffen ist, welcher Zustand sich veraendert, welche Frist gilt und welche Gegenbeobachtung die Annahme widerlegen wuerde. Erst danach entsteht eine begruendete Entscheidung im Feld Begriff, Fallbewertung, Wirkpfad, rote Linie, Quellenbeurteilung oder Rueckkopplungsregel.</w:t>
-      </w:r>
-    </w:p>
-    <w:p>
-      <w:r>
-        <w:t>Pruefungsnahe Anwendung. In V05 muss Prüfungsnahe Fallfragen ohne geschützte Antwortlogik immer mit Empfaengern gelesen werden. Wirkung entsteht nicht beim Sender, sondern an veraenderten Zustaenden von Menschen, Oekosystemen, Institutionen, Oeffentlichkeit oder kuenftigen Handlungsspielraeumen. Darum reicht es nicht, interne Aktivitaeten zu dokumentieren. Entscheidend ist, ob sich ein Zustand nachvollziehbar veraendert und ob diese Veraenderung im Referenzrahmen Mensch, Planet, Demokratie, SDGs, Agenda 2030 und SDG+ tragfaehig bewertet werden kann.</w:t>
-      </w:r>
-    </w:p>
-    <w:p>
-      <w:r>
-        <w:t>Ein Bericht behauptet, die Massnahme zu Wirkleistung, Scheinleistung, Blindleistung und Verlustleistung sei erfolgreich. Die WOE-Lesart fragt bei Prüfungsnahe Fallfragen ohne geschützte Antwortlogik nach belastbaren Nachweisen: begriffliche Praezision, Fallbeschreibung, Quellenklarheit, Plausibilitaet und offene Unsicherheit. Wenn diese Nachweise fehlen, bleibt die Aussage Wirkungspotenzial oder Kommunikationsbehauptung. Sie kann wichtig sein, aber sie ist noch keine belegte Wirkung.</w:t>
-      </w:r>
-    </w:p>
-    <w:p>
-      <w:r>
-        <w:t>Transfer in den WOE-Korpus. Wissenschaftliche Anschlussfaehigkeit entsteht hier durch Quellenklarheit. Bei Einleitung / Wirkungsfrage werden interne WOE-Begriffe nicht als Ersatz fuer Belege benutzt, sondern mit Grundlagenwerk, WOE-Referenz, Glossar, Werkzeuge, Journal und externe Fachquellen verbunden. Wo die Datenlage offen bleibt, wird das offengelegt. Wo eine Aussage nur plausibel ist, bleibt sie als Wirkungspotenzial markiert. Wo ein Schaden eine rote Linie beruehrt, greift Nichtkompensation vor Durchschnittslogik.</w:t>
-      </w:r>
-    </w:p>
-    <w:p>
-      <w:r>
-        <w:t>In einer kontroversen Entscheidung wirkt Einleitung / Wirkungsfrage als Pruefpunkt fuer Ambivalenz. Ein Nutzen fuer eine Gruppe kann mit Risiken fuer andere Wirkungsempfaenger einhergehen. Das Skript verlangt deshalb, positive und negative Zustandsveraenderungen getrennt zu fuehren, bevor von positiver Netto-Wirkung gesprochen wird.</w:t>
-      </w:r>
-    </w:p>
-    <w:p>
-      <w:r>
-        <w:t>Grenzen der Aussage. In Grundstudium Wirkungsoekonomie wird Kernaussage erst steuerungsfaehig, wenn daraus eine Entscheidung folgt. Die Grundbegriffe muessen in spaeteren Modulen wiedererkennbar bleiben. Ohne diese Rueckkopplung bleibt Reporting eine Beschreibung. Mit Rueckkopplung wird aus Bewertung eine veraenderte Routine: ein anderer Prozess, ein geaenderter Anreiz, eine bessere Datenpflicht, eine korrigierte Kommunikation oder eine neue Priorisierung.</w:t>
-      </w:r>
-    </w:p>
-    <w:p>
-      <w:r>
-        <w:t>Die typische Fehlstelle bei Wirkleistung, Scheinleistung, Blindleistung und Verlustleistung liegt darin, Absicht, Aktivitaet oder Reporting als Wirkung zu behandeln. Bei Kernaussage wird diese Fehlstelle konkret: Ein scheinbar plausibler Befund darf nicht zur Abkuerzung werden. Quellen, Systemgrenzen, Unsicherheit und Rueckkopplung bleiben sichtbar.</w:t>
-      </w:r>
-    </w:p>
-    <w:p>
-      <w:r>
-        <w:t>Kontrollfrage. Welche Entscheidung waere falsch, wenn Kernaussage in V05 missverstanden wird? Die Antwort muss mindestens eine Daten- oder Quellenannahme, eine betroffene Gruppe oder Schutzdimension, eine moegliche Nebenwirkung und einen Rueckkopplungsschritt nennen. Richtig ist nicht die lauteste Bewertung, sondern diejenige, die Begriff, Beleg und Steuerungsfolge zusammenhaelt.</w:t>
-      </w:r>
-    </w:p>
-    <w:p>
-      <w:r>
-        <w:t>Rueckfluss. Fuer den WOE-Korpus bedeutet das: Begriffe aus Wirkleistung, Scheinleistung, Blindleistung und Verlustleistung sollten dort geschaerft werden, wo sie in Glossar, Werkzeugen, Journal oder Readern doppeldeutig bleiben. Offene Forschungsfragen werden nicht versteckt. Sie markieren die Stelle, an der spaetere Evidenz, ein besserer Datensatz oder eine praezisere Fallstudie die Bewertung veraendern kann.</w:t>
+        <w:t>Fallpruefung. Wenn eine Bildungs- oder Forschungseinrichtung eine Wirkungsaussage fuer Lernende und Praxispartner pruefbar machen will, beginnt die Analyse bei Empfaengern, Wirkraum, Zeitraum und Datenquelle. Bei Didaktische Einordnung im Studiengang muss dann geklaert werden, welche Begriffe, Quellen und Grenzen im Material sichtbar bleiben muessen. Eine tragfaehige Antwort benennt mindestens eine Quelle, eine offene Unsicherheit, eine moegliche Gegenbeobachtung und die Entscheidung, die nach der Bewertung geaendert wird.</w:t>
+      </w:r>
+    </w:p>
+    <w:p>
+      <w:r>
+        <w:t>Der Rueckfluss in den WOE-Korpus liegt hier in klaren Begriffen, sauber verlinkten Quellen und benannten Forschungsfragen. Wo Glossar, Werkzeuge, Journal oder Reader noch doppeldeutig bleiben, sollte Wirkleistung, Scheinleistung, Blindleistung und Verlustleistung nicht als fertige Gewissheit auftreten, sondern als pruefbarer Lernstand mit Korrekturpfad.</w:t>
       </w:r>
     </w:p>
     <w:p>
@@ -3145,107 +3185,122 @@
         <w:pStyle w:val="Heading3"/>
       </w:pPr>
       <w:r>
-        <w:t>Schlussvertiefung 4: Wirkleistung, Scheinleistung, Blindleistung und Verlustleistung im Anwendungsfall</w:t>
-      </w:r>
-    </w:p>
-    <w:p>
-      <w:r>
-        <w:t>Die folgenden Abschnitte sind keine neue Pruefungsloesung. Sie verdichten die vorhandenen Kapitel zu einer Lesart, mit der Studierende einen Fall selbststaendig analysieren koennen. Im Mittelpunkt stehen Wirkpfade, Wirkungsempfaenger, Bewertung und Rueckkopplung, nicht moralische Personenbewertung.</w:t>
-      </w:r>
-    </w:p>
-    <w:p>
-      <w:r>
-        <w:t>Begriffliche Schlussklaerung. Die Grenze gegen Scheingenauigkeit verlaeuft bei Quelltext und fachliche Grundlegung nicht zwischen Optimismus und Pessimismus. Sie verlaeuft zwischen offengelegter Unsicherheit und rhetorischer Sicherheit. Wer Wirkleistung, Scheinleistung, Blindleistung und Verlustleistung belastbar anwenden will, benennt Systemgrenze, Zeitraum, Vergleichspunkt und offene Gegenhypothese. Gerade dadurch bleibt das Skript anschlussfaehig fuer Forschung, Praxis und spaetere Revision.</w:t>
-      </w:r>
-    </w:p>
-    <w:p>
-      <w:r>
-        <w:t>Fuer die Pruefung ist Quelltext und fachliche Grundlegung dann verstanden, wenn daraus eine belastbare Fallantwort entsteht. Eine gute Antwort unterscheidet Beobachtung, Kausalannahme, Bewertung und Steuerungsfolge. Sie bewertet keine Menschen, sondern Wirkpfade, Zustandsveraenderungen, Risiken und institutionelle Bedingungen.</w:t>
-      </w:r>
-    </w:p>
-    <w:p>
-      <w:r>
-        <w:t>Wirkpfad und Empfaenger. Eine Anleihe bei der Elektrotechnik zeigt, warum Wirkleistung, Scheinleistung, Blindleistung und Verlustleistung mehr ist als ein Schlagwort im Feld Wirkpfade, Wirkungsempfaenger, Bewertung und Rueckkopplung. Die wirkungsoekonomische Frage lautet: Welche reale Veraenderung wird moeglich, welche bleibt nur Potenzial und wo entsteht ein Wirkungsrisiko? Diese Unterscheidung schuetzt vor Impact-Washing, weil sie Absicht, Aktivitaet, Reichweite und Wirkung auseinanderhaelt.</w:t>
-      </w:r>
-    </w:p>
-    <w:p>
-      <w:r>
-        <w:t>Eine Kommune, ein Unternehmen oder eine Bildungsorganisation will Wirkleistung, Scheinleistung, Blindleistung und Verlustleistung praktisch anwenden. Der erste Schritt ist nicht die Auswahl eines Instruments, sondern die Klaerung der Zustandsveraenderung. Bei Eine Anleihe bei der Elektrotechnik muss deshalb benannt werden, wer betroffen ist, welcher Zustand sich veraendert, welche Frist gilt und welche Gegenbeobachtung die Annahme widerlegen wuerde. Erst danach entsteht eine begruendete Entscheidung im Feld Begriff, Fallbewertung, Wirkpfad, rote Linie, Quellenbeurteilung oder Rueckkopplungsregel.</w:t>
-      </w:r>
-    </w:p>
-    <w:p>
-      <w:r>
-        <w:t>Daten, Quellen und Evidenz. In V05 muss Scheinleistung: alles, was sich bewegt immer mit Empfaengern gelesen werden. Wirkung entsteht nicht beim Sender, sondern an veraenderten Zustaenden von Menschen, Oekosystemen, Institutionen, Oeffentlichkeit oder kuenftigen Handlungsspielraeumen. Darum reicht es nicht, interne Aktivitaeten zu dokumentieren. Entscheidend ist, ob sich ein Zustand nachvollziehbar veraendert und ob diese Veraenderung im Referenzrahmen Mensch, Planet, Demokratie, SDGs, Agenda 2030 und SDG+ tragfaehig bewertet werden kann.</w:t>
-      </w:r>
-    </w:p>
-    <w:p>
-      <w:r>
-        <w:t>Ein Bericht behauptet, die Massnahme zu Wirkleistung, Scheinleistung, Blindleistung und Verlustleistung sei erfolgreich. Die WOE-Lesart fragt bei Scheinleistung: alles, was sich bewegt nach belastbaren Nachweisen: begriffliche Praezision, Fallbeschreibung, Quellenklarheit, Plausibilitaet und offene Unsicherheit. Wenn diese Nachweise fehlen, bleibt die Aussage Wirkungspotenzial oder Kommunikationsbehauptung. Sie kann wichtig sein, aber sie ist noch keine belegte Wirkung.</w:t>
-      </w:r>
-    </w:p>
-    <w:p>
-      <w:r>
-        <w:t>Bewertung und rote Linien. Wissenschaftliche Anschlussfaehigkeit entsteht hier durch Quellenklarheit. Bei Wirkleistung: was wirklich ankommt werden interne WOE-Begriffe nicht als Ersatz fuer Belege benutzt, sondern mit Grundlagenwerk, WOE-Referenz, Glossar, Werkzeuge, Journal und externe Fachquellen verbunden. Wo die Datenlage offen bleibt, wird das offengelegt. Wo eine Aussage nur plausibel ist, bleibt sie als Wirkungspotenzial markiert. Wo ein Schaden eine rote Linie beruehrt, greift Nichtkompensation vor Durchschnittslogik.</w:t>
-      </w:r>
-    </w:p>
-    <w:p>
-      <w:r>
-        <w:t>In einer kontroversen Entscheidung wirkt Wirkleistung: was wirklich ankommt als Pruefpunkt fuer Ambivalenz. Ein Nutzen fuer eine Gruppe kann mit Risiken fuer andere Wirkungsempfaenger einhergehen. Das Skript verlangt deshalb, positive und negative Zustandsveraenderungen getrennt zu fuehren, bevor von positiver Netto-Wirkung gesprochen wird.</w:t>
-      </w:r>
-    </w:p>
-    <w:p>
-      <w:r>
-        <w:t>Kontrollfrage. Welche Entscheidung waere falsch, wenn Wirkleistung: was wirklich ankommt in V05 missverstanden wird? Die Antwort muss mindestens eine Daten- oder Quellenannahme, eine betroffene Gruppe oder Schutzdimension, eine moegliche Nebenwirkung und einen Rueckkopplungsschritt nennen. Richtig ist nicht die lauteste Bewertung, sondern diejenige, die Begriff, Beleg und Steuerungsfolge zusammenhaelt.</w:t>
-      </w:r>
-    </w:p>
-    <w:p>
-      <w:r>
-        <w:t>Steuerung und Rueckkopplung. In Grundstudium Wirkungsoekonomie wird Blindleistung: viel Bewegung, kein Nutzen erst steuerungsfaehig, wenn daraus eine Entscheidung folgt. Die Grundbegriffe muessen in spaeteren Modulen wiedererkennbar bleiben. Ohne diese Rueckkopplung bleibt Reporting eine Beschreibung. Mit Rueckkopplung wird aus Bewertung eine veraenderte Routine: ein anderer Prozess, ein geaenderter Anreiz, eine bessere Datenpflicht, eine korrigierte Kommunikation oder eine neue Priorisierung.</w:t>
-      </w:r>
-    </w:p>
-    <w:p>
-      <w:r>
-        <w:t>Die typische Fehlstelle bei Wirkleistung, Scheinleistung, Blindleistung und Verlustleistung liegt darin, Absicht, Aktivitaet oder Reporting als Wirkung zu behandeln. Bei Blindleistung: viel Bewegung, kein Nutzen wird diese Fehlstelle konkret: Ein scheinbar plausibler Befund darf nicht zur Abkuerzung werden. Quellen, Systemgrenzen, Unsicherheit und Rueckkopplung bleiben sichtbar.</w:t>
-      </w:r>
-    </w:p>
-    <w:p>
-      <w:r>
-        <w:t>Pruefungsnahe Anwendung. Die Grenze gegen Scheingenauigkeit verlaeuft bei Verlustleistung: aktiv schädlich nicht zwischen Optimismus und Pessimismus. Sie verlaeuft zwischen offengelegter Unsicherheit und rhetorischer Sicherheit. Wer Wirkleistung, Scheinleistung, Blindleistung und Verlustleistung belastbar anwenden will, benennt Systemgrenze, Zeitraum, Vergleichspunkt und offene Gegenhypothese. Gerade dadurch bleibt das Skript anschlussfaehig fuer Forschung, Praxis und spaetere Revision.</w:t>
-      </w:r>
-    </w:p>
-    <w:p>
-      <w:r>
-        <w:t>Fuer die Pruefung ist Verlustleistung: aktiv schädlich dann verstanden, wenn daraus eine belastbare Fallantwort entsteht. Eine gute Antwort unterscheidet Beobachtung, Kausalannahme, Bewertung und Steuerungsfolge. Sie bewertet keine Menschen, sondern Wirkpfade, Zustandsveraenderungen, Risiken und institutionelle Bedingungen.</w:t>
-      </w:r>
-    </w:p>
-    <w:p>
-      <w:r>
-        <w:t>Rueckfluss. Fuer den WOE-Korpus bedeutet das: Begriffe aus Wirkleistung, Scheinleistung, Blindleistung und Verlustleistung sollten dort geschaerft werden, wo sie in Glossar, Werkzeugen, Journal oder Readern doppeldeutig bleiben. Offene Forschungsfragen werden nicht versteckt. Sie markieren die Stelle, an der spaetere Evidenz, ein besserer Datensatz oder eine praezisere Fallstudie die Bewertung veraendern kann.</w:t>
-      </w:r>
-    </w:p>
-    <w:p>
-      <w:r>
-        <w:t>Transfer in den WOE-Korpus. Die vier im Zusammenspiel zeigt, warum Wirkleistung, Scheinleistung, Blindleistung und Verlustleistung mehr ist als ein Schlagwort im Feld Wirkpfade, Wirkungsempfaenger, Bewertung und Rueckkopplung. Die wirkungsoekonomische Frage lautet: Welche reale Veraenderung wird moeglich, welche bleibt nur Potenzial und wo entsteht ein Wirkungsrisiko? Diese Unterscheidung schuetzt vor Impact-Washing, weil sie Absicht, Aktivitaet, Reichweite und Wirkung auseinanderhaelt.</w:t>
-      </w:r>
-    </w:p>
-    <w:p>
-      <w:r>
-        <w:t>Eine Kommune, ein Unternehmen oder eine Bildungsorganisation will Wirkleistung, Scheinleistung, Blindleistung und Verlustleistung praktisch anwenden. Der erste Schritt ist nicht die Auswahl eines Instruments, sondern die Klaerung der Zustandsveraenderung. Bei Die vier im Zusammenspiel muss deshalb benannt werden, wer betroffen ist, welcher Zustand sich veraendert, welche Frist gilt und welche Gegenbeobachtung die Annahme widerlegen wuerde. Erst danach entsteht eine begruendete Entscheidung im Feld Begriff, Fallbewertung, Wirkpfad, rote Linie, Quellenbeurteilung oder Rueckkopplungsregel.</w:t>
-      </w:r>
-    </w:p>
-    <w:p>
-      <w:r>
-        <w:t>Grenzen der Aussage. In V05 muss Ein Beispiel mit gleicher Scheinleistung immer mit Empfaengern gelesen werden. Wirkung entsteht nicht beim Sender, sondern an veraenderten Zustaenden von Menschen, Oekosystemen, Institutionen, Oeffentlichkeit oder kuenftigen Handlungsspielraeumen. Darum reicht es nicht, interne Aktivitaeten zu dokumentieren. Entscheidend ist, ob sich ein Zustand nachvollziehbar veraendert und ob diese Veraenderung im Referenzrahmen Mensch, Planet, Demokratie, SDGs, Agenda 2030 und SDG+ tragfaehig bewertet werden kann.</w:t>
-      </w:r>
-    </w:p>
-    <w:p>
-      <w:r>
-        <w:t>Ein Bericht behauptet, die Massnahme zu Wirkleistung, Scheinleistung, Blindleistung und Verlustleistung sei erfolgreich. Die WOE-Lesart fragt bei Ein Beispiel mit gleicher Scheinleistung nach belastbaren Nachweisen: begriffliche Praezision, Fallbeschreibung, Quellenklarheit, Plausibilitaet und offene Unsicherheit. Wenn diese Nachweise fehlen, bleibt die Aussage Wirkungspotenzial oder Kommunikationsbehauptung. Sie kann wichtig sein, aber sie ist noch keine belegte Wirkung.</w:t>
-      </w:r>
-    </w:p>
-    <w:p>
-      <w:r>
-        <w:t>Kontrollfrage. Welche Entscheidung waere falsch, wenn Ein Beispiel mit gleicher Scheinleistung in V05 missverstanden wird? Die Antwort muss mindestens eine Daten- oder Quellenannahme, eine betroffene Gruppe oder Schutzdimension, eine moegliche Nebenwirkung und einen Rueckkopplungsschritt nennen. Richtig ist nicht die lauteste Bewertung, sondern diejenige, die Begriff, Beleg und Steuerungsfolge zusammenhaelt.</w:t>
+        <w:t>Vertiefungsrunde 4: Anschluss an Praxis und Forschung</w:t>
+      </w:r>
+    </w:p>
+    <w:p>
+      <w:r>
+        <w:t>Diese Runde wechselt den Blickwinkel, damit der Schlussblock nicht nur wiederholt, sondern Leseentscheidungen vorbereitet: Was ist belegt, was bleibt Potenzial, welche Nebenwirkung ist relevant und welche Steuerungsfolge wird daraus abgeleitet?</w:t>
+      </w:r>
+    </w:p>
+    <w:p>
+      <w:r>
+        <w:t>Evidenzfenster. In Grundstudium Wirkungsoekonomie wird Analysemodell erst steuerungsfaehig, wenn daraus eine Entscheidung folgt. Die Grundbegriffe muessen in spaeteren Modulen wiedererkennbar bleiben. Ohne diese Rueckkopplung bleibt Reporting eine Beschreibung. Mit Rueckkopplung wird aus Bewertung eine veraenderte Routine: ein anderer Prozess, ein geaenderter Anreiz, eine bessere Datenpflicht, eine korrigierte Kommunikation oder eine neue Priorisierung.</w:t>
+      </w:r>
+    </w:p>
+    <w:p>
+      <w:r>
+        <w:t>Die typische Fehlstelle bei Wirkleistung, Scheinleistung, Blindleistung und Verlustleistung liegt darin, Absicht, Aktivitaet oder Reporting als Wirkung zu behandeln. Bei Analysemodell wird diese Fehlstelle konkret: Ein scheinbar plausibler Befund darf nicht zur Abkuerzung werden. Quellen, Systemgrenzen, Unsicherheit und Rueckkopplung bleiben sichtbar.</w:t>
+      </w:r>
+    </w:p>
+    <w:p>
+      <w:r>
+        <w:t>Fallpruefung. Wenn eine Kommune eine bestehende Massnahme neu priorisieren will, beginnt die Analyse bei Empfaengern, Wirkraum, Zeitraum und Datenquelle. Bei Analysemodell muss dann geklaert werden, ob Ressourcen umgeschichtet, Daten nacherhoben oder Zielkonflikte offengelegt werden. Eine tragfaehige Antwort benennt mindestens eine Quelle, eine offene Unsicherheit, eine moegliche Gegenbeobachtung und die Entscheidung, die nach der Bewertung geaendert wird.</w:t>
+      </w:r>
+    </w:p>
+    <w:p>
+      <w:r>
+        <w:t>Bewertungsgrenze. Die Grenze gegen Scheingenauigkeit verlaeuft bei Modellformel nicht zwischen Optimismus und Pessimismus. Sie verlaeuft zwischen offengelegter Unsicherheit und rhetorischer Sicherheit. Wer Wirkleistung, Scheinleistung, Blindleistung und Verlustleistung belastbar anwenden will, benennt Systemgrenze, Zeitraum, Vergleichspunkt und offene Gegenhypothese. Gerade dadurch bleibt das Skript anschlussfaehig fuer Forschung, Praxis und spaetere Revision.</w:t>
+      </w:r>
+    </w:p>
+    <w:p>
+      <w:r>
+        <w:t>Fuer die Pruefung ist Modellformel dann verstanden, wenn daraus eine belastbare Fallantwort entsteht. Eine gute Antwort unterscheidet Beobachtung, Kausalannahme, Bewertung und Steuerungsfolge. Sie bewertet keine Menschen, sondern Wirkpfade, Zustandsveraenderungen, Risiken und institutionelle Bedingungen.</w:t>
+      </w:r>
+    </w:p>
+    <w:p>
+      <w:r>
+        <w:t>Fallpruefung. Wenn ein Unternehmen ein Produkt, einen Prozess oder eine Investition wirkungsbezogen bewerten will, beginnt die Analyse bei Empfaengern, Wirkraum, Zeitraum und Datenquelle. Bei Modellformel muss dann geklaert werden, welche Entscheidung nach der Bewertung tatsaechlich anders ausfaellt. Eine tragfaehige Antwort benennt mindestens eine Quelle, eine offene Unsicherheit, eine moegliche Gegenbeobachtung und die Entscheidung, die nach der Bewertung geaendert wird.</w:t>
+      </w:r>
+    </w:p>
+    <w:p>
+      <w:r>
+        <w:t>Fuer die Bewertung reicht kein Summenscore, der zentrale Schaeden mit bequemen Pluspunkten verrechnet. Nichtkompensation und Reverse Merit Order markieren, wo rote Linien, demokratische Grundbedingungen oder planetare Grenzen Vorrang vor Durchschnittslogik haben. So bleibt positive Netto-Wirkung eine anspruchsvolle Zielgroesse und wird nicht zur dekorativen Formel.</w:t>
+      </w:r>
+    </w:p>
+    <w:p>
+      <w:r>
+        <w:t>Steuerungsfolge. Fallfenster zeigt, warum Wirkleistung, Scheinleistung, Blindleistung und Verlustleistung mehr ist als ein Schlagwort im Feld Wirkpfade, Wirkungsempfaenger, Bewertung und Rueckkopplung. Die wirkungsoekonomische Frage lautet: Welche reale Veraenderung wird moeglich, welche bleibt nur Potenzial und wo entsteht ein Wirkungsrisiko? Diese Unterscheidung schuetzt vor Impact-Washing, weil sie Absicht, Aktivitaet, Reichweite und Wirkung auseinanderhaelt.</w:t>
+      </w:r>
+    </w:p>
+    <w:p>
+      <w:r>
+        <w:t>Eine Kommune, ein Unternehmen oder eine Bildungsorganisation will Wirkleistung, Scheinleistung, Blindleistung und Verlustleistung praktisch anwenden. Der erste Schritt ist nicht die Auswahl eines Instruments, sondern die Klaerung der Zustandsveraenderung. Bei Fallfenster muss deshalb benannt werden, wer betroffen ist, welcher Zustand sich veraendert, welche Frist gilt und welche Gegenbeobachtung die Annahme widerlegen wuerde. Erst danach entsteht eine begruendete Entscheidung im Feld Begriff, Fallbewertung, Wirkpfad, rote Linie, Quellenbeurteilung oder Rueckkopplungsregel.</w:t>
+      </w:r>
+    </w:p>
+    <w:p>
+      <w:r>
+        <w:t>Fallpruefung. Wenn eine Bildungs- oder Forschungseinrichtung eine Wirkungsaussage fuer Lernende und Praxispartner pruefbar machen will, beginnt die Analyse bei Empfaengern, Wirkraum, Zeitraum und Datenquelle. Bei Fallfenster muss dann geklaert werden, welche Begriffe, Quellen und Grenzen im Material sichtbar bleiben muessen. Eine tragfaehige Antwort benennt mindestens eine Quelle, eine offene Unsicherheit, eine moegliche Gegenbeobachtung und die Entscheidung, die nach der Bewertung geaendert wird.</w:t>
+      </w:r>
+    </w:p>
+    <w:p>
+      <w:r>
+        <w:t>Der Rueckfluss in den WOE-Korpus liegt hier in klaren Begriffen, sauber verlinkten Quellen und benannten Forschungsfragen. Wo Glossar, Werkzeuge, Journal oder Reader noch doppeldeutig bleiben, sollte Wirkleistung, Scheinleistung, Blindleistung und Verlustleistung nicht als fertige Gewissheit auftreten, sondern als pruefbarer Lernstand mit Korrekturpfad.</w:t>
+      </w:r>
+    </w:p>
+    <w:p>
+      <w:r>
+        <w:t>Transferhinweis. In V05 muss Prüfungsnahe Fallfragen ohne geschützte Antwortlogik immer mit Empfaengern gelesen werden. Wirkung entsteht nicht beim Sender, sondern an veraenderten Zustaenden von Menschen, Oekosystemen, Institutionen, Oeffentlichkeit oder kuenftigen Handlungsspielraeumen. Darum reicht es nicht, interne Aktivitaeten zu dokumentieren. Entscheidend ist, ob sich ein Zustand nachvollziehbar veraendert und ob diese Veraenderung im Referenzrahmen Mensch, Planet, Demokratie, SDGs, Agenda 2030 und SDG+ tragfaehig bewertet werden kann.</w:t>
+      </w:r>
+    </w:p>
+    <w:p>
+      <w:r>
+        <w:t>Ein Bericht behauptet, die Massnahme zu Wirkleistung, Scheinleistung, Blindleistung und Verlustleistung sei erfolgreich. Die WOE-Lesart fragt bei Prüfungsnahe Fallfragen ohne geschützte Antwortlogik nach belastbaren Nachweisen: begriffliche Praezision, Fallbeschreibung, Quellenklarheit, Plausibilitaet und offene Unsicherheit. Wenn diese Nachweise fehlen, bleibt die Aussage Wirkungspotenzial oder Kommunikationsbehauptung. Sie kann wichtig sein, aber sie ist noch keine belegte Wirkung.</w:t>
+      </w:r>
+    </w:p>
+    <w:p>
+      <w:r>
+        <w:t>Fallpruefung. Wenn eine Kommune eine bestehende Massnahme neu priorisieren will, beginnt die Analyse bei Empfaengern, Wirkraum, Zeitraum und Datenquelle. Bei Prüfungsnahe Fallfragen ohne geschützte Antwortlogik muss dann geklaert werden, ob Ressourcen umgeschichtet, Daten nacherhoben oder Zielkonflikte offengelegt werden. Eine tragfaehige Antwort benennt mindestens eine Quelle, eine offene Unsicherheit, eine moegliche Gegenbeobachtung und die Entscheidung, die nach der Bewertung geaendert wird.</w:t>
+      </w:r>
+    </w:p>
+    <w:p>
+      <w:r>
+        <w:t>Rueckflussnotiz. Wissenschaftliche Anschlussfaehigkeit entsteht hier durch Quellenklarheit. Bei Einleitung / Wirkungsfrage werden interne WOE-Begriffe nicht als Ersatz fuer Belege benutzt, sondern mit Grundlagenwerk, WOE-Referenz, Glossar, Werkzeuge, Journal und externe Fachquellen verbunden. Wo die Datenlage offen bleibt, wird das offengelegt. Wo eine Aussage nur plausibel ist, bleibt sie als Wirkungspotenzial markiert. Wo ein Schaden eine rote Linie beruehrt, greift Nichtkompensation vor Durchschnittslogik.</w:t>
+      </w:r>
+    </w:p>
+    <w:p>
+      <w:r>
+        <w:t>In einer kontroversen Entscheidung wirkt Einleitung / Wirkungsfrage als Pruefpunkt fuer Ambivalenz. Ein Nutzen fuer eine Gruppe kann mit Risiken fuer andere Wirkungsempfaenger einhergehen. Das Skript verlangt deshalb, positive und negative Zustandsveraenderungen getrennt zu fuehren, bevor von positiver Netto-Wirkung gesprochen wird.</w:t>
+      </w:r>
+    </w:p>
+    <w:p>
+      <w:r>
+        <w:t>Fallpruefung. Wenn ein Unternehmen ein Produkt, einen Prozess oder eine Investition wirkungsbezogen bewerten will, beginnt die Analyse bei Empfaengern, Wirkraum, Zeitraum und Datenquelle. Bei Einleitung / Wirkungsfrage muss dann geklaert werden, welche Entscheidung nach der Bewertung tatsaechlich anders ausfaellt. Eine tragfaehige Antwort benennt mindestens eine Quelle, eine offene Unsicherheit, eine moegliche Gegenbeobachtung und die Entscheidung, die nach der Bewertung geaendert wird.</w:t>
+      </w:r>
+    </w:p>
+    <w:p>
+      <w:r>
+        <w:t>Fuer die Bewertung reicht kein Summenscore, der zentrale Schaeden mit bequemen Pluspunkten verrechnet. Nichtkompensation und Reverse Merit Order markieren, wo rote Linien, demokratische Grundbedingungen oder planetare Grenzen Vorrang vor Durchschnittslogik haben. So bleibt positive Netto-Wirkung eine anspruchsvolle Zielgroesse und wird nicht zur dekorativen Formel.</w:t>
+      </w:r>
+    </w:p>
+    <w:p>
+      <w:r>
+        <w:t>Pruefungsimpuls. In Grundstudium Wirkungsoekonomie wird Kernaussage erst steuerungsfaehig, wenn daraus eine Entscheidung folgt. Die Grundbegriffe muessen in spaeteren Modulen wiedererkennbar bleiben. Ohne diese Rueckkopplung bleibt Reporting eine Beschreibung. Mit Rueckkopplung wird aus Bewertung eine veraenderte Routine: ein anderer Prozess, ein geaenderter Anreiz, eine bessere Datenpflicht, eine korrigierte Kommunikation oder eine neue Priorisierung.</w:t>
+      </w:r>
+    </w:p>
+    <w:p>
+      <w:r>
+        <w:t>Die typische Fehlstelle bei Wirkleistung, Scheinleistung, Blindleistung und Verlustleistung liegt darin, Absicht, Aktivitaet oder Reporting als Wirkung zu behandeln. Bei Kernaussage wird diese Fehlstelle konkret: Ein scheinbar plausibler Befund darf nicht zur Abkuerzung werden. Quellen, Systemgrenzen, Unsicherheit und Rueckkopplung bleiben sichtbar.</w:t>
+      </w:r>
+    </w:p>
+    <w:p>
+      <w:r>
+        <w:t>Fallpruefung. Wenn eine Bildungs- oder Forschungseinrichtung eine Wirkungsaussage fuer Lernende und Praxispartner pruefbar machen will, beginnt die Analyse bei Empfaengern, Wirkraum, Zeitraum und Datenquelle. Bei Kernaussage muss dann geklaert werden, welche Begriffe, Quellen und Grenzen im Material sichtbar bleiben muessen. Eine tragfaehige Antwort benennt mindestens eine Quelle, eine offene Unsicherheit, eine moegliche Gegenbeobachtung und die Entscheidung, die nach der Bewertung geaendert wird.</w:t>
+      </w:r>
+    </w:p>
+    <w:p>
+      <w:r>
+        <w:t>Der Rueckfluss in den WOE-Korpus liegt hier in klaren Begriffen, sauber verlinkten Quellen und benannten Forschungsfragen. Wo Glossar, Werkzeuge, Journal oder Reader noch doppeldeutig bleiben, sollte Wirkleistung, Scheinleistung, Blindleistung und Verlustleistung nicht als fertige Gewissheit auftreten, sondern als pruefbarer Lernstand mit Korrekturpfad.</w:t>
       </w:r>
     </w:p>
     <w:p>
@@ -3253,107 +3308,122 @@
         <w:pStyle w:val="Heading3"/>
       </w:pPr>
       <w:r>
-        <w:t>Schlussvertiefung 5: Wirkleistung, Scheinleistung, Blindleistung und Verlustleistung im Anwendungsfall</w:t>
-      </w:r>
-    </w:p>
-    <w:p>
-      <w:r>
-        <w:t>Die folgenden Abschnitte sind keine neue Pruefungsloesung. Sie verdichten die vorhandenen Kapitel zu einer Lesart, mit der Studierende einen Fall selbststaendig analysieren koennen. Im Mittelpunkt stehen Wirkpfade, Wirkungsempfaenger, Bewertung und Rueckkopplung, nicht moralische Personenbewertung.</w:t>
-      </w:r>
-    </w:p>
-    <w:p>
-      <w:r>
-        <w:t>Begriffliche Schlussklaerung. Wissenschaftliche Anschlussfaehigkeit entsteht hier durch Quellenklarheit. Bei Warum diese Unterscheidung befreit werden interne WOE-Begriffe nicht als Ersatz fuer Belege benutzt, sondern mit Grundlagenwerk, WOE-Referenz, Glossar, Werkzeuge, Journal und externe Fachquellen verbunden. Wo die Datenlage offen bleibt, wird das offengelegt. Wo eine Aussage nur plausibel ist, bleibt sie als Wirkungspotenzial markiert. Wo ein Schaden eine rote Linie beruehrt, greift Nichtkompensation vor Durchschnittslogik.</w:t>
-      </w:r>
-    </w:p>
-    <w:p>
-      <w:r>
-        <w:t>In einer kontroversen Entscheidung wirkt Warum diese Unterscheidung befreit als Pruefpunkt fuer Ambivalenz. Ein Nutzen fuer eine Gruppe kann mit Risiken fuer andere Wirkungsempfaenger einhergehen. Das Skript verlangt deshalb, positive und negative Zustandsveraenderungen getrennt zu fuehren, bevor von positiver Netto-Wirkung gesprochen wird.</w:t>
-      </w:r>
-    </w:p>
-    <w:p>
-      <w:r>
-        <w:t>Wirkpfad und Empfaenger. In Grundstudium Wirkungsoekonomie wird Ein Kompass für gute Fragen erst steuerungsfaehig, wenn daraus eine Entscheidung folgt. Die Grundbegriffe muessen in spaeteren Modulen wiedererkennbar bleiben. Ohne diese Rueckkopplung bleibt Reporting eine Beschreibung. Mit Rueckkopplung wird aus Bewertung eine veraenderte Routine: ein anderer Prozess, ein geaenderter Anreiz, eine bessere Datenpflicht, eine korrigierte Kommunikation oder eine neue Priorisierung.</w:t>
-      </w:r>
-    </w:p>
-    <w:p>
-      <w:r>
-        <w:t>Die typische Fehlstelle bei Wirkleistung, Scheinleistung, Blindleistung und Verlustleistung liegt darin, Absicht, Aktivitaet oder Reporting als Wirkung zu behandeln. Bei Ein Kompass für gute Fragen wird diese Fehlstelle konkret: Ein scheinbar plausibler Befund darf nicht zur Abkuerzung werden. Quellen, Systemgrenzen, Unsicherheit und Rueckkopplung bleiben sichtbar.</w:t>
-      </w:r>
-    </w:p>
-    <w:p>
-      <w:r>
-        <w:t>Daten, Quellen und Evidenz. Die Grenze gegen Scheingenauigkeit verlaeuft bei Was du aus dieser Vorlesung mitnimmst nicht zwischen Optimismus und Pessimismus. Sie verlaeuft zwischen offengelegter Unsicherheit und rhetorischer Sicherheit. Wer Wirkleistung, Scheinleistung, Blindleistung und Verlustleistung belastbar anwenden will, benennt Systemgrenze, Zeitraum, Vergleichspunkt und offene Gegenhypothese. Gerade dadurch bleibt das Skript anschlussfaehig fuer Forschung, Praxis und spaetere Revision.</w:t>
-      </w:r>
-    </w:p>
-    <w:p>
-      <w:r>
-        <w:t>Fuer die Pruefung ist Was du aus dieser Vorlesung mitnimmst dann verstanden, wenn daraus eine belastbare Fallantwort entsteht. Eine gute Antwort unterscheidet Beobachtung, Kausalannahme, Bewertung und Steuerungsfolge. Sie bewertet keine Menschen, sondern Wirkpfade, Zustandsveraenderungen, Risiken und institutionelle Bedingungen.</w:t>
-      </w:r>
-    </w:p>
-    <w:p>
-      <w:r>
-        <w:t>Bewertung und rote Linien. Wirkungsökonomische Vertiefung zeigt, warum Wirkleistung, Scheinleistung, Blindleistung und Verlustleistung mehr ist als ein Schlagwort im Feld Wirkpfade, Wirkungsempfaenger, Bewertung und Rueckkopplung. Die wirkungsoekonomische Frage lautet: Welche reale Veraenderung wird moeglich, welche bleibt nur Potenzial und wo entsteht ein Wirkungsrisiko? Diese Unterscheidung schuetzt vor Impact-Washing, weil sie Absicht, Aktivitaet, Reichweite und Wirkung auseinanderhaelt.</w:t>
-      </w:r>
-    </w:p>
-    <w:p>
-      <w:r>
-        <w:t>Eine Kommune, ein Unternehmen oder eine Bildungsorganisation will Wirkleistung, Scheinleistung, Blindleistung und Verlustleistung praktisch anwenden. Der erste Schritt ist nicht die Auswahl eines Instruments, sondern die Klaerung der Zustandsveraenderung. Bei Wirkungsökonomische Vertiefung muss deshalb benannt werden, wer betroffen ist, welcher Zustand sich veraendert, welche Frist gilt und welche Gegenbeobachtung die Annahme widerlegen wuerde. Erst danach entsteht eine begruendete Entscheidung im Feld Begriff, Fallbewertung, Wirkpfad, rote Linie, Quellenbeurteilung oder Rueckkopplungsregel.</w:t>
-      </w:r>
-    </w:p>
-    <w:p>
-      <w:r>
-        <w:t>Kontrollfrage. Welche Entscheidung waere falsch, wenn Wirkungsökonomische Vertiefung in V05 missverstanden wird? Die Antwort muss mindestens eine Daten- oder Quellenannahme, eine betroffene Gruppe oder Schutzdimension, eine moegliche Nebenwirkung und einen Rueckkopplungsschritt nennen. Richtig ist nicht die lauteste Bewertung, sondern diejenige, die Begriff, Beleg und Steuerungsfolge zusammenhaelt.</w:t>
-      </w:r>
-    </w:p>
-    <w:p>
-      <w:r>
-        <w:t>Rueckfluss. Fuer den WOE-Korpus bedeutet das: Begriffe aus Wirkleistung, Scheinleistung, Blindleistung und Verlustleistung sollten dort geschaerft werden, wo sie in Glossar, Werkzeugen, Journal oder Readern doppeldeutig bleiben. Offene Forschungsfragen werden nicht versteckt. Sie markieren die Stelle, an der spaetere Evidenz, ein besserer Datensatz oder eine praezisere Fallstudie die Bewertung veraendern kann.</w:t>
-      </w:r>
-    </w:p>
-    <w:p>
-      <w:r>
-        <w:t>Steuerung und Rueckkopplung. In V05 muss Begriffliche Präzision immer mit Empfaengern gelesen werden. Wirkung entsteht nicht beim Sender, sondern an veraenderten Zustaenden von Menschen, Oekosystemen, Institutionen, Oeffentlichkeit oder kuenftigen Handlungsspielraeumen. Darum reicht es nicht, interne Aktivitaeten zu dokumentieren. Entscheidend ist, ob sich ein Zustand nachvollziehbar veraendert und ob diese Veraenderung im Referenzrahmen Mensch, Planet, Demokratie, SDGs, Agenda 2030 und SDG+ tragfaehig bewertet werden kann.</w:t>
-      </w:r>
-    </w:p>
-    <w:p>
-      <w:r>
-        <w:t>Ein Bericht behauptet, die Massnahme zu Wirkleistung, Scheinleistung, Blindleistung und Verlustleistung sei erfolgreich. Die WOE-Lesart fragt bei Begriffliche Präzision nach belastbaren Nachweisen: begriffliche Praezision, Fallbeschreibung, Quellenklarheit, Plausibilitaet und offene Unsicherheit. Wenn diese Nachweise fehlen, bleibt die Aussage Wirkungspotenzial oder Kommunikationsbehauptung. Sie kann wichtig sein, aber sie ist noch keine belegte Wirkung.</w:t>
-      </w:r>
-    </w:p>
-    <w:p>
-      <w:r>
-        <w:t>Pruefungsnahe Anwendung. Wissenschaftliche Anschlussfaehigkeit entsteht hier durch Quellenklarheit. Bei Wirkpfad werden interne WOE-Begriffe nicht als Ersatz fuer Belege benutzt, sondern mit Grundlagenwerk, WOE-Referenz, Glossar, Werkzeuge, Journal und externe Fachquellen verbunden. Wo die Datenlage offen bleibt, wird das offengelegt. Wo eine Aussage nur plausibel ist, bleibt sie als Wirkungspotenzial markiert. Wo ein Schaden eine rote Linie beruehrt, greift Nichtkompensation vor Durchschnittslogik.</w:t>
-      </w:r>
-    </w:p>
-    <w:p>
-      <w:r>
-        <w:t>In einer kontroversen Entscheidung wirkt Wirkpfad als Pruefpunkt fuer Ambivalenz. Ein Nutzen fuer eine Gruppe kann mit Risiken fuer andere Wirkungsempfaenger einhergehen. Das Skript verlangt deshalb, positive und negative Zustandsveraenderungen getrennt zu fuehren, bevor von positiver Netto-Wirkung gesprochen wird.</w:t>
-      </w:r>
-    </w:p>
-    <w:p>
-      <w:r>
-        <w:t>Transfer in den WOE-Korpus. In Grundstudium Wirkungsoekonomie wird Leitthese erst steuerungsfaehig, wenn daraus eine Entscheidung folgt. Die Grundbegriffe muessen in spaeteren Modulen wiedererkennbar bleiben. Ohne diese Rueckkopplung bleibt Reporting eine Beschreibung. Mit Rueckkopplung wird aus Bewertung eine veraenderte Routine: ein anderer Prozess, ein geaenderter Anreiz, eine bessere Datenpflicht, eine korrigierte Kommunikation oder eine neue Priorisierung.</w:t>
-      </w:r>
-    </w:p>
-    <w:p>
-      <w:r>
-        <w:t>Die typische Fehlstelle bei Wirkleistung, Scheinleistung, Blindleistung und Verlustleistung liegt darin, Absicht, Aktivitaet oder Reporting als Wirkung zu behandeln. Bei Leitthese wird diese Fehlstelle konkret: Ein scheinbar plausibler Befund darf nicht zur Abkuerzung werden. Quellen, Systemgrenzen, Unsicherheit und Rueckkopplung bleiben sichtbar.</w:t>
-      </w:r>
-    </w:p>
-    <w:p>
-      <w:r>
-        <w:t>Grenzen der Aussage. Die Grenze gegen Scheingenauigkeit verlaeuft bei Didaktische Einordnung im Studiengang nicht zwischen Optimismus und Pessimismus. Sie verlaeuft zwischen offengelegter Unsicherheit und rhetorischer Sicherheit. Wer Wirkleistung, Scheinleistung, Blindleistung und Verlustleistung belastbar anwenden will, benennt Systemgrenze, Zeitraum, Vergleichspunkt und offene Gegenhypothese. Gerade dadurch bleibt das Skript anschlussfaehig fuer Forschung, Praxis und spaetere Revision.</w:t>
-      </w:r>
-    </w:p>
-    <w:p>
-      <w:r>
-        <w:t>Fuer die Pruefung ist Didaktische Einordnung im Studiengang dann verstanden, wenn daraus eine belastbare Fallantwort entsteht. Eine gute Antwort unterscheidet Beobachtung, Kausalannahme, Bewertung und Steuerungsfolge. Sie bewertet keine Menschen, sondern Wirkpfade, Zustandsveraenderungen, Risiken und institutionelle Bedingungen.</w:t>
-      </w:r>
-    </w:p>
-    <w:p>
-      <w:r>
-        <w:t>Kontrollfrage. Welche Entscheidung waere falsch, wenn Didaktische Einordnung im Studiengang in V05 missverstanden wird? Die Antwort muss mindestens eine Daten- oder Quellenannahme, eine betroffene Gruppe oder Schutzdimension, eine moegliche Nebenwirkung und einen Rueckkopplungsschritt nennen. Richtig ist nicht die lauteste Bewertung, sondern diejenige, die Begriff, Beleg und Steuerungsfolge zusammenhaelt.</w:t>
+        <w:t>Vertiefungsrunde 5: Anschluss an Praxis und Forschung</w:t>
+      </w:r>
+    </w:p>
+    <w:p>
+      <w:r>
+        <w:t>Diese Runde wechselt den Blickwinkel, damit der Schlussblock nicht nur wiederholt, sondern Leseentscheidungen vorbereitet: Was ist belegt, was bleibt Potenzial, welche Nebenwirkung ist relevant und welche Steuerungsfolge wird daraus abgeleitet?</w:t>
+      </w:r>
+    </w:p>
+    <w:p>
+      <w:r>
+        <w:t>Begriffliche Sicherung. Die Grenze gegen Scheingenauigkeit verlaeuft bei Quelltext und fachliche Grundlegung nicht zwischen Optimismus und Pessimismus. Sie verlaeuft zwischen offengelegter Unsicherheit und rhetorischer Sicherheit. Wer Wirkleistung, Scheinleistung, Blindleistung und Verlustleistung belastbar anwenden will, benennt Systemgrenze, Zeitraum, Vergleichspunkt und offene Gegenhypothese. Gerade dadurch bleibt das Skript anschlussfaehig fuer Forschung, Praxis und spaetere Revision.</w:t>
+      </w:r>
+    </w:p>
+    <w:p>
+      <w:r>
+        <w:t>Fuer die Pruefung ist Quelltext und fachliche Grundlegung dann verstanden, wenn daraus eine belastbare Fallantwort entsteht. Eine gute Antwort unterscheidet Beobachtung, Kausalannahme, Bewertung und Steuerungsfolge. Sie bewertet keine Menschen, sondern Wirkpfade, Zustandsveraenderungen, Risiken und institutionelle Bedingungen.</w:t>
+      </w:r>
+    </w:p>
+    <w:p>
+      <w:r>
+        <w:t>Fallpruefung. Wenn eine Kommune eine bestehende Massnahme neu priorisieren will, beginnt die Analyse bei Empfaengern, Wirkraum, Zeitraum und Datenquelle. Bei Quelltext und fachliche Grundlegung muss dann geklaert werden, ob Ressourcen umgeschichtet, Daten nacherhoben oder Zielkonflikte offengelegt werden. Eine tragfaehige Antwort benennt mindestens eine Quelle, eine offene Unsicherheit, eine moegliche Gegenbeobachtung und die Entscheidung, die nach der Bewertung geaendert wird.</w:t>
+      </w:r>
+    </w:p>
+    <w:p>
+      <w:r>
+        <w:t>Wirkpfadpruefung. Eine Anleihe bei der Elektrotechnik zeigt, warum Wirkleistung, Scheinleistung, Blindleistung und Verlustleistung mehr ist als ein Schlagwort im Feld Wirkpfade, Wirkungsempfaenger, Bewertung und Rueckkopplung. Die wirkungsoekonomische Frage lautet: Welche reale Veraenderung wird moeglich, welche bleibt nur Potenzial und wo entsteht ein Wirkungsrisiko? Diese Unterscheidung schuetzt vor Impact-Washing, weil sie Absicht, Aktivitaet, Reichweite und Wirkung auseinanderhaelt.</w:t>
+      </w:r>
+    </w:p>
+    <w:p>
+      <w:r>
+        <w:t>Eine Kommune, ein Unternehmen oder eine Bildungsorganisation will Wirkleistung, Scheinleistung, Blindleistung und Verlustleistung praktisch anwenden. Der erste Schritt ist nicht die Auswahl eines Instruments, sondern die Klaerung der Zustandsveraenderung. Bei Eine Anleihe bei der Elektrotechnik muss deshalb benannt werden, wer betroffen ist, welcher Zustand sich veraendert, welche Frist gilt und welche Gegenbeobachtung die Annahme widerlegen wuerde. Erst danach entsteht eine begruendete Entscheidung im Feld Begriff, Fallbewertung, Wirkpfad, rote Linie, Quellenbeurteilung oder Rueckkopplungsregel.</w:t>
+      </w:r>
+    </w:p>
+    <w:p>
+      <w:r>
+        <w:t>Fallpruefung. Wenn ein Unternehmen ein Produkt, einen Prozess oder eine Investition wirkungsbezogen bewerten will, beginnt die Analyse bei Empfaengern, Wirkraum, Zeitraum und Datenquelle. Bei Eine Anleihe bei der Elektrotechnik muss dann geklaert werden, welche Entscheidung nach der Bewertung tatsaechlich anders ausfaellt. Eine tragfaehige Antwort benennt mindestens eine Quelle, eine offene Unsicherheit, eine moegliche Gegenbeobachtung und die Entscheidung, die nach der Bewertung geaendert wird.</w:t>
+      </w:r>
+    </w:p>
+    <w:p>
+      <w:r>
+        <w:t>Fuer die Bewertung reicht kein Summenscore, der zentrale Schaeden mit bequemen Pluspunkten verrechnet. Nichtkompensation und Reverse Merit Order markieren, wo rote Linien, demokratische Grundbedingungen oder planetare Grenzen Vorrang vor Durchschnittslogik haben. So bleibt positive Netto-Wirkung eine anspruchsvolle Zielgroesse und wird nicht zur dekorativen Formel.</w:t>
+      </w:r>
+    </w:p>
+    <w:p>
+      <w:r>
+        <w:t>Evidenzfenster. In V05 muss Scheinleistung: alles, was sich bewegt immer mit Empfaengern gelesen werden. Wirkung entsteht nicht beim Sender, sondern an veraenderten Zustaenden von Menschen, Oekosystemen, Institutionen, Oeffentlichkeit oder kuenftigen Handlungsspielraeumen. Darum reicht es nicht, interne Aktivitaeten zu dokumentieren. Entscheidend ist, ob sich ein Zustand nachvollziehbar veraendert und ob diese Veraenderung im Referenzrahmen Mensch, Planet, Demokratie, SDGs, Agenda 2030 und SDG+ tragfaehig bewertet werden kann.</w:t>
+      </w:r>
+    </w:p>
+    <w:p>
+      <w:r>
+        <w:t>Ein Bericht behauptet, die Massnahme zu Wirkleistung, Scheinleistung, Blindleistung und Verlustleistung sei erfolgreich. Die WOE-Lesart fragt bei Scheinleistung: alles, was sich bewegt nach belastbaren Nachweisen: begriffliche Praezision, Fallbeschreibung, Quellenklarheit, Plausibilitaet und offene Unsicherheit. Wenn diese Nachweise fehlen, bleibt die Aussage Wirkungspotenzial oder Kommunikationsbehauptung. Sie kann wichtig sein, aber sie ist noch keine belegte Wirkung.</w:t>
+      </w:r>
+    </w:p>
+    <w:p>
+      <w:r>
+        <w:t>Fallpruefung. Wenn eine Bildungs- oder Forschungseinrichtung eine Wirkungsaussage fuer Lernende und Praxispartner pruefbar machen will, beginnt die Analyse bei Empfaengern, Wirkraum, Zeitraum und Datenquelle. Bei Scheinleistung: alles, was sich bewegt muss dann geklaert werden, welche Begriffe, Quellen und Grenzen im Material sichtbar bleiben muessen. Eine tragfaehige Antwort benennt mindestens eine Quelle, eine offene Unsicherheit, eine moegliche Gegenbeobachtung und die Entscheidung, die nach der Bewertung geaendert wird.</w:t>
+      </w:r>
+    </w:p>
+    <w:p>
+      <w:r>
+        <w:t>Der Rueckfluss in den WOE-Korpus liegt hier in klaren Begriffen, sauber verlinkten Quellen und benannten Forschungsfragen. Wo Glossar, Werkzeuge, Journal oder Reader noch doppeldeutig bleiben, sollte Wirkleistung, Scheinleistung, Blindleistung und Verlustleistung nicht als fertige Gewissheit auftreten, sondern als pruefbarer Lernstand mit Korrekturpfad.</w:t>
+      </w:r>
+    </w:p>
+    <w:p>
+      <w:r>
+        <w:t>Bewertungsgrenze. Wissenschaftliche Anschlussfaehigkeit entsteht hier durch Quellenklarheit. Bei Wirkleistung: was wirklich ankommt werden interne WOE-Begriffe nicht als Ersatz fuer Belege benutzt, sondern mit Grundlagenwerk, WOE-Referenz, Glossar, Werkzeuge, Journal und externe Fachquellen verbunden. Wo die Datenlage offen bleibt, wird das offengelegt. Wo eine Aussage nur plausibel ist, bleibt sie als Wirkungspotenzial markiert. Wo ein Schaden eine rote Linie beruehrt, greift Nichtkompensation vor Durchschnittslogik.</w:t>
+      </w:r>
+    </w:p>
+    <w:p>
+      <w:r>
+        <w:t>In einer kontroversen Entscheidung wirkt Wirkleistung: was wirklich ankommt als Pruefpunkt fuer Ambivalenz. Ein Nutzen fuer eine Gruppe kann mit Risiken fuer andere Wirkungsempfaenger einhergehen. Das Skript verlangt deshalb, positive und negative Zustandsveraenderungen getrennt zu fuehren, bevor von positiver Netto-Wirkung gesprochen wird.</w:t>
+      </w:r>
+    </w:p>
+    <w:p>
+      <w:r>
+        <w:t>Fallpruefung. Wenn eine Kommune eine bestehende Massnahme neu priorisieren will, beginnt die Analyse bei Empfaengern, Wirkraum, Zeitraum und Datenquelle. Bei Wirkleistung: was wirklich ankommt muss dann geklaert werden, ob Ressourcen umgeschichtet, Daten nacherhoben oder Zielkonflikte offengelegt werden. Eine tragfaehige Antwort benennt mindestens eine Quelle, eine offene Unsicherheit, eine moegliche Gegenbeobachtung und die Entscheidung, die nach der Bewertung geaendert wird.</w:t>
+      </w:r>
+    </w:p>
+    <w:p>
+      <w:r>
+        <w:t>Steuerungsfolge. In Grundstudium Wirkungsoekonomie wird Blindleistung: viel Bewegung, kein Nutzen erst steuerungsfaehig, wenn daraus eine Entscheidung folgt. Die Grundbegriffe muessen in spaeteren Modulen wiedererkennbar bleiben. Ohne diese Rueckkopplung bleibt Reporting eine Beschreibung. Mit Rueckkopplung wird aus Bewertung eine veraenderte Routine: ein anderer Prozess, ein geaenderter Anreiz, eine bessere Datenpflicht, eine korrigierte Kommunikation oder eine neue Priorisierung.</w:t>
+      </w:r>
+    </w:p>
+    <w:p>
+      <w:r>
+        <w:t>Die typische Fehlstelle bei Wirkleistung, Scheinleistung, Blindleistung und Verlustleistung liegt darin, Absicht, Aktivitaet oder Reporting als Wirkung zu behandeln. Bei Blindleistung: viel Bewegung, kein Nutzen wird diese Fehlstelle konkret: Ein scheinbar plausibler Befund darf nicht zur Abkuerzung werden. Quellen, Systemgrenzen, Unsicherheit und Rueckkopplung bleiben sichtbar.</w:t>
+      </w:r>
+    </w:p>
+    <w:p>
+      <w:r>
+        <w:t>Fallpruefung. Wenn ein Unternehmen ein Produkt, einen Prozess oder eine Investition wirkungsbezogen bewerten will, beginnt die Analyse bei Empfaengern, Wirkraum, Zeitraum und Datenquelle. Bei Blindleistung: viel Bewegung, kein Nutzen muss dann geklaert werden, welche Entscheidung nach der Bewertung tatsaechlich anders ausfaellt. Eine tragfaehige Antwort benennt mindestens eine Quelle, eine offene Unsicherheit, eine moegliche Gegenbeobachtung und die Entscheidung, die nach der Bewertung geaendert wird.</w:t>
+      </w:r>
+    </w:p>
+    <w:p>
+      <w:r>
+        <w:t>Fuer die Bewertung reicht kein Summenscore, der zentrale Schaeden mit bequemen Pluspunkten verrechnet. Nichtkompensation und Reverse Merit Order markieren, wo rote Linien, demokratische Grundbedingungen oder planetare Grenzen Vorrang vor Durchschnittslogik haben. So bleibt positive Netto-Wirkung eine anspruchsvolle Zielgroesse und wird nicht zur dekorativen Formel.</w:t>
+      </w:r>
+    </w:p>
+    <w:p>
+      <w:r>
+        <w:t>Transferhinweis. Die Grenze gegen Scheingenauigkeit verlaeuft bei Verlustleistung: aktiv schädlich nicht zwischen Optimismus und Pessimismus. Sie verlaeuft zwischen offengelegter Unsicherheit und rhetorischer Sicherheit. Wer Wirkleistung, Scheinleistung, Blindleistung und Verlustleistung belastbar anwenden will, benennt Systemgrenze, Zeitraum, Vergleichspunkt und offene Gegenhypothese. Gerade dadurch bleibt das Skript anschlussfaehig fuer Forschung, Praxis und spaetere Revision.</w:t>
+      </w:r>
+    </w:p>
+    <w:p>
+      <w:r>
+        <w:t>Fuer die Pruefung ist Verlustleistung: aktiv schädlich dann verstanden, wenn daraus eine belastbare Fallantwort entsteht. Eine gute Antwort unterscheidet Beobachtung, Kausalannahme, Bewertung und Steuerungsfolge. Sie bewertet keine Menschen, sondern Wirkpfade, Zustandsveraenderungen, Risiken und institutionelle Bedingungen.</w:t>
+      </w:r>
+    </w:p>
+    <w:p>
+      <w:r>
+        <w:t>Fallpruefung. Wenn eine Bildungs- oder Forschungseinrichtung eine Wirkungsaussage fuer Lernende und Praxispartner pruefbar machen will, beginnt die Analyse bei Empfaengern, Wirkraum, Zeitraum und Datenquelle. Bei Verlustleistung: aktiv schädlich muss dann geklaert werden, welche Begriffe, Quellen und Grenzen im Material sichtbar bleiben muessen. Eine tragfaehige Antwort benennt mindestens eine Quelle, eine offene Unsicherheit, eine moegliche Gegenbeobachtung und die Entscheidung, die nach der Bewertung geaendert wird.</w:t>
+      </w:r>
+    </w:p>
+    <w:p>
+      <w:r>
+        <w:t>Der Rueckfluss in den WOE-Korpus liegt hier in klaren Begriffen, sauber verlinkten Quellen und benannten Forschungsfragen. Wo Glossar, Werkzeuge, Journal oder Reader noch doppeldeutig bleiben, sollte Wirkleistung, Scheinleistung, Blindleistung und Verlustleistung nicht als fertige Gewissheit auftreten, sondern als pruefbarer Lernstand mit Korrekturpfad.</w:t>
       </w:r>
     </w:p>
     <w:p>
@@ -3361,135 +3431,67 @@
         <w:pStyle w:val="Heading3"/>
       </w:pPr>
       <w:r>
-        <w:t>Schlussvertiefung 6: Wirkleistung, Scheinleistung, Blindleistung und Verlustleistung im Anwendungsfall</w:t>
-      </w:r>
-    </w:p>
-    <w:p>
-      <w:r>
-        <w:t>Die folgenden Abschnitte sind keine neue Pruefungsloesung. Sie verdichten die vorhandenen Kapitel zu einer Lesart, mit der Studierende einen Fall selbststaendig analysieren koennen. Im Mittelpunkt stehen Wirkpfade, Wirkungsempfaenger, Bewertung und Rueckkopplung, nicht moralische Personenbewertung.</w:t>
-      </w:r>
-    </w:p>
-    <w:p>
-      <w:r>
-        <w:t>Begriffliche Schlussklaerung. Analysemodell zeigt, warum Wirkleistung, Scheinleistung, Blindleistung und Verlustleistung mehr ist als ein Schlagwort im Feld Wirkpfade, Wirkungsempfaenger, Bewertung und Rueckkopplung. Die wirkungsoekonomische Frage lautet: Welche reale Veraenderung wird moeglich, welche bleibt nur Potenzial und wo entsteht ein Wirkungsrisiko? Diese Unterscheidung schuetzt vor Impact-Washing, weil sie Absicht, Aktivitaet, Reichweite und Wirkung auseinanderhaelt.</w:t>
-      </w:r>
-    </w:p>
-    <w:p>
-      <w:r>
-        <w:t>Eine Kommune, ein Unternehmen oder eine Bildungsorganisation will Wirkleistung, Scheinleistung, Blindleistung und Verlustleistung praktisch anwenden. Der erste Schritt ist nicht die Auswahl eines Instruments, sondern die Klaerung der Zustandsveraenderung. Bei Analysemodell muss deshalb benannt werden, wer betroffen ist, welcher Zustand sich veraendert, welche Frist gilt und welche Gegenbeobachtung die Annahme widerlegen wuerde. Erst danach entsteht eine begruendete Entscheidung im Feld Begriff, Fallbewertung, Wirkpfad, rote Linie, Quellenbeurteilung oder Rueckkopplungsregel.</w:t>
-      </w:r>
-    </w:p>
-    <w:p>
-      <w:r>
-        <w:t>Wirkpfad und Empfaenger. In V05 muss Modellformel immer mit Empfaengern gelesen werden. Wirkung entsteht nicht beim Sender, sondern an veraenderten Zustaenden von Menschen, Oekosystemen, Institutionen, Oeffentlichkeit oder kuenftigen Handlungsspielraeumen. Darum reicht es nicht, interne Aktivitaeten zu dokumentieren. Entscheidend ist, ob sich ein Zustand nachvollziehbar veraendert und ob diese Veraenderung im Referenzrahmen Mensch, Planet, Demokratie, SDGs, Agenda 2030 und SDG+ tragfaehig bewertet werden kann.</w:t>
-      </w:r>
-    </w:p>
-    <w:p>
-      <w:r>
-        <w:t>Ein Bericht behauptet, die Massnahme zu Wirkleistung, Scheinleistung, Blindleistung und Verlustleistung sei erfolgreich. Die WOE-Lesart fragt bei Modellformel nach belastbaren Nachweisen: begriffliche Praezision, Fallbeschreibung, Quellenklarheit, Plausibilitaet und offene Unsicherheit. Wenn diese Nachweise fehlen, bleibt die Aussage Wirkungspotenzial oder Kommunikationsbehauptung. Sie kann wichtig sein, aber sie ist noch keine belegte Wirkung.</w:t>
-      </w:r>
-    </w:p>
-    <w:p>
-      <w:r>
-        <w:t>Rueckfluss. Fuer den WOE-Korpus bedeutet das: Begriffe aus Wirkleistung, Scheinleistung, Blindleistung und Verlustleistung sollten dort geschaerft werden, wo sie in Glossar, Werkzeugen, Journal oder Readern doppeldeutig bleiben. Offene Forschungsfragen werden nicht versteckt. Sie markieren die Stelle, an der spaetere Evidenz, ein besserer Datensatz oder eine praezisere Fallstudie die Bewertung veraendern kann.</w:t>
-      </w:r>
-    </w:p>
-    <w:p>
-      <w:r>
-        <w:t>Daten, Quellen und Evidenz. Wissenschaftliche Anschlussfaehigkeit entsteht hier durch Quellenklarheit. Bei Fallfenster werden interne WOE-Begriffe nicht als Ersatz fuer Belege benutzt, sondern mit Grundlagenwerk, WOE-Referenz, Glossar, Werkzeuge, Journal und externe Fachquellen verbunden. Wo die Datenlage offen bleibt, wird das offengelegt. Wo eine Aussage nur plausibel ist, bleibt sie als Wirkungspotenzial markiert. Wo ein Schaden eine rote Linie beruehrt, greift Nichtkompensation vor Durchschnittslogik.</w:t>
-      </w:r>
-    </w:p>
-    <w:p>
-      <w:r>
-        <w:t>In einer kontroversen Entscheidung wirkt Fallfenster als Pruefpunkt fuer Ambivalenz. Ein Nutzen fuer eine Gruppe kann mit Risiken fuer andere Wirkungsempfaenger einhergehen. Das Skript verlangt deshalb, positive und negative Zustandsveraenderungen getrennt zu fuehren, bevor von positiver Netto-Wirkung gesprochen wird.</w:t>
-      </w:r>
-    </w:p>
-    <w:p>
-      <w:r>
-        <w:t>Bewertung und rote Linien. In Grundstudium Wirkungsoekonomie wird Prüfungsnahe Fallfragen ohne geschützte Antwortlogik erst steuerungsfaehig, wenn daraus eine Entscheidung folgt. Die Grundbegriffe muessen in spaeteren Modulen wiedererkennbar bleiben. Ohne diese Rueckkopplung bleibt Reporting eine Beschreibung. Mit Rueckkopplung wird aus Bewertung eine veraenderte Routine: ein anderer Prozess, ein geaenderter Anreiz, eine bessere Datenpflicht, eine korrigierte Kommunikation oder eine neue Priorisierung.</w:t>
-      </w:r>
-    </w:p>
-    <w:p>
-      <w:r>
-        <w:t>Die typische Fehlstelle bei Wirkleistung, Scheinleistung, Blindleistung und Verlustleistung liegt darin, Absicht, Aktivitaet oder Reporting als Wirkung zu behandeln. Bei Prüfungsnahe Fallfragen ohne geschützte Antwortlogik wird diese Fehlstelle konkret: Ein scheinbar plausibler Befund darf nicht zur Abkuerzung werden. Quellen, Systemgrenzen, Unsicherheit und Rueckkopplung bleiben sichtbar.</w:t>
-      </w:r>
-    </w:p>
-    <w:p>
-      <w:r>
-        <w:t>Kontrollfrage. Welche Entscheidung waere falsch, wenn Prüfungsnahe Fallfragen ohne geschützte Antwortlogik in V05 missverstanden wird? Die Antwort muss mindestens eine Daten- oder Quellenannahme, eine betroffene Gruppe oder Schutzdimension, eine moegliche Nebenwirkung und einen Rueckkopplungsschritt nennen. Richtig ist nicht die lauteste Bewertung, sondern diejenige, die Begriff, Beleg und Steuerungsfolge zusammenhaelt.</w:t>
-      </w:r>
-    </w:p>
-    <w:p>
-      <w:r>
-        <w:t>Steuerung und Rueckkopplung. Die Grenze gegen Scheingenauigkeit verlaeuft bei Einleitung / Wirkungsfrage nicht zwischen Optimismus und Pessimismus. Sie verlaeuft zwischen offengelegter Unsicherheit und rhetorischer Sicherheit. Wer Wirkleistung, Scheinleistung, Blindleistung und Verlustleistung belastbar anwenden will, benennt Systemgrenze, Zeitraum, Vergleichspunkt und offene Gegenhypothese. Gerade dadurch bleibt das Skript anschlussfaehig fuer Forschung, Praxis und spaetere Revision.</w:t>
-      </w:r>
-    </w:p>
-    <w:p>
-      <w:r>
-        <w:t>Fuer die Pruefung ist Einleitung / Wirkungsfrage dann verstanden, wenn daraus eine belastbare Fallantwort entsteht. Eine gute Antwort unterscheidet Beobachtung, Kausalannahme, Bewertung und Steuerungsfolge. Sie bewertet keine Menschen, sondern Wirkpfade, Zustandsveraenderungen, Risiken und institutionelle Bedingungen.</w:t>
-      </w:r>
-    </w:p>
-    <w:p>
-      <w:r>
-        <w:t>Pruefungsnahe Anwendung. Kernaussage zeigt, warum Wirkleistung, Scheinleistung, Blindleistung und Verlustleistung mehr ist als ein Schlagwort im Feld Wirkpfade, Wirkungsempfaenger, Bewertung und Rueckkopplung. Die wirkungsoekonomische Frage lautet: Welche reale Veraenderung wird moeglich, welche bleibt nur Potenzial und wo entsteht ein Wirkungsrisiko? Diese Unterscheidung schuetzt vor Impact-Washing, weil sie Absicht, Aktivitaet, Reichweite und Wirkung auseinanderhaelt.</w:t>
-      </w:r>
-    </w:p>
-    <w:p>
-      <w:r>
-        <w:t>Eine Kommune, ein Unternehmen oder eine Bildungsorganisation will Wirkleistung, Scheinleistung, Blindleistung und Verlustleistung praktisch anwenden. Der erste Schritt ist nicht die Auswahl eines Instruments, sondern die Klaerung der Zustandsveraenderung. Bei Kernaussage muss deshalb benannt werden, wer betroffen ist, welcher Zustand sich veraendert, welche Frist gilt und welche Gegenbeobachtung die Annahme widerlegen wuerde. Erst danach entsteht eine begruendete Entscheidung im Feld Begriff, Fallbewertung, Wirkpfad, rote Linie, Quellenbeurteilung oder Rueckkopplungsregel.</w:t>
-      </w:r>
-    </w:p>
-    <w:p>
-      <w:r>
-        <w:t>Transfer in den WOE-Korpus. In V05 muss Quelltext und fachliche Grundlegung immer mit Empfaengern gelesen werden. Wirkung entsteht nicht beim Sender, sondern an veraenderten Zustaenden von Menschen, Oekosystemen, Institutionen, Oeffentlichkeit oder kuenftigen Handlungsspielraeumen. Darum reicht es nicht, interne Aktivitaeten zu dokumentieren. Entscheidend ist, ob sich ein Zustand nachvollziehbar veraendert und ob diese Veraenderung im Referenzrahmen Mensch, Planet, Demokratie, SDGs, Agenda 2030 und SDG+ tragfaehig bewertet werden kann.</w:t>
-      </w:r>
-    </w:p>
-    <w:p>
-      <w:r>
-        <w:t>Ein Bericht behauptet, die Massnahme zu Wirkleistung, Scheinleistung, Blindleistung und Verlustleistung sei erfolgreich. Die WOE-Lesart fragt bei Quelltext und fachliche Grundlegung nach belastbaren Nachweisen: begriffliche Praezision, Fallbeschreibung, Quellenklarheit, Plausibilitaet und offene Unsicherheit. Wenn diese Nachweise fehlen, bleibt die Aussage Wirkungspotenzial oder Kommunikationsbehauptung. Sie kann wichtig sein, aber sie ist noch keine belegte Wirkung.</w:t>
-      </w:r>
-    </w:p>
-    <w:p>
-      <w:r>
-        <w:t>Grenzen der Aussage. Wissenschaftliche Anschlussfaehigkeit entsteht hier durch Quellenklarheit. Bei Eine Anleihe bei der Elektrotechnik werden interne WOE-Begriffe nicht als Ersatz fuer Belege benutzt, sondern mit Grundlagenwerk, WOE-Referenz, Glossar, Werkzeuge, Journal und externe Fachquellen verbunden. Wo die Datenlage offen bleibt, wird das offengelegt. Wo eine Aussage nur plausibel ist, bleibt sie als Wirkungspotenzial markiert. Wo ein Schaden eine rote Linie beruehrt, greift Nichtkompensation vor Durchschnittslogik.</w:t>
-      </w:r>
-    </w:p>
-    <w:p>
-      <w:r>
-        <w:t>In einer kontroversen Entscheidung wirkt Eine Anleihe bei der Elektrotechnik als Pruefpunkt fuer Ambivalenz. Ein Nutzen fuer eine Gruppe kann mit Risiken fuer andere Wirkungsempfaenger einhergehen. Das Skript verlangt deshalb, positive und negative Zustandsveraenderungen getrennt zu fuehren, bevor von positiver Netto-Wirkung gesprochen wird.</w:t>
-      </w:r>
-    </w:p>
-    <w:p>
-      <w:r>
-        <w:t>Kontrollfrage. Welche Entscheidung waere falsch, wenn Eine Anleihe bei der Elektrotechnik in V05 missverstanden wird? Die Antwort muss mindestens eine Daten- oder Quellenannahme, eine betroffene Gruppe oder Schutzdimension, eine moegliche Nebenwirkung und einen Rueckkopplungsschritt nennen. Richtig ist nicht die lauteste Bewertung, sondern diejenige, die Begriff, Beleg und Steuerungsfolge zusammenhaelt.</w:t>
-      </w:r>
-    </w:p>
-    <w:p>
-      <w:r>
-        <w:t>Rueckfluss. Fuer den WOE-Korpus bedeutet das: Begriffe aus Wirkleistung, Scheinleistung, Blindleistung und Verlustleistung sollten dort geschaerft werden, wo sie in Glossar, Werkzeugen, Journal oder Readern doppeldeutig bleiben. Offene Forschungsfragen werden nicht versteckt. Sie markieren die Stelle, an der spaetere Evidenz, ein besserer Datensatz oder eine praezisere Fallstudie die Bewertung veraendern kann.</w:t>
-      </w:r>
-    </w:p>
-    <w:p>
-      <w:pPr>
-        <w:pStyle w:val="Heading3"/>
-      </w:pPr>
-      <w:r>
-        <w:t>Schlussvertiefung 7: Wirkleistung, Scheinleistung, Blindleistung und Verlustleistung im Anwendungsfall</w:t>
-      </w:r>
-    </w:p>
-    <w:p>
-      <w:r>
-        <w:t>Die folgenden Abschnitte sind keine neue Pruefungsloesung. Sie verdichten die vorhandenen Kapitel zu einer Lesart, mit der Studierende einen Fall selbststaendig analysieren koennen. Im Mittelpunkt stehen Wirkpfade, Wirkungsempfaenger, Bewertung und Rueckkopplung, nicht moralische Personenbewertung.</w:t>
-      </w:r>
-    </w:p>
-    <w:p>
-      <w:r>
-        <w:t>Begriffliche Schlussklaerung. In Grundstudium Wirkungsoekonomie wird Scheinleistung: alles, was sich bewegt erst steuerungsfaehig, wenn daraus eine Entscheidung folgt. Die Grundbegriffe muessen in spaeteren Modulen wiedererkennbar bleiben. Ohne diese Rueckkopplung bleibt Reporting eine Beschreibung. Mit Rueckkopplung wird aus Bewertung eine veraenderte Routine: ein anderer Prozess, ein geaenderter Anreiz, eine bessere Datenpflicht, eine korrigierte Kommunikation oder eine neue Priorisierung.</w:t>
-      </w:r>
-    </w:p>
-    <w:p>
-      <w:r>
-        <w:t>Die typische Fehlstelle bei Wirkleistung, Scheinleistung, Blindleistung und Verlustleistung liegt darin, Absicht, Aktivitaet oder Reporting als Wirkung zu behandeln. Bei Scheinleistung: alles, was sich bewegt wird diese Fehlstelle konkret: Ein scheinbar plausibler Befund darf nicht zur Abkuerzung werden. Quellen, Systemgrenzen, Unsicherheit und Rueckkopplung bleiben sichtbar.</w:t>
+        <w:t>Vertiefungsrunde 6: Anschluss an Praxis und Forschung</w:t>
+      </w:r>
+    </w:p>
+    <w:p>
+      <w:r>
+        <w:t>Diese Runde wechselt den Blickwinkel, damit der Schlussblock nicht nur wiederholt, sondern Leseentscheidungen vorbereitet: Was ist belegt, was bleibt Potenzial, welche Nebenwirkung ist relevant und welche Steuerungsfolge wird daraus abgeleitet?</w:t>
+      </w:r>
+    </w:p>
+    <w:p>
+      <w:r>
+        <w:t>Rueckflussnotiz. Die vier im Zusammenspiel zeigt, warum Wirkleistung, Scheinleistung, Blindleistung und Verlustleistung mehr ist als ein Schlagwort im Feld Wirkpfade, Wirkungsempfaenger, Bewertung und Rueckkopplung. Die wirkungsoekonomische Frage lautet: Welche reale Veraenderung wird moeglich, welche bleibt nur Potenzial und wo entsteht ein Wirkungsrisiko? Diese Unterscheidung schuetzt vor Impact-Washing, weil sie Absicht, Aktivitaet, Reichweite und Wirkung auseinanderhaelt.</w:t>
+      </w:r>
+    </w:p>
+    <w:p>
+      <w:r>
+        <w:t>Eine Kommune, ein Unternehmen oder eine Bildungsorganisation will Wirkleistung, Scheinleistung, Blindleistung und Verlustleistung praktisch anwenden. Der erste Schritt ist nicht die Auswahl eines Instruments, sondern die Klaerung der Zustandsveraenderung. Bei Die vier im Zusammenspiel muss deshalb benannt werden, wer betroffen ist, welcher Zustand sich veraendert, welche Frist gilt und welche Gegenbeobachtung die Annahme widerlegen wuerde. Erst danach entsteht eine begruendete Entscheidung im Feld Begriff, Fallbewertung, Wirkpfad, rote Linie, Quellenbeurteilung oder Rueckkopplungsregel.</w:t>
+      </w:r>
+    </w:p>
+    <w:p>
+      <w:r>
+        <w:t>Fallpruefung. Wenn eine Kommune eine bestehende Massnahme neu priorisieren will, beginnt die Analyse bei Empfaengern, Wirkraum, Zeitraum und Datenquelle. Bei Die vier im Zusammenspiel muss dann geklaert werden, ob Ressourcen umgeschichtet, Daten nacherhoben oder Zielkonflikte offengelegt werden. Eine tragfaehige Antwort benennt mindestens eine Quelle, eine offene Unsicherheit, eine moegliche Gegenbeobachtung und die Entscheidung, die nach der Bewertung geaendert wird.</w:t>
+      </w:r>
+    </w:p>
+    <w:p>
+      <w:r>
+        <w:t>Pruefungsimpuls. In V05 muss Ein Beispiel mit gleicher Scheinleistung immer mit Empfaengern gelesen werden. Wirkung entsteht nicht beim Sender, sondern an veraenderten Zustaenden von Menschen, Oekosystemen, Institutionen, Oeffentlichkeit oder kuenftigen Handlungsspielraeumen. Darum reicht es nicht, interne Aktivitaeten zu dokumentieren. Entscheidend ist, ob sich ein Zustand nachvollziehbar veraendert und ob diese Veraenderung im Referenzrahmen Mensch, Planet, Demokratie, SDGs, Agenda 2030 und SDG+ tragfaehig bewertet werden kann.</w:t>
+      </w:r>
+    </w:p>
+    <w:p>
+      <w:r>
+        <w:t>Ein Bericht behauptet, die Massnahme zu Wirkleistung, Scheinleistung, Blindleistung und Verlustleistung sei erfolgreich. Die WOE-Lesart fragt bei Ein Beispiel mit gleicher Scheinleistung nach belastbaren Nachweisen: begriffliche Praezision, Fallbeschreibung, Quellenklarheit, Plausibilitaet und offene Unsicherheit. Wenn diese Nachweise fehlen, bleibt die Aussage Wirkungspotenzial oder Kommunikationsbehauptung. Sie kann wichtig sein, aber sie ist noch keine belegte Wirkung.</w:t>
+      </w:r>
+    </w:p>
+    <w:p>
+      <w:r>
+        <w:t>Fallpruefung. Wenn ein Unternehmen ein Produkt, einen Prozess oder eine Investition wirkungsbezogen bewerten will, beginnt die Analyse bei Empfaengern, Wirkraum, Zeitraum und Datenquelle. Bei Ein Beispiel mit gleicher Scheinleistung muss dann geklaert werden, welche Entscheidung nach der Bewertung tatsaechlich anders ausfaellt. Eine tragfaehige Antwort benennt mindestens eine Quelle, eine offene Unsicherheit, eine moegliche Gegenbeobachtung und die Entscheidung, die nach der Bewertung geaendert wird.</w:t>
+      </w:r>
+    </w:p>
+    <w:p>
+      <w:r>
+        <w:t>Fuer die Bewertung reicht kein Summenscore, der zentrale Schaeden mit bequemen Pluspunkten verrechnet. Nichtkompensation und Reverse Merit Order markieren, wo rote Linien, demokratische Grundbedingungen oder planetare Grenzen Vorrang vor Durchschnittslogik haben. So bleibt positive Netto-Wirkung eine anspruchsvolle Zielgroesse und wird nicht zur dekorativen Formel.</w:t>
+      </w:r>
+    </w:p>
+    <w:p>
+      <w:r>
+        <w:t>Begriffliche Sicherung. Wissenschaftliche Anschlussfaehigkeit entsteht hier durch Quellenklarheit. Bei Warum diese Unterscheidung befreit werden interne WOE-Begriffe nicht als Ersatz fuer Belege benutzt, sondern mit Grundlagenwerk, WOE-Referenz, Glossar, Werkzeuge, Journal und externe Fachquellen verbunden. Wo die Datenlage offen bleibt, wird das offengelegt. Wo eine Aussage nur plausibel ist, bleibt sie als Wirkungspotenzial markiert. Wo ein Schaden eine rote Linie beruehrt, greift Nichtkompensation vor Durchschnittslogik.</w:t>
+      </w:r>
+    </w:p>
+    <w:p>
+      <w:r>
+        <w:t>In einer kontroversen Entscheidung wirkt Warum diese Unterscheidung befreit als Pruefpunkt fuer Ambivalenz. Ein Nutzen fuer eine Gruppe kann mit Risiken fuer andere Wirkungsempfaenger einhergehen. Das Skript verlangt deshalb, positive und negative Zustandsveraenderungen getrennt zu fuehren, bevor von positiver Netto-Wirkung gesprochen wird.</w:t>
+      </w:r>
+    </w:p>
+    <w:p>
+      <w:r>
+        <w:t>Fallpruefung. Wenn eine Bildungs- oder Forschungseinrichtung eine Wirkungsaussage fuer Lernende und Praxispartner pruefbar machen will, beginnt die Analyse bei Empfaengern, Wirkraum, Zeitraum und Datenquelle. Bei Warum diese Unterscheidung befreit muss dann geklaert werden, welche Begriffe, Quellen und Grenzen im Material sichtbar bleiben muessen. Eine tragfaehige Antwort benennt mindestens eine Quelle, eine offene Unsicherheit, eine moegliche Gegenbeobachtung und die Entscheidung, die nach der Bewertung geaendert wird.</w:t>
+      </w:r>
+    </w:p>
+    <w:p>
+      <w:r>
+        <w:t>Der Rueckfluss in den WOE-Korpus liegt hier in klaren Begriffen, sauber verlinkten Quellen und benannten Forschungsfragen. Wo Glossar, Werkzeuge, Journal oder Reader noch doppeldeutig bleiben, sollte Wirkleistung, Scheinleistung, Blindleistung und Verlustleistung nicht als fertige Gewissheit auftreten, sondern als pruefbarer Lernstand mit Korrekturpfad.</w:t>
       </w:r>
     </w:p>
     <w:p>

--- a/docs/studienskripte/word-rohfassungen/woek-g-v05.docx
+++ b/docs/studienskripte/word-rohfassungen/woek-g-v05.docx
@@ -2826,7 +2826,7 @@
     </w:p>
     <w:p>
       <w:r>
-        <w:t>Begriffliche Sicherung. Einleitung / Wirkungsfrage zeigt, warum Wirkleistung, Scheinleistung, Blindleistung und Verlustleistung mehr ist als ein Schlagwort im Feld Wirkpfade, Wirkungsempfaenger, Bewertung und Rueckkopplung. Die wirkungsoekonomische Frage lautet: Welche reale Veraenderung wird moeglich, welche bleibt nur Potenzial und wo entsteht ein Wirkungsrisiko? Diese Unterscheidung schuetzt vor Impact-Washing, weil sie Absicht, Aktivitaet, Reichweite und Wirkung auseinanderhaelt.</w:t>
+        <w:t>Begriffliche Sicherung. Bei Einleitung / Wirkungsfrage wird Wirkleistung, Scheinleistung, Blindleistung und Verlustleistung als Arbeitsfrage im Feld Wirkpfade, Wirkungsempfaenger, Bewertung und Rueckkopplung lesbar. Die wirkungsoekonomische Frage lautet: Welche reale Veraenderung wird moeglich, welche bleibt nur Potenzial und wo entsteht ein Wirkungsrisiko? Diese Unterscheidung schuetzt vor Impact-Washing, weil sie Absicht, Aktivitaet, Reichweite und Wirkung auseinanderhaelt.</w:t>
       </w:r>
     </w:p>
     <w:p>
@@ -2916,7 +2916,7 @@
     </w:p>
     <w:p>
       <w:r>
-        <w:t>Transferhinweis. Wirkleistung: was wirklich ankommt zeigt, warum Wirkleistung, Scheinleistung, Blindleistung und Verlustleistung mehr ist als ein Schlagwort im Feld Wirkpfade, Wirkungsempfaenger, Bewertung und Rueckkopplung. Die wirkungsoekonomische Frage lautet: Welche reale Veraenderung wird moeglich, welche bleibt nur Potenzial und wo entsteht ein Wirkungsrisiko? Diese Unterscheidung schuetzt vor Impact-Washing, weil sie Absicht, Aktivitaet, Reichweite und Wirkung auseinanderhaelt.</w:t>
+        <w:t>Transferhinweis. Bei Wirkleistung: was wirklich ankommt wird Wirkleistung, Scheinleistung, Blindleistung und Verlustleistung als Arbeitsfrage im Feld Wirkpfade, Wirkungsempfaenger, Bewertung und Rueckkopplung lesbar. Die wirkungsoekonomische Frage lautet: Welche reale Veraenderung wird moeglich, welche bleibt nur Potenzial und wo entsteht ein Wirkungsrisiko? Diese Unterscheidung schuetzt vor Impact-Washing, weil sie Absicht, Aktivitaet, Reichweite und Wirkung auseinanderhaelt.</w:t>
       </w:r>
     </w:p>
     <w:p>
@@ -3019,7 +3019,7 @@
     </w:p>
     <w:p>
       <w:r>
-        <w:t>Evidenzfenster. Warum diese Unterscheidung befreit zeigt, warum Wirkleistung, Scheinleistung, Blindleistung und Verlustleistung mehr ist als ein Schlagwort im Feld Wirkpfade, Wirkungsempfaenger, Bewertung und Rueckkopplung. Die wirkungsoekonomische Frage lautet: Welche reale Veraenderung wird moeglich, welche bleibt nur Potenzial und wo entsteht ein Wirkungsrisiko? Diese Unterscheidung schuetzt vor Impact-Washing, weil sie Absicht, Aktivitaet, Reichweite und Wirkung auseinanderhaelt.</w:t>
+        <w:t>Evidenzfenster. Bei Warum diese Unterscheidung befreit wird Wirkleistung, Scheinleistung, Blindleistung und Verlustleistung als Arbeitsfrage im Feld Wirkpfade, Wirkungsempfaenger, Bewertung und Rueckkopplung lesbar. Die wirkungsoekonomische Frage lautet: Welche reale Veraenderung wird moeglich, welche bleibt nur Potenzial und wo entsteht ein Wirkungsrisiko? Diese Unterscheidung schuetzt vor Impact-Washing, weil sie Absicht, Aktivitaet, Reichweite und Wirkung auseinanderhaelt.</w:t>
       </w:r>
     </w:p>
     <w:p>
@@ -3127,7 +3127,7 @@
     </w:p>
     <w:p>
       <w:r>
-        <w:t>Pruefungsimpuls. Wirkpfad zeigt, warum Wirkleistung, Scheinleistung, Blindleistung und Verlustleistung mehr ist als ein Schlagwort im Feld Wirkpfade, Wirkungsempfaenger, Bewertung und Rueckkopplung. Die wirkungsoekonomische Frage lautet: Welche reale Veraenderung wird moeglich, welche bleibt nur Potenzial und wo entsteht ein Wirkungsrisiko? Diese Unterscheidung schuetzt vor Impact-Washing, weil sie Absicht, Aktivitaet, Reichweite und Wirkung auseinanderhaelt.</w:t>
+        <w:t>Pruefungsimpuls. Bei Wirkpfad wird Wirkleistung, Scheinleistung, Blindleistung und Verlustleistung als Arbeitsfrage im Feld Wirkpfade, Wirkungsempfaenger, Bewertung und Rueckkopplung lesbar. Die wirkungsoekonomische Frage lautet: Welche reale Veraenderung wird moeglich, welche bleibt nur Potenzial und wo entsteht ein Wirkungsrisiko? Diese Unterscheidung schuetzt vor Impact-Washing, weil sie Absicht, Aktivitaet, Reichweite und Wirkung auseinanderhaelt.</w:t>
       </w:r>
     </w:p>
     <w:p>
@@ -3230,7 +3230,7 @@
     </w:p>
     <w:p>
       <w:r>
-        <w:t>Steuerungsfolge. Fallfenster zeigt, warum Wirkleistung, Scheinleistung, Blindleistung und Verlustleistung mehr ist als ein Schlagwort im Feld Wirkpfade, Wirkungsempfaenger, Bewertung und Rueckkopplung. Die wirkungsoekonomische Frage lautet: Welche reale Veraenderung wird moeglich, welche bleibt nur Potenzial und wo entsteht ein Wirkungsrisiko? Diese Unterscheidung schuetzt vor Impact-Washing, weil sie Absicht, Aktivitaet, Reichweite und Wirkung auseinanderhaelt.</w:t>
+        <w:t>Steuerungsfolge. Bei Fallfenster wird Wirkleistung, Scheinleistung, Blindleistung und Verlustleistung als Arbeitsfrage im Feld Wirkpfade, Wirkungsempfaenger, Bewertung und Rueckkopplung lesbar. Die wirkungsoekonomische Frage lautet: Welche reale Veraenderung wird moeglich, welche bleibt nur Potenzial und wo entsteht ein Wirkungsrisiko? Diese Unterscheidung schuetzt vor Impact-Washing, weil sie Absicht, Aktivitaet, Reichweite und Wirkung auseinanderhaelt.</w:t>
       </w:r>
     </w:p>
     <w:p>
@@ -3333,7 +3333,7 @@
     </w:p>
     <w:p>
       <w:r>
-        <w:t>Wirkpfadpruefung. Eine Anleihe bei der Elektrotechnik zeigt, warum Wirkleistung, Scheinleistung, Blindleistung und Verlustleistung mehr ist als ein Schlagwort im Feld Wirkpfade, Wirkungsempfaenger, Bewertung und Rueckkopplung. Die wirkungsoekonomische Frage lautet: Welche reale Veraenderung wird moeglich, welche bleibt nur Potenzial und wo entsteht ein Wirkungsrisiko? Diese Unterscheidung schuetzt vor Impact-Washing, weil sie Absicht, Aktivitaet, Reichweite und Wirkung auseinanderhaelt.</w:t>
+        <w:t>Wirkpfadpruefung. Bei Eine Anleihe bei der Elektrotechnik wird Wirkleistung, Scheinleistung, Blindleistung und Verlustleistung als Arbeitsfrage im Feld Wirkpfade, Wirkungsempfaenger, Bewertung und Rueckkopplung lesbar. Die wirkungsoekonomische Frage lautet: Welche reale Veraenderung wird moeglich, welche bleibt nur Potenzial und wo entsteht ein Wirkungsrisiko? Diese Unterscheidung schuetzt vor Impact-Washing, weil sie Absicht, Aktivitaet, Reichweite und Wirkung auseinanderhaelt.</w:t>
       </w:r>
     </w:p>
     <w:p>
@@ -3441,7 +3441,7 @@
     </w:p>
     <w:p>
       <w:r>
-        <w:t>Rueckflussnotiz. Die vier im Zusammenspiel zeigt, warum Wirkleistung, Scheinleistung, Blindleistung und Verlustleistung mehr ist als ein Schlagwort im Feld Wirkpfade, Wirkungsempfaenger, Bewertung und Rueckkopplung. Die wirkungsoekonomische Frage lautet: Welche reale Veraenderung wird moeglich, welche bleibt nur Potenzial und wo entsteht ein Wirkungsrisiko? Diese Unterscheidung schuetzt vor Impact-Washing, weil sie Absicht, Aktivitaet, Reichweite und Wirkung auseinanderhaelt.</w:t>
+        <w:t>Rueckflussnotiz. Bei Die vier im Zusammenspiel wird Wirkleistung, Scheinleistung, Blindleistung und Verlustleistung als Arbeitsfrage im Feld Wirkpfade, Wirkungsempfaenger, Bewertung und Rueckkopplung lesbar. Die wirkungsoekonomische Frage lautet: Welche reale Veraenderung wird moeglich, welche bleibt nur Potenzial und wo entsteht ein Wirkungsrisiko? Diese Unterscheidung schuetzt vor Impact-Washing, weil sie Absicht, Aktivitaet, Reichweite und Wirkung auseinanderhaelt.</w:t>
       </w:r>
     </w:p>
     <w:p>

--- a/docs/studienskripte/word-rohfassungen/woek-g-v05.docx
+++ b/docs/studienskripte/word-rohfassungen/woek-g-v05.docx
@@ -16,20 +16,7 @@
     </w:p>
     <w:p>
       <w:r>
-        <w:rPr>
-          <w:i/>
-        </w:rPr>
-        <w:t>Rohfassung fuer Claude / CI-CD-Finalisierung</w:t>
-      </w:r>
-    </w:p>
-    <w:p>
-      <w:r>
-        <w:t>Quelle: /Users/hagen/Documents/New project/content/studienskripte/woek-g-v05.md</w:t>
-      </w:r>
-    </w:p>
-    <w:p>
-      <w:r>
-        <w:t>Track: Grundstudium Wirkungsökonomie Kurscode: woek-g Vorlesungscode: V05 Modul/Abschnitt: G1.2 Titel: Wirkleistung, Scheinleistung, Blindleistung und Verlustleistung Status: Studienskript V1 · fachlich finale Codex-Fassung, Claude-CI/CD-Satzfreigabe offen Quelle: woek-akademie-app/content/lehrgaenge/woek-g-v05.md Ablage: Markdown-Master in content/studienskripte/woek-g-v05.md, Word-Rohfassung in docs/studienskripte/word-rohfassungen/woek-g-v05.docx Wissensbasis: aktuelles Grundlagenwerk, Website-Korpus inklusive Journal, Akademie-Quelltexte, Glossar, interne Dossiers und externe Fachquellen</w:t>
+        <w:t>Track: Grundstudium Wirkungsökonomie Kurscode: woek-g Vorlesungscode: V05 Modul/Abschnitt: G1.2 Titel: Wirkleistung, Scheinleistung, Blindleistung und Verlustleistung Status: Studienskript V1. Wissensbasis: aktuelles Grundlagenwerk, Website-Korpus inklusive Journal, Akademie-Quelltexte, Glossar, interne Dossiers und externe Fachquellen</w:t>
       </w:r>
     </w:p>
     <w:p>
@@ -96,11 +83,6 @@
     <w:p>
       <w:r>
         <w:t>&gt; Welche tatsächlichen Zustandsveränderungen werden durch Wirkleistung, Scheinleistung, Blindleistung und Verlustleistung möglich, wahrscheinlich oder riskant - und welche Bedingungen entscheiden darüber, ob aus Wirkungspotenzial tatsächliche Wirkung wird?</w:t>
-      </w:r>
-    </w:p>
-    <w:p>
-      <w:r>
-        <w:t>Dieses Studienskript ist die fachlich finale Codex-V1-Fassung fuer den Akademie-Reader und die oeffentliche Bibliothek. Claude uebernimmt danach Satz, CI/CD, PDF/Reader-Freigabe und die abschliessende Lektoratsabnahme.</w:t>
       </w:r>
     </w:p>
     <w:p>
@@ -709,7 +691,7 @@
         <w:pStyle w:val="ListBullet"/>
       </w:pPr>
       <w:r>
-        <w:t>✅ Richtig: B — Wirkung meint tatsächliche Veränderung von Zuständen, nicht Absicht, Aktivität oder Reichweite.</w:t>
+        <w:t>✅ Richtig: B - Wirkung meint tatsächliche Veränderung von Zuständen, nicht Absicht, Aktivität oder Reichweite.</w:t>
       </w:r>
     </w:p>
     <w:p>
@@ -730,7 +712,7 @@
         <w:pStyle w:val="ListBullet"/>
       </w:pPr>
       <w:r>
-        <w:t>✅ Richtig: B — Ein Auslöser erzeugt höchstens Wirkungspotenzial, solange keine tatsächliche Veränderung nachvollziehbar ist.</w:t>
+        <w:t>✅ Richtig: B - Ein Auslöser erzeugt höchstens Wirkungspotenzial, solange keine tatsächliche Veränderung nachvollziehbar ist.</w:t>
       </w:r>
     </w:p>
     <w:p>
@@ -751,7 +733,7 @@
         <w:pStyle w:val="ListBullet"/>
       </w:pPr>
       <w:r>
-        <w:t>✅ Richtig: C — Die WÖk bewertet Wirkpfade und Zustandsveränderungen, nicht den Wert von Menschen.</w:t>
+        <w:t>✅ Richtig: C - Die WÖk bewertet Wirkpfade und Zustandsveränderungen, nicht den Wert von Menschen.</w:t>
       </w:r>
     </w:p>
     <w:p>
@@ -772,7 +754,7 @@
         <w:pStyle w:val="ListBullet"/>
       </w:pPr>
       <w:r>
-        <w:t>✅ Richtig: A — Quellenklarheit und begriffliche Präzision sind Voraussetzungen für prüfbare Wirkungsaussagen.</w:t>
+        <w:t>✅ Richtig: A - Quellenklarheit und begriffliche Präzision sind Voraussetzungen für prüfbare Wirkungsaussagen.</w:t>
       </w:r>
     </w:p>
     <w:p>
@@ -793,7 +775,7 @@
         <w:pStyle w:val="ListBullet"/>
       </w:pPr>
       <w:r>
-        <w:t>✅ Richtig: B — Rückkopplung bedeutet Lernen und Nachsteuern anhand tatsächlicher Zustandsveränderungen.</w:t>
+        <w:t>✅ Richtig: B - Rückkopplung bedeutet Lernen und Nachsteuern anhand tatsächlicher Zustandsveränderungen.</w:t>
       </w:r>
     </w:p>
     <w:p>
@@ -814,7 +796,7 @@
         <w:pStyle w:val="ListBullet"/>
       </w:pPr>
       <w:r>
-        <w:t>✅ Richtig: A — Wenn eine Zielgröße gemeint ist, geht es um positive Netto-Wirkung im Referenzrahmen Mensch, Planet und Demokratie.</w:t>
+        <w:t>✅ Richtig: A - Wenn eine Zielgröße gemeint ist, geht es um positive Netto-Wirkung im Referenzrahmen Mensch, Planet und Demokratie.</w:t>
       </w:r>
     </w:p>
     <w:p>
@@ -994,11 +976,6 @@
       </w:pPr>
       <w:r>
         <w:t>7. Tiefenskript-Erweiterung Sprint 6</w:t>
-      </w:r>
-    </w:p>
-    <w:p>
-      <w:r>
-        <w:t>Status dieser Erweiterung: V1-finalisierte Codex-Erweiterung fuer Markdown-Master, Word-Rohfassung und Reader-Spiegel. Satz, Medienintegration, Lektorat und PDF-Freigabe bleiben der Claude-CI/CD-Lane vorbehalten.</w:t>
       </w:r>
     </w:p>
     <w:p>
@@ -2449,11 +2426,6 @@
       </w:r>
     </w:p>
     <w:p>
-      <w:r>
-        <w:t>Dieses Studienskript ist die fachlich finale Codex-V1-Fassung fuer den Akademie-Reader und die oeffentliche Bibliothek. Claude uebernimmt danach Satz, CI/CD, PDF/Reader-Freigabe und die abschliessende Lektoratsabnahme.</w:t>
-      </w:r>
-    </w:p>
-    <w:p>
       <w:pPr>
         <w:pStyle w:val="Heading3"/>
       </w:pPr>
@@ -3063,11 +3035,6 @@
       </w:r>
     </w:p>
     <w:p>
-      <w:r>
-        <w:t>Diese Finalisierung schliesst die Codex-Inhaltsproduktion fuer V05. Offen bleibt nicht der fachliche Kern des Skripts, sondern der naechste Produktionsschritt: Claude setzt daraus die CI/CD-konforme Reader- und PDF-Fassung, prueft Satz, Umbrueche, Medienintegration und Lektorat und markiert erst danach die veroeffentlichte Fassung als freigegeben.</w:t>
-      </w:r>
-    </w:p>
-    <w:p>
       <w:pPr>
         <w:pStyle w:val="Heading2"/>
       </w:pPr>
@@ -3088,7 +3055,7 @@
         <w:pStyle w:val="ListBullet"/>
       </w:pPr>
       <w:r>
-        <w:t>woek-akademie-app/content/lehrgaenge/woek-g-v05.md — unmittelbarer Akademie-Quelltext dieser V1-Fassung.</w:t>
+        <w:t>woek-akademie-app/content/lehrgaenge/woek-g-v05.md - unmittelbarer Akademie-Quelltext dieser V1-Fassung.</w:t>
       </w:r>
     </w:p>
     <w:p>
@@ -3096,7 +3063,7 @@
         <w:pStyle w:val="ListBullet"/>
       </w:pPr>
       <w:r>
-        <w:t>assets/pdf/die-neue-ordnung-des-wohlstands.pdf und buch.html — aktuelles Grundlagenwerk.</w:t>
+        <w:t>assets/pdf/die-neue-ordnung-des-wohlstands.pdf und buch.html - aktuelles Grundlagenwerk.</w:t>
       </w:r>
     </w:p>
     <w:p>
@@ -3105,22 +3072,6 @@
       </w:pPr>
       <w:r>
         <w:t>Website-Korpus: Referenz, Wirkungsfelder, Werkzeuge, Glossar, Bibliothek und Journal.</w:t>
-      </w:r>
-    </w:p>
-    <w:p>
-      <w:pPr>
-        <w:pStyle w:val="ListBullet"/>
-      </w:pPr>
-      <w:r>
-        <w:t>docs/CODEX-HANDOFF-studienskripte.md — Produktionsstandard.</w:t>
-      </w:r>
-    </w:p>
-    <w:p>
-      <w:pPr>
-        <w:pStyle w:val="ListBullet"/>
-      </w:pPr>
-      <w:r>
-        <w:t>docs/CODEX-HANDOFF-pruefungen.md — geschützte Prüfungs- und Antwortlogik.</w:t>
       </w:r>
     </w:p>
     <w:p>
